--- a/manuscripts/manuscript.docx
+++ b/manuscripts/manuscript.docx
@@ -91,7 +91,7 @@
         <w:t xml:space="preserve"> </w:t>
       </w:r>
       <w:r>
-        <w:t xml:space="preserve">Study</w:t>
+        <w:t xml:space="preserve">Evaluation</w:t>
       </w:r>
       <w:r>
         <w:t xml:space="preserve"> </w:t>
@@ -10749,7 +10749,7 @@
           <w:rPr>
             <w:rStyle w:val="Hyperlink"/>
           </w:rPr>
-          <w:t xml:space="preserve">andrewcistola/bootstrap-simulation-in-health-plan-payment-integrity</w:t>
+          <w:t xml:space="preserve">andrewcistola/comparing-improper-payment-estimators</w:t>
         </w:r>
       </w:hyperlink>
       <w:r>

--- a/manuscripts/manuscript.docx
+++ b/manuscripts/manuscript.docx
@@ -738,7 +738,7 @@
         <w:pStyle w:val="FirstParagraph"/>
       </w:pPr>
       <w:r>
-        <w:t xml:space="preserve">To our knowledge, the comparative accuracy of these methods, and in particular the validity of the simulation’s intervals, has not been tested against a known truth.</w:t>
+        <w:t xml:space="preserve">To our knowledge, the comparative accuracy of these methods, and in particular the validity of the simulation’s intervals, has not been tested against a known truth. A companion narrative review sets out each program’s design and the evidence on interval accuracy in detail (Cistola 2026).</w:t>
       </w:r>
     </w:p>
     <w:bookmarkEnd w:id="22"/>
@@ -793,35 +793,47 @@
       <w:r>
         <w:t xml:space="preserve">The methods are:</w:t>
       </w:r>
-      <w:r>
-        <w:t xml:space="preserve"> </w:t>
-      </w:r>
-      <w:r>
-        <w:t xml:space="preserve">- the three design-based analytic estimators in use (expansion, ratio and regression);</w:t>
-      </w:r>
-      <w:r>
-        <w:t xml:space="preserve"> </w:t>
-      </w:r>
-      <w:r>
-        <w:t xml:space="preserve">- audit-finding bootstrap simulation.</w:t>
-      </w:r>
-    </w:p>
-    <w:p>
-      <w:pPr>
-        <w:pStyle w:val="BodyText"/>
+    </w:p>
+    <w:p>
+      <w:pPr>
+        <w:numPr>
+          <w:ilvl w:val="0"/>
+          <w:numId w:val="1005"/>
+        </w:numPr>
+        <w:pStyle w:val="Compact"/>
+      </w:pPr>
+      <w:r>
+        <w:t xml:space="preserve">the three design-based analytic estimators in use (expansion, ratio and regression);</w:t>
+      </w:r>
+    </w:p>
+    <w:p>
+      <w:pPr>
+        <w:numPr>
+          <w:ilvl w:val="0"/>
+          <w:numId w:val="1005"/>
+        </w:numPr>
+        <w:pStyle w:val="Compact"/>
+      </w:pPr>
+      <w:r>
+        <w:t xml:space="preserve">audit-finding bootstrap simulation.</w:t>
+      </w:r>
+    </w:p>
+    <w:p>
+      <w:pPr>
+        <w:pStyle w:val="FirstParagraph"/>
       </w:pPr>
       <w:r>
         <w:t xml:space="preserve">Accuracy has two parts:</w:t>
       </w:r>
-      <w:r>
-        <w:t xml:space="preserve"> </w:t>
-      </w:r>
-      <w:r>
-        <w:t xml:space="preserve">-</w:t>
-      </w:r>
-      <w:r>
-        <w:t xml:space="preserve"> </w:t>
-      </w:r>
+    </w:p>
+    <w:p>
+      <w:pPr>
+        <w:numPr>
+          <w:ilvl w:val="0"/>
+          <w:numId w:val="1006"/>
+        </w:numPr>
+        <w:pStyle w:val="Compact"/>
+      </w:pPr>
       <w:r>
         <w:rPr>
           <w:bCs/>
@@ -835,15 +847,15 @@
       <w:r>
         <w:t xml:space="preserve">how close the point estimate is to the true improper payment.</w:t>
       </w:r>
-      <w:r>
-        <w:t xml:space="preserve"> </w:t>
-      </w:r>
-      <w:r>
-        <w:t xml:space="preserve">-</w:t>
-      </w:r>
-      <w:r>
-        <w:t xml:space="preserve"> </w:t>
-      </w:r>
+    </w:p>
+    <w:p>
+      <w:pPr>
+        <w:numPr>
+          <w:ilvl w:val="0"/>
+          <w:numId w:val="1006"/>
+        </w:numPr>
+        <w:pStyle w:val="Compact"/>
+      </w:pPr>
       <w:r>
         <w:rPr>
           <w:bCs/>
@@ -860,7 +872,7 @@
     </w:p>
     <w:p>
       <w:pPr>
-        <w:pStyle w:val="BodyText"/>
+        <w:pStyle w:val="FirstParagraph"/>
       </w:pPr>
       <w:r>
         <w:t xml:space="preserve">The specific aims are to:</w:t>
@@ -870,7 +882,7 @@
       <w:pPr>
         <w:numPr>
           <w:ilvl w:val="0"/>
-          <w:numId w:val="1005"/>
+          <w:numId w:val="1007"/>
         </w:numPr>
         <w:pStyle w:val="Compact"/>
       </w:pPr>
@@ -882,7 +894,7 @@
       <w:pPr>
         <w:numPr>
           <w:ilvl w:val="0"/>
-          <w:numId w:val="1005"/>
+          <w:numId w:val="1007"/>
         </w:numPr>
         <w:pStyle w:val="Compact"/>
       </w:pPr>
@@ -894,7 +906,7 @@
       <w:pPr>
         <w:numPr>
           <w:ilvl w:val="0"/>
-          <w:numId w:val="1005"/>
+          <w:numId w:val="1007"/>
         </w:numPr>
         <w:pStyle w:val="Compact"/>
       </w:pPr>
@@ -906,7 +918,7 @@
       <w:pPr>
         <w:numPr>
           <w:ilvl w:val="0"/>
-          <w:numId w:val="1005"/>
+          <w:numId w:val="1007"/>
         </w:numPr>
         <w:pStyle w:val="Compact"/>
       </w:pPr>
@@ -953,7 +965,7 @@
       <w:pPr>
         <w:numPr>
           <w:ilvl w:val="0"/>
-          <w:numId w:val="1006"/>
+          <w:numId w:val="1008"/>
         </w:numPr>
         <w:pStyle w:val="Compact"/>
       </w:pPr>
@@ -975,7 +987,7 @@
       <w:pPr>
         <w:numPr>
           <w:ilvl w:val="0"/>
-          <w:numId w:val="1006"/>
+          <w:numId w:val="1008"/>
         </w:numPr>
         <w:pStyle w:val="Compact"/>
       </w:pPr>
@@ -1010,7 +1022,7 @@
       <w:pPr>
         <w:numPr>
           <w:ilvl w:val="0"/>
-          <w:numId w:val="1006"/>
+          <w:numId w:val="1008"/>
         </w:numPr>
         <w:pStyle w:val="Compact"/>
       </w:pPr>
@@ -1594,7 +1606,7 @@
       <w:pPr>
         <w:numPr>
           <w:ilvl w:val="0"/>
-          <w:numId w:val="1007"/>
+          <w:numId w:val="1009"/>
         </w:numPr>
         <w:pStyle w:val="Compact"/>
       </w:pPr>
@@ -1606,7 +1618,7 @@
       <w:pPr>
         <w:numPr>
           <w:ilvl w:val="0"/>
-          <w:numId w:val="1007"/>
+          <w:numId w:val="1009"/>
         </w:numPr>
         <w:pStyle w:val="Compact"/>
       </w:pPr>
@@ -1618,7 +1630,7 @@
       <w:pPr>
         <w:numPr>
           <w:ilvl w:val="0"/>
-          <w:numId w:val="1007"/>
+          <w:numId w:val="1009"/>
         </w:numPr>
         <w:pStyle w:val="Compact"/>
       </w:pPr>
@@ -1630,7 +1642,7 @@
       <w:pPr>
         <w:numPr>
           <w:ilvl w:val="0"/>
-          <w:numId w:val="1007"/>
+          <w:numId w:val="1009"/>
         </w:numPr>
         <w:pStyle w:val="Compact"/>
       </w:pPr>
@@ -1678,7 +1690,7 @@
       <w:pPr>
         <w:numPr>
           <w:ilvl w:val="0"/>
-          <w:numId w:val="1008"/>
+          <w:numId w:val="1010"/>
         </w:numPr>
         <w:pStyle w:val="Compact"/>
       </w:pPr>
@@ -1700,7 +1712,7 @@
       <w:pPr>
         <w:numPr>
           <w:ilvl w:val="0"/>
-          <w:numId w:val="1008"/>
+          <w:numId w:val="1010"/>
         </w:numPr>
         <w:pStyle w:val="Compact"/>
       </w:pPr>
@@ -1722,7 +1734,7 @@
       <w:pPr>
         <w:numPr>
           <w:ilvl w:val="0"/>
-          <w:numId w:val="1008"/>
+          <w:numId w:val="1010"/>
         </w:numPr>
         <w:pStyle w:val="Compact"/>
       </w:pPr>
@@ -1734,7 +1746,7 @@
       <w:pPr>
         <w:numPr>
           <w:ilvl w:val="0"/>
-          <w:numId w:val="1008"/>
+          <w:numId w:val="1010"/>
         </w:numPr>
         <w:pStyle w:val="Compact"/>
       </w:pPr>
@@ -1830,7 +1842,7 @@
       <w:pPr>
         <w:numPr>
           <w:ilvl w:val="0"/>
-          <w:numId w:val="1009"/>
+          <w:numId w:val="1011"/>
         </w:numPr>
         <w:pStyle w:val="Compact"/>
       </w:pPr>
@@ -1852,7 +1864,7 @@
       <w:pPr>
         <w:numPr>
           <w:ilvl w:val="0"/>
-          <w:numId w:val="1009"/>
+          <w:numId w:val="1011"/>
         </w:numPr>
         <w:pStyle w:val="Compact"/>
       </w:pPr>
@@ -1874,7 +1886,7 @@
       <w:pPr>
         <w:numPr>
           <w:ilvl w:val="0"/>
-          <w:numId w:val="1009"/>
+          <w:numId w:val="1011"/>
         </w:numPr>
         <w:pStyle w:val="Compact"/>
       </w:pPr>
@@ -2006,7 +2018,7 @@
       <w:pPr>
         <w:numPr>
           <w:ilvl w:val="0"/>
-          <w:numId w:val="1010"/>
+          <w:numId w:val="1012"/>
         </w:numPr>
         <w:pStyle w:val="Compact"/>
       </w:pPr>
@@ -2028,7 +2040,7 @@
       <w:pPr>
         <w:numPr>
           <w:ilvl w:val="0"/>
-          <w:numId w:val="1010"/>
+          <w:numId w:val="1012"/>
         </w:numPr>
         <w:pStyle w:val="Compact"/>
       </w:pPr>
@@ -2097,7 +2109,7 @@
       <w:pPr>
         <w:numPr>
           <w:ilvl w:val="0"/>
-          <w:numId w:val="1011"/>
+          <w:numId w:val="1013"/>
         </w:numPr>
         <w:pStyle w:val="Compact"/>
       </w:pPr>
@@ -2119,7 +2131,7 @@
       <w:pPr>
         <w:numPr>
           <w:ilvl w:val="0"/>
-          <w:numId w:val="1011"/>
+          <w:numId w:val="1013"/>
         </w:numPr>
         <w:pStyle w:val="Compact"/>
       </w:pPr>
@@ -2170,7 +2182,7 @@
       <w:pPr>
         <w:numPr>
           <w:ilvl w:val="0"/>
-          <w:numId w:val="1012"/>
+          <w:numId w:val="1014"/>
         </w:numPr>
         <w:pStyle w:val="Compact"/>
       </w:pPr>
@@ -2211,7 +2223,7 @@
       <w:pPr>
         <w:numPr>
           <w:ilvl w:val="0"/>
-          <w:numId w:val="1012"/>
+          <w:numId w:val="1014"/>
         </w:numPr>
         <w:pStyle w:val="Compact"/>
       </w:pPr>
@@ -2236,7 +2248,7 @@
       <w:pPr>
         <w:numPr>
           <w:ilvl w:val="0"/>
-          <w:numId w:val="1012"/>
+          <w:numId w:val="1014"/>
         </w:numPr>
         <w:pStyle w:val="Compact"/>
       </w:pPr>
@@ -2248,7 +2260,7 @@
       <w:pPr>
         <w:numPr>
           <w:ilvl w:val="0"/>
-          <w:numId w:val="1012"/>
+          <w:numId w:val="1014"/>
         </w:numPr>
         <w:pStyle w:val="Compact"/>
       </w:pPr>
@@ -2382,7 +2394,7 @@
       <w:pPr>
         <w:numPr>
           <w:ilvl w:val="0"/>
-          <w:numId w:val="1013"/>
+          <w:numId w:val="1015"/>
         </w:numPr>
         <w:pStyle w:val="Compact"/>
       </w:pPr>
@@ -2404,7 +2416,7 @@
       <w:pPr>
         <w:numPr>
           <w:ilvl w:val="0"/>
-          <w:numId w:val="1013"/>
+          <w:numId w:val="1015"/>
         </w:numPr>
         <w:pStyle w:val="Compact"/>
       </w:pPr>
@@ -2426,7 +2438,7 @@
       <w:pPr>
         <w:numPr>
           <w:ilvl w:val="0"/>
-          <w:numId w:val="1013"/>
+          <w:numId w:val="1015"/>
         </w:numPr>
         <w:pStyle w:val="Compact"/>
       </w:pPr>
@@ -2456,7 +2468,7 @@
       <w:pPr>
         <w:numPr>
           <w:ilvl w:val="0"/>
-          <w:numId w:val="1014"/>
+          <w:numId w:val="1016"/>
         </w:numPr>
         <w:pStyle w:val="Compact"/>
       </w:pPr>
@@ -2468,7 +2480,7 @@
       <w:pPr>
         <w:numPr>
           <w:ilvl w:val="0"/>
-          <w:numId w:val="1014"/>
+          <w:numId w:val="1016"/>
         </w:numPr>
         <w:pStyle w:val="Compact"/>
       </w:pPr>
@@ -6410,7 +6422,7 @@
       <w:pPr>
         <w:numPr>
           <w:ilvl w:val="0"/>
-          <w:numId w:val="1015"/>
+          <w:numId w:val="1017"/>
         </w:numPr>
         <w:pStyle w:val="Compact"/>
       </w:pPr>
@@ -6432,7 +6444,7 @@
       <w:pPr>
         <w:numPr>
           <w:ilvl w:val="0"/>
-          <w:numId w:val="1015"/>
+          <w:numId w:val="1017"/>
         </w:numPr>
         <w:pStyle w:val="Compact"/>
       </w:pPr>
@@ -6951,7 +6963,7 @@
       <w:pPr>
         <w:numPr>
           <w:ilvl w:val="0"/>
-          <w:numId w:val="1016"/>
+          <w:numId w:val="1018"/>
         </w:numPr>
         <w:pStyle w:val="Compact"/>
       </w:pPr>
@@ -6973,7 +6985,7 @@
       <w:pPr>
         <w:numPr>
           <w:ilvl w:val="0"/>
-          <w:numId w:val="1016"/>
+          <w:numId w:val="1018"/>
         </w:numPr>
         <w:pStyle w:val="Compact"/>
       </w:pPr>
@@ -6995,7 +7007,7 @@
       <w:pPr>
         <w:numPr>
           <w:ilvl w:val="0"/>
-          <w:numId w:val="1016"/>
+          <w:numId w:val="1018"/>
         </w:numPr>
         <w:pStyle w:val="Compact"/>
       </w:pPr>
@@ -7025,7 +7037,7 @@
       <w:pPr>
         <w:numPr>
           <w:ilvl w:val="0"/>
-          <w:numId w:val="1017"/>
+          <w:numId w:val="1019"/>
         </w:numPr>
         <w:pStyle w:val="Compact"/>
       </w:pPr>
@@ -7047,7 +7059,7 @@
       <w:pPr>
         <w:numPr>
           <w:ilvl w:val="0"/>
-          <w:numId w:val="1017"/>
+          <w:numId w:val="1019"/>
         </w:numPr>
         <w:pStyle w:val="Compact"/>
       </w:pPr>
@@ -9382,7 +9394,7 @@
       <w:pPr>
         <w:numPr>
           <w:ilvl w:val="0"/>
-          <w:numId w:val="1018"/>
+          <w:numId w:val="1020"/>
         </w:numPr>
         <w:pStyle w:val="Compact"/>
       </w:pPr>
@@ -9404,7 +9416,7 @@
       <w:pPr>
         <w:numPr>
           <w:ilvl w:val="0"/>
-          <w:numId w:val="1018"/>
+          <w:numId w:val="1020"/>
         </w:numPr>
         <w:pStyle w:val="Compact"/>
       </w:pPr>
@@ -9426,7 +9438,7 @@
       <w:pPr>
         <w:numPr>
           <w:ilvl w:val="0"/>
-          <w:numId w:val="1018"/>
+          <w:numId w:val="1020"/>
         </w:numPr>
         <w:pStyle w:val="Compact"/>
       </w:pPr>
@@ -9448,7 +9460,7 @@
       <w:pPr>
         <w:numPr>
           <w:ilvl w:val="0"/>
-          <w:numId w:val="1018"/>
+          <w:numId w:val="1020"/>
         </w:numPr>
         <w:pStyle w:val="Compact"/>
       </w:pPr>
@@ -9470,7 +9482,7 @@
       <w:pPr>
         <w:numPr>
           <w:ilvl w:val="0"/>
-          <w:numId w:val="1018"/>
+          <w:numId w:val="1020"/>
         </w:numPr>
         <w:pStyle w:val="Compact"/>
       </w:pPr>
@@ -9894,7 +9906,7 @@
       <w:pPr>
         <w:numPr>
           <w:ilvl w:val="0"/>
-          <w:numId w:val="1019"/>
+          <w:numId w:val="1021"/>
         </w:numPr>
         <w:pStyle w:val="Compact"/>
       </w:pPr>
@@ -9916,7 +9928,7 @@
       <w:pPr>
         <w:numPr>
           <w:ilvl w:val="0"/>
-          <w:numId w:val="1019"/>
+          <w:numId w:val="1021"/>
         </w:numPr>
         <w:pStyle w:val="Compact"/>
       </w:pPr>
@@ -9938,7 +9950,7 @@
       <w:pPr>
         <w:numPr>
           <w:ilvl w:val="0"/>
-          <w:numId w:val="1019"/>
+          <w:numId w:val="1021"/>
         </w:numPr>
         <w:pStyle w:val="Compact"/>
       </w:pPr>
@@ -10200,7 +10212,7 @@
       <w:pPr>
         <w:numPr>
           <w:ilvl w:val="0"/>
-          <w:numId w:val="1020"/>
+          <w:numId w:val="1022"/>
         </w:numPr>
         <w:pStyle w:val="Compact"/>
       </w:pPr>
@@ -10222,7 +10234,7 @@
       <w:pPr>
         <w:numPr>
           <w:ilvl w:val="0"/>
-          <w:numId w:val="1020"/>
+          <w:numId w:val="1022"/>
         </w:numPr>
         <w:pStyle w:val="Compact"/>
       </w:pPr>
@@ -10280,7 +10292,7 @@
       <w:pPr>
         <w:numPr>
           <w:ilvl w:val="0"/>
-          <w:numId w:val="1021"/>
+          <w:numId w:val="1023"/>
         </w:numPr>
         <w:pStyle w:val="Compact"/>
       </w:pPr>
@@ -10302,7 +10314,7 @@
       <w:pPr>
         <w:numPr>
           <w:ilvl w:val="0"/>
-          <w:numId w:val="1021"/>
+          <w:numId w:val="1023"/>
         </w:numPr>
         <w:pStyle w:val="Compact"/>
       </w:pPr>
@@ -10324,7 +10336,7 @@
       <w:pPr>
         <w:numPr>
           <w:ilvl w:val="1"/>
-          <w:numId w:val="1022"/>
+          <w:numId w:val="1024"/>
         </w:numPr>
         <w:pStyle w:val="Compact"/>
       </w:pPr>
@@ -10336,7 +10348,7 @@
       <w:pPr>
         <w:numPr>
           <w:ilvl w:val="1"/>
-          <w:numId w:val="1022"/>
+          <w:numId w:val="1024"/>
         </w:numPr>
         <w:pStyle w:val="Compact"/>
       </w:pPr>
@@ -10348,7 +10360,7 @@
       <w:pPr>
         <w:numPr>
           <w:ilvl w:val="1"/>
-          <w:numId w:val="1022"/>
+          <w:numId w:val="1024"/>
         </w:numPr>
         <w:pStyle w:val="Compact"/>
       </w:pPr>
@@ -10360,7 +10372,7 @@
       <w:pPr>
         <w:numPr>
           <w:ilvl w:val="0"/>
-          <w:numId w:val="1021"/>
+          <w:numId w:val="1023"/>
         </w:numPr>
         <w:pStyle w:val="Compact"/>
       </w:pPr>
@@ -10382,7 +10394,7 @@
       <w:pPr>
         <w:numPr>
           <w:ilvl w:val="0"/>
-          <w:numId w:val="1021"/>
+          <w:numId w:val="1023"/>
         </w:numPr>
         <w:pStyle w:val="Compact"/>
       </w:pPr>
@@ -10404,7 +10416,7 @@
       <w:pPr>
         <w:numPr>
           <w:ilvl w:val="0"/>
-          <w:numId w:val="1021"/>
+          <w:numId w:val="1023"/>
         </w:numPr>
         <w:pStyle w:val="Compact"/>
       </w:pPr>
@@ -10426,7 +10438,7 @@
       <w:pPr>
         <w:numPr>
           <w:ilvl w:val="0"/>
-          <w:numId w:val="1021"/>
+          <w:numId w:val="1023"/>
         </w:numPr>
         <w:pStyle w:val="Compact"/>
       </w:pPr>
@@ -10459,7 +10471,7 @@
       <w:pPr>
         <w:numPr>
           <w:ilvl w:val="0"/>
-          <w:numId w:val="1023"/>
+          <w:numId w:val="1025"/>
         </w:numPr>
         <w:pStyle w:val="Compact"/>
       </w:pPr>
@@ -10520,7 +10532,7 @@
       <w:pPr>
         <w:numPr>
           <w:ilvl w:val="0"/>
-          <w:numId w:val="1023"/>
+          <w:numId w:val="1025"/>
         </w:numPr>
         <w:pStyle w:val="Compact"/>
       </w:pPr>
@@ -10542,7 +10554,7 @@
       <w:pPr>
         <w:numPr>
           <w:ilvl w:val="1"/>
-          <w:numId w:val="1024"/>
+          <w:numId w:val="1026"/>
         </w:numPr>
         <w:pStyle w:val="Compact"/>
       </w:pPr>
@@ -10564,7 +10576,7 @@
       <w:pPr>
         <w:numPr>
           <w:ilvl w:val="1"/>
-          <w:numId w:val="1024"/>
+          <w:numId w:val="1026"/>
         </w:numPr>
         <w:pStyle w:val="Compact"/>
       </w:pPr>
@@ -10586,7 +10598,7 @@
       <w:pPr>
         <w:numPr>
           <w:ilvl w:val="1"/>
-          <w:numId w:val="1024"/>
+          <w:numId w:val="1026"/>
         </w:numPr>
         <w:pStyle w:val="Compact"/>
       </w:pPr>
@@ -10608,7 +10620,7 @@
       <w:pPr>
         <w:numPr>
           <w:ilvl w:val="1"/>
-          <w:numId w:val="1024"/>
+          <w:numId w:val="1026"/>
         </w:numPr>
         <w:pStyle w:val="Compact"/>
       </w:pPr>
@@ -10630,7 +10642,7 @@
       <w:pPr>
         <w:numPr>
           <w:ilvl w:val="0"/>
-          <w:numId w:val="1023"/>
+          <w:numId w:val="1025"/>
         </w:numPr>
         <w:pStyle w:val="Compact"/>
       </w:pPr>
@@ -10652,43 +10664,43 @@
       <w:pPr>
         <w:numPr>
           <w:ilvl w:val="1"/>
+          <w:numId w:val="1027"/>
+        </w:numPr>
+        <w:pStyle w:val="Compact"/>
+      </w:pPr>
+      <w:r>
+        <w:t xml:space="preserve">state-level PERM eligibility rates, which carry federal match consequences from FY 2030 (P.L. 119-21);</w:t>
+      </w:r>
+    </w:p>
+    <w:p>
+      <w:pPr>
+        <w:numPr>
+          <w:ilvl w:val="1"/>
+          <w:numId w:val="1027"/>
+        </w:numPr>
+        <w:pStyle w:val="Compact"/>
+      </w:pPr>
+      <w:r>
+        <w:t xml:space="preserve">State-based Exchange measurement from 2027;</w:t>
+      </w:r>
+    </w:p>
+    <w:p>
+      <w:pPr>
+        <w:numPr>
+          <w:ilvl w:val="1"/>
+          <w:numId w:val="1027"/>
+        </w:numPr>
+        <w:pStyle w:val="Compact"/>
+      </w:pPr>
+      <w:r>
+        <w:t xml:space="preserve">contract-level RADV, where the interval becomes a lower bound for recovery and one-sided coverage matters.</w:t>
+      </w:r>
+    </w:p>
+    <w:p>
+      <w:pPr>
+        <w:numPr>
+          <w:ilvl w:val="0"/>
           <w:numId w:val="1025"/>
-        </w:numPr>
-        <w:pStyle w:val="Compact"/>
-      </w:pPr>
-      <w:r>
-        <w:t xml:space="preserve">state-level PERM eligibility rates, which carry federal match consequences from FY 2030 (P.L. 119-21);</w:t>
-      </w:r>
-    </w:p>
-    <w:p>
-      <w:pPr>
-        <w:numPr>
-          <w:ilvl w:val="1"/>
-          <w:numId w:val="1025"/>
-        </w:numPr>
-        <w:pStyle w:val="Compact"/>
-      </w:pPr>
-      <w:r>
-        <w:t xml:space="preserve">State-based Exchange measurement from 2027;</w:t>
-      </w:r>
-    </w:p>
-    <w:p>
-      <w:pPr>
-        <w:numPr>
-          <w:ilvl w:val="1"/>
-          <w:numId w:val="1025"/>
-        </w:numPr>
-        <w:pStyle w:val="Compact"/>
-      </w:pPr>
-      <w:r>
-        <w:t xml:space="preserve">contract-level RADV, where the interval becomes a lower bound for recovery and one-sided coverage matters.</w:t>
-      </w:r>
-    </w:p>
-    <w:p>
-      <w:pPr>
-        <w:numPr>
-          <w:ilvl w:val="0"/>
-          <w:numId w:val="1023"/>
         </w:numPr>
         <w:pStyle w:val="Compact"/>
       </w:pPr>
@@ -10788,7 +10800,7 @@
       <w:pPr>
         <w:numPr>
           <w:ilvl w:val="0"/>
-          <w:numId w:val="1026"/>
+          <w:numId w:val="1028"/>
         </w:numPr>
         <w:pStyle w:val="Compact"/>
       </w:pPr>
@@ -10816,7 +10828,7 @@
       <w:pPr>
         <w:numPr>
           <w:ilvl w:val="0"/>
-          <w:numId w:val="1026"/>
+          <w:numId w:val="1028"/>
         </w:numPr>
         <w:pStyle w:val="Compact"/>
       </w:pPr>
@@ -10828,7 +10840,7 @@
       <w:pPr>
         <w:numPr>
           <w:ilvl w:val="0"/>
-          <w:numId w:val="1026"/>
+          <w:numId w:val="1028"/>
         </w:numPr>
         <w:pStyle w:val="Compact"/>
       </w:pPr>
@@ -10840,7 +10852,7 @@
       <w:pPr>
         <w:numPr>
           <w:ilvl w:val="0"/>
-          <w:numId w:val="1026"/>
+          <w:numId w:val="1028"/>
         </w:numPr>
         <w:pStyle w:val="Compact"/>
       </w:pPr>
@@ -10852,7 +10864,7 @@
       <w:pPr>
         <w:numPr>
           <w:ilvl w:val="0"/>
-          <w:numId w:val="1026"/>
+          <w:numId w:val="1028"/>
         </w:numPr>
         <w:pStyle w:val="Compact"/>
       </w:pPr>
@@ -10864,7 +10876,7 @@
       <w:pPr>
         <w:numPr>
           <w:ilvl w:val="0"/>
-          <w:numId w:val="1026"/>
+          <w:numId w:val="1028"/>
         </w:numPr>
         <w:pStyle w:val="Compact"/>
       </w:pPr>
@@ -10876,7 +10888,7 @@
       <w:pPr>
         <w:numPr>
           <w:ilvl w:val="0"/>
-          <w:numId w:val="1026"/>
+          <w:numId w:val="1028"/>
         </w:numPr>
         <w:pStyle w:val="Compact"/>
       </w:pPr>
@@ -10888,7 +10900,7 @@
       <w:pPr>
         <w:numPr>
           <w:ilvl w:val="0"/>
-          <w:numId w:val="1026"/>
+          <w:numId w:val="1028"/>
         </w:numPr>
         <w:pStyle w:val="Compact"/>
       </w:pPr>
@@ -10900,7 +10912,7 @@
       <w:pPr>
         <w:numPr>
           <w:ilvl w:val="0"/>
-          <w:numId w:val="1026"/>
+          <w:numId w:val="1028"/>
         </w:numPr>
         <w:pStyle w:val="Compact"/>
       </w:pPr>
@@ -10912,7 +10924,34 @@
       <w:pPr>
         <w:numPr>
           <w:ilvl w:val="0"/>
-          <w:numId w:val="1026"/>
+          <w:numId w:val="1028"/>
+        </w:numPr>
+        <w:pStyle w:val="Compact"/>
+      </w:pPr>
+      <w:r>
+        <w:t xml:space="preserve">Cistola A (2026). Methods for estimating improper payments in federal health programs: a narrative review of their comparative accuracy. Companion review,</w:t>
+      </w:r>
+      <w:r>
+        <w:t xml:space="preserve"> </w:t>
+      </w:r>
+      <w:r>
+        <w:rPr>
+          <w:rStyle w:val="VerbatimChar"/>
+        </w:rPr>
+        <w:t xml:space="preserve">literature-review/</w:t>
+      </w:r>
+      <w:r>
+        <w:t xml:space="preserve"> </w:t>
+      </w:r>
+      <w:r>
+        <w:t xml:space="preserve">in the study repository.</w:t>
+      </w:r>
+    </w:p>
+    <w:p>
+      <w:pPr>
+        <w:numPr>
+          <w:ilvl w:val="0"/>
+          <w:numId w:val="1028"/>
         </w:numPr>
         <w:pStyle w:val="Compact"/>
       </w:pPr>
@@ -10937,7 +10976,7 @@
       <w:pPr>
         <w:numPr>
           <w:ilvl w:val="0"/>
-          <w:numId w:val="1026"/>
+          <w:numId w:val="1028"/>
         </w:numPr>
         <w:pStyle w:val="Compact"/>
       </w:pPr>
@@ -10962,7 +11001,7 @@
       <w:pPr>
         <w:numPr>
           <w:ilvl w:val="0"/>
-          <w:numId w:val="1026"/>
+          <w:numId w:val="1028"/>
         </w:numPr>
         <w:pStyle w:val="Compact"/>
       </w:pPr>
@@ -10974,7 +11013,7 @@
       <w:pPr>
         <w:numPr>
           <w:ilvl w:val="0"/>
-          <w:numId w:val="1026"/>
+          <w:numId w:val="1028"/>
         </w:numPr>
         <w:pStyle w:val="Compact"/>
       </w:pPr>
@@ -11002,7 +11041,7 @@
       <w:pPr>
         <w:numPr>
           <w:ilvl w:val="0"/>
-          <w:numId w:val="1026"/>
+          <w:numId w:val="1028"/>
         </w:numPr>
         <w:pStyle w:val="Compact"/>
       </w:pPr>
@@ -11030,7 +11069,7 @@
       <w:pPr>
         <w:numPr>
           <w:ilvl w:val="0"/>
-          <w:numId w:val="1026"/>
+          <w:numId w:val="1028"/>
         </w:numPr>
         <w:pStyle w:val="Compact"/>
       </w:pPr>
@@ -11055,7 +11094,7 @@
       <w:pPr>
         <w:numPr>
           <w:ilvl w:val="0"/>
-          <w:numId w:val="1026"/>
+          <w:numId w:val="1028"/>
         </w:numPr>
         <w:pStyle w:val="Compact"/>
       </w:pPr>
@@ -11083,7 +11122,7 @@
       <w:pPr>
         <w:numPr>
           <w:ilvl w:val="0"/>
-          <w:numId w:val="1026"/>
+          <w:numId w:val="1028"/>
         </w:numPr>
         <w:pStyle w:val="Compact"/>
       </w:pPr>
@@ -11111,7 +11150,7 @@
       <w:pPr>
         <w:numPr>
           <w:ilvl w:val="0"/>
-          <w:numId w:val="1026"/>
+          <w:numId w:val="1028"/>
         </w:numPr>
         <w:pStyle w:val="Compact"/>
       </w:pPr>
@@ -11139,7 +11178,7 @@
       <w:pPr>
         <w:numPr>
           <w:ilvl w:val="0"/>
-          <w:numId w:val="1026"/>
+          <w:numId w:val="1028"/>
         </w:numPr>
         <w:pStyle w:val="Compact"/>
       </w:pPr>
@@ -11167,7 +11206,7 @@
       <w:pPr>
         <w:numPr>
           <w:ilvl w:val="0"/>
-          <w:numId w:val="1026"/>
+          <w:numId w:val="1028"/>
         </w:numPr>
         <w:pStyle w:val="Compact"/>
       </w:pPr>
@@ -11195,7 +11234,7 @@
       <w:pPr>
         <w:numPr>
           <w:ilvl w:val="0"/>
-          <w:numId w:val="1026"/>
+          <w:numId w:val="1028"/>
         </w:numPr>
         <w:pStyle w:val="Compact"/>
       </w:pPr>
@@ -11220,7 +11259,7 @@
       <w:pPr>
         <w:numPr>
           <w:ilvl w:val="0"/>
-          <w:numId w:val="1026"/>
+          <w:numId w:val="1028"/>
         </w:numPr>
         <w:pStyle w:val="Compact"/>
       </w:pPr>
@@ -11232,7 +11271,7 @@
       <w:pPr>
         <w:numPr>
           <w:ilvl w:val="0"/>
-          <w:numId w:val="1026"/>
+          <w:numId w:val="1028"/>
         </w:numPr>
         <w:pStyle w:val="Compact"/>
       </w:pPr>
@@ -11244,7 +11283,7 @@
       <w:pPr>
         <w:numPr>
           <w:ilvl w:val="0"/>
-          <w:numId w:val="1026"/>
+          <w:numId w:val="1028"/>
         </w:numPr>
         <w:pStyle w:val="Compact"/>
       </w:pPr>
@@ -11272,7 +11311,7 @@
       <w:pPr>
         <w:numPr>
           <w:ilvl w:val="0"/>
-          <w:numId w:val="1026"/>
+          <w:numId w:val="1028"/>
         </w:numPr>
         <w:pStyle w:val="Compact"/>
       </w:pPr>
@@ -11341,7 +11380,7 @@
       <w:pPr>
         <w:numPr>
           <w:ilvl w:val="0"/>
-          <w:numId w:val="1027"/>
+          <w:numId w:val="1029"/>
         </w:numPr>
         <w:pStyle w:val="Compact"/>
       </w:pPr>
@@ -11364,7 +11403,7 @@
       <w:pPr>
         <w:numPr>
           <w:ilvl w:val="1"/>
-          <w:numId w:val="1028"/>
+          <w:numId w:val="1030"/>
         </w:numPr>
         <w:pStyle w:val="Compact"/>
       </w:pPr>
@@ -11376,7 +11415,7 @@
       <w:pPr>
         <w:numPr>
           <w:ilvl w:val="1"/>
-          <w:numId w:val="1028"/>
+          <w:numId w:val="1030"/>
         </w:numPr>
         <w:pStyle w:val="Compact"/>
       </w:pPr>
@@ -11388,7 +11427,7 @@
       <w:pPr>
         <w:numPr>
           <w:ilvl w:val="1"/>
-          <w:numId w:val="1028"/>
+          <w:numId w:val="1030"/>
         </w:numPr>
         <w:pStyle w:val="Compact"/>
       </w:pPr>
@@ -11432,7 +11471,7 @@
       <w:pPr>
         <w:numPr>
           <w:ilvl w:val="1"/>
-          <w:numId w:val="1028"/>
+          <w:numId w:val="1030"/>
         </w:numPr>
         <w:pStyle w:val="Compact"/>
       </w:pPr>
@@ -11456,7 +11495,7 @@
       <w:pPr>
         <w:numPr>
           <w:ilvl w:val="0"/>
-          <w:numId w:val="1027"/>
+          <w:numId w:val="1029"/>
         </w:numPr>
         <w:pStyle w:val="Compact"/>
       </w:pPr>
@@ -11479,7 +11518,7 @@
       <w:pPr>
         <w:numPr>
           <w:ilvl w:val="1"/>
-          <w:numId w:val="1029"/>
+          <w:numId w:val="1031"/>
         </w:numPr>
         <w:pStyle w:val="Compact"/>
       </w:pPr>
@@ -11491,7 +11530,7 @@
       <w:pPr>
         <w:numPr>
           <w:ilvl w:val="1"/>
-          <w:numId w:val="1029"/>
+          <w:numId w:val="1031"/>
         </w:numPr>
         <w:pStyle w:val="Compact"/>
       </w:pPr>
@@ -11515,7 +11554,7 @@
       <w:pPr>
         <w:numPr>
           <w:ilvl w:val="1"/>
-          <w:numId w:val="1029"/>
+          <w:numId w:val="1031"/>
         </w:numPr>
         <w:pStyle w:val="Compact"/>
       </w:pPr>
@@ -11542,7 +11581,7 @@
       <w:pPr>
         <w:numPr>
           <w:ilvl w:val="1"/>
-          <w:numId w:val="1029"/>
+          <w:numId w:val="1031"/>
         </w:numPr>
         <w:pStyle w:val="Compact"/>
       </w:pPr>
@@ -11569,7 +11608,7 @@
       <w:pPr>
         <w:numPr>
           <w:ilvl w:val="1"/>
-          <w:numId w:val="1029"/>
+          <w:numId w:val="1031"/>
         </w:numPr>
         <w:pStyle w:val="Compact"/>
       </w:pPr>
@@ -11662,7 +11701,7 @@
       <w:pPr>
         <w:numPr>
           <w:ilvl w:val="0"/>
-          <w:numId w:val="1030"/>
+          <w:numId w:val="1032"/>
         </w:numPr>
         <w:pStyle w:val="Compact"/>
       </w:pPr>
@@ -11708,7 +11747,7 @@
       <w:pPr>
         <w:numPr>
           <w:ilvl w:val="0"/>
-          <w:numId w:val="1030"/>
+          <w:numId w:val="1032"/>
         </w:numPr>
         <w:pStyle w:val="Compact"/>
       </w:pPr>
@@ -11742,7 +11781,7 @@
       <w:pPr>
         <w:numPr>
           <w:ilvl w:val="0"/>
-          <w:numId w:val="1030"/>
+          <w:numId w:val="1032"/>
         </w:numPr>
         <w:pStyle w:val="Compact"/>
       </w:pPr>
@@ -11791,7 +11830,7 @@
       <w:pPr>
         <w:numPr>
           <w:ilvl w:val="0"/>
-          <w:numId w:val="1030"/>
+          <w:numId w:val="1032"/>
         </w:numPr>
         <w:pStyle w:val="Compact"/>
       </w:pPr>
@@ -12062,7 +12101,7 @@
       <w:pPr>
         <w:numPr>
           <w:ilvl w:val="0"/>
-          <w:numId w:val="1031"/>
+          <w:numId w:val="1033"/>
         </w:numPr>
         <w:pStyle w:val="Compact"/>
       </w:pPr>
@@ -12084,7 +12123,7 @@
       <w:pPr>
         <w:numPr>
           <w:ilvl w:val="0"/>
-          <w:numId w:val="1031"/>
+          <w:numId w:val="1033"/>
         </w:numPr>
         <w:pStyle w:val="Compact"/>
       </w:pPr>
@@ -12100,7 +12139,7 @@
       <w:pPr>
         <w:numPr>
           <w:ilvl w:val="1"/>
-          <w:numId w:val="1032"/>
+          <w:numId w:val="1034"/>
         </w:numPr>
         <w:pStyle w:val="Compact"/>
       </w:pPr>
@@ -12122,7 +12161,7 @@
       <w:pPr>
         <w:numPr>
           <w:ilvl w:val="1"/>
-          <w:numId w:val="1032"/>
+          <w:numId w:val="1034"/>
         </w:numPr>
         <w:pStyle w:val="Compact"/>
       </w:pPr>
@@ -12144,7 +12183,7 @@
       <w:pPr>
         <w:numPr>
           <w:ilvl w:val="1"/>
-          <w:numId w:val="1032"/>
+          <w:numId w:val="1034"/>
         </w:numPr>
         <w:pStyle w:val="Compact"/>
       </w:pPr>
@@ -12156,7 +12195,7 @@
       <w:pPr>
         <w:numPr>
           <w:ilvl w:val="1"/>
-          <w:numId w:val="1032"/>
+          <w:numId w:val="1034"/>
         </w:numPr>
         <w:pStyle w:val="Compact"/>
       </w:pPr>
@@ -12168,7 +12207,7 @@
       <w:pPr>
         <w:numPr>
           <w:ilvl w:val="0"/>
-          <w:numId w:val="1031"/>
+          <w:numId w:val="1033"/>
         </w:numPr>
         <w:pStyle w:val="Compact"/>
       </w:pPr>
@@ -12203,7 +12242,7 @@
       <w:pPr>
         <w:numPr>
           <w:ilvl w:val="0"/>
-          <w:numId w:val="1031"/>
+          <w:numId w:val="1033"/>
         </w:numPr>
         <w:pStyle w:val="Compact"/>
       </w:pPr>
@@ -12225,7 +12264,7 @@
       <w:pPr>
         <w:numPr>
           <w:ilvl w:val="0"/>
-          <w:numId w:val="1031"/>
+          <w:numId w:val="1033"/>
         </w:numPr>
         <w:pStyle w:val="Compact"/>
       </w:pPr>
@@ -12281,7 +12320,7 @@
       <w:pPr>
         <w:numPr>
           <w:ilvl w:val="0"/>
-          <w:numId w:val="1033"/>
+          <w:numId w:val="1035"/>
         </w:numPr>
         <w:pStyle w:val="Compact"/>
       </w:pPr>
@@ -12319,7 +12358,7 @@
       <w:pPr>
         <w:numPr>
           <w:ilvl w:val="1"/>
-          <w:numId w:val="1034"/>
+          <w:numId w:val="1036"/>
         </w:numPr>
         <w:pStyle w:val="Compact"/>
       </w:pPr>
@@ -12341,7 +12380,7 @@
       <w:pPr>
         <w:numPr>
           <w:ilvl w:val="1"/>
-          <w:numId w:val="1034"/>
+          <w:numId w:val="1036"/>
         </w:numPr>
         <w:pStyle w:val="Compact"/>
       </w:pPr>
@@ -12363,7 +12402,7 @@
       <w:pPr>
         <w:numPr>
           <w:ilvl w:val="1"/>
-          <w:numId w:val="1034"/>
+          <w:numId w:val="1036"/>
         </w:numPr>
         <w:pStyle w:val="Compact"/>
       </w:pPr>
@@ -12375,7 +12414,7 @@
       <w:pPr>
         <w:numPr>
           <w:ilvl w:val="0"/>
-          <w:numId w:val="1033"/>
+          <w:numId w:val="1035"/>
         </w:numPr>
         <w:pStyle w:val="Compact"/>
       </w:pPr>
@@ -12498,7 +12537,7 @@
       <w:pPr>
         <w:numPr>
           <w:ilvl w:val="0"/>
-          <w:numId w:val="1033"/>
+          <w:numId w:val="1035"/>
         </w:numPr>
         <w:pStyle w:val="Compact"/>
       </w:pPr>
@@ -12533,7 +12572,7 @@
       <w:pPr>
         <w:numPr>
           <w:ilvl w:val="0"/>
-          <w:numId w:val="1033"/>
+          <w:numId w:val="1035"/>
         </w:numPr>
         <w:pStyle w:val="Compact"/>
       </w:pPr>
@@ -12568,7 +12607,7 @@
       <w:pPr>
         <w:numPr>
           <w:ilvl w:val="0"/>
-          <w:numId w:val="1033"/>
+          <w:numId w:val="1035"/>
         </w:numPr>
         <w:pStyle w:val="Compact"/>
       </w:pPr>
@@ -12590,7 +12629,7 @@
       <w:pPr>
         <w:numPr>
           <w:ilvl w:val="0"/>
-          <w:numId w:val="1033"/>
+          <w:numId w:val="1035"/>
         </w:numPr>
         <w:pStyle w:val="Compact"/>
       </w:pPr>
@@ -12690,28 +12729,46 @@
       <w:r>
         <w:t xml:space="preserve">(330,253 enrollees × 100):</w:t>
       </w:r>
-      <w:r>
-        <w:t xml:space="preserve"> </w:t>
-      </w:r>
-      <w:r>
-        <w:t xml:space="preserve">- 550 contracts with lognormal enrollment and a coding-intensity factor.</w:t>
-      </w:r>
-      <w:r>
-        <w:t xml:space="preserve"> </w:t>
-      </w:r>
-      <w:r>
-        <w:t xml:space="preserve">- HCCs from 10 illustrative families, each with a mild and a severe level.</w:t>
-      </w:r>
-      <w:r>
-        <w:t xml:space="preserve"> </w:t>
-      </w:r>
-      <w:r>
-        <w:t xml:space="preserve">- Payment = risk score × county rate × months, scaled to $388.72B of payments subject to risk adjustment.</w:t>
-      </w:r>
-    </w:p>
-    <w:p>
-      <w:pPr>
-        <w:pStyle w:val="BodyText"/>
+    </w:p>
+    <w:p>
+      <w:pPr>
+        <w:numPr>
+          <w:ilvl w:val="0"/>
+          <w:numId w:val="1037"/>
+        </w:numPr>
+        <w:pStyle w:val="Compact"/>
+      </w:pPr>
+      <w:r>
+        <w:t xml:space="preserve">550 contracts with lognormal enrollment and a coding-intensity factor.</w:t>
+      </w:r>
+    </w:p>
+    <w:p>
+      <w:pPr>
+        <w:numPr>
+          <w:ilvl w:val="0"/>
+          <w:numId w:val="1037"/>
+        </w:numPr>
+        <w:pStyle w:val="Compact"/>
+      </w:pPr>
+      <w:r>
+        <w:t xml:space="preserve">HCCs from 10 illustrative families, each with a mild and a severe level.</w:t>
+      </w:r>
+    </w:p>
+    <w:p>
+      <w:pPr>
+        <w:numPr>
+          <w:ilvl w:val="0"/>
+          <w:numId w:val="1037"/>
+        </w:numPr>
+        <w:pStyle w:val="Compact"/>
+      </w:pPr>
+      <w:r>
+        <w:t xml:space="preserve">Payment = risk score × county rate × months, scaled to $388.72B of payments subject to risk adjustment.</w:t>
+      </w:r>
+    </w:p>
+    <w:p>
+      <w:pPr>
+        <w:pStyle w:val="FirstParagraph"/>
       </w:pPr>
       <w:r>
         <w:rPr>
@@ -12720,40 +12777,70 @@
         </w:rPr>
         <w:t xml:space="preserve">Errors:</w:t>
       </w:r>
-      <w:r>
-        <w:t xml:space="preserve"> </w:t>
-      </w:r>
-      <w:r>
-        <w:t xml:space="preserve">- HCCs not supported by the record: deleted, or moved down the hierarchy (severe to mild).</w:t>
-      </w:r>
-      <w:r>
-        <w:t xml:space="preserve"> </w:t>
-      </w:r>
-      <w:r>
-        <w:t xml:space="preserve">- Missing documentation: every coded HCC is lost.</w:t>
-      </w:r>
-      <w:r>
-        <w:t xml:space="preserve"> </w:t>
-      </w:r>
-      <w:r>
-        <w:t xml:space="preserve">- HCCs supported by the record but not coded: underpayments.</w:t>
-      </w:r>
-      <w:r>
-        <w:t xml:space="preserve"> </w:t>
-      </w:r>
-      <w:r>
-        <w:t xml:space="preserve">- Calibrated to the FY 2025 Part C results: gross 6.09%, overpayments $21.43B, underpayments $2.23B, missing documentation 0.22%.</w:t>
-      </w:r>
-      <w:r>
-        <w:t xml:space="preserve"> </w:t>
-      </w:r>
-      <w:r>
-        <w:t xml:space="preserve">- The simulated truth is gross 6.06% ($23.57B).</w:t>
-      </w:r>
-    </w:p>
-    <w:p>
-      <w:pPr>
-        <w:pStyle w:val="BodyText"/>
+    </w:p>
+    <w:p>
+      <w:pPr>
+        <w:numPr>
+          <w:ilvl w:val="0"/>
+          <w:numId w:val="1038"/>
+        </w:numPr>
+        <w:pStyle w:val="Compact"/>
+      </w:pPr>
+      <w:r>
+        <w:t xml:space="preserve">HCCs not supported by the record: deleted, or moved down the hierarchy (severe to mild).</w:t>
+      </w:r>
+    </w:p>
+    <w:p>
+      <w:pPr>
+        <w:numPr>
+          <w:ilvl w:val="0"/>
+          <w:numId w:val="1038"/>
+        </w:numPr>
+        <w:pStyle w:val="Compact"/>
+      </w:pPr>
+      <w:r>
+        <w:t xml:space="preserve">Missing documentation: every coded HCC is lost.</w:t>
+      </w:r>
+    </w:p>
+    <w:p>
+      <w:pPr>
+        <w:numPr>
+          <w:ilvl w:val="0"/>
+          <w:numId w:val="1038"/>
+        </w:numPr>
+        <w:pStyle w:val="Compact"/>
+      </w:pPr>
+      <w:r>
+        <w:t xml:space="preserve">HCCs supported by the record but not coded: underpayments.</w:t>
+      </w:r>
+    </w:p>
+    <w:p>
+      <w:pPr>
+        <w:numPr>
+          <w:ilvl w:val="0"/>
+          <w:numId w:val="1038"/>
+        </w:numPr>
+        <w:pStyle w:val="Compact"/>
+      </w:pPr>
+      <w:r>
+        <w:t xml:space="preserve">Calibrated to the FY 2025 Part C results: gross 6.09%, overpayments $21.43B, underpayments $2.23B, missing documentation 0.22%.</w:t>
+      </w:r>
+    </w:p>
+    <w:p>
+      <w:pPr>
+        <w:numPr>
+          <w:ilvl w:val="0"/>
+          <w:numId w:val="1038"/>
+        </w:numPr>
+        <w:pStyle w:val="Compact"/>
+      </w:pPr>
+      <w:r>
+        <w:t xml:space="preserve">The simulated truth is gross 6.06% ($23.57B).</w:t>
+      </w:r>
+    </w:p>
+    <w:p>
+      <w:pPr>
+        <w:pStyle w:val="FirstParagraph"/>
       </w:pPr>
       <w:r>
         <w:rPr>
@@ -12780,22 +12867,34 @@
         </w:rPr>
         <w:t xml:space="preserve">Estimators:</w:t>
       </w:r>
-      <w:r>
-        <w:t xml:space="preserve"> </w:t>
-      </w:r>
-      <w:r>
-        <w:t xml:space="preserve">- Expansion works in risk-score units: within each tercile, the mean over and under risk-score error × the tercile’s size × the national mean county rate × months.</w:t>
-      </w:r>
-      <w:r>
-        <w:t xml:space="preserve"> </w:t>
-      </w:r>
-      <w:r>
-        <w:t xml:space="preserve">- Ratio and regression use the enrollee payment.</w:t>
-      </w:r>
-    </w:p>
-    <w:p>
-      <w:pPr>
-        <w:pStyle w:val="BodyText"/>
+    </w:p>
+    <w:p>
+      <w:pPr>
+        <w:numPr>
+          <w:ilvl w:val="0"/>
+          <w:numId w:val="1039"/>
+        </w:numPr>
+        <w:pStyle w:val="Compact"/>
+      </w:pPr>
+      <w:r>
+        <w:t xml:space="preserve">Expansion works in risk-score units: within each tercile, the mean over and under risk-score error × the tercile’s size × the national mean county rate × months.</w:t>
+      </w:r>
+    </w:p>
+    <w:p>
+      <w:pPr>
+        <w:numPr>
+          <w:ilvl w:val="0"/>
+          <w:numId w:val="1039"/>
+        </w:numPr>
+        <w:pStyle w:val="Compact"/>
+      </w:pPr>
+      <w:r>
+        <w:t xml:space="preserve">Ratio and regression use the enrollee payment.</w:t>
+      </w:r>
+    </w:p>
+    <w:p>
+      <w:pPr>
+        <w:pStyle w:val="FirstParagraph"/>
       </w:pPr>
       <w:r>
         <w:rPr>
@@ -12804,23 +12903,41 @@
         </w:rPr>
         <w:t xml:space="preserve">Bootstrap simulation:</w:t>
       </w:r>
-      <w:r>
-        <w:t xml:space="preserve"> </w:t>
-      </w:r>
-      <w:r>
-        <w:t xml:space="preserve">- One failure rate per HCC (20). A failed audited instance is one that was deleted, moved, or on a record with missing documentation, and it loses its HCC’s mean audited loss.</w:t>
-      </w:r>
-      <w:r>
-        <w:t xml:space="preserve"> </w:t>
-      </w:r>
-      <w:r>
-        <w:t xml:space="preserve">- One addition rate per family (10).</w:t>
-      </w:r>
-      <w:r>
-        <w:t xml:space="preserve"> </w:t>
-      </w:r>
-      <w:r>
-        <w:t xml:space="preserve">- An HCC with no audited instance never fails. Rates are not extrapolated to unaudited HCCs.</w:t>
+    </w:p>
+    <w:p>
+      <w:pPr>
+        <w:numPr>
+          <w:ilvl w:val="0"/>
+          <w:numId w:val="1040"/>
+        </w:numPr>
+        <w:pStyle w:val="Compact"/>
+      </w:pPr>
+      <w:r>
+        <w:t xml:space="preserve">One failure rate per HCC (20). A failed audited instance is one that was deleted, moved, or on a record with missing documentation, and it loses its HCC’s mean audited loss.</w:t>
+      </w:r>
+    </w:p>
+    <w:p>
+      <w:pPr>
+        <w:numPr>
+          <w:ilvl w:val="0"/>
+          <w:numId w:val="1040"/>
+        </w:numPr>
+        <w:pStyle w:val="Compact"/>
+      </w:pPr>
+      <w:r>
+        <w:t xml:space="preserve">One addition rate per family (10).</w:t>
+      </w:r>
+    </w:p>
+    <w:p>
+      <w:pPr>
+        <w:numPr>
+          <w:ilvl w:val="0"/>
+          <w:numId w:val="1040"/>
+        </w:numPr>
+        <w:pStyle w:val="Compact"/>
+      </w:pPr>
+      <w:r>
+        <w:t xml:space="preserve">An HCC with no audited instance never fails. Rates are not extrapolated to unaudited HCCs.</w:t>
       </w:r>
     </w:p>
     <w:bookmarkEnd w:id="62"/>
@@ -12850,58 +12967,106 @@
       <w:r>
         <w:t xml:space="preserve">(108,000 beneficiaries × 500; about 4.5 million PDEs):</w:t>
       </w:r>
-      <w:r>
-        <w:t xml:space="preserve"> </w:t>
-      </w:r>
-      <w:r>
-        <w:t xml:space="preserve">- Gross drug cost (GDC) = ingredient cost + dispensing fee + sales tax + vaccine administration fee.</w:t>
-      </w:r>
-      <w:r>
-        <w:t xml:space="preserve"> </w:t>
-      </w:r>
-      <w:r>
-        <w:t xml:space="preserve">- 4% of beneficiaries are in long-term care (LTC) and fill about twice as many PDEs (illustrative).</w:t>
-      </w:r>
-      <w:r>
-        <w:t xml:space="preserve"> </w:t>
-      </w:r>
-      <w:r>
-        <w:t xml:space="preserve">- The CY 2025 post-IRA standard benefit is run on submitted and corrected PDEs:</w:t>
-      </w:r>
-      <w:r>
-        <w:t xml:space="preserve"> </w:t>
-      </w:r>
-      <w:r>
-        <w:t xml:space="preserve">- $590 deductible and $2,000 out-of-pocket cap;</w:t>
-      </w:r>
-      <w:r>
-        <w:t xml:space="preserve"> </w:t>
-      </w:r>
-      <w:r>
-        <w:t xml:space="preserve">- Manufacturer Discount Program;</w:t>
-      </w:r>
-      <w:r>
-        <w:t xml:space="preserve"> </w:t>
-      </w:r>
-      <w:r>
-        <w:t xml:space="preserve">- 20% and 40% reinsurance;</w:t>
-      </w:r>
-      <w:r>
-        <w:t xml:space="preserve"> </w:t>
-      </w:r>
-      <w:r>
-        <w:t xml:space="preserve">- low-income subsidy copays.</w:t>
-      </w:r>
-      <w:r>
-        <w:t xml:space="preserve"> </w:t>
-      </w:r>
-      <w:r>
-        <w:t xml:space="preserve">- Payments are direct subsidy + reinsurance + LICS, $105.56B in all.</w:t>
-      </w:r>
-    </w:p>
-    <w:p>
-      <w:pPr>
-        <w:pStyle w:val="BodyText"/>
+    </w:p>
+    <w:p>
+      <w:pPr>
+        <w:numPr>
+          <w:ilvl w:val="0"/>
+          <w:numId w:val="1041"/>
+        </w:numPr>
+        <w:pStyle w:val="Compact"/>
+      </w:pPr>
+      <w:r>
+        <w:t xml:space="preserve">Gross drug cost (GDC) = ingredient cost + dispensing fee + sales tax + vaccine administration fee.</w:t>
+      </w:r>
+    </w:p>
+    <w:p>
+      <w:pPr>
+        <w:numPr>
+          <w:ilvl w:val="0"/>
+          <w:numId w:val="1041"/>
+        </w:numPr>
+        <w:pStyle w:val="Compact"/>
+      </w:pPr>
+      <w:r>
+        <w:t xml:space="preserve">4% of beneficiaries are in long-term care (LTC) and fill about twice as many PDEs (illustrative).</w:t>
+      </w:r>
+    </w:p>
+    <w:p>
+      <w:pPr>
+        <w:numPr>
+          <w:ilvl w:val="0"/>
+          <w:numId w:val="1041"/>
+        </w:numPr>
+        <w:pStyle w:val="Compact"/>
+      </w:pPr>
+      <w:r>
+        <w:t xml:space="preserve">The CY 2025 post-IRA standard benefit is run on submitted and corrected PDEs:</w:t>
+      </w:r>
+    </w:p>
+    <w:p>
+      <w:pPr>
+        <w:numPr>
+          <w:ilvl w:val="1"/>
+          <w:numId w:val="1042"/>
+        </w:numPr>
+        <w:pStyle w:val="Compact"/>
+      </w:pPr>
+      <w:r>
+        <w:t xml:space="preserve">$590 deductible and $2,000 out-of-pocket cap;</w:t>
+      </w:r>
+    </w:p>
+    <w:p>
+      <w:pPr>
+        <w:numPr>
+          <w:ilvl w:val="1"/>
+          <w:numId w:val="1042"/>
+        </w:numPr>
+        <w:pStyle w:val="Compact"/>
+      </w:pPr>
+      <w:r>
+        <w:t xml:space="preserve">Manufacturer Discount Program;</w:t>
+      </w:r>
+    </w:p>
+    <w:p>
+      <w:pPr>
+        <w:numPr>
+          <w:ilvl w:val="1"/>
+          <w:numId w:val="1042"/>
+        </w:numPr>
+        <w:pStyle w:val="Compact"/>
+      </w:pPr>
+      <w:r>
+        <w:t xml:space="preserve">20% and 40% reinsurance;</w:t>
+      </w:r>
+    </w:p>
+    <w:p>
+      <w:pPr>
+        <w:numPr>
+          <w:ilvl w:val="1"/>
+          <w:numId w:val="1042"/>
+        </w:numPr>
+        <w:pStyle w:val="Compact"/>
+      </w:pPr>
+      <w:r>
+        <w:t xml:space="preserve">low-income subsidy copays.</w:t>
+      </w:r>
+    </w:p>
+    <w:p>
+      <w:pPr>
+        <w:numPr>
+          <w:ilvl w:val="0"/>
+          <w:numId w:val="1041"/>
+        </w:numPr>
+        <w:pStyle w:val="Compact"/>
+      </w:pPr>
+      <w:r>
+        <w:t xml:space="preserve">Payments are direct subsidy + reinsurance + LICS, $105.56B in all.</w:t>
+      </w:r>
+    </w:p>
+    <w:p>
+      <w:pPr>
+        <w:pStyle w:val="FirstParagraph"/>
       </w:pPr>
       <w:r>
         <w:rPr>
@@ -12910,34 +13075,58 @@
         </w:rPr>
         <w:t xml:space="preserve">Errors:</w:t>
       </w:r>
-      <w:r>
-        <w:t xml:space="preserve"> </w:t>
-      </w:r>
-      <w:r>
-        <w:t xml:space="preserve">- One candidate per PDE. 90% are full errors (GDC → 0) and 10% are partial, with the error share uniform on [−100%, 100%).</w:t>
-      </w:r>
-      <w:r>
-        <w:t xml:space="preserve"> </w:t>
-      </w:r>
-      <w:r>
-        <w:t xml:space="preserve">- Error probability is 10% for LTC PDEs and 2.5% for other PDEs (illustrative).</w:t>
-      </w:r>
-      <w:r>
-        <w:t xml:space="preserve"> </w:t>
-      </w:r>
-      <w:r>
-        <w:t xml:space="preserve">- No calibration: the truth is 1.38% gross ($1.46B).</w:t>
-      </w:r>
-      <w:r>
-        <w:t xml:space="preserve"> </w:t>
-      </w:r>
-      <w:r>
-        <w:t xml:space="preserve">- The FY 2025 Part D result was 4.00%, so this population tests the method at a lower error rate than production.</w:t>
-      </w:r>
-    </w:p>
-    <w:p>
-      <w:pPr>
-        <w:pStyle w:val="BodyText"/>
+    </w:p>
+    <w:p>
+      <w:pPr>
+        <w:numPr>
+          <w:ilvl w:val="0"/>
+          <w:numId w:val="1043"/>
+        </w:numPr>
+        <w:pStyle w:val="Compact"/>
+      </w:pPr>
+      <w:r>
+        <w:t xml:space="preserve">One candidate per PDE. 90% are full errors (GDC → 0) and 10% are partial, with the error share uniform on [−100%, 100%).</w:t>
+      </w:r>
+    </w:p>
+    <w:p>
+      <w:pPr>
+        <w:numPr>
+          <w:ilvl w:val="0"/>
+          <w:numId w:val="1043"/>
+        </w:numPr>
+        <w:pStyle w:val="Compact"/>
+      </w:pPr>
+      <w:r>
+        <w:t xml:space="preserve">Error probability is 10% for LTC PDEs and 2.5% for other PDEs (illustrative).</w:t>
+      </w:r>
+    </w:p>
+    <w:p>
+      <w:pPr>
+        <w:numPr>
+          <w:ilvl w:val="0"/>
+          <w:numId w:val="1043"/>
+        </w:numPr>
+        <w:pStyle w:val="Compact"/>
+      </w:pPr>
+      <w:r>
+        <w:t xml:space="preserve">No calibration: the truth is 1.38% gross ($1.46B).</w:t>
+      </w:r>
+    </w:p>
+    <w:p>
+      <w:pPr>
+        <w:numPr>
+          <w:ilvl w:val="0"/>
+          <w:numId w:val="1043"/>
+        </w:numPr>
+        <w:pStyle w:val="Compact"/>
+      </w:pPr>
+      <w:r>
+        <w:t xml:space="preserve">The FY 2025 Part D result was 4.00%, so this population tests the method at a lower error rate than production.</w:t>
+      </w:r>
+    </w:p>
+    <w:p>
+      <w:pPr>
+        <w:pStyle w:val="FirstParagraph"/>
       </w:pPr>
       <w:r>
         <w:rPr>
@@ -12946,34 +13135,58 @@
         </w:rPr>
         <w:t xml:space="preserve">Audits:</w:t>
       </w:r>
-      <w:r>
-        <w:t xml:space="preserve"> </w:t>
-      </w:r>
-      <w:r>
-        <w:t xml:space="preserve">- PDE audit of 5,000, in three strata: LTC; non-LTC in the lowest decile of GDC; other non-LTC. Neyman allocation.</w:t>
-      </w:r>
-      <w:r>
-        <w:t xml:space="preserve"> </w:t>
-      </w:r>
-      <w:r>
-        <w:t xml:space="preserve">- Used by expansion and by the bootstrap simulation.</w:t>
-      </w:r>
-      <w:r>
-        <w:t xml:space="preserve"> </w:t>
-      </w:r>
-      <w:r>
-        <w:t xml:space="preserve">- Expansion applies each stratum’s audited error rate to every PDE in the stratum and reruns the benefit. Its interval is a delta-method interval: each stratum rate is moved ±1 SE and the benefit rerun each way.</w:t>
-      </w:r>
-      <w:r>
-        <w:t xml:space="preserve"> </w:t>
-      </w:r>
-      <w:r>
-        <w:t xml:space="preserve">- Beneficiary audit: an SRS of 990 beneficiaries with every PDE reviewed. Used by ratio and regression.</w:t>
-      </w:r>
-    </w:p>
-    <w:p>
-      <w:pPr>
-        <w:pStyle w:val="BodyText"/>
+    </w:p>
+    <w:p>
+      <w:pPr>
+        <w:numPr>
+          <w:ilvl w:val="0"/>
+          <w:numId w:val="1044"/>
+        </w:numPr>
+        <w:pStyle w:val="Compact"/>
+      </w:pPr>
+      <w:r>
+        <w:t xml:space="preserve">PDE audit of 5,000, in three strata: LTC; non-LTC in the lowest decile of GDC; other non-LTC. Neyman allocation.</w:t>
+      </w:r>
+    </w:p>
+    <w:p>
+      <w:pPr>
+        <w:numPr>
+          <w:ilvl w:val="1"/>
+          <w:numId w:val="1045"/>
+        </w:numPr>
+        <w:pStyle w:val="Compact"/>
+      </w:pPr>
+      <w:r>
+        <w:t xml:space="preserve">Used by expansion and by the bootstrap simulation.</w:t>
+      </w:r>
+    </w:p>
+    <w:p>
+      <w:pPr>
+        <w:numPr>
+          <w:ilvl w:val="1"/>
+          <w:numId w:val="1045"/>
+        </w:numPr>
+        <w:pStyle w:val="Compact"/>
+      </w:pPr>
+      <w:r>
+        <w:t xml:space="preserve">Expansion applies each stratum’s audited error rate to every PDE in the stratum and reruns the benefit. Its interval is a delta-method interval: each stratum rate is moved ±1 SE and the benefit rerun each way.</w:t>
+      </w:r>
+    </w:p>
+    <w:p>
+      <w:pPr>
+        <w:numPr>
+          <w:ilvl w:val="0"/>
+          <w:numId w:val="1044"/>
+        </w:numPr>
+        <w:pStyle w:val="Compact"/>
+      </w:pPr>
+      <w:r>
+        <w:t xml:space="preserve">Beneficiary audit: an SRS of 990 beneficiaries with every PDE reviewed. Used by ratio and regression.</w:t>
+      </w:r>
+    </w:p>
+    <w:p>
+      <w:pPr>
+        <w:pStyle w:val="FirstParagraph"/>
       </w:pPr>
       <w:r>
         <w:t xml:space="preserve">The two audits differ, so the comparison between methods is between designs as well as estimators.</w:t>
@@ -13006,17 +13219,29 @@
       <w:r>
         <w:t xml:space="preserve">(9 states, 3.09 million payments × 200; 264,565 beneficiaries):</w:t>
       </w:r>
-      <w:r>
-        <w:t xml:space="preserve"> </w:t>
-      </w:r>
-      <w:r>
-        <w:t xml:space="preserve">- FFS claims and monthly managed-care capitations.</w:t>
-      </w:r>
-      <w:r>
-        <w:t xml:space="preserve"> </w:t>
-      </w:r>
-      <w:r>
-        <w:t xml:space="preserve">- Rates are measured at federal share, Σ</w:t>
+    </w:p>
+    <w:p>
+      <w:pPr>
+        <w:numPr>
+          <w:ilvl w:val="0"/>
+          <w:numId w:val="1046"/>
+        </w:numPr>
+        <w:pStyle w:val="Compact"/>
+      </w:pPr>
+      <w:r>
+        <w:t xml:space="preserve">FFS claims and monthly managed-care capitations.</w:t>
+      </w:r>
+    </w:p>
+    <w:p>
+      <w:pPr>
+        <w:numPr>
+          <w:ilvl w:val="0"/>
+          <w:numId w:val="1046"/>
+        </w:numPr>
+        <w:pStyle w:val="Compact"/>
+      </w:pPr>
+      <w:r>
+        <w:t xml:space="preserve">Rates are measured at federal share, Σ</w:t>
       </w:r>
       <w:r>
         <w:rPr>
@@ -13041,7 +13266,7 @@
     </w:p>
     <w:p>
       <w:pPr>
-        <w:pStyle w:val="BodyText"/>
+        <w:pStyle w:val="FirstParagraph"/>
       </w:pPr>
       <w:r>
         <w:rPr>
@@ -13050,34 +13275,58 @@
         </w:rPr>
         <w:t xml:space="preserve">Errors:</w:t>
       </w:r>
-      <w:r>
-        <w:t xml:space="preserve"> </w:t>
-      </w:r>
-      <w:r>
-        <w:t xml:space="preserve">- Claims-review errors: FFS 6.5% of payments (70% all-or-nothing, 30% partial); MC 0.3%.</w:t>
-      </w:r>
-      <w:r>
-        <w:t xml:space="preserve"> </w:t>
-      </w:r>
-      <w:r>
-        <w:t xml:space="preserve">- Eligibility errors, set beneficiary by beneficiary. Each state’s true rate is set on a grid from 2.00% to 4.00%.</w:t>
-      </w:r>
-      <w:r>
-        <w:t xml:space="preserve"> </w:t>
-      </w:r>
-      <w:r>
-        <w:t xml:space="preserve">- Gross = the whole payment if eligibility is in error, otherwise the claims error.</w:t>
-      </w:r>
-      <w:r>
-        <w:t xml:space="preserve"> </w:t>
-      </w:r>
-      <w:r>
-        <w:t xml:space="preserve">- Calibrated to the Medicaid FY 2025 rate of 6.12%; the simulated truth is 6.09%.</w:t>
-      </w:r>
-    </w:p>
-    <w:p>
-      <w:pPr>
-        <w:pStyle w:val="BodyText"/>
+    </w:p>
+    <w:p>
+      <w:pPr>
+        <w:numPr>
+          <w:ilvl w:val="0"/>
+          <w:numId w:val="1047"/>
+        </w:numPr>
+        <w:pStyle w:val="Compact"/>
+      </w:pPr>
+      <w:r>
+        <w:t xml:space="preserve">Claims-review errors: FFS 6.5% of payments (70% all-or-nothing, 30% partial); MC 0.3%.</w:t>
+      </w:r>
+    </w:p>
+    <w:p>
+      <w:pPr>
+        <w:numPr>
+          <w:ilvl w:val="0"/>
+          <w:numId w:val="1047"/>
+        </w:numPr>
+        <w:pStyle w:val="Compact"/>
+      </w:pPr>
+      <w:r>
+        <w:t xml:space="preserve">Eligibility errors, set beneficiary by beneficiary. Each state’s true rate is set on a grid from 2.00% to 4.00%.</w:t>
+      </w:r>
+    </w:p>
+    <w:p>
+      <w:pPr>
+        <w:numPr>
+          <w:ilvl w:val="0"/>
+          <w:numId w:val="1047"/>
+        </w:numPr>
+        <w:pStyle w:val="Compact"/>
+      </w:pPr>
+      <w:r>
+        <w:t xml:space="preserve">Gross = the whole payment if eligibility is in error, otherwise the claims error.</w:t>
+      </w:r>
+    </w:p>
+    <w:p>
+      <w:pPr>
+        <w:numPr>
+          <w:ilvl w:val="0"/>
+          <w:numId w:val="1047"/>
+        </w:numPr>
+        <w:pStyle w:val="Compact"/>
+      </w:pPr>
+      <w:r>
+        <w:t xml:space="preserve">Calibrated to the Medicaid FY 2025 rate of 6.12%; the simulated truth is 6.09%.</w:t>
+      </w:r>
+    </w:p>
+    <w:p>
+      <w:pPr>
+        <w:pStyle w:val="FirstParagraph"/>
       </w:pPr>
       <w:r>
         <w:rPr>
@@ -13086,40 +13335,70 @@
         </w:rPr>
         <w:t xml:space="preserve">Audit:</w:t>
       </w:r>
-      <w:r>
-        <w:t xml:space="preserve"> </w:t>
-      </w:r>
-      <w:r>
-        <w:t xml:space="preserve">- Strata within each state: payment type (FFS, MC) × five equal-count payment quintiles (10 strata).</w:t>
-      </w:r>
-      <w:r>
-        <w:t xml:space="preserve"> </w:t>
-      </w:r>
-      <w:r>
-        <w:t xml:space="preserve">- Neyman allocation of 520 payments per state-year, with systematic selection after sorting by amount within stratum.</w:t>
-      </w:r>
-      <w:r>
-        <w:t xml:space="preserve"> </w:t>
-      </w:r>
-      <w:r>
-        <w:t xml:space="preserve">- National pooling:</w:t>
-      </w:r>
-      <w:r>
-        <w:t xml:space="preserve"> </w:t>
-      </w:r>
-      <w:r>
-        <w:t xml:space="preserve">- Analytic methods add the state dollar totals and variances.</w:t>
-      </w:r>
-      <w:r>
-        <w:t xml:space="preserve"> </w:t>
-      </w:r>
-      <w:r>
-        <w:t xml:space="preserve">- The bootstrap simulation sums the states’ iteration totals iteration by iteration.</w:t>
-      </w:r>
-    </w:p>
-    <w:p>
-      <w:pPr>
-        <w:pStyle w:val="BodyText"/>
+    </w:p>
+    <w:p>
+      <w:pPr>
+        <w:numPr>
+          <w:ilvl w:val="0"/>
+          <w:numId w:val="1048"/>
+        </w:numPr>
+        <w:pStyle w:val="Compact"/>
+      </w:pPr>
+      <w:r>
+        <w:t xml:space="preserve">Strata within each state: payment type (FFS, MC) × five equal-count payment quintiles (10 strata).</w:t>
+      </w:r>
+    </w:p>
+    <w:p>
+      <w:pPr>
+        <w:numPr>
+          <w:ilvl w:val="0"/>
+          <w:numId w:val="1048"/>
+        </w:numPr>
+        <w:pStyle w:val="Compact"/>
+      </w:pPr>
+      <w:r>
+        <w:t xml:space="preserve">Neyman allocation of 520 payments per state-year, with systematic selection after sorting by amount within stratum.</w:t>
+      </w:r>
+    </w:p>
+    <w:p>
+      <w:pPr>
+        <w:numPr>
+          <w:ilvl w:val="0"/>
+          <w:numId w:val="1048"/>
+        </w:numPr>
+        <w:pStyle w:val="Compact"/>
+      </w:pPr>
+      <w:r>
+        <w:t xml:space="preserve">National pooling:</w:t>
+      </w:r>
+    </w:p>
+    <w:p>
+      <w:pPr>
+        <w:numPr>
+          <w:ilvl w:val="1"/>
+          <w:numId w:val="1049"/>
+        </w:numPr>
+        <w:pStyle w:val="Compact"/>
+      </w:pPr>
+      <w:r>
+        <w:t xml:space="preserve">Analytic methods add the state dollar totals and variances.</w:t>
+      </w:r>
+    </w:p>
+    <w:p>
+      <w:pPr>
+        <w:numPr>
+          <w:ilvl w:val="1"/>
+          <w:numId w:val="1049"/>
+        </w:numPr>
+        <w:pStyle w:val="Compact"/>
+      </w:pPr>
+      <w:r>
+        <w:t xml:space="preserve">The bootstrap simulation sums the states’ iteration totals iteration by iteration.</w:t>
+      </w:r>
+    </w:p>
+    <w:p>
+      <w:pPr>
+        <w:pStyle w:val="FirstParagraph"/>
       </w:pPr>
       <w:r>
         <w:rPr>
@@ -13128,17 +13407,29 @@
         </w:rPr>
         <w:t xml:space="preserve">Bootstrap simulation:</w:t>
       </w:r>
-      <w:r>
-        <w:t xml:space="preserve"> </w:t>
-      </w:r>
-      <w:r>
-        <w:t xml:space="preserve">- Claims findings are matched within the payment stratum.</w:t>
-      </w:r>
-      <w:r>
-        <w:t xml:space="preserve"> </w:t>
-      </w:r>
-      <w:r>
-        <w:t xml:space="preserve">- The eligibility error rate is taken from the audited beneficiaries of the state.</w:t>
+    </w:p>
+    <w:p>
+      <w:pPr>
+        <w:numPr>
+          <w:ilvl w:val="0"/>
+          <w:numId w:val="1050"/>
+        </w:numPr>
+        <w:pStyle w:val="Compact"/>
+      </w:pPr>
+      <w:r>
+        <w:t xml:space="preserve">Claims findings are matched within the payment stratum.</w:t>
+      </w:r>
+    </w:p>
+    <w:p>
+      <w:pPr>
+        <w:numPr>
+          <w:ilvl w:val="0"/>
+          <w:numId w:val="1050"/>
+        </w:numPr>
+        <w:pStyle w:val="Compact"/>
+      </w:pPr>
+      <w:r>
+        <w:t xml:space="preserve">The eligibility error rate is taken from the audited beneficiaries of the state.</w:t>
       </w:r>
     </w:p>
     <w:bookmarkEnd w:id="64"/>
@@ -13168,28 +13459,46 @@
       <w:r>
         <w:t xml:space="preserve">(142,152 applications × 100):</w:t>
       </w:r>
-      <w:r>
-        <w:t xml:space="preserve"> </w:t>
-      </w:r>
-      <w:r>
-        <w:t xml:space="preserve">- Households with income, size, age and benchmark premium.</w:t>
-      </w:r>
-      <w:r>
-        <w:t xml:space="preserve"> </w:t>
-      </w:r>
-      <w:r>
-        <w:t xml:space="preserve">- APTC under the enhanced applicable-percentage schedule for 2021–2025.</w:t>
-      </w:r>
-      <w:r>
-        <w:t xml:space="preserve"> </w:t>
-      </w:r>
-      <w:r>
-        <w:t xml:space="preserve">- APTC recipients only.</w:t>
-      </w:r>
-    </w:p>
-    <w:p>
-      <w:pPr>
-        <w:pStyle w:val="BodyText"/>
+    </w:p>
+    <w:p>
+      <w:pPr>
+        <w:numPr>
+          <w:ilvl w:val="0"/>
+          <w:numId w:val="1051"/>
+        </w:numPr>
+        <w:pStyle w:val="Compact"/>
+      </w:pPr>
+      <w:r>
+        <w:t xml:space="preserve">Households with income, size, age and benchmark premium.</w:t>
+      </w:r>
+    </w:p>
+    <w:p>
+      <w:pPr>
+        <w:numPr>
+          <w:ilvl w:val="0"/>
+          <w:numId w:val="1051"/>
+        </w:numPr>
+        <w:pStyle w:val="Compact"/>
+      </w:pPr>
+      <w:r>
+        <w:t xml:space="preserve">APTC under the enhanced applicable-percentage schedule for 2021–2025.</w:t>
+      </w:r>
+    </w:p>
+    <w:p>
+      <w:pPr>
+        <w:numPr>
+          <w:ilvl w:val="0"/>
+          <w:numId w:val="1051"/>
+        </w:numPr>
+        <w:pStyle w:val="Compact"/>
+      </w:pPr>
+      <w:r>
+        <w:t xml:space="preserve">APTC recipients only.</w:t>
+      </w:r>
+    </w:p>
+    <w:p>
+      <w:pPr>
+        <w:pStyle w:val="FirstParagraph"/>
       </w:pPr>
       <w:r>
         <w:rPr>
@@ -13198,21 +13507,27 @@
         </w:rPr>
         <w:t xml:space="preserve">Errors:</w:t>
       </w:r>
-      <w:r>
-        <w:t xml:space="preserve"> </w:t>
-      </w:r>
-      <w:r>
-        <w:t xml:space="preserve">- FY 2023–2025 public results report no underpayments, so every error is an overpayment.</w:t>
-      </w:r>
-      <w:r>
-        <w:t xml:space="preserve"> </w:t>
-      </w:r>
-      <w:r>
-        <w:t xml:space="preserve">-</w:t>
-      </w:r>
-      <w:r>
-        <w:t xml:space="preserve"> </w:t>
-      </w:r>
+    </w:p>
+    <w:p>
+      <w:pPr>
+        <w:numPr>
+          <w:ilvl w:val="0"/>
+          <w:numId w:val="1052"/>
+        </w:numPr>
+        <w:pStyle w:val="Compact"/>
+      </w:pPr>
+      <w:r>
+        <w:t xml:space="preserve">FY 2023–2025 public results report no underpayments, so every error is an overpayment.</w:t>
+      </w:r>
+    </w:p>
+    <w:p>
+      <w:pPr>
+        <w:numPr>
+          <w:ilvl w:val="0"/>
+          <w:numId w:val="1052"/>
+        </w:numPr>
+        <w:pStyle w:val="Compact"/>
+      </w:pPr>
       <w:r>
         <w:rPr>
           <w:iCs/>
@@ -13226,15 +13541,15 @@
       <w:r>
         <w:t xml:space="preserve">errors: a required data match was not run, so the whole APTC is improper. 48% of improper dollars, matching FY 2025 (0.43 of 0.89 points).</w:t>
       </w:r>
-      <w:r>
-        <w:t xml:space="preserve"> </w:t>
-      </w:r>
-      <w:r>
-        <w:t xml:space="preserve">-</w:t>
-      </w:r>
-      <w:r>
-        <w:t xml:space="preserve"> </w:t>
-      </w:r>
+    </w:p>
+    <w:p>
+      <w:pPr>
+        <w:numPr>
+          <w:ilvl w:val="0"/>
+          <w:numId w:val="1052"/>
+        </w:numPr>
+        <w:pStyle w:val="Compact"/>
+      </w:pPr>
       <w:r>
         <w:rPr>
           <w:iCs/>
@@ -13248,16 +13563,22 @@
       <w:r>
         <w:t xml:space="preserve">errors: the supported income is higher than the income used, by a lognormal factor, and APTC is recomputed. 52% of improper dollars.</w:t>
       </w:r>
-      <w:r>
-        <w:t xml:space="preserve"> </w:t>
-      </w:r>
-      <w:r>
-        <w:t xml:space="preserve">- The simulated truth is 0.92% gross, including technical 0.43%.</w:t>
-      </w:r>
-    </w:p>
-    <w:p>
-      <w:pPr>
-        <w:pStyle w:val="BodyText"/>
+    </w:p>
+    <w:p>
+      <w:pPr>
+        <w:numPr>
+          <w:ilvl w:val="0"/>
+          <w:numId w:val="1052"/>
+        </w:numPr>
+        <w:pStyle w:val="Compact"/>
+      </w:pPr>
+      <w:r>
+        <w:t xml:space="preserve">The simulated truth is 0.92% gross, including technical 0.43%.</w:t>
+      </w:r>
+    </w:p>
+    <w:p>
+      <w:pPr>
+        <w:pStyle w:val="FirstParagraph"/>
       </w:pPr>
       <w:r>
         <w:rPr>
@@ -13266,11 +13587,17 @@
         </w:rPr>
         <w:t xml:space="preserve">Audit:</w:t>
       </w:r>
-      <w:r>
-        <w:t xml:space="preserve"> </w:t>
-      </w:r>
-      <w:r>
-        <w:t xml:space="preserve">- Stratified SRS of 2,000 applications, matching CMS’s</w:t>
+    </w:p>
+    <w:p>
+      <w:pPr>
+        <w:numPr>
+          <w:ilvl w:val="0"/>
+          <w:numId w:val="1053"/>
+        </w:numPr>
+        <w:pStyle w:val="Compact"/>
+      </w:pPr>
+      <w:r>
+        <w:t xml:space="preserve">Stratified SRS of 2,000 applications, matching CMS’s</w:t>
       </w:r>
       <w:r>
         <w:t xml:space="preserve"> </w:t>
@@ -13287,16 +13614,22 @@
       <w:r>
         <w:t xml:space="preserve">.</w:t>
       </w:r>
-      <w:r>
-        <w:t xml:space="preserve"> </w:t>
-      </w:r>
-      <w:r>
-        <w:t xml:space="preserve">- Strata are five equal-count quintiles of annual APTC (illustrative; the EIPM strata are not public), with Neyman allocation.</w:t>
-      </w:r>
-    </w:p>
-    <w:p>
-      <w:pPr>
-        <w:pStyle w:val="BodyText"/>
+    </w:p>
+    <w:p>
+      <w:pPr>
+        <w:numPr>
+          <w:ilvl w:val="0"/>
+          <w:numId w:val="1053"/>
+        </w:numPr>
+        <w:pStyle w:val="Compact"/>
+      </w:pPr>
+      <w:r>
+        <w:t xml:space="preserve">Strata are five equal-count quintiles of annual APTC (illustrative; the EIPM strata are not public), with Neyman allocation.</w:t>
+      </w:r>
+    </w:p>
+    <w:p>
+      <w:pPr>
+        <w:pStyle w:val="FirstParagraph"/>
       </w:pPr>
       <w:r>
         <w:rPr>
@@ -13305,17 +13638,29 @@
         </w:rPr>
         <w:t xml:space="preserve">Bootstrap simulation:</w:t>
       </w:r>
-      <w:r>
-        <w:t xml:space="preserve"> </w:t>
-      </w:r>
-      <w:r>
-        <w:t xml:space="preserve">- Within each quintile, an error is technical or monetary at the audited shares.</w:t>
-      </w:r>
-      <w:r>
-        <w:t xml:space="preserve"> </w:t>
-      </w:r>
-      <w:r>
-        <w:t xml:space="preserve">- A monetary error transfers the donor’s ratio of supported to used income, and APTC is recomputed for the recipient, clipped to 100–600% FPL.</w:t>
+    </w:p>
+    <w:p>
+      <w:pPr>
+        <w:numPr>
+          <w:ilvl w:val="0"/>
+          <w:numId w:val="1054"/>
+        </w:numPr>
+        <w:pStyle w:val="Compact"/>
+      </w:pPr>
+      <w:r>
+        <w:t xml:space="preserve">Within each quintile, an error is technical or monetary at the audited shares.</w:t>
+      </w:r>
+    </w:p>
+    <w:p>
+      <w:pPr>
+        <w:numPr>
+          <w:ilvl w:val="0"/>
+          <w:numId w:val="1054"/>
+        </w:numPr>
+        <w:pStyle w:val="Compact"/>
+      </w:pPr>
+      <w:r>
+        <w:t xml:space="preserve">A monetary error transfers the donor’s ratio of supported to used income, and APTC is recomputed for the recipient, clipped to 100–600% FPL.</w:t>
       </w:r>
     </w:p>
     <w:bookmarkEnd w:id="65"/>
@@ -13556,7 +13901,7 @@
       <w:pPr>
         <w:numPr>
           <w:ilvl w:val="0"/>
-          <w:numId w:val="1035"/>
+          <w:numId w:val="1055"/>
         </w:numPr>
         <w:pStyle w:val="Compact"/>
       </w:pPr>
@@ -13568,7 +13913,7 @@
       <w:pPr>
         <w:numPr>
           <w:ilvl w:val="0"/>
-          <w:numId w:val="1035"/>
+          <w:numId w:val="1055"/>
         </w:numPr>
         <w:pStyle w:val="Compact"/>
       </w:pPr>
@@ -13587,46 +13932,82 @@
         </w:rPr>
         <w:t xml:space="preserve">Errors:</w:t>
       </w:r>
-      <w:r>
-        <w:t xml:space="preserve"> </w:t>
-      </w:r>
-      <w:r>
-        <w:t xml:space="preserve">- At most one error per claim.</w:t>
-      </w:r>
-      <w:r>
-        <w:t xml:space="preserve"> </w:t>
-      </w:r>
-      <w:r>
-        <w:t xml:space="preserve">- Whole-claim overpayments: no or insufficient documentation, medical necessity, other. These are 92% of overpayment dollars.</w:t>
-      </w:r>
-      <w:r>
-        <w:t xml:space="preserve"> </w:t>
-      </w:r>
-      <w:r>
-        <w:t xml:space="preserve">- Partial coding overpayments: 8% of overpayment dollars, sized 5–60% of the payment.</w:t>
-      </w:r>
-      <w:r>
-        <w:t xml:space="preserve"> </w:t>
-      </w:r>
-      <w:r>
-        <w:t xml:space="preserve">- Coding underpayments: 5–50% of the payment.</w:t>
-      </w:r>
-      <w:r>
-        <w:t xml:space="preserve"> </w:t>
-      </w:r>
-      <w:r>
-        <w:t xml:space="preserve">- Per-type rates are closed form, from FY 2025 overpayment and underpayment dollars (Supplemental Improper Payment Data, Tables A1 and A4).</w:t>
-      </w:r>
-      <w:r>
-        <w:t xml:space="preserve"> </w:t>
-      </w:r>
-      <w:r>
-        <w:t xml:space="preserve">- The simulated truth is 6.50% gross (FY 2025: 6.55%), with $0.92B in underpayments (FY 2025: $1.0B).</w:t>
-      </w:r>
-    </w:p>
-    <w:p>
-      <w:pPr>
-        <w:pStyle w:val="BodyText"/>
+    </w:p>
+    <w:p>
+      <w:pPr>
+        <w:numPr>
+          <w:ilvl w:val="0"/>
+          <w:numId w:val="1056"/>
+        </w:numPr>
+        <w:pStyle w:val="Compact"/>
+      </w:pPr>
+      <w:r>
+        <w:t xml:space="preserve">At most one error per claim.</w:t>
+      </w:r>
+    </w:p>
+    <w:p>
+      <w:pPr>
+        <w:numPr>
+          <w:ilvl w:val="0"/>
+          <w:numId w:val="1056"/>
+        </w:numPr>
+        <w:pStyle w:val="Compact"/>
+      </w:pPr>
+      <w:r>
+        <w:t xml:space="preserve">Whole-claim overpayments: no or insufficient documentation, medical necessity, other. These are 92% of overpayment dollars.</w:t>
+      </w:r>
+    </w:p>
+    <w:p>
+      <w:pPr>
+        <w:numPr>
+          <w:ilvl w:val="0"/>
+          <w:numId w:val="1056"/>
+        </w:numPr>
+        <w:pStyle w:val="Compact"/>
+      </w:pPr>
+      <w:r>
+        <w:t xml:space="preserve">Partial coding overpayments: 8% of overpayment dollars, sized 5–60% of the payment.</w:t>
+      </w:r>
+    </w:p>
+    <w:p>
+      <w:pPr>
+        <w:numPr>
+          <w:ilvl w:val="0"/>
+          <w:numId w:val="1056"/>
+        </w:numPr>
+        <w:pStyle w:val="Compact"/>
+      </w:pPr>
+      <w:r>
+        <w:t xml:space="preserve">Coding underpayments: 5–50% of the payment.</w:t>
+      </w:r>
+    </w:p>
+    <w:p>
+      <w:pPr>
+        <w:numPr>
+          <w:ilvl w:val="0"/>
+          <w:numId w:val="1056"/>
+        </w:numPr>
+        <w:pStyle w:val="Compact"/>
+      </w:pPr>
+      <w:r>
+        <w:t xml:space="preserve">Per-type rates are closed form, from FY 2025 overpayment and underpayment dollars (Supplemental Improper Payment Data, Tables A1 and A4).</w:t>
+      </w:r>
+    </w:p>
+    <w:p>
+      <w:pPr>
+        <w:numPr>
+          <w:ilvl w:val="0"/>
+          <w:numId w:val="1056"/>
+        </w:numPr>
+        <w:pStyle w:val="Compact"/>
+      </w:pPr>
+      <w:r>
+        <w:t xml:space="preserve">The simulated truth is 6.50% gross (FY 2025: 6.55%), with $0.92B in underpayments (FY 2025: $1.0B).</w:t>
+      </w:r>
+    </w:p>
+    <w:p>
+      <w:pPr>
+        <w:pStyle w:val="FirstParagraph"/>
       </w:pPr>
       <w:r>
         <w:rPr>
@@ -13635,29 +14016,53 @@
         </w:rPr>
         <w:t xml:space="preserve">Audit:</w:t>
       </w:r>
-      <w:r>
-        <w:t xml:space="preserve"> </w:t>
-      </w:r>
-      <w:r>
-        <w:t xml:space="preserve">- 37,651 claims, the FY 2025 count of claims reviewed per claim type: IPPS 8,750; Part A excluding IPPS 8,651; Part B 11,600; DMEPOS 8,650.</w:t>
-      </w:r>
-      <w:r>
-        <w:t xml:space="preserve"> </w:t>
-      </w:r>
-      <w:r>
-        <w:t xml:space="preserve">- Neyman allocation across five equal-count payment quintiles within each type. These stand in for CERT’s roughly 100 service-level strata per type, which cannot be rebuilt from public data.</w:t>
-      </w:r>
-      <w:r>
-        <w:t xml:space="preserve"> </w:t>
-      </w:r>
-      <w:r>
-        <w:t xml:space="preserve">- The production estimator reduces nationally to a separate ratio estimator.</w:t>
-      </w:r>
-      <w:r>
-        <w:t xml:space="preserve"> </w:t>
-      </w:r>
-      <w:r>
-        <w:t xml:space="preserve">- The Part A-to-B rebilling adjustment is out of scope.</w:t>
+    </w:p>
+    <w:p>
+      <w:pPr>
+        <w:numPr>
+          <w:ilvl w:val="0"/>
+          <w:numId w:val="1057"/>
+        </w:numPr>
+        <w:pStyle w:val="Compact"/>
+      </w:pPr>
+      <w:r>
+        <w:t xml:space="preserve">37,651 claims, the FY 2025 count of claims reviewed per claim type: IPPS 8,750; Part A excluding IPPS 8,651; Part B 11,600; DMEPOS 8,650.</w:t>
+      </w:r>
+    </w:p>
+    <w:p>
+      <w:pPr>
+        <w:numPr>
+          <w:ilvl w:val="0"/>
+          <w:numId w:val="1057"/>
+        </w:numPr>
+        <w:pStyle w:val="Compact"/>
+      </w:pPr>
+      <w:r>
+        <w:t xml:space="preserve">Neyman allocation across five equal-count payment quintiles within each type. These stand in for CERT’s roughly 100 service-level strata per type, which cannot be rebuilt from public data.</w:t>
+      </w:r>
+    </w:p>
+    <w:p>
+      <w:pPr>
+        <w:numPr>
+          <w:ilvl w:val="0"/>
+          <w:numId w:val="1057"/>
+        </w:numPr>
+        <w:pStyle w:val="Compact"/>
+      </w:pPr>
+      <w:r>
+        <w:t xml:space="preserve">The production estimator reduces nationally to a separate ratio estimator.</w:t>
+      </w:r>
+    </w:p>
+    <w:p>
+      <w:pPr>
+        <w:numPr>
+          <w:ilvl w:val="0"/>
+          <w:numId w:val="1057"/>
+        </w:numPr>
+        <w:pStyle w:val="Compact"/>
+      </w:pPr>
+      <w:r>
+        <w:t xml:space="preserve">The Part A-to-B rebilling adjustment is out of scope.</w:t>
       </w:r>
     </w:p>
     <w:bookmarkEnd w:id="66"/>
@@ -13674,7 +14079,7 @@
       <w:pPr>
         <w:numPr>
           <w:ilvl w:val="0"/>
-          <w:numId w:val="1036"/>
+          <w:numId w:val="1058"/>
         </w:numPr>
         <w:pStyle w:val="Compact"/>
       </w:pPr>
@@ -13696,7 +14101,7 @@
       <w:pPr>
         <w:numPr>
           <w:ilvl w:val="0"/>
-          <w:numId w:val="1036"/>
+          <w:numId w:val="1058"/>
         </w:numPr>
         <w:pStyle w:val="Compact"/>
       </w:pPr>
@@ -13718,7 +14123,7 @@
       <w:pPr>
         <w:numPr>
           <w:ilvl w:val="0"/>
-          <w:numId w:val="1036"/>
+          <w:numId w:val="1058"/>
         </w:numPr>
         <w:pStyle w:val="Compact"/>
       </w:pPr>
@@ -13740,7 +14145,7 @@
       <w:pPr>
         <w:numPr>
           <w:ilvl w:val="0"/>
-          <w:numId w:val="1036"/>
+          <w:numId w:val="1058"/>
         </w:numPr>
         <w:pStyle w:val="Compact"/>
       </w:pPr>
@@ -13762,7 +14167,7 @@
       <w:pPr>
         <w:numPr>
           <w:ilvl w:val="0"/>
-          <w:numId w:val="1036"/>
+          <w:numId w:val="1058"/>
         </w:numPr>
         <w:pStyle w:val="Compact"/>
       </w:pPr>
@@ -13784,7 +14189,7 @@
       <w:pPr>
         <w:numPr>
           <w:ilvl w:val="0"/>
-          <w:numId w:val="1036"/>
+          <w:numId w:val="1058"/>
         </w:numPr>
         <w:pStyle w:val="Compact"/>
       </w:pPr>
@@ -15972,6 +16377,12 @@
     <w:abstractNumId w:val="991"/>
   </w:num>
   <w:num w:numId="1005">
+    <w:abstractNumId w:val="991"/>
+  </w:num>
+  <w:num w:numId="1006">
+    <w:abstractNumId w:val="991"/>
+  </w:num>
+  <w:num w:numId="1007">
     <w:abstractNumId w:val="99411"/>
     <w:lvlOverride w:ilvl="0">
       <w:startOverride w:val="1"/>
@@ -16001,7 +16412,7 @@
       <w:startOverride w:val="1"/>
     </w:lvlOverride>
   </w:num>
-  <w:num w:numId="1006">
+  <w:num w:numId="1008">
     <w:abstractNumId w:val="99411"/>
     <w:lvlOverride w:ilvl="0">
       <w:startOverride w:val="1"/>
@@ -16031,12 +16442,6 @@
       <w:startOverride w:val="1"/>
     </w:lvlOverride>
   </w:num>
-  <w:num w:numId="1007">
-    <w:abstractNumId w:val="991"/>
-  </w:num>
-  <w:num w:numId="1008">
-    <w:abstractNumId w:val="991"/>
-  </w:num>
   <w:num w:numId="1009">
     <w:abstractNumId w:val="991"/>
   </w:num>
@@ -16047,6 +16452,12 @@
     <w:abstractNumId w:val="991"/>
   </w:num>
   <w:num w:numId="1012">
+    <w:abstractNumId w:val="991"/>
+  </w:num>
+  <w:num w:numId="1013">
+    <w:abstractNumId w:val="991"/>
+  </w:num>
+  <w:num w:numId="1014">
     <w:abstractNumId w:val="99411"/>
     <w:lvlOverride w:ilvl="0">
       <w:startOverride w:val="1"/>
@@ -16076,12 +16487,6 @@
       <w:startOverride w:val="1"/>
     </w:lvlOverride>
   </w:num>
-  <w:num w:numId="1013">
-    <w:abstractNumId w:val="991"/>
-  </w:num>
-  <w:num w:numId="1014">
-    <w:abstractNumId w:val="991"/>
-  </w:num>
   <w:num w:numId="1015">
     <w:abstractNumId w:val="991"/>
   </w:num>
@@ -16095,34 +16500,7 @@
     <w:abstractNumId w:val="991"/>
   </w:num>
   <w:num w:numId="1019">
-    <w:abstractNumId w:val="99411"/>
-    <w:lvlOverride w:ilvl="0">
-      <w:startOverride w:val="1"/>
-    </w:lvlOverride>
-    <w:lvlOverride w:ilvl="1">
-      <w:startOverride w:val="1"/>
-    </w:lvlOverride>
-    <w:lvlOverride w:ilvl="2">
-      <w:startOverride w:val="1"/>
-    </w:lvlOverride>
-    <w:lvlOverride w:ilvl="3">
-      <w:startOverride w:val="1"/>
-    </w:lvlOverride>
-    <w:lvlOverride w:ilvl="4">
-      <w:startOverride w:val="1"/>
-    </w:lvlOverride>
-    <w:lvlOverride w:ilvl="5">
-      <w:startOverride w:val="1"/>
-    </w:lvlOverride>
-    <w:lvlOverride w:ilvl="6">
-      <w:startOverride w:val="1"/>
-    </w:lvlOverride>
-    <w:lvlOverride w:ilvl="7">
-      <w:startOverride w:val="1"/>
-    </w:lvlOverride>
-    <w:lvlOverride w:ilvl="8">
-      <w:startOverride w:val="1"/>
-    </w:lvlOverride>
+    <w:abstractNumId w:val="991"/>
   </w:num>
   <w:num w:numId="1020">
     <w:abstractNumId w:val="991"/>
@@ -16194,12 +16572,6 @@
     <w:abstractNumId w:val="991"/>
   </w:num>
   <w:num w:numId="1025">
-    <w:abstractNumId w:val="991"/>
-  </w:num>
-  <w:num w:numId="1026">
-    <w:abstractNumId w:val="991"/>
-  </w:num>
-  <w:num w:numId="1027">
     <w:abstractNumId w:val="99411"/>
     <w:lvlOverride w:ilvl="0">
       <w:startOverride w:val="1"/>
@@ -16229,22 +16601,16 @@
       <w:startOverride w:val="1"/>
     </w:lvlOverride>
   </w:num>
+  <w:num w:numId="1026">
+    <w:abstractNumId w:val="991"/>
+  </w:num>
+  <w:num w:numId="1027">
+    <w:abstractNumId w:val="991"/>
+  </w:num>
   <w:num w:numId="1028">
     <w:abstractNumId w:val="991"/>
   </w:num>
   <w:num w:numId="1029">
-    <w:abstractNumId w:val="991"/>
-  </w:num>
-  <w:num w:numId="1030">
-    <w:abstractNumId w:val="991"/>
-  </w:num>
-  <w:num w:numId="1031">
-    <w:abstractNumId w:val="991"/>
-  </w:num>
-  <w:num w:numId="1032">
-    <w:abstractNumId w:val="991"/>
-  </w:num>
-  <w:num w:numId="1033">
     <w:abstractNumId w:val="99411"/>
     <w:lvlOverride w:ilvl="0">
       <w:startOverride w:val="1"/>
@@ -16274,13 +16640,118 @@
       <w:startOverride w:val="1"/>
     </w:lvlOverride>
   </w:num>
+  <w:num w:numId="1030">
+    <w:abstractNumId w:val="991"/>
+  </w:num>
+  <w:num w:numId="1031">
+    <w:abstractNumId w:val="991"/>
+  </w:num>
+  <w:num w:numId="1032">
+    <w:abstractNumId w:val="991"/>
+  </w:num>
+  <w:num w:numId="1033">
+    <w:abstractNumId w:val="991"/>
+  </w:num>
   <w:num w:numId="1034">
     <w:abstractNumId w:val="991"/>
   </w:num>
   <w:num w:numId="1035">
+    <w:abstractNumId w:val="99411"/>
+    <w:lvlOverride w:ilvl="0">
+      <w:startOverride w:val="1"/>
+    </w:lvlOverride>
+    <w:lvlOverride w:ilvl="1">
+      <w:startOverride w:val="1"/>
+    </w:lvlOverride>
+    <w:lvlOverride w:ilvl="2">
+      <w:startOverride w:val="1"/>
+    </w:lvlOverride>
+    <w:lvlOverride w:ilvl="3">
+      <w:startOverride w:val="1"/>
+    </w:lvlOverride>
+    <w:lvlOverride w:ilvl="4">
+      <w:startOverride w:val="1"/>
+    </w:lvlOverride>
+    <w:lvlOverride w:ilvl="5">
+      <w:startOverride w:val="1"/>
+    </w:lvlOverride>
+    <w:lvlOverride w:ilvl="6">
+      <w:startOverride w:val="1"/>
+    </w:lvlOverride>
+    <w:lvlOverride w:ilvl="7">
+      <w:startOverride w:val="1"/>
+    </w:lvlOverride>
+    <w:lvlOverride w:ilvl="8">
+      <w:startOverride w:val="1"/>
+    </w:lvlOverride>
+  </w:num>
+  <w:num w:numId="1036">
     <w:abstractNumId w:val="991"/>
   </w:num>
-  <w:num w:numId="1036">
+  <w:num w:numId="1037">
+    <w:abstractNumId w:val="991"/>
+  </w:num>
+  <w:num w:numId="1038">
+    <w:abstractNumId w:val="991"/>
+  </w:num>
+  <w:num w:numId="1039">
+    <w:abstractNumId w:val="991"/>
+  </w:num>
+  <w:num w:numId="1040">
+    <w:abstractNumId w:val="991"/>
+  </w:num>
+  <w:num w:numId="1041">
+    <w:abstractNumId w:val="991"/>
+  </w:num>
+  <w:num w:numId="1042">
+    <w:abstractNumId w:val="991"/>
+  </w:num>
+  <w:num w:numId="1043">
+    <w:abstractNumId w:val="991"/>
+  </w:num>
+  <w:num w:numId="1044">
+    <w:abstractNumId w:val="991"/>
+  </w:num>
+  <w:num w:numId="1045">
+    <w:abstractNumId w:val="991"/>
+  </w:num>
+  <w:num w:numId="1046">
+    <w:abstractNumId w:val="991"/>
+  </w:num>
+  <w:num w:numId="1047">
+    <w:abstractNumId w:val="991"/>
+  </w:num>
+  <w:num w:numId="1048">
+    <w:abstractNumId w:val="991"/>
+  </w:num>
+  <w:num w:numId="1049">
+    <w:abstractNumId w:val="991"/>
+  </w:num>
+  <w:num w:numId="1050">
+    <w:abstractNumId w:val="991"/>
+  </w:num>
+  <w:num w:numId="1051">
+    <w:abstractNumId w:val="991"/>
+  </w:num>
+  <w:num w:numId="1052">
+    <w:abstractNumId w:val="991"/>
+  </w:num>
+  <w:num w:numId="1053">
+    <w:abstractNumId w:val="991"/>
+  </w:num>
+  <w:num w:numId="1054">
+    <w:abstractNumId w:val="991"/>
+  </w:num>
+  <w:num w:numId="1055">
+    <w:abstractNumId w:val="991"/>
+  </w:num>
+  <w:num w:numId="1056">
+    <w:abstractNumId w:val="991"/>
+  </w:num>
+  <w:num w:numId="1057">
+    <w:abstractNumId w:val="991"/>
+  </w:num>
+  <w:num w:numId="1058">
     <w:abstractNumId w:val="99411"/>
     <w:lvlOverride w:ilvl="0">
       <w:startOverride w:val="1"/>

--- a/manuscripts/manuscript.docx
+++ b/manuscripts/manuscript.docx
@@ -237,7 +237,7 @@
         <w:t xml:space="preserve"> </w:t>
       </w:r>
       <w:r>
-        <w:t xml:space="preserve">about 4,400 (main text, excluding tables and references); abstract about 300; 5 tables, 2 figures; Appendices A–C.</w:t>
+        <w:t xml:space="preserve">about 4,400 (main text, excluding tables and references); abstract about 330; 5 tables, 2 figures; Appendices A–C.</w:t>
       </w:r>
     </w:p>
     <w:bookmarkStart w:id="20" w:name="abstract"/>
@@ -300,7 +300,7 @@
         <w:t xml:space="preserve"> </w:t>
       </w:r>
       <w:r>
-        <w:t xml:space="preserve">We built five synthetic populations, one per program, with fabricated errors and calibrated to public FY 2025 aggregates, and drew each program’s production-like audit (990 to 37,651 units) in 25 independent audit years. We compared expansion, ratio and regression estimators with normal intervals against bootstrap simulation (1,000 iterations) with error rates held fixed at their audited values or redrawn each iteration from their binomial sampling distributions (parametric rates).</w:t>
+        <w:t xml:space="preserve">We built five synthetic populations, one per program, with fabricated errors and calibrated to public FY 2025 aggregates, and drew each program’s production-like audit (990 to 37,651 units) in 25 independent audit years. We compared expansion and ratio estimators with normal intervals and a model-assisted regression estimator (models fit within strata on basic beneficiary variables and the amount paid, residual interval) against bootstrap simulation (1,000 iterations) with error rates held fixed at their audited values or redrawn each iteration from their binomial sampling distributions (parametric rates).</w:t>
       </w:r>
     </w:p>
     <w:p>
@@ -627,7 +627,7 @@
         <w:t xml:space="preserve"> </w:t>
       </w:r>
       <w:r>
-        <w:t xml:space="preserve">(generalized regression, GREG) calibrates to a known auxiliary such as total payments.</w:t>
+        <w:t xml:space="preserve">fits a model of the error on characteristics known for every unit, predicts the whole population, and adds the weighted sample residuals (model-assisted estimation; Särndal et al. 1992).</w:t>
       </w:r>
     </w:p>
     <w:p>
@@ -803,7 +803,7 @@
         <w:pStyle w:val="Compact"/>
       </w:pPr>
       <w:r>
-        <w:t xml:space="preserve">the three design-based analytic estimators in use (expansion, ratio and regression);</w:t>
+        <w:t xml:space="preserve">three design-based analytic estimators (expansion, ratio and a model-assisted regression estimator);</w:t>
       </w:r>
     </w:p>
     <w:p>
@@ -1895,7 +1895,13 @@
           <w:bCs/>
           <w:b/>
         </w:rPr>
-        <w:t xml:space="preserve">Regression (GREG):</w:t>
+        <w:t xml:space="preserve">Regression (model-assisted):</w:t>
+      </w:r>
+      <w:r>
+        <w:t xml:space="preserve"> </w:t>
+      </w:r>
+      <w:r>
+        <w:t xml:space="preserve">within each model stratum</w:t>
       </w:r>
       <w:r>
         <w:t xml:space="preserve"> </w:t>
@@ -1905,10 +1911,10 @@
           <w:iCs/>
           <w:i/>
         </w:rPr>
-        <w:t xml:space="preserve">θ̂ = [T̂_y + b(X − T̂_x)] / X</w:t>
-      </w:r>
-      <w:r>
-        <w:t xml:space="preserve">, with</w:t>
+        <w:t xml:space="preserve">m</w:t>
+      </w:r>
+      <w:r>
+        <w:t xml:space="preserve">, the audited</w:t>
       </w:r>
       <w:r>
         <w:t xml:space="preserve"> </w:t>
@@ -1918,13 +1924,26 @@
           <w:iCs/>
           <w:i/>
         </w:rPr>
-        <w:t xml:space="preserve">b</w:t>
-      </w:r>
-      <w:r>
-        <w:t xml:space="preserve"> </w:t>
-      </w:r>
-      <w:r>
-        <w:t xml:space="preserve">the weighted least-squares slope of</w:t>
+        <w:t xml:space="preserve">y</w:t>
+      </w:r>
+      <w:r>
+        <w:t xml:space="preserve"> </w:t>
+      </w:r>
+      <w:r>
+        <w:t xml:space="preserve">is regressed by design-weighted least squares on an intercept and the unit’s predictors</w:t>
+      </w:r>
+      <w:r>
+        <w:t xml:space="preserve"> </w:t>
+      </w:r>
+      <w:r>
+        <w:rPr>
+          <w:bCs/>
+          <w:b/>
+        </w:rPr>
+        <w:t xml:space="preserve">z</w:t>
+      </w:r>
+      <w:r>
+        <w:t xml:space="preserve">: basic beneficiary variables plus the amount paid. The fitted models predict every population unit, and the estimate adds the weighted audit residuals:</w:t>
       </w:r>
       <w:r>
         <w:t xml:space="preserve"> </w:t>
@@ -1934,13 +1953,90 @@
           <w:iCs/>
           <w:i/>
         </w:rPr>
-        <w:t xml:space="preserve">y</w:t>
-      </w:r>
-      <w:r>
-        <w:t xml:space="preserve"> </w:t>
-      </w:r>
-      <w:r>
-        <w:t xml:space="preserve">on</w:t>
+        <w:t xml:space="preserve">θ̂ = [Σ_U ŷ + Σ_s w (y − ŷ)] / X</w:t>
+      </w:r>
+      <w:r>
+        <w:t xml:space="preserve">. The predictors are:</w:t>
+      </w:r>
+    </w:p>
+    <w:p>
+      <w:pPr>
+        <w:numPr>
+          <w:ilvl w:val="1"/>
+          <w:numId w:val="1012"/>
+        </w:numPr>
+        <w:pStyle w:val="Compact"/>
+      </w:pPr>
+      <w:r>
+        <w:t xml:space="preserve">Part C: payment, demographic score, months enrolled and number of HCCs, within risk-score terciles.</w:t>
+      </w:r>
+    </w:p>
+    <w:p>
+      <w:pPr>
+        <w:numPr>
+          <w:ilvl w:val="1"/>
+          <w:numId w:val="1012"/>
+        </w:numPr>
+        <w:pStyle w:val="Compact"/>
+      </w:pPr>
+      <w:r>
+        <w:t xml:space="preserve">Part D: Medicare payment, gross drug cost, number of PDEs and reaching the catastrophic phase, within post-strata (long-term care, low-income subsidy, other).</w:t>
+      </w:r>
+    </w:p>
+    <w:p>
+      <w:pPr>
+        <w:numPr>
+          <w:ilvl w:val="1"/>
+          <w:numId w:val="1012"/>
+        </w:numPr>
+        <w:pStyle w:val="Compact"/>
+      </w:pPr>
+      <w:r>
+        <w:t xml:space="preserve">PERM: amount paid, month and the beneficiary’s number of payments and total paid.</w:t>
+      </w:r>
+    </w:p>
+    <w:p>
+      <w:pPr>
+        <w:numPr>
+          <w:ilvl w:val="1"/>
+          <w:numId w:val="1012"/>
+        </w:numPr>
+        <w:pStyle w:val="Compact"/>
+      </w:pPr>
+      <w:r>
+        <w:t xml:space="preserve">EIPM: APTC, age, household size, income and months.</w:t>
+      </w:r>
+    </w:p>
+    <w:p>
+      <w:pPr>
+        <w:numPr>
+          <w:ilvl w:val="1"/>
+          <w:numId w:val="1012"/>
+        </w:numPr>
+        <w:pStyle w:val="Compact"/>
+      </w:pPr>
+      <w:r>
+        <w:t xml:space="preserve">CERT: amount paid (the claims carry no beneficiary variables).</w:t>
+      </w:r>
+    </w:p>
+    <w:p>
+      <w:pPr>
+        <w:numPr>
+          <w:ilvl w:val="0"/>
+          <w:numId w:val="1000"/>
+        </w:numPr>
+        <w:pStyle w:val="Compact"/>
+      </w:pPr>
+      <w:r>
+        <w:t xml:space="preserve">The model is fit on the same audit as the ratio estimator (for Part D, the 990-beneficiary audit). A stratum with fewer than 10 audited errors, or too few units for the model, uses an intercept-only model, which is expansion within that stratum. The approach follows model-assisted estimation as used in forest inventory (McConville et al. 2020) and model-based extrapolation of random audits in tax-gap estimation (Johns and Rosenbaum 2024).</w:t>
+      </w:r>
+    </w:p>
+    <w:p>
+      <w:pPr>
+        <w:pStyle w:val="FirstParagraph"/>
+      </w:pPr>
+      <w:r>
+        <w:t xml:space="preserve">Variances use the stratified-SRS formula with finite population correction on</w:t>
       </w:r>
       <w:r>
         <w:t xml:space="preserve"> </w:t>
@@ -1950,21 +2046,13 @@
           <w:iCs/>
           <w:i/>
         </w:rPr>
-        <w:t xml:space="preserve">x</w:t>
-      </w:r>
-      <w:r>
-        <w:t xml:space="preserve"> </w:t>
-      </w:r>
-      <w:r>
-        <w:t xml:space="preserve">with an intercept.</w:t>
-      </w:r>
-    </w:p>
-    <w:p>
-      <w:pPr>
-        <w:pStyle w:val="FirstParagraph"/>
-      </w:pPr>
-      <w:r>
-        <w:t xml:space="preserve">Variances use the stratified-SRS formula with finite population correction on</w:t>
+        <w:t xml:space="preserve">y</w:t>
+      </w:r>
+      <w:r>
+        <w:t xml:space="preserve"> </w:t>
+      </w:r>
+      <w:r>
+        <w:t xml:space="preserve">(expansion), on the ratio residual</w:t>
       </w:r>
       <w:r>
         <w:t xml:space="preserve"> </w:t>
@@ -1974,10 +2062,13 @@
           <w:iCs/>
           <w:i/>
         </w:rPr>
-        <w:t xml:space="preserve">y</w:t>
-      </w:r>
-      <w:r>
-        <w:t xml:space="preserve">, on the ratio residual</w:t>
+        <w:t xml:space="preserve">y − θ̂x</w:t>
+      </w:r>
+      <w:r>
+        <w:t xml:space="preserve"> </w:t>
+      </w:r>
+      <w:r>
+        <w:t xml:space="preserve">(ratio), or on the model residual</w:t>
       </w:r>
       <w:r>
         <w:t xml:space="preserve"> </w:t>
@@ -1987,10 +2078,13 @@
           <w:iCs/>
           <w:i/>
         </w:rPr>
-        <w:t xml:space="preserve">y − θ̂x</w:t>
-      </w:r>
-      <w:r>
-        <w:t xml:space="preserve">, or on the regression residual (Taylor linearization). Each method reports</w:t>
+        <w:t xml:space="preserve">y − ŷ</w:t>
+      </w:r>
+      <w:r>
+        <w:t xml:space="preserve"> </w:t>
+      </w:r>
+      <w:r>
+        <w:t xml:space="preserve">(regression), all from the single audit. Expansion and ratio report</w:t>
       </w:r>
       <w:r>
         <w:t xml:space="preserve"> </w:t>
@@ -2003,7 +2097,23 @@
         <w:t xml:space="preserve">θ̂ ± 1.96·SE</w:t>
       </w:r>
       <w:r>
-        <w:t xml:space="preserve">.</w:t>
+        <w:t xml:space="preserve">; regression uses a</w:t>
+      </w:r>
+      <w:r>
+        <w:t xml:space="preserve"> </w:t>
+      </w:r>
+      <w:r>
+        <w:rPr>
+          <w:iCs/>
+          <w:i/>
+        </w:rPr>
+        <w:t xml:space="preserve">t</w:t>
+      </w:r>
+      <w:r>
+        <w:t xml:space="preserve"> </w:t>
+      </w:r>
+      <w:r>
+        <w:t xml:space="preserve">multiplier with degrees of freedom reduced by the strata and model terms fitted.</w:t>
       </w:r>
     </w:p>
     <w:p>
@@ -2018,7 +2128,7 @@
       <w:pPr>
         <w:numPr>
           <w:ilvl w:val="0"/>
-          <w:numId w:val="1012"/>
+          <w:numId w:val="1013"/>
         </w:numPr>
         <w:pStyle w:val="Compact"/>
       </w:pPr>
@@ -2040,7 +2150,7 @@
       <w:pPr>
         <w:numPr>
           <w:ilvl w:val="0"/>
-          <w:numId w:val="1012"/>
+          <w:numId w:val="1013"/>
         </w:numPr>
         <w:pStyle w:val="Compact"/>
       </w:pPr>
@@ -2109,7 +2219,7 @@
       <w:pPr>
         <w:numPr>
           <w:ilvl w:val="0"/>
-          <w:numId w:val="1013"/>
+          <w:numId w:val="1014"/>
         </w:numPr>
         <w:pStyle w:val="Compact"/>
       </w:pPr>
@@ -2131,7 +2241,7 @@
       <w:pPr>
         <w:numPr>
           <w:ilvl w:val="0"/>
-          <w:numId w:val="1013"/>
+          <w:numId w:val="1014"/>
         </w:numPr>
         <w:pStyle w:val="Compact"/>
       </w:pPr>
@@ -2182,7 +2292,7 @@
       <w:pPr>
         <w:numPr>
           <w:ilvl w:val="0"/>
-          <w:numId w:val="1014"/>
+          <w:numId w:val="1015"/>
         </w:numPr>
         <w:pStyle w:val="Compact"/>
       </w:pPr>
@@ -2223,7 +2333,7 @@
       <w:pPr>
         <w:numPr>
           <w:ilvl w:val="0"/>
-          <w:numId w:val="1014"/>
+          <w:numId w:val="1015"/>
         </w:numPr>
         <w:pStyle w:val="Compact"/>
       </w:pPr>
@@ -2248,7 +2358,7 @@
       <w:pPr>
         <w:numPr>
           <w:ilvl w:val="0"/>
-          <w:numId w:val="1014"/>
+          <w:numId w:val="1015"/>
         </w:numPr>
         <w:pStyle w:val="Compact"/>
       </w:pPr>
@@ -2260,7 +2370,7 @@
       <w:pPr>
         <w:numPr>
           <w:ilvl w:val="0"/>
-          <w:numId w:val="1014"/>
+          <w:numId w:val="1015"/>
         </w:numPr>
         <w:pStyle w:val="Compact"/>
       </w:pPr>
@@ -2394,7 +2504,7 @@
       <w:pPr>
         <w:numPr>
           <w:ilvl w:val="0"/>
-          <w:numId w:val="1015"/>
+          <w:numId w:val="1016"/>
         </w:numPr>
         <w:pStyle w:val="Compact"/>
       </w:pPr>
@@ -2416,7 +2526,7 @@
       <w:pPr>
         <w:numPr>
           <w:ilvl w:val="0"/>
-          <w:numId w:val="1015"/>
+          <w:numId w:val="1016"/>
         </w:numPr>
         <w:pStyle w:val="Compact"/>
       </w:pPr>
@@ -2438,7 +2548,7 @@
       <w:pPr>
         <w:numPr>
           <w:ilvl w:val="0"/>
-          <w:numId w:val="1015"/>
+          <w:numId w:val="1016"/>
         </w:numPr>
         <w:pStyle w:val="Compact"/>
       </w:pPr>
@@ -2468,7 +2578,7 @@
       <w:pPr>
         <w:numPr>
           <w:ilvl w:val="0"/>
-          <w:numId w:val="1016"/>
+          <w:numId w:val="1017"/>
         </w:numPr>
         <w:pStyle w:val="Compact"/>
       </w:pPr>
@@ -2480,7 +2590,7 @@
       <w:pPr>
         <w:numPr>
           <w:ilvl w:val="0"/>
-          <w:numId w:val="1016"/>
+          <w:numId w:val="1017"/>
         </w:numPr>
         <w:pStyle w:val="Compact"/>
       </w:pPr>
@@ -2518,7 +2628,7 @@
     </w:p>
     <w:bookmarkEnd w:id="32"/>
     <w:bookmarkEnd w:id="33"/>
-    <w:bookmarkStart w:id="44" w:name="results"/>
+    <w:bookmarkStart w:id="45" w:name="results"/>
     <w:p>
       <w:pPr>
         <w:pStyle w:val="Heading2"/>
@@ -2816,7 +2926,7 @@
               <w:jc w:val="left"/>
             </w:pPr>
             <w:r>
-              <w:t xml:space="preserve">6.16%</w:t>
+              <w:t xml:space="preserve">6.10%</w:t>
             </w:r>
           </w:p>
         </w:tc>
@@ -2840,7 +2950,7 @@
               <w:jc w:val="left"/>
             </w:pPr>
             <w:r>
-              <w:t xml:space="preserve">24/25 (1/0)</w:t>
+              <w:t xml:space="preserve">23/25 (1/1)</w:t>
             </w:r>
           </w:p>
         </w:tc>
@@ -3154,31 +3264,31 @@
               <w:jc w:val="left"/>
             </w:pPr>
             <w:r>
-              <w:t xml:space="preserve">1.41%</w:t>
-            </w:r>
-          </w:p>
-        </w:tc>
-        <w:tc>
-          <w:tcPr/>
-          <w:p>
-            <w:pPr>
-              <w:pStyle w:val="Compact"/>
-              <w:jc w:val="left"/>
-            </w:pPr>
-            <w:r>
-              <w:t xml:space="preserve">±0.64</w:t>
-            </w:r>
-          </w:p>
-        </w:tc>
-        <w:tc>
-          <w:tcPr/>
-          <w:p>
-            <w:pPr>
-              <w:pStyle w:val="Compact"/>
-              <w:jc w:val="left"/>
-            </w:pPr>
-            <w:r>
-              <w:t xml:space="preserve">20/25 (1/4)</w:t>
+              <w:t xml:space="preserve">1.44%</w:t>
+            </w:r>
+          </w:p>
+        </w:tc>
+        <w:tc>
+          <w:tcPr/>
+          <w:p>
+            <w:pPr>
+              <w:pStyle w:val="Compact"/>
+              <w:jc w:val="left"/>
+            </w:pPr>
+            <w:r>
+              <w:t xml:space="preserve">±0.58</w:t>
+            </w:r>
+          </w:p>
+        </w:tc>
+        <w:tc>
+          <w:tcPr/>
+          <w:p>
+            <w:pPr>
+              <w:pStyle w:val="Compact"/>
+              <w:jc w:val="left"/>
+            </w:pPr>
+            <w:r>
+              <w:t xml:space="preserve">15/25 (4/6)</w:t>
             </w:r>
           </w:p>
         </w:tc>
@@ -3492,7 +3602,7 @@
               <w:jc w:val="left"/>
             </w:pPr>
             <w:r>
-              <w:t xml:space="preserve">6.04%</w:t>
+              <w:t xml:space="preserve">6.03%</w:t>
             </w:r>
           </w:p>
         </w:tc>
@@ -3830,31 +3940,31 @@
               <w:jc w:val="left"/>
             </w:pPr>
             <w:r>
-              <w:t xml:space="preserve">0.83%</w:t>
-            </w:r>
-          </w:p>
-        </w:tc>
-        <w:tc>
-          <w:tcPr/>
-          <w:p>
-            <w:pPr>
-              <w:pStyle w:val="Compact"/>
-              <w:jc w:val="left"/>
-            </w:pPr>
-            <w:r>
-              <w:t xml:space="preserve">±0.35</w:t>
-            </w:r>
-          </w:p>
-        </w:tc>
-        <w:tc>
-          <w:tcPr/>
-          <w:p>
-            <w:pPr>
-              <w:pStyle w:val="Compact"/>
-              <w:jc w:val="left"/>
-            </w:pPr>
-            <w:r>
-              <w:t xml:space="preserve">22/25 (0/3)</w:t>
+              <w:t xml:space="preserve">0.84%</w:t>
+            </w:r>
+          </w:p>
+        </w:tc>
+        <w:tc>
+          <w:tcPr/>
+          <w:p>
+            <w:pPr>
+              <w:pStyle w:val="Compact"/>
+              <w:jc w:val="left"/>
+            </w:pPr>
+            <w:r>
+              <w:t xml:space="preserve">±0.34</w:t>
+            </w:r>
+          </w:p>
+        </w:tc>
+        <w:tc>
+          <w:tcPr/>
+          <w:p>
+            <w:pPr>
+              <w:pStyle w:val="Compact"/>
+              <w:jc w:val="left"/>
+            </w:pPr>
+            <w:r>
+              <w:t xml:space="preserve">23/25 (0/2)</w:t>
             </w:r>
           </w:p>
         </w:tc>
@@ -4168,7 +4278,7 @@
               <w:jc w:val="left"/>
             </w:pPr>
             <w:r>
-              <w:t xml:space="preserve">6.57%</w:t>
+              <w:t xml:space="preserve">6.58%</w:t>
             </w:r>
           </w:p>
         </w:tc>
@@ -4602,7 +4712,7 @@
               <w:jc w:val="left"/>
             </w:pPr>
             <w:r>
-              <w:t xml:space="preserve">5.5%</w:t>
+              <w:t xml:space="preserve">5.3% (regression)</w:t>
             </w:r>
           </w:p>
         </w:tc>
@@ -4931,7 +5041,7 @@
               <w:jc w:val="left"/>
             </w:pPr>
             <w:r>
-              <w:t xml:space="preserve">6.7% (+1.1%)</w:t>
+              <w:t xml:space="preserve">6.3% (+1.2%)</w:t>
             </w:r>
           </w:p>
         </w:tc>
@@ -5005,7 +5115,7 @@
               <w:jc w:val="left"/>
             </w:pPr>
             <w:r>
-              <w:t xml:space="preserve">23.9% (+1.9%)</w:t>
+              <w:t xml:space="preserve">27.9% (+7.8%)</w:t>
             </w:r>
           </w:p>
         </w:tc>
@@ -5079,7 +5189,7 @@
               <w:jc w:val="left"/>
             </w:pPr>
             <w:r>
-              <w:t xml:space="preserve">5.5% (-1.3%)</w:t>
+              <w:t xml:space="preserve">5.3% (-1.5%)</w:t>
             </w:r>
           </w:p>
         </w:tc>
@@ -5153,7 +5263,7 @@
               <w:jc w:val="left"/>
             </w:pPr>
             <w:r>
-              <w:t xml:space="preserve">17.6% (-5.6%)</w:t>
+              <w:t xml:space="preserve">18.1% (-5.4%)</w:t>
             </w:r>
           </w:p>
         </w:tc>
@@ -5227,7 +5337,7 @@
               <w:jc w:val="left"/>
             </w:pPr>
             <w:r>
-              <w:t xml:space="preserve">2.3% (+0.6%)</w:t>
+              <w:t xml:space="preserve">2.3% (+0.7%)</w:t>
             </w:r>
           </w:p>
         </w:tc>
@@ -6422,7 +6532,7 @@
       <w:pPr>
         <w:numPr>
           <w:ilvl w:val="0"/>
-          <w:numId w:val="1017"/>
+          <w:numId w:val="1018"/>
         </w:numPr>
         <w:pStyle w:val="Compact"/>
       </w:pPr>
@@ -6444,7 +6554,7 @@
       <w:pPr>
         <w:numPr>
           <w:ilvl w:val="0"/>
-          <w:numId w:val="1017"/>
+          <w:numId w:val="1018"/>
         </w:numPr>
         <w:pStyle w:val="Compact"/>
       </w:pPr>
@@ -6945,7 +7055,7 @@
               <w:jc w:val="left"/>
             </w:pPr>
             <w:r>
-              <w:t xml:space="preserve">18–20/25</w:t>
+              <w:t xml:space="preserve">15–18/25</w:t>
             </w:r>
           </w:p>
         </w:tc>
@@ -6963,7 +7073,7 @@
       <w:pPr>
         <w:numPr>
           <w:ilvl w:val="0"/>
-          <w:numId w:val="1018"/>
+          <w:numId w:val="1019"/>
         </w:numPr>
         <w:pStyle w:val="Compact"/>
       </w:pPr>
@@ -6985,7 +7095,7 @@
       <w:pPr>
         <w:numPr>
           <w:ilvl w:val="0"/>
-          <w:numId w:val="1018"/>
+          <w:numId w:val="1019"/>
         </w:numPr>
         <w:pStyle w:val="Compact"/>
       </w:pPr>
@@ -7007,7 +7117,7 @@
       <w:pPr>
         <w:numPr>
           <w:ilvl w:val="0"/>
-          <w:numId w:val="1018"/>
+          <w:numId w:val="1019"/>
         </w:numPr>
         <w:pStyle w:val="Compact"/>
       </w:pPr>
@@ -7037,7 +7147,7 @@
       <w:pPr>
         <w:numPr>
           <w:ilvl w:val="0"/>
-          <w:numId w:val="1019"/>
+          <w:numId w:val="1020"/>
         </w:numPr>
         <w:pStyle w:val="Compact"/>
       </w:pPr>
@@ -7059,7 +7169,7 @@
       <w:pPr>
         <w:numPr>
           <w:ilvl w:val="0"/>
-          <w:numId w:val="1019"/>
+          <w:numId w:val="1020"/>
         </w:numPr>
         <w:pStyle w:val="Compact"/>
       </w:pPr>
@@ -7498,7 +7608,7 @@
               <w:jc w:val="left"/>
             </w:pPr>
             <w:r>
-              <w:t xml:space="preserve">24/25 (1/0)</w:t>
+              <w:t xml:space="preserve">23/25 (1/1)</w:t>
             </w:r>
           </w:p>
         </w:tc>
@@ -7694,7 +7804,7 @@
               <w:jc w:val="left"/>
             </w:pPr>
             <w:r>
-              <w:t xml:space="preserve">20/25 (1/4)</w:t>
+              <w:t xml:space="preserve">16/25 (4/5)</w:t>
             </w:r>
           </w:p>
         </w:tc>
@@ -7792,7 +7902,7 @@
               <w:jc w:val="left"/>
             </w:pPr>
             <w:r>
-              <w:t xml:space="preserve">15/25 (0/10)</w:t>
+              <w:t xml:space="preserve">13/25 (2/10)</w:t>
             </w:r>
           </w:p>
         </w:tc>
@@ -7890,7 +8000,7 @@
               <w:jc w:val="left"/>
             </w:pPr>
             <w:r>
-              <w:t xml:space="preserve">20/25 (1/4)</w:t>
+              <w:t xml:space="preserve">15/25 (4/6)</w:t>
             </w:r>
           </w:p>
         </w:tc>
@@ -7988,7 +8098,7 @@
               <w:jc w:val="left"/>
             </w:pPr>
             <w:r>
-              <w:t xml:space="preserve">20/25 (1/4)</w:t>
+              <w:t xml:space="preserve">16/25 (4/5)</w:t>
             </w:r>
           </w:p>
         </w:tc>
@@ -8380,7 +8490,7 @@
               <w:jc w:val="left"/>
             </w:pPr>
             <w:r>
-              <w:t xml:space="preserve">22/25 (0/3)</w:t>
+              <w:t xml:space="preserve">23/25 (0/2)</w:t>
             </w:r>
           </w:p>
         </w:tc>
@@ -9262,7 +9372,7 @@
               <w:jc w:val="left"/>
             </w:pPr>
             <w:r>
-              <w:t xml:space="preserve">23/25 (2/0)</w:t>
+              <w:t xml:space="preserve">24/25 (1/0)</w:t>
             </w:r>
           </w:p>
         </w:tc>
@@ -9394,7 +9504,7 @@
       <w:pPr>
         <w:numPr>
           <w:ilvl w:val="0"/>
-          <w:numId w:val="1020"/>
+          <w:numId w:val="1021"/>
         </w:numPr>
         <w:pStyle w:val="Compact"/>
       </w:pPr>
@@ -9416,7 +9526,7 @@
       <w:pPr>
         <w:numPr>
           <w:ilvl w:val="0"/>
-          <w:numId w:val="1020"/>
+          <w:numId w:val="1021"/>
         </w:numPr>
         <w:pStyle w:val="Compact"/>
       </w:pPr>
@@ -9438,7 +9548,7 @@
       <w:pPr>
         <w:numPr>
           <w:ilvl w:val="0"/>
-          <w:numId w:val="1020"/>
+          <w:numId w:val="1021"/>
         </w:numPr>
         <w:pStyle w:val="Compact"/>
       </w:pPr>
@@ -9460,7 +9570,7 @@
       <w:pPr>
         <w:numPr>
           <w:ilvl w:val="0"/>
-          <w:numId w:val="1020"/>
+          <w:numId w:val="1021"/>
         </w:numPr>
         <w:pStyle w:val="Compact"/>
       </w:pPr>
@@ -9482,7 +9592,7 @@
       <w:pPr>
         <w:numPr>
           <w:ilvl w:val="0"/>
-          <w:numId w:val="1020"/>
+          <w:numId w:val="1021"/>
         </w:numPr>
         <w:pStyle w:val="Compact"/>
       </w:pPr>
@@ -9833,23 +9943,13 @@
       </w:r>
     </w:p>
     <w:bookmarkEnd w:id="43"/>
-    <w:bookmarkEnd w:id="44"/>
-    <w:bookmarkStart w:id="49" w:name="discussion"/>
-    <w:p>
-      <w:pPr>
-        <w:pStyle w:val="Heading2"/>
-      </w:pPr>
-      <w:r>
-        <w:t xml:space="preserve">5. Discussion</w:t>
-      </w:r>
-    </w:p>
-    <w:bookmarkStart w:id="45" w:name="principal-findings"/>
+    <w:bookmarkStart w:id="44" w:name="regression-with-beneficiary-variables"/>
     <w:p>
       <w:pPr>
         <w:pStyle w:val="Heading3"/>
       </w:pPr>
       <w:r>
-        <w:t xml:space="preserve">5.1 Principal findings</w:t>
+        <w:t xml:space="preserve">4.5 Regression with beneficiary variables</w:t>
       </w:r>
     </w:p>
     <w:p>
@@ -9857,33 +9957,13 @@
         <w:pStyle w:val="FirstParagraph"/>
       </w:pPr>
       <w:r>
-        <w:t xml:space="preserve">In five synthetic populations designed after the five CMS improper payment measurements, audit-finding bootstrap simulation gave point estimates as accurate as, or more accurate than, the expansion, ratio and regression estimators. Its fixed-rate interval, however, was invalid in every program, covering the truth in 24% of audit years where 95% was intended. The failure is not a tuning problem. Because the audit is never resampled, the interval measures only how the audited rates scatter across the population, not how much those rates would change with a different audit. Its width shrinks toward zero as the population grows. Any production use of a fixed-rate audit-finding simulation for PIIA intervals should therefore be reviewed.</w:t>
-      </w:r>
-    </w:p>
-    <w:p>
-      <w:pPr>
-        <w:pStyle w:val="BodyText"/>
-      </w:pPr>
-      <w:r>
-        <w:t xml:space="preserve">Redrawing the rates from their binomial sampling distribution before each iteration fixes the interval with a change of a few lines of code and no additional review. It covered the true gross rate in 96.8% of audit years. Its intervals were 11–21% narrower than the ratio estimator’s in four programs, and much narrower than expansion’s in Part D.</w:t>
-      </w:r>
-    </w:p>
-    <w:bookmarkEnd w:id="45"/>
-    <w:bookmarkStart w:id="46" w:name="recommendation"/>
-    <w:p>
-      <w:pPr>
-        <w:pStyle w:val="Heading3"/>
-      </w:pPr>
-      <w:r>
-        <w:t xml:space="preserve">5.2 Recommendation</w:t>
-      </w:r>
-    </w:p>
-    <w:p>
-      <w:pPr>
-        <w:pStyle w:val="FirstParagraph"/>
-      </w:pPr>
-      <w:r>
-        <w:t xml:space="preserve">We recommend that CMS improper payment measurements adopt</w:t>
+        <w:t xml:space="preserve">The regression estimator fits a least-squares model within each stratum on the ratio estimator’s audit, using basic beneficiary variables and the amount paid. It then predicts every population unit and adds the weighted audit residuals. The extra variables changed little:</w:t>
+      </w:r>
+      <w:r>
+        <w:t xml:space="preserve"> </w:t>
+      </w:r>
+      <w:r>
+        <w:t xml:space="preserve">-</w:t>
       </w:r>
       <w:r>
         <w:t xml:space="preserve"> </w:t>
@@ -9893,50 +9973,158 @@
           <w:bCs/>
           <w:b/>
         </w:rPr>
-        <w:t xml:space="preserve">bootstrap simulation with parametric rates</w:t>
-      </w:r>
-      <w:r>
-        <w:t xml:space="preserve"> </w:t>
-      </w:r>
-      <w:r>
-        <w:t xml:space="preserve">for the gross improper payment rate and its interval, with the analytic ratio or regression interval reported alongside during a transition period. The recommendation rests on three findings:</w:t>
-      </w:r>
-    </w:p>
-    <w:p>
-      <w:pPr>
-        <w:numPr>
-          <w:ilvl w:val="0"/>
-          <w:numId w:val="1021"/>
-        </w:numPr>
-        <w:pStyle w:val="Compact"/>
-      </w:pPr>
+        <w:t xml:space="preserve">Part C, PERM, EIPM and CERT:</w:t>
+      </w:r>
+      <w:r>
+        <w:t xml:space="preserve"> </w:t>
+      </w:r>
+      <w:r>
+        <w:t xml:space="preserve">coverage of the gross rate was 23, 23, 23 and 24 of 25. Width and point accuracy were within a few percent of the ratio estimator’s.</w:t>
+      </w:r>
+      <w:r>
+        <w:t xml:space="preserve"> </w:t>
+      </w:r>
+      <w:r>
+        <w:t xml:space="preserve">-</w:t>
+      </w:r>
+      <w:r>
+        <w:t xml:space="preserve"> </w:t>
+      </w:r>
       <w:r>
         <w:rPr>
           <w:bCs/>
           <w:b/>
         </w:rPr>
-        <w:t xml:space="preserve">Validity:</w:t>
-      </w:r>
-      <w:r>
-        <w:t xml:space="preserve"> </w:t>
-      </w:r>
-      <w:r>
-        <w:t xml:space="preserve">coverage at the nominal level for the gross rate in every program.</w:t>
-      </w:r>
-    </w:p>
-    <w:p>
-      <w:pPr>
-        <w:numPr>
-          <w:ilvl w:val="0"/>
-          <w:numId w:val="1021"/>
-        </w:numPr>
-        <w:pStyle w:val="Compact"/>
-      </w:pPr>
+        <w:t xml:space="preserve">Part D:</w:t>
+      </w:r>
+      <w:r>
+        <w:t xml:space="preserve"> </w:t>
+      </w:r>
+      <w:r>
+        <w:t xml:space="preserve">drug cost and reaching the catastrophic phase explain part of the beneficiary payment error, and the interval narrowed from ±0.67 (ratio) to ±0.58 points. But coverage fell to 15 of 25, and the point estimate ran 7.8% high on average.</w:t>
+      </w:r>
+    </w:p>
+    <w:p>
+      <w:pPr>
+        <w:pStyle w:val="BodyText"/>
+      </w:pPr>
+      <w:r>
+        <w:t xml:space="preserve">With few large errors in a 990-beneficiary audit, a better-fitting model leaves residuals that understate the true sampling variance: the overfitting risk of model-assisted estimation with small samples (McConville et al. 2020). In PERM, all but the largest-payment fee-for-service stratum had too few audited errors for a model and used the intercept-only fallback, which equals expansion within the stratum.</w:t>
+      </w:r>
+    </w:p>
+    <w:p>
+      <w:pPr>
+        <w:pStyle w:val="BodyText"/>
+      </w:pPr>
+      <w:r>
+        <w:t xml:space="preserve">Across the five programs, regression covered the true gross rate in 108 of 125 audit years (86.4%), against 111 for the ratio estimator and 121 for the parametric bootstrap.</w:t>
+      </w:r>
+    </w:p>
+    <w:bookmarkEnd w:id="44"/>
+    <w:bookmarkEnd w:id="45"/>
+    <w:bookmarkStart w:id="50" w:name="discussion"/>
+    <w:p>
+      <w:pPr>
+        <w:pStyle w:val="Heading2"/>
+      </w:pPr>
+      <w:r>
+        <w:t xml:space="preserve">5. Discussion</w:t>
+      </w:r>
+    </w:p>
+    <w:bookmarkStart w:id="46" w:name="principal-findings"/>
+    <w:p>
+      <w:pPr>
+        <w:pStyle w:val="Heading3"/>
+      </w:pPr>
+      <w:r>
+        <w:t xml:space="preserve">5.1 Principal findings</w:t>
+      </w:r>
+    </w:p>
+    <w:p>
+      <w:pPr>
+        <w:pStyle w:val="FirstParagraph"/>
+      </w:pPr>
+      <w:r>
+        <w:t xml:space="preserve">In five synthetic populations designed after the five CMS improper payment measurements, audit-finding bootstrap simulation gave point estimates as accurate as, or more accurate than, the expansion, ratio and regression estimators. Its fixed-rate interval, however, was invalid in every program, covering the truth in 24% of audit years where 95% was intended. The failure is not a tuning problem. Because the audit is never resampled, the interval measures only how the audited rates scatter across the population, not how much those rates would change with a different audit. Its width shrinks toward zero as the population grows. Any production use of a fixed-rate audit-finding simulation for PIIA intervals should therefore be reviewed.</w:t>
+      </w:r>
+    </w:p>
+    <w:p>
+      <w:pPr>
+        <w:pStyle w:val="BodyText"/>
+      </w:pPr>
+      <w:r>
+        <w:t xml:space="preserve">Redrawing the rates from their binomial sampling distribution before each iteration fixes the interval with a change of a few lines of code and no additional review. It covered the true gross rate in 96.8% of audit years. Its intervals were 11–21% narrower than the ratio estimator’s in four programs, and much narrower than expansion’s in Part D.</w:t>
+      </w:r>
+    </w:p>
+    <w:bookmarkEnd w:id="46"/>
+    <w:bookmarkStart w:id="47" w:name="recommendation"/>
+    <w:p>
+      <w:pPr>
+        <w:pStyle w:val="Heading3"/>
+      </w:pPr>
+      <w:r>
+        <w:t xml:space="preserve">5.2 Recommendation</w:t>
+      </w:r>
+    </w:p>
+    <w:p>
+      <w:pPr>
+        <w:pStyle w:val="FirstParagraph"/>
+      </w:pPr>
+      <w:r>
+        <w:t xml:space="preserve">We recommend that CMS improper payment measurements adopt</w:t>
+      </w:r>
+      <w:r>
+        <w:t xml:space="preserve"> </w:t>
+      </w:r>
       <w:r>
         <w:rPr>
           <w:bCs/>
           <w:b/>
         </w:rPr>
+        <w:t xml:space="preserve">bootstrap simulation with parametric rates</w:t>
+      </w:r>
+      <w:r>
+        <w:t xml:space="preserve"> </w:t>
+      </w:r>
+      <w:r>
+        <w:t xml:space="preserve">for the gross improper payment rate and its interval, with the analytic ratio interval reported alongside during a transition period. The recommendation rests on three findings:</w:t>
+      </w:r>
+    </w:p>
+    <w:p>
+      <w:pPr>
+        <w:numPr>
+          <w:ilvl w:val="0"/>
+          <w:numId w:val="1022"/>
+        </w:numPr>
+        <w:pStyle w:val="Compact"/>
+      </w:pPr>
+      <w:r>
+        <w:rPr>
+          <w:bCs/>
+          <w:b/>
+        </w:rPr>
+        <w:t xml:space="preserve">Validity:</w:t>
+      </w:r>
+      <w:r>
+        <w:t xml:space="preserve"> </w:t>
+      </w:r>
+      <w:r>
+        <w:t xml:space="preserve">coverage at the nominal level for the gross rate in every program.</w:t>
+      </w:r>
+    </w:p>
+    <w:p>
+      <w:pPr>
+        <w:numPr>
+          <w:ilvl w:val="0"/>
+          <w:numId w:val="1022"/>
+        </w:numPr>
+        <w:pStyle w:val="Compact"/>
+      </w:pPr>
+      <w:r>
+        <w:rPr>
+          <w:bCs/>
+          <w:b/>
+        </w:rPr>
         <w:t xml:space="preserve">Accuracy:</w:t>
       </w:r>
       <w:r>
@@ -9950,7 +10138,7 @@
       <w:pPr>
         <w:numPr>
           <w:ilvl w:val="0"/>
-          <w:numId w:val="1021"/>
+          <w:numId w:val="1022"/>
         </w:numPr>
         <w:pStyle w:val="Compact"/>
       </w:pPr>
@@ -10212,7 +10400,7 @@
       <w:pPr>
         <w:numPr>
           <w:ilvl w:val="0"/>
-          <w:numId w:val="1022"/>
+          <w:numId w:val="1023"/>
         </w:numPr>
         <w:pStyle w:val="Compact"/>
       </w:pPr>
@@ -10234,7 +10422,7 @@
       <w:pPr>
         <w:numPr>
           <w:ilvl w:val="0"/>
-          <w:numId w:val="1022"/>
+          <w:numId w:val="1023"/>
         </w:numPr>
         <w:pStyle w:val="Compact"/>
       </w:pPr>
@@ -10252,8 +10440,8 @@
         <w:t xml:space="preserve">Components that CMS reports separately and that rest on few errors (underpayments, technically improper payments) need their own precision check, because their coverage was already below nominal under every method.</w:t>
       </w:r>
     </w:p>
-    <w:bookmarkEnd w:id="46"/>
-    <w:bookmarkStart w:id="47" w:name="implementation"/>
+    <w:bookmarkEnd w:id="47"/>
+    <w:bookmarkStart w:id="48" w:name="implementation"/>
     <w:p>
       <w:pPr>
         <w:pStyle w:val="Heading3"/>
@@ -10278,8 +10466,8 @@
         <w:t xml:space="preserve">The method is fully specified by the audit and the payment function, so it can be written into a Sampling and Estimation Methodology Plan and tested by an Inspector General with the same census check used here: auditing every unit must return the true rate exactly. Rates with no audited failures stay at zero, a conservative choice that keeps the simulation from inventing errors the audit never observed.</w:t>
       </w:r>
     </w:p>
-    <w:bookmarkEnd w:id="47"/>
-    <w:bookmarkStart w:id="48" w:name="limitations"/>
+    <w:bookmarkEnd w:id="48"/>
+    <w:bookmarkStart w:id="49" w:name="limitations"/>
     <w:p>
       <w:pPr>
         <w:pStyle w:val="Heading3"/>
@@ -10292,7 +10480,7 @@
       <w:pPr>
         <w:numPr>
           <w:ilvl w:val="0"/>
-          <w:numId w:val="1023"/>
+          <w:numId w:val="1024"/>
         </w:numPr>
         <w:pStyle w:val="Compact"/>
       </w:pPr>
@@ -10314,7 +10502,7 @@
       <w:pPr>
         <w:numPr>
           <w:ilvl w:val="0"/>
-          <w:numId w:val="1023"/>
+          <w:numId w:val="1024"/>
         </w:numPr>
         <w:pStyle w:val="Compact"/>
       </w:pPr>
@@ -10336,43 +10524,43 @@
       <w:pPr>
         <w:numPr>
           <w:ilvl w:val="1"/>
+          <w:numId w:val="1025"/>
+        </w:numPr>
+        <w:pStyle w:val="Compact"/>
+      </w:pPr>
+      <w:r>
+        <w:t xml:space="preserve">Error mechanisms, partial-error shares and the independence of errors from payment size within strata are assumptions.</w:t>
+      </w:r>
+    </w:p>
+    <w:p>
+      <w:pPr>
+        <w:numPr>
+          <w:ilvl w:val="1"/>
+          <w:numId w:val="1025"/>
+        </w:numPr>
+        <w:pStyle w:val="Compact"/>
+      </w:pPr>
+      <w:r>
+        <w:t xml:space="preserve">Strata the agencies do not publish (EIPM, Part C IPM, CERT service-level strata) are illustrative.</w:t>
+      </w:r>
+    </w:p>
+    <w:p>
+      <w:pPr>
+        <w:numPr>
+          <w:ilvl w:val="1"/>
+          <w:numId w:val="1025"/>
+        </w:numPr>
+        <w:pStyle w:val="Compact"/>
+      </w:pPr>
+      <w:r>
+        <w:t xml:space="preserve">MAC jurisdictions and the CERT Part A-to-B rebilling adjustment are not modeled.</w:t>
+      </w:r>
+    </w:p>
+    <w:p>
+      <w:pPr>
+        <w:numPr>
+          <w:ilvl w:val="0"/>
           <w:numId w:val="1024"/>
-        </w:numPr>
-        <w:pStyle w:val="Compact"/>
-      </w:pPr>
-      <w:r>
-        <w:t xml:space="preserve">Error mechanisms, partial-error shares and the independence of errors from payment size within strata are assumptions.</w:t>
-      </w:r>
-    </w:p>
-    <w:p>
-      <w:pPr>
-        <w:numPr>
-          <w:ilvl w:val="1"/>
-          <w:numId w:val="1024"/>
-        </w:numPr>
-        <w:pStyle w:val="Compact"/>
-      </w:pPr>
-      <w:r>
-        <w:t xml:space="preserve">Strata the agencies do not publish (EIPM, Part C IPM, CERT service-level strata) are illustrative.</w:t>
-      </w:r>
-    </w:p>
-    <w:p>
-      <w:pPr>
-        <w:numPr>
-          <w:ilvl w:val="1"/>
-          <w:numId w:val="1024"/>
-        </w:numPr>
-        <w:pStyle w:val="Compact"/>
-      </w:pPr>
-      <w:r>
-        <w:t xml:space="preserve">MAC jurisdictions and the CERT Part A-to-B rebilling adjustment are not modeled.</w:t>
-      </w:r>
-    </w:p>
-    <w:p>
-      <w:pPr>
-        <w:numPr>
-          <w:ilvl w:val="0"/>
-          <w:numId w:val="1023"/>
         </w:numPr>
         <w:pStyle w:val="Compact"/>
       </w:pPr>
@@ -10394,7 +10582,7 @@
       <w:pPr>
         <w:numPr>
           <w:ilvl w:val="0"/>
-          <w:numId w:val="1023"/>
+          <w:numId w:val="1024"/>
         </w:numPr>
         <w:pStyle w:val="Compact"/>
       </w:pPr>
@@ -10416,7 +10604,7 @@
       <w:pPr>
         <w:numPr>
           <w:ilvl w:val="0"/>
-          <w:numId w:val="1023"/>
+          <w:numId w:val="1024"/>
         </w:numPr>
         <w:pStyle w:val="Compact"/>
       </w:pPr>
@@ -10438,7 +10626,7 @@
       <w:pPr>
         <w:numPr>
           <w:ilvl w:val="0"/>
-          <w:numId w:val="1023"/>
+          <w:numId w:val="1024"/>
         </w:numPr>
         <w:pStyle w:val="Compact"/>
       </w:pPr>
@@ -10456,9 +10644,9 @@
         <w:t xml:space="preserve">The study addresses two-sided PIIA rate intervals. Recovery uses rely on one-sided lower bounds, which were not tested.</w:t>
       </w:r>
     </w:p>
-    <w:bookmarkEnd w:id="48"/>
     <w:bookmarkEnd w:id="49"/>
-    <w:bookmarkStart w:id="50" w:name="future-research"/>
+    <w:bookmarkEnd w:id="50"/>
+    <w:bookmarkStart w:id="51" w:name="future-research"/>
     <w:p>
       <w:pPr>
         <w:pStyle w:val="Heading2"/>
@@ -10471,7 +10659,7 @@
       <w:pPr>
         <w:numPr>
           <w:ilvl w:val="0"/>
-          <w:numId w:val="1025"/>
+          <w:numId w:val="1026"/>
         </w:numPr>
         <w:pStyle w:val="Compact"/>
       </w:pPr>
@@ -10532,7 +10720,7 @@
       <w:pPr>
         <w:numPr>
           <w:ilvl w:val="0"/>
-          <w:numId w:val="1025"/>
+          <w:numId w:val="1026"/>
         </w:numPr>
         <w:pStyle w:val="Compact"/>
       </w:pPr>
@@ -10554,7 +10742,7 @@
       <w:pPr>
         <w:numPr>
           <w:ilvl w:val="1"/>
-          <w:numId w:val="1026"/>
+          <w:numId w:val="1027"/>
         </w:numPr>
         <w:pStyle w:val="Compact"/>
       </w:pPr>
@@ -10576,7 +10764,7 @@
       <w:pPr>
         <w:numPr>
           <w:ilvl w:val="1"/>
-          <w:numId w:val="1026"/>
+          <w:numId w:val="1027"/>
         </w:numPr>
         <w:pStyle w:val="Compact"/>
       </w:pPr>
@@ -10598,7 +10786,7 @@
       <w:pPr>
         <w:numPr>
           <w:ilvl w:val="1"/>
-          <w:numId w:val="1026"/>
+          <w:numId w:val="1027"/>
         </w:numPr>
         <w:pStyle w:val="Compact"/>
       </w:pPr>
@@ -10620,7 +10808,7 @@
       <w:pPr>
         <w:numPr>
           <w:ilvl w:val="1"/>
-          <w:numId w:val="1026"/>
+          <w:numId w:val="1027"/>
         </w:numPr>
         <w:pStyle w:val="Compact"/>
       </w:pPr>
@@ -10642,7 +10830,7 @@
       <w:pPr>
         <w:numPr>
           <w:ilvl w:val="0"/>
-          <w:numId w:val="1025"/>
+          <w:numId w:val="1026"/>
         </w:numPr>
         <w:pStyle w:val="Compact"/>
       </w:pPr>
@@ -10664,7 +10852,7 @@
       <w:pPr>
         <w:numPr>
           <w:ilvl w:val="1"/>
-          <w:numId w:val="1027"/>
+          <w:numId w:val="1028"/>
         </w:numPr>
         <w:pStyle w:val="Compact"/>
       </w:pPr>
@@ -10676,7 +10864,7 @@
       <w:pPr>
         <w:numPr>
           <w:ilvl w:val="1"/>
-          <w:numId w:val="1027"/>
+          <w:numId w:val="1028"/>
         </w:numPr>
         <w:pStyle w:val="Compact"/>
       </w:pPr>
@@ -10688,7 +10876,7 @@
       <w:pPr>
         <w:numPr>
           <w:ilvl w:val="1"/>
-          <w:numId w:val="1027"/>
+          <w:numId w:val="1028"/>
         </w:numPr>
         <w:pStyle w:val="Compact"/>
       </w:pPr>
@@ -10700,7 +10888,7 @@
       <w:pPr>
         <w:numPr>
           <w:ilvl w:val="0"/>
-          <w:numId w:val="1025"/>
+          <w:numId w:val="1026"/>
         </w:numPr>
         <w:pStyle w:val="Compact"/>
       </w:pPr>
@@ -10718,8 +10906,8 @@
         <w:t xml:space="preserve">Under an appropriate data use agreement, the synthetic results can be checked against held-out real audit samples, in particular the share of partial errors and whether error probability depends on payment size, which this study assumes away within strata.</w:t>
       </w:r>
     </w:p>
-    <w:bookmarkEnd w:id="50"/>
-    <w:bookmarkStart w:id="51" w:name="conclusion"/>
+    <w:bookmarkEnd w:id="51"/>
+    <w:bookmarkStart w:id="52" w:name="conclusion"/>
     <w:p>
       <w:pPr>
         <w:pStyle w:val="Heading2"/>
@@ -10736,8 +10924,8 @@
         <w:t xml:space="preserve">On the question of comparative accuracy, the answer is consistent across the five programs studied. In every program, audit-finding bootstrap simulation with fixed rates produces point estimates as accurate as the analytic estimators, but intervals far too narrow to be valid. The cause is structural: the audit is never resampled, so the interval omits the sampling error of the rates. Redrawing the rates from their binomial sampling distribution before each iteration restores nominal coverage for the gross rate in every program. Those intervals are also narrower than the analytic intervals from the same audit in all five programs: 11–21% narrower than the ratio estimator in four, and much narrower than expansion in Part D. We recommend parametric-rate bootstrap simulation for improper payment rate estimation. Its precision gain gives CMS room to reduce audit sizes, and with them review costs, without losing accuracy, subject to direct confirmation at the reduced sizes.</w:t>
       </w:r>
     </w:p>
-    <w:bookmarkEnd w:id="51"/>
-    <w:bookmarkStart w:id="53" w:name="data-and-code-availability"/>
+    <w:bookmarkEnd w:id="52"/>
+    <w:bookmarkStart w:id="54" w:name="data-and-code-availability"/>
     <w:p>
       <w:pPr>
         <w:pStyle w:val="Heading2"/>
@@ -10756,20 +10944,20 @@
       <w:r>
         <w:t xml:space="preserve"> </w:t>
       </w:r>
-      <w:hyperlink r:id="rId52">
+      <w:hyperlink r:id="rId53">
         <w:r>
           <w:rPr>
             <w:rStyle w:val="Hyperlink"/>
           </w:rPr>
-          <w:t xml:space="preserve">andrewcistola/comparing-improper-payment-estimators</w:t>
+          <w:t xml:space="preserve">andrewcistola/improper-payment-estimation-accuracy</w:t>
         </w:r>
       </w:hyperlink>
       <w:r>
         <w:t xml:space="preserve">. The repository contains no protected health information, no unit-level data from any source and no non-public CMS material.</w:t>
       </w:r>
     </w:p>
-    <w:bookmarkEnd w:id="53"/>
-    <w:bookmarkStart w:id="54" w:name="Xd3d8bb680200f6abc7d0382794ec2f20ae7dee3"/>
+    <w:bookmarkEnd w:id="54"/>
+    <w:bookmarkStart w:id="55" w:name="Xd3d8bb680200f6abc7d0382794ec2f20ae7dee3"/>
     <w:p>
       <w:pPr>
         <w:pStyle w:val="Heading2"/>
@@ -10786,8 +10974,8 @@
         <w:t xml:space="preserve">[To be completed by the author before submission: funding source, employer and contract relationships, and a statement that the views are the author’s own and do not represent CMS or any other organization.]</w:t>
       </w:r>
     </w:p>
-    <w:bookmarkEnd w:id="54"/>
-    <w:bookmarkStart w:id="55" w:name="references"/>
+    <w:bookmarkEnd w:id="55"/>
+    <w:bookmarkStart w:id="56" w:name="references"/>
     <w:p>
       <w:pPr>
         <w:pStyle w:val="Heading2"/>
@@ -10800,7 +10988,7 @@
       <w:pPr>
         <w:numPr>
           <w:ilvl w:val="0"/>
-          <w:numId w:val="1028"/>
+          <w:numId w:val="1029"/>
         </w:numPr>
         <w:pStyle w:val="Compact"/>
       </w:pPr>
@@ -10828,7 +11016,7 @@
       <w:pPr>
         <w:numPr>
           <w:ilvl w:val="0"/>
-          <w:numId w:val="1028"/>
+          <w:numId w:val="1029"/>
         </w:numPr>
         <w:pStyle w:val="Compact"/>
       </w:pPr>
@@ -10840,7 +11028,7 @@
       <w:pPr>
         <w:numPr>
           <w:ilvl w:val="0"/>
-          <w:numId w:val="1028"/>
+          <w:numId w:val="1029"/>
         </w:numPr>
         <w:pStyle w:val="Compact"/>
       </w:pPr>
@@ -10852,7 +11040,7 @@
       <w:pPr>
         <w:numPr>
           <w:ilvl w:val="0"/>
-          <w:numId w:val="1028"/>
+          <w:numId w:val="1029"/>
         </w:numPr>
         <w:pStyle w:val="Compact"/>
       </w:pPr>
@@ -10864,7 +11052,7 @@
       <w:pPr>
         <w:numPr>
           <w:ilvl w:val="0"/>
-          <w:numId w:val="1028"/>
+          <w:numId w:val="1029"/>
         </w:numPr>
         <w:pStyle w:val="Compact"/>
       </w:pPr>
@@ -10876,7 +11064,7 @@
       <w:pPr>
         <w:numPr>
           <w:ilvl w:val="0"/>
-          <w:numId w:val="1028"/>
+          <w:numId w:val="1029"/>
         </w:numPr>
         <w:pStyle w:val="Compact"/>
       </w:pPr>
@@ -10888,7 +11076,7 @@
       <w:pPr>
         <w:numPr>
           <w:ilvl w:val="0"/>
-          <w:numId w:val="1028"/>
+          <w:numId w:val="1029"/>
         </w:numPr>
         <w:pStyle w:val="Compact"/>
       </w:pPr>
@@ -10900,7 +11088,7 @@
       <w:pPr>
         <w:numPr>
           <w:ilvl w:val="0"/>
-          <w:numId w:val="1028"/>
+          <w:numId w:val="1029"/>
         </w:numPr>
         <w:pStyle w:val="Compact"/>
       </w:pPr>
@@ -10912,7 +11100,7 @@
       <w:pPr>
         <w:numPr>
           <w:ilvl w:val="0"/>
-          <w:numId w:val="1028"/>
+          <w:numId w:val="1029"/>
         </w:numPr>
         <w:pStyle w:val="Compact"/>
       </w:pPr>
@@ -10924,7 +11112,7 @@
       <w:pPr>
         <w:numPr>
           <w:ilvl w:val="0"/>
-          <w:numId w:val="1028"/>
+          <w:numId w:val="1029"/>
         </w:numPr>
         <w:pStyle w:val="Compact"/>
       </w:pPr>
@@ -10951,7 +11139,7 @@
       <w:pPr>
         <w:numPr>
           <w:ilvl w:val="0"/>
-          <w:numId w:val="1028"/>
+          <w:numId w:val="1029"/>
         </w:numPr>
         <w:pStyle w:val="Compact"/>
       </w:pPr>
@@ -10976,7 +11164,7 @@
       <w:pPr>
         <w:numPr>
           <w:ilvl w:val="0"/>
-          <w:numId w:val="1028"/>
+          <w:numId w:val="1029"/>
         </w:numPr>
         <w:pStyle w:val="Compact"/>
       </w:pPr>
@@ -11001,7 +11189,7 @@
       <w:pPr>
         <w:numPr>
           <w:ilvl w:val="0"/>
-          <w:numId w:val="1028"/>
+          <w:numId w:val="1029"/>
         </w:numPr>
         <w:pStyle w:val="Compact"/>
       </w:pPr>
@@ -11013,7 +11201,7 @@
       <w:pPr>
         <w:numPr>
           <w:ilvl w:val="0"/>
-          <w:numId w:val="1028"/>
+          <w:numId w:val="1029"/>
         </w:numPr>
         <w:pStyle w:val="Compact"/>
       </w:pPr>
@@ -11041,7 +11229,7 @@
       <w:pPr>
         <w:numPr>
           <w:ilvl w:val="0"/>
-          <w:numId w:val="1028"/>
+          <w:numId w:val="1029"/>
         </w:numPr>
         <w:pStyle w:val="Compact"/>
       </w:pPr>
@@ -11069,7 +11257,7 @@
       <w:pPr>
         <w:numPr>
           <w:ilvl w:val="0"/>
-          <w:numId w:val="1028"/>
+          <w:numId w:val="1029"/>
         </w:numPr>
         <w:pStyle w:val="Compact"/>
       </w:pPr>
@@ -11094,7 +11282,7 @@
       <w:pPr>
         <w:numPr>
           <w:ilvl w:val="0"/>
-          <w:numId w:val="1028"/>
+          <w:numId w:val="1029"/>
         </w:numPr>
         <w:pStyle w:val="Compact"/>
       </w:pPr>
@@ -11122,7 +11310,7 @@
       <w:pPr>
         <w:numPr>
           <w:ilvl w:val="0"/>
-          <w:numId w:val="1028"/>
+          <w:numId w:val="1029"/>
         </w:numPr>
         <w:pStyle w:val="Compact"/>
       </w:pPr>
@@ -11150,7 +11338,7 @@
       <w:pPr>
         <w:numPr>
           <w:ilvl w:val="0"/>
-          <w:numId w:val="1028"/>
+          <w:numId w:val="1029"/>
         </w:numPr>
         <w:pStyle w:val="Compact"/>
       </w:pPr>
@@ -11178,12 +11366,12 @@
       <w:pPr>
         <w:numPr>
           <w:ilvl w:val="0"/>
-          <w:numId w:val="1028"/>
-        </w:numPr>
-        <w:pStyle w:val="Compact"/>
-      </w:pPr>
-      <w:r>
-        <w:t xml:space="preserve">Kvanli AH, Shen YK, Deng LY (1998). Construction of confidence intervals for the mean of a population containing many zero values.</w:t>
+          <w:numId w:val="1029"/>
+        </w:numPr>
+        <w:pStyle w:val="Compact"/>
+      </w:pPr>
+      <w:r>
+        <w:t xml:space="preserve">Johns D, Rosenbaum D (2024).</w:t>
       </w:r>
       <w:r>
         <w:t xml:space="preserve"> </w:t>
@@ -11193,25 +11381,22 @@
           <w:iCs/>
           <w:i/>
         </w:rPr>
-        <w:t xml:space="preserve">Journal of Business &amp; Economic Statistics</w:t>
-      </w:r>
-      <w:r>
-        <w:t xml:space="preserve"> </w:t>
-      </w:r>
-      <w:r>
-        <w:t xml:space="preserve">16(3):362–368.</w:t>
-      </w:r>
-    </w:p>
-    <w:p>
-      <w:pPr>
-        <w:numPr>
-          <w:ilvl w:val="0"/>
-          <w:numId w:val="1028"/>
-        </w:numPr>
-        <w:pStyle w:val="Compact"/>
-      </w:pPr>
-      <w:r>
-        <w:t xml:space="preserve">Mashreghi Z, Haziza D, Léger C (2016). A survey of bootstrap methods in finite population sampling.</w:t>
+        <w:t xml:space="preserve">Distribution of Tax Year 2014–2015 Individual Income Tax and Self-Employment Tax Underreporting Tax Gap</w:t>
+      </w:r>
+      <w:r>
+        <w:t xml:space="preserve">. Internal Revenue Service.</w:t>
+      </w:r>
+    </w:p>
+    <w:p>
+      <w:pPr>
+        <w:numPr>
+          <w:ilvl w:val="0"/>
+          <w:numId w:val="1029"/>
+        </w:numPr>
+        <w:pStyle w:val="Compact"/>
+      </w:pPr>
+      <w:r>
+        <w:t xml:space="preserve">Kvanli AH, Shen YK, Deng LY (1998). Construction of confidence intervals for the mean of a population containing many zero values.</w:t>
       </w:r>
       <w:r>
         <w:t xml:space="preserve"> </w:t>
@@ -11221,25 +11406,25 @@
           <w:iCs/>
           <w:i/>
         </w:rPr>
-        <w:t xml:space="preserve">Statistics Surveys</w:t>
-      </w:r>
-      <w:r>
-        <w:t xml:space="preserve"> </w:t>
-      </w:r>
-      <w:r>
-        <w:t xml:space="preserve">10:1–52.</w:t>
-      </w:r>
-    </w:p>
-    <w:p>
-      <w:pPr>
-        <w:numPr>
-          <w:ilvl w:val="0"/>
-          <w:numId w:val="1028"/>
-        </w:numPr>
-        <w:pStyle w:val="Compact"/>
-      </w:pPr>
-      <w:r>
-        <w:t xml:space="preserve">Neter J, Loebbecke JK (1975).</w:t>
+        <w:t xml:space="preserve">Journal of Business &amp; Economic Statistics</w:t>
+      </w:r>
+      <w:r>
+        <w:t xml:space="preserve"> </w:t>
+      </w:r>
+      <w:r>
+        <w:t xml:space="preserve">16(3):362–368.</w:t>
+      </w:r>
+    </w:p>
+    <w:p>
+      <w:pPr>
+        <w:numPr>
+          <w:ilvl w:val="0"/>
+          <w:numId w:val="1029"/>
+        </w:numPr>
+        <w:pStyle w:val="Compact"/>
+      </w:pPr>
+      <w:r>
+        <w:t xml:space="preserve">Mashreghi Z, Haziza D, Léger C (2016). A survey of bootstrap methods in finite population sampling.</w:t>
       </w:r>
       <w:r>
         <w:t xml:space="preserve"> </w:t>
@@ -11249,46 +11434,25 @@
           <w:iCs/>
           <w:i/>
         </w:rPr>
-        <w:t xml:space="preserve">Behavior of Major Statistical Estimators in Sampling Accounting Populations: An Empirical Study</w:t>
-      </w:r>
-      <w:r>
-        <w:t xml:space="preserve">. AICPA.</w:t>
-      </w:r>
-    </w:p>
-    <w:p>
-      <w:pPr>
-        <w:numPr>
-          <w:ilvl w:val="0"/>
-          <w:numId w:val="1028"/>
-        </w:numPr>
-        <w:pStyle w:val="Compact"/>
-      </w:pPr>
-      <w:r>
-        <w:t xml:space="preserve">OMB (2021). Memorandum M-21-19, Appendix C to Circular A-123: Requirements for Payment Integrity Improvement. Office of Management and Budget.</w:t>
-      </w:r>
-    </w:p>
-    <w:p>
-      <w:pPr>
-        <w:numPr>
-          <w:ilvl w:val="0"/>
-          <w:numId w:val="1028"/>
-        </w:numPr>
-        <w:pStyle w:val="Compact"/>
-      </w:pPr>
-      <w:r>
-        <w:t xml:space="preserve">Payment Integrity Information Act of 2019, Pub. L. 116-117.</w:t>
-      </w:r>
-    </w:p>
-    <w:p>
-      <w:pPr>
-        <w:numPr>
-          <w:ilvl w:val="0"/>
-          <w:numId w:val="1028"/>
-        </w:numPr>
-        <w:pStyle w:val="Compact"/>
-      </w:pPr>
-      <w:r>
-        <w:t xml:space="preserve">Rao JNK, Wu CFJ (1988). Resampling inference with complex survey data.</w:t>
+        <w:t xml:space="preserve">Statistics Surveys</w:t>
+      </w:r>
+      <w:r>
+        <w:t xml:space="preserve"> </w:t>
+      </w:r>
+      <w:r>
+        <w:t xml:space="preserve">10:1–52.</w:t>
+      </w:r>
+    </w:p>
+    <w:p>
+      <w:pPr>
+        <w:numPr>
+          <w:ilvl w:val="0"/>
+          <w:numId w:val="1029"/>
+        </w:numPr>
+        <w:pStyle w:val="Compact"/>
+      </w:pPr>
+      <w:r>
+        <w:t xml:space="preserve">McConville KS, Moisen GG, Frescino TS (2020). A tutorial on model-assisted estimation with application to forest inventory.</w:t>
       </w:r>
       <w:r>
         <w:t xml:space="preserve"> </w:t>
@@ -11298,25 +11462,25 @@
           <w:iCs/>
           <w:i/>
         </w:rPr>
-        <w:t xml:space="preserve">Journal of the American Statistical Association</w:t>
-      </w:r>
-      <w:r>
-        <w:t xml:space="preserve"> </w:t>
-      </w:r>
-      <w:r>
-        <w:t xml:space="preserve">83(401):231–241.</w:t>
-      </w:r>
-    </w:p>
-    <w:p>
-      <w:pPr>
-        <w:numPr>
-          <w:ilvl w:val="0"/>
-          <w:numId w:val="1028"/>
-        </w:numPr>
-        <w:pStyle w:val="Compact"/>
-      </w:pPr>
-      <w:r>
-        <w:t xml:space="preserve">Wolter KM (2007).</w:t>
+        <w:t xml:space="preserve">Forests</w:t>
+      </w:r>
+      <w:r>
+        <w:t xml:space="preserve"> </w:t>
+      </w:r>
+      <w:r>
+        <w:t xml:space="preserve">11(2):244.</w:t>
+      </w:r>
+    </w:p>
+    <w:p>
+      <w:pPr>
+        <w:numPr>
+          <w:ilvl w:val="0"/>
+          <w:numId w:val="1029"/>
+        </w:numPr>
+        <w:pStyle w:val="Compact"/>
+      </w:pPr>
+      <w:r>
+        <w:t xml:space="preserve">Neter J, Loebbecke JK (1975).</w:t>
       </w:r>
       <w:r>
         <w:t xml:space="preserve"> </w:t>
@@ -11326,14 +11490,116 @@
           <w:iCs/>
           <w:i/>
         </w:rPr>
+        <w:t xml:space="preserve">Behavior of Major Statistical Estimators in Sampling Accounting Populations: An Empirical Study</w:t>
+      </w:r>
+      <w:r>
+        <w:t xml:space="preserve">. AICPA.</w:t>
+      </w:r>
+    </w:p>
+    <w:p>
+      <w:pPr>
+        <w:numPr>
+          <w:ilvl w:val="0"/>
+          <w:numId w:val="1029"/>
+        </w:numPr>
+        <w:pStyle w:val="Compact"/>
+      </w:pPr>
+      <w:r>
+        <w:t xml:space="preserve">OMB (2021). Memorandum M-21-19, Appendix C to Circular A-123: Requirements for Payment Integrity Improvement. Office of Management and Budget.</w:t>
+      </w:r>
+    </w:p>
+    <w:p>
+      <w:pPr>
+        <w:numPr>
+          <w:ilvl w:val="0"/>
+          <w:numId w:val="1029"/>
+        </w:numPr>
+        <w:pStyle w:val="Compact"/>
+      </w:pPr>
+      <w:r>
+        <w:t xml:space="preserve">Payment Integrity Information Act of 2019, Pub. L. 116-117.</w:t>
+      </w:r>
+    </w:p>
+    <w:p>
+      <w:pPr>
+        <w:numPr>
+          <w:ilvl w:val="0"/>
+          <w:numId w:val="1029"/>
+        </w:numPr>
+        <w:pStyle w:val="Compact"/>
+      </w:pPr>
+      <w:r>
+        <w:t xml:space="preserve">Rao JNK, Wu CFJ (1988). Resampling inference with complex survey data.</w:t>
+      </w:r>
+      <w:r>
+        <w:t xml:space="preserve"> </w:t>
+      </w:r>
+      <w:r>
+        <w:rPr>
+          <w:iCs/>
+          <w:i/>
+        </w:rPr>
+        <w:t xml:space="preserve">Journal of the American Statistical Association</w:t>
+      </w:r>
+      <w:r>
+        <w:t xml:space="preserve"> </w:t>
+      </w:r>
+      <w:r>
+        <w:t xml:space="preserve">83(401):231–241.</w:t>
+      </w:r>
+    </w:p>
+    <w:p>
+      <w:pPr>
+        <w:numPr>
+          <w:ilvl w:val="0"/>
+          <w:numId w:val="1029"/>
+        </w:numPr>
+        <w:pStyle w:val="Compact"/>
+      </w:pPr>
+      <w:r>
+        <w:t xml:space="preserve">Särndal CE, Swensson B, Wretman J (1992).</w:t>
+      </w:r>
+      <w:r>
+        <w:t xml:space="preserve"> </w:t>
+      </w:r>
+      <w:r>
+        <w:rPr>
+          <w:iCs/>
+          <w:i/>
+        </w:rPr>
+        <w:t xml:space="preserve">Model Assisted Survey Sampling</w:t>
+      </w:r>
+      <w:r>
+        <w:t xml:space="preserve">. Springer.</w:t>
+      </w:r>
+    </w:p>
+    <w:p>
+      <w:pPr>
+        <w:numPr>
+          <w:ilvl w:val="0"/>
+          <w:numId w:val="1029"/>
+        </w:numPr>
+        <w:pStyle w:val="Compact"/>
+      </w:pPr>
+      <w:r>
+        <w:t xml:space="preserve">Wolter KM (2007).</w:t>
+      </w:r>
+      <w:r>
+        <w:t xml:space="preserve"> </w:t>
+      </w:r>
+      <w:r>
+        <w:rPr>
+          <w:iCs/>
+          <w:i/>
+        </w:rPr>
         <w:t xml:space="preserve">Introduction to Variance Estimation</w:t>
       </w:r>
       <w:r>
         <w:t xml:space="preserve">, 2nd ed. Springer.</w:t>
       </w:r>
     </w:p>
-    <w:bookmarkEnd w:id="55"/>
-    <w:bookmarkStart w:id="61" w:name="appendix-a.-data-process"/>
+    <w:bookmarkEnd w:id="56"/>
+    <w:bookmarkStart w:id="62" w:name="appendix-a.-data-process"/>
     <w:p>
       <w:pPr>
         <w:pStyle w:val="Heading2"/>
@@ -11350,7 +11616,7 @@
         <w:t xml:space="preserve">Every number in this study comes from synthetic populations built from stated probability distributions. No protected health information, no unit-level data from any source and no non-public CMS material (contractor methodology plans, internal error data) were used. Populations are calibrated only to public aggregate results: FY 2025 HHS Agency Financial Report figures and the program-specific CMS result pages cited in Appendix B.</w:t>
       </w:r>
     </w:p>
-    <w:bookmarkStart w:id="56" w:name="a.1-pipeline"/>
+    <w:bookmarkStart w:id="57" w:name="a.1-pipeline"/>
     <w:p>
       <w:pPr>
         <w:pStyle w:val="Heading3"/>
@@ -11380,7 +11646,7 @@
       <w:pPr>
         <w:numPr>
           <w:ilvl w:val="0"/>
-          <w:numId w:val="1029"/>
+          <w:numId w:val="1030"/>
         </w:numPr>
         <w:pStyle w:val="Compact"/>
       </w:pPr>
@@ -11403,7 +11669,7 @@
       <w:pPr>
         <w:numPr>
           <w:ilvl w:val="1"/>
-          <w:numId w:val="1030"/>
+          <w:numId w:val="1031"/>
         </w:numPr>
         <w:pStyle w:val="Compact"/>
       </w:pPr>
@@ -11415,7 +11681,7 @@
       <w:pPr>
         <w:numPr>
           <w:ilvl w:val="1"/>
-          <w:numId w:val="1030"/>
+          <w:numId w:val="1031"/>
         </w:numPr>
         <w:pStyle w:val="Compact"/>
       </w:pPr>
@@ -11427,7 +11693,7 @@
       <w:pPr>
         <w:numPr>
           <w:ilvl w:val="1"/>
-          <w:numId w:val="1030"/>
+          <w:numId w:val="1031"/>
         </w:numPr>
         <w:pStyle w:val="Compact"/>
       </w:pPr>
@@ -11471,31 +11737,31 @@
       <w:pPr>
         <w:numPr>
           <w:ilvl w:val="1"/>
+          <w:numId w:val="1031"/>
+        </w:numPr>
+        <w:pStyle w:val="Compact"/>
+      </w:pPr>
+      <w:r>
+        <w:t xml:space="preserve">Checks. Each population is compared with the public aggregates it is calibrated to. Results are written to</w:t>
+      </w:r>
+      <w:r>
+        <w:t xml:space="preserve"> </w:t>
+      </w:r>
+      <w:r>
+        <w:rPr>
+          <w:rStyle w:val="VerbatimChar"/>
+        </w:rPr>
+        <w:t xml:space="preserve">checks.json</w:t>
+      </w:r>
+      <w:r>
+        <w:t xml:space="preserve">.</w:t>
+      </w:r>
+    </w:p>
+    <w:p>
+      <w:pPr>
+        <w:numPr>
+          <w:ilvl w:val="0"/>
           <w:numId w:val="1030"/>
-        </w:numPr>
-        <w:pStyle w:val="Compact"/>
-      </w:pPr>
-      <w:r>
-        <w:t xml:space="preserve">Checks. Each population is compared with the public aggregates it is calibrated to. Results are written to</w:t>
-      </w:r>
-      <w:r>
-        <w:t xml:space="preserve"> </w:t>
-      </w:r>
-      <w:r>
-        <w:rPr>
-          <w:rStyle w:val="VerbatimChar"/>
-        </w:rPr>
-        <w:t xml:space="preserve">checks.json</w:t>
-      </w:r>
-      <w:r>
-        <w:t xml:space="preserve">.</w:t>
-      </w:r>
-    </w:p>
-    <w:p>
-      <w:pPr>
-        <w:numPr>
-          <w:ilvl w:val="0"/>
-          <w:numId w:val="1029"/>
         </w:numPr>
         <w:pStyle w:val="Compact"/>
       </w:pPr>
@@ -11518,7 +11784,7 @@
       <w:pPr>
         <w:numPr>
           <w:ilvl w:val="1"/>
-          <w:numId w:val="1031"/>
+          <w:numId w:val="1032"/>
         </w:numPr>
         <w:pStyle w:val="Compact"/>
       </w:pPr>
@@ -11530,7 +11796,7 @@
       <w:pPr>
         <w:numPr>
           <w:ilvl w:val="1"/>
-          <w:numId w:val="1031"/>
+          <w:numId w:val="1032"/>
         </w:numPr>
         <w:pStyle w:val="Compact"/>
       </w:pPr>
@@ -11554,12 +11820,12 @@
       <w:pPr>
         <w:numPr>
           <w:ilvl w:val="1"/>
-          <w:numId w:val="1031"/>
-        </w:numPr>
-        <w:pStyle w:val="Compact"/>
-      </w:pPr>
-      <w:r>
-        <w:t xml:space="preserve">Estimators. Expansion, ratio and regression (generalized regression with an intercept and payment as auxiliary), with normal 95% intervals from Taylor linearization. These are written once in</w:t>
+          <w:numId w:val="1032"/>
+        </w:numPr>
+        <w:pStyle w:val="Compact"/>
+      </w:pPr>
+      <w:r>
+        <w:t xml:space="preserve">Estimators. Expansion and ratio, with normal 95% intervals, written once in</w:t>
       </w:r>
       <w:r>
         <w:t xml:space="preserve"> </w:t>
@@ -11574,14 +11840,47 @@
         <w:t xml:space="preserve"> </w:t>
       </w:r>
       <w:r>
-        <w:t xml:space="preserve">and tested against an independent numpy implementation.</w:t>
+        <w:t xml:space="preserve">and tested against an independent numpy implementation. Regression: models fit within strata on beneficiary variables plus the amount paid, predicted for the population, with a residual interval (</w:t>
+      </w:r>
+      <w:r>
+        <w:rPr>
+          <w:rStyle w:val="VerbatimChar"/>
+        </w:rPr>
+        <w:t xml:space="preserve">shared/ipsim/regression.py</w:t>
+      </w:r>
+      <w:r>
+        <w:t xml:space="preserve">, predictors from each program’s</w:t>
+      </w:r>
+      <w:r>
+        <w:t xml:space="preserve"> </w:t>
+      </w:r>
+      <w:r>
+        <w:rPr>
+          <w:rStyle w:val="VerbatimChar"/>
+        </w:rPr>
+        <w:t xml:space="preserve">30_regression.sql</w:t>
+      </w:r>
+      <w:r>
+        <w:t xml:space="preserve">; tested in</w:t>
+      </w:r>
+      <w:r>
+        <w:t xml:space="preserve"> </w:t>
+      </w:r>
+      <w:r>
+        <w:rPr>
+          <w:rStyle w:val="VerbatimChar"/>
+        </w:rPr>
+        <w:t xml:space="preserve">shared/tests/test_regression.py</w:t>
+      </w:r>
+      <w:r>
+        <w:t xml:space="preserve">).</w:t>
       </w:r>
     </w:p>
     <w:p>
       <w:pPr>
         <w:numPr>
           <w:ilvl w:val="1"/>
-          <w:numId w:val="1031"/>
+          <w:numId w:val="1032"/>
         </w:numPr>
         <w:pStyle w:val="Compact"/>
       </w:pPr>
@@ -11608,7 +11907,7 @@
       <w:pPr>
         <w:numPr>
           <w:ilvl w:val="1"/>
-          <w:numId w:val="1031"/>
+          <w:numId w:val="1032"/>
         </w:numPr>
         <w:pStyle w:val="Compact"/>
       </w:pPr>
@@ -11687,8 +11986,8 @@
         <w:t xml:space="preserve">).</w:t>
       </w:r>
     </w:p>
-    <w:bookmarkEnd w:id="56"/>
-    <w:bookmarkStart w:id="57" w:name="a.2-reproducibility"/>
+    <w:bookmarkEnd w:id="57"/>
+    <w:bookmarkStart w:id="58" w:name="a.2-reproducibility"/>
     <w:p>
       <w:pPr>
         <w:pStyle w:val="Heading3"/>
@@ -11701,7 +12000,7 @@
       <w:pPr>
         <w:numPr>
           <w:ilvl w:val="0"/>
-          <w:numId w:val="1032"/>
+          <w:numId w:val="1033"/>
         </w:numPr>
         <w:pStyle w:val="Compact"/>
       </w:pPr>
@@ -11747,7 +12046,7 @@
       <w:pPr>
         <w:numPr>
           <w:ilvl w:val="0"/>
-          <w:numId w:val="1032"/>
+          <w:numId w:val="1033"/>
         </w:numPr>
         <w:pStyle w:val="Compact"/>
       </w:pPr>
@@ -11781,7 +12080,7 @@
       <w:pPr>
         <w:numPr>
           <w:ilvl w:val="0"/>
-          <w:numId w:val="1032"/>
+          <w:numId w:val="1033"/>
         </w:numPr>
         <w:pStyle w:val="Compact"/>
       </w:pPr>
@@ -11830,7 +12129,7 @@
       <w:pPr>
         <w:numPr>
           <w:ilvl w:val="0"/>
-          <w:numId w:val="1032"/>
+          <w:numId w:val="1033"/>
         </w:numPr>
         <w:pStyle w:val="Compact"/>
       </w:pPr>
@@ -11857,8 +12156,8 @@
         <w:t xml:space="preserve">).</w:t>
       </w:r>
     </w:p>
-    <w:bookmarkEnd w:id="57"/>
-    <w:bookmarkStart w:id="58" w:name="a.3-scale"/>
+    <w:bookmarkEnd w:id="58"/>
+    <w:bookmarkStart w:id="59" w:name="a.3-scale"/>
     <w:p>
       <w:pPr>
         <w:pStyle w:val="Heading3"/>
@@ -12087,8 +12386,8 @@
         <w:t xml:space="preserve">.</w:t>
       </w:r>
     </w:p>
-    <w:bookmarkEnd w:id="58"/>
-    <w:bookmarkStart w:id="59" w:name="a.4-estimands-and-netting"/>
+    <w:bookmarkEnd w:id="59"/>
+    <w:bookmarkStart w:id="60" w:name="a.4-estimands-and-netting"/>
     <w:p>
       <w:pPr>
         <w:pStyle w:val="Heading3"/>
@@ -12101,7 +12400,7 @@
       <w:pPr>
         <w:numPr>
           <w:ilvl w:val="0"/>
-          <w:numId w:val="1033"/>
+          <w:numId w:val="1034"/>
         </w:numPr>
         <w:pStyle w:val="Compact"/>
       </w:pPr>
@@ -12123,7 +12422,7 @@
       <w:pPr>
         <w:numPr>
           <w:ilvl w:val="0"/>
-          <w:numId w:val="1033"/>
+          <w:numId w:val="1034"/>
         </w:numPr>
         <w:pStyle w:val="Compact"/>
       </w:pPr>
@@ -12139,7 +12438,7 @@
       <w:pPr>
         <w:numPr>
           <w:ilvl w:val="1"/>
-          <w:numId w:val="1034"/>
+          <w:numId w:val="1035"/>
         </w:numPr>
         <w:pStyle w:val="Compact"/>
       </w:pPr>
@@ -12161,7 +12460,7 @@
       <w:pPr>
         <w:numPr>
           <w:ilvl w:val="1"/>
-          <w:numId w:val="1034"/>
+          <w:numId w:val="1035"/>
         </w:numPr>
         <w:pStyle w:val="Compact"/>
       </w:pPr>
@@ -12183,31 +12482,31 @@
       <w:pPr>
         <w:numPr>
           <w:ilvl w:val="1"/>
+          <w:numId w:val="1035"/>
+        </w:numPr>
+        <w:pStyle w:val="Compact"/>
+      </w:pPr>
+      <w:r>
+        <w:t xml:space="preserve">Gross = over + under</w:t>
+      </w:r>
+    </w:p>
+    <w:p>
+      <w:pPr>
+        <w:numPr>
+          <w:ilvl w:val="1"/>
+          <w:numId w:val="1035"/>
+        </w:numPr>
+        <w:pStyle w:val="Compact"/>
+      </w:pPr>
+      <w:r>
+        <w:t xml:space="preserve">Net = over − under</w:t>
+      </w:r>
+    </w:p>
+    <w:p>
+      <w:pPr>
+        <w:numPr>
+          <w:ilvl w:val="0"/>
           <w:numId w:val="1034"/>
-        </w:numPr>
-        <w:pStyle w:val="Compact"/>
-      </w:pPr>
-      <w:r>
-        <w:t xml:space="preserve">Gross = over + under</w:t>
-      </w:r>
-    </w:p>
-    <w:p>
-      <w:pPr>
-        <w:numPr>
-          <w:ilvl w:val="1"/>
-          <w:numId w:val="1034"/>
-        </w:numPr>
-        <w:pStyle w:val="Compact"/>
-      </w:pPr>
-      <w:r>
-        <w:t xml:space="preserve">Net = over − under</w:t>
-      </w:r>
-    </w:p>
-    <w:p>
-      <w:pPr>
-        <w:numPr>
-          <w:ilvl w:val="0"/>
-          <w:numId w:val="1033"/>
         </w:numPr>
         <w:pStyle w:val="Compact"/>
       </w:pPr>
@@ -12242,7 +12541,7 @@
       <w:pPr>
         <w:numPr>
           <w:ilvl w:val="0"/>
-          <w:numId w:val="1033"/>
+          <w:numId w:val="1034"/>
         </w:numPr>
         <w:pStyle w:val="Compact"/>
       </w:pPr>
@@ -12264,7 +12563,7 @@
       <w:pPr>
         <w:numPr>
           <w:ilvl w:val="0"/>
-          <w:numId w:val="1033"/>
+          <w:numId w:val="1034"/>
         </w:numPr>
         <w:pStyle w:val="Compact"/>
       </w:pPr>
@@ -12289,17 +12588,33 @@
           <w:iCs/>
           <w:i/>
         </w:rPr>
-        <w:t xml:space="preserve">[T̂_y + b(X − T̂_x)] / X</w:t>
-      </w:r>
-      <w:r>
-        <w:t xml:space="preserve"> </w:t>
-      </w:r>
-      <w:r>
-        <w:t xml:space="preserve">(regression), using stratified-SRS variance formulas with finite population correction.</w:t>
-      </w:r>
-    </w:p>
-    <w:bookmarkEnd w:id="59"/>
-    <w:bookmarkStart w:id="60" w:name="a.5-bootstrap-simulation-step-by-step"/>
+        <w:t xml:space="preserve">[Σ_U ŷ + Σ_s w (y − ŷ)] / X</w:t>
+      </w:r>
+      <w:r>
+        <w:t xml:space="preserve"> </w:t>
+      </w:r>
+      <w:r>
+        <w:t xml:space="preserve">(regression, with models fit within strata), using stratified-SRS variance formulas with finite population correction on</w:t>
+      </w:r>
+      <w:r>
+        <w:t xml:space="preserve"> </w:t>
+      </w:r>
+      <w:r>
+        <w:rPr>
+          <w:iCs/>
+          <w:i/>
+        </w:rPr>
+        <w:t xml:space="preserve">y</w:t>
+      </w:r>
+      <w:r>
+        <w:t xml:space="preserve"> </w:t>
+      </w:r>
+      <w:r>
+        <w:t xml:space="preserve">or on the residuals.</w:t>
+      </w:r>
+    </w:p>
+    <w:bookmarkEnd w:id="60"/>
+    <w:bookmarkStart w:id="61" w:name="a.5-bootstrap-simulation-step-by-step"/>
     <w:p>
       <w:pPr>
         <w:pStyle w:val="Heading3"/>
@@ -12320,7 +12635,7 @@
       <w:pPr>
         <w:numPr>
           <w:ilvl w:val="0"/>
-          <w:numId w:val="1035"/>
+          <w:numId w:val="1036"/>
         </w:numPr>
         <w:pStyle w:val="Compact"/>
       </w:pPr>
@@ -12358,7 +12673,7 @@
       <w:pPr>
         <w:numPr>
           <w:ilvl w:val="1"/>
-          <w:numId w:val="1036"/>
+          <w:numId w:val="1037"/>
         </w:numPr>
         <w:pStyle w:val="Compact"/>
       </w:pPr>
@@ -12380,7 +12695,7 @@
       <w:pPr>
         <w:numPr>
           <w:ilvl w:val="1"/>
-          <w:numId w:val="1036"/>
+          <w:numId w:val="1037"/>
         </w:numPr>
         <w:pStyle w:val="Compact"/>
       </w:pPr>
@@ -12402,19 +12717,19 @@
       <w:pPr>
         <w:numPr>
           <w:ilvl w:val="1"/>
+          <w:numId w:val="1037"/>
+        </w:numPr>
+        <w:pStyle w:val="Compact"/>
+      </w:pPr>
+      <w:r>
+        <w:t xml:space="preserve">the list of audited partial sizes (taints, income ratios or HCC losses).</w:t>
+      </w:r>
+    </w:p>
+    <w:p>
+      <w:pPr>
+        <w:numPr>
+          <w:ilvl w:val="0"/>
           <w:numId w:val="1036"/>
-        </w:numPr>
-        <w:pStyle w:val="Compact"/>
-      </w:pPr>
-      <w:r>
-        <w:t xml:space="preserve">the list of audited partial sizes (taints, income ratios or HCC losses).</w:t>
-      </w:r>
-    </w:p>
-    <w:p>
-      <w:pPr>
-        <w:numPr>
-          <w:ilvl w:val="0"/>
-          <w:numId w:val="1035"/>
         </w:numPr>
         <w:pStyle w:val="Compact"/>
       </w:pPr>
@@ -12537,7 +12852,7 @@
       <w:pPr>
         <w:numPr>
           <w:ilvl w:val="0"/>
-          <w:numId w:val="1035"/>
+          <w:numId w:val="1036"/>
         </w:numPr>
         <w:pStyle w:val="Compact"/>
       </w:pPr>
@@ -12572,7 +12887,7 @@
       <w:pPr>
         <w:numPr>
           <w:ilvl w:val="0"/>
-          <w:numId w:val="1035"/>
+          <w:numId w:val="1036"/>
         </w:numPr>
         <w:pStyle w:val="Compact"/>
       </w:pPr>
@@ -12607,7 +12922,7 @@
       <w:pPr>
         <w:numPr>
           <w:ilvl w:val="0"/>
-          <w:numId w:val="1035"/>
+          <w:numId w:val="1036"/>
         </w:numPr>
         <w:pStyle w:val="Compact"/>
       </w:pPr>
@@ -12629,7 +12944,7 @@
       <w:pPr>
         <w:numPr>
           <w:ilvl w:val="0"/>
-          <w:numId w:val="1035"/>
+          <w:numId w:val="1036"/>
         </w:numPr>
         <w:pStyle w:val="Compact"/>
       </w:pPr>
@@ -12668,9 +12983,9 @@
         <w:t xml:space="preserve">The estimate is the mean of the 1,000 iteration rates. The interval runs from the 2.5th to the 97.5th percentile of those rates.</w:t>
       </w:r>
     </w:p>
-    <w:bookmarkEnd w:id="60"/>
     <w:bookmarkEnd w:id="61"/>
-    <w:bookmarkStart w:id="68" w:name="X962bf7e6a4e2a58ccbec959ddeada5253fc1d8a"/>
+    <w:bookmarkEnd w:id="62"/>
+    <w:bookmarkStart w:id="69" w:name="X962bf7e6a4e2a58ccbec959ddeada5253fc1d8a"/>
     <w:p>
       <w:pPr>
         <w:pStyle w:val="Heading2"/>
@@ -12703,7 +13018,7 @@
         <w:t xml:space="preserve">are not published by CMS. They are set to plausible levels and labeled as such in the configs.</w:t>
       </w:r>
     </w:p>
-    <w:bookmarkStart w:id="62" w:name="X7acfe5bb0cd90397973a78cf5f9ea14f2730495"/>
+    <w:bookmarkStart w:id="63" w:name="X7acfe5bb0cd90397973a78cf5f9ea14f2730495"/>
     <w:p>
       <w:pPr>
         <w:pStyle w:val="Heading3"/>
@@ -12734,7 +13049,7 @@
       <w:pPr>
         <w:numPr>
           <w:ilvl w:val="0"/>
-          <w:numId w:val="1037"/>
+          <w:numId w:val="1038"/>
         </w:numPr>
         <w:pStyle w:val="Compact"/>
       </w:pPr>
@@ -12746,7 +13061,7 @@
       <w:pPr>
         <w:numPr>
           <w:ilvl w:val="0"/>
-          <w:numId w:val="1037"/>
+          <w:numId w:val="1038"/>
         </w:numPr>
         <w:pStyle w:val="Compact"/>
       </w:pPr>
@@ -12758,7 +13073,7 @@
       <w:pPr>
         <w:numPr>
           <w:ilvl w:val="0"/>
-          <w:numId w:val="1037"/>
+          <w:numId w:val="1038"/>
         </w:numPr>
         <w:pStyle w:val="Compact"/>
       </w:pPr>
@@ -12782,7 +13097,7 @@
       <w:pPr>
         <w:numPr>
           <w:ilvl w:val="0"/>
-          <w:numId w:val="1038"/>
+          <w:numId w:val="1039"/>
         </w:numPr>
         <w:pStyle w:val="Compact"/>
       </w:pPr>
@@ -12794,7 +13109,7 @@
       <w:pPr>
         <w:numPr>
           <w:ilvl w:val="0"/>
-          <w:numId w:val="1038"/>
+          <w:numId w:val="1039"/>
         </w:numPr>
         <w:pStyle w:val="Compact"/>
       </w:pPr>
@@ -12806,7 +13121,7 @@
       <w:pPr>
         <w:numPr>
           <w:ilvl w:val="0"/>
-          <w:numId w:val="1038"/>
+          <w:numId w:val="1039"/>
         </w:numPr>
         <w:pStyle w:val="Compact"/>
       </w:pPr>
@@ -12818,7 +13133,7 @@
       <w:pPr>
         <w:numPr>
           <w:ilvl w:val="0"/>
-          <w:numId w:val="1038"/>
+          <w:numId w:val="1039"/>
         </w:numPr>
         <w:pStyle w:val="Compact"/>
       </w:pPr>
@@ -12830,7 +13145,7 @@
       <w:pPr>
         <w:numPr>
           <w:ilvl w:val="0"/>
-          <w:numId w:val="1038"/>
+          <w:numId w:val="1039"/>
         </w:numPr>
         <w:pStyle w:val="Compact"/>
       </w:pPr>
@@ -12872,7 +13187,7 @@
       <w:pPr>
         <w:numPr>
           <w:ilvl w:val="0"/>
-          <w:numId w:val="1039"/>
+          <w:numId w:val="1040"/>
         </w:numPr>
         <w:pStyle w:val="Compact"/>
       </w:pPr>
@@ -12884,12 +13199,12 @@
       <w:pPr>
         <w:numPr>
           <w:ilvl w:val="0"/>
-          <w:numId w:val="1039"/>
-        </w:numPr>
-        <w:pStyle w:val="Compact"/>
-      </w:pPr>
-      <w:r>
-        <w:t xml:space="preserve">Ratio and regression use the enrollee payment.</w:t>
+          <w:numId w:val="1040"/>
+        </w:numPr>
+        <w:pStyle w:val="Compact"/>
+      </w:pPr>
+      <w:r>
+        <w:t xml:space="preserve">Ratio uses the enrollee payment; regression uses payment, demographic score, months enrolled and number of HCCs within each tercile.</w:t>
       </w:r>
     </w:p>
     <w:p>
@@ -12908,7 +13223,7 @@
       <w:pPr>
         <w:numPr>
           <w:ilvl w:val="0"/>
-          <w:numId w:val="1040"/>
+          <w:numId w:val="1041"/>
         </w:numPr>
         <w:pStyle w:val="Compact"/>
       </w:pPr>
@@ -12920,7 +13235,7 @@
       <w:pPr>
         <w:numPr>
           <w:ilvl w:val="0"/>
-          <w:numId w:val="1040"/>
+          <w:numId w:val="1041"/>
         </w:numPr>
         <w:pStyle w:val="Compact"/>
       </w:pPr>
@@ -12932,7 +13247,7 @@
       <w:pPr>
         <w:numPr>
           <w:ilvl w:val="0"/>
-          <w:numId w:val="1040"/>
+          <w:numId w:val="1041"/>
         </w:numPr>
         <w:pStyle w:val="Compact"/>
       </w:pPr>
@@ -12940,8 +13255,8 @@
         <w:t xml:space="preserve">An HCC with no audited instance never fails. Rates are not extrapolated to unaudited HCCs.</w:t>
       </w:r>
     </w:p>
-    <w:bookmarkEnd w:id="62"/>
-    <w:bookmarkStart w:id="63" w:name="X503fa4789b3befa0354ab8367b693bd71e3a97c"/>
+    <w:bookmarkEnd w:id="63"/>
+    <w:bookmarkStart w:id="64" w:name="X503fa4789b3befa0354ab8367b693bd71e3a97c"/>
     <w:p>
       <w:pPr>
         <w:pStyle w:val="Heading3"/>
@@ -12972,7 +13287,7 @@
       <w:pPr>
         <w:numPr>
           <w:ilvl w:val="0"/>
-          <w:numId w:val="1041"/>
+          <w:numId w:val="1042"/>
         </w:numPr>
         <w:pStyle w:val="Compact"/>
       </w:pPr>
@@ -12984,7 +13299,7 @@
       <w:pPr>
         <w:numPr>
           <w:ilvl w:val="0"/>
-          <w:numId w:val="1041"/>
+          <w:numId w:val="1042"/>
         </w:numPr>
         <w:pStyle w:val="Compact"/>
       </w:pPr>
@@ -12996,7 +13311,7 @@
       <w:pPr>
         <w:numPr>
           <w:ilvl w:val="0"/>
-          <w:numId w:val="1041"/>
+          <w:numId w:val="1042"/>
         </w:numPr>
         <w:pStyle w:val="Compact"/>
       </w:pPr>
@@ -13008,55 +13323,55 @@
       <w:pPr>
         <w:numPr>
           <w:ilvl w:val="1"/>
+          <w:numId w:val="1043"/>
+        </w:numPr>
+        <w:pStyle w:val="Compact"/>
+      </w:pPr>
+      <w:r>
+        <w:t xml:space="preserve">$590 deductible and $2,000 out-of-pocket cap;</w:t>
+      </w:r>
+    </w:p>
+    <w:p>
+      <w:pPr>
+        <w:numPr>
+          <w:ilvl w:val="1"/>
+          <w:numId w:val="1043"/>
+        </w:numPr>
+        <w:pStyle w:val="Compact"/>
+      </w:pPr>
+      <w:r>
+        <w:t xml:space="preserve">Manufacturer Discount Program;</w:t>
+      </w:r>
+    </w:p>
+    <w:p>
+      <w:pPr>
+        <w:numPr>
+          <w:ilvl w:val="1"/>
+          <w:numId w:val="1043"/>
+        </w:numPr>
+        <w:pStyle w:val="Compact"/>
+      </w:pPr>
+      <w:r>
+        <w:t xml:space="preserve">20% and 40% reinsurance;</w:t>
+      </w:r>
+    </w:p>
+    <w:p>
+      <w:pPr>
+        <w:numPr>
+          <w:ilvl w:val="1"/>
+          <w:numId w:val="1043"/>
+        </w:numPr>
+        <w:pStyle w:val="Compact"/>
+      </w:pPr>
+      <w:r>
+        <w:t xml:space="preserve">low-income subsidy copays.</w:t>
+      </w:r>
+    </w:p>
+    <w:p>
+      <w:pPr>
+        <w:numPr>
+          <w:ilvl w:val="0"/>
           <w:numId w:val="1042"/>
-        </w:numPr>
-        <w:pStyle w:val="Compact"/>
-      </w:pPr>
-      <w:r>
-        <w:t xml:space="preserve">$590 deductible and $2,000 out-of-pocket cap;</w:t>
-      </w:r>
-    </w:p>
-    <w:p>
-      <w:pPr>
-        <w:numPr>
-          <w:ilvl w:val="1"/>
-          <w:numId w:val="1042"/>
-        </w:numPr>
-        <w:pStyle w:val="Compact"/>
-      </w:pPr>
-      <w:r>
-        <w:t xml:space="preserve">Manufacturer Discount Program;</w:t>
-      </w:r>
-    </w:p>
-    <w:p>
-      <w:pPr>
-        <w:numPr>
-          <w:ilvl w:val="1"/>
-          <w:numId w:val="1042"/>
-        </w:numPr>
-        <w:pStyle w:val="Compact"/>
-      </w:pPr>
-      <w:r>
-        <w:t xml:space="preserve">20% and 40% reinsurance;</w:t>
-      </w:r>
-    </w:p>
-    <w:p>
-      <w:pPr>
-        <w:numPr>
-          <w:ilvl w:val="1"/>
-          <w:numId w:val="1042"/>
-        </w:numPr>
-        <w:pStyle w:val="Compact"/>
-      </w:pPr>
-      <w:r>
-        <w:t xml:space="preserve">low-income subsidy copays.</w:t>
-      </w:r>
-    </w:p>
-    <w:p>
-      <w:pPr>
-        <w:numPr>
-          <w:ilvl w:val="0"/>
-          <w:numId w:val="1041"/>
         </w:numPr>
         <w:pStyle w:val="Compact"/>
       </w:pPr>
@@ -13080,7 +13395,7 @@
       <w:pPr>
         <w:numPr>
           <w:ilvl w:val="0"/>
-          <w:numId w:val="1043"/>
+          <w:numId w:val="1044"/>
         </w:numPr>
         <w:pStyle w:val="Compact"/>
       </w:pPr>
@@ -13092,7 +13407,7 @@
       <w:pPr>
         <w:numPr>
           <w:ilvl w:val="0"/>
-          <w:numId w:val="1043"/>
+          <w:numId w:val="1044"/>
         </w:numPr>
         <w:pStyle w:val="Compact"/>
       </w:pPr>
@@ -13104,7 +13419,7 @@
       <w:pPr>
         <w:numPr>
           <w:ilvl w:val="0"/>
-          <w:numId w:val="1043"/>
+          <w:numId w:val="1044"/>
         </w:numPr>
         <w:pStyle w:val="Compact"/>
       </w:pPr>
@@ -13116,7 +13431,7 @@
       <w:pPr>
         <w:numPr>
           <w:ilvl w:val="0"/>
-          <w:numId w:val="1043"/>
+          <w:numId w:val="1044"/>
         </w:numPr>
         <w:pStyle w:val="Compact"/>
       </w:pPr>
@@ -13140,7 +13455,7 @@
       <w:pPr>
         <w:numPr>
           <w:ilvl w:val="0"/>
-          <w:numId w:val="1044"/>
+          <w:numId w:val="1045"/>
         </w:numPr>
         <w:pStyle w:val="Compact"/>
       </w:pPr>
@@ -13152,35 +13467,35 @@
       <w:pPr>
         <w:numPr>
           <w:ilvl w:val="1"/>
+          <w:numId w:val="1046"/>
+        </w:numPr>
+        <w:pStyle w:val="Compact"/>
+      </w:pPr>
+      <w:r>
+        <w:t xml:space="preserve">Used by expansion and by the bootstrap simulation.</w:t>
+      </w:r>
+    </w:p>
+    <w:p>
+      <w:pPr>
+        <w:numPr>
+          <w:ilvl w:val="1"/>
+          <w:numId w:val="1046"/>
+        </w:numPr>
+        <w:pStyle w:val="Compact"/>
+      </w:pPr>
+      <w:r>
+        <w:t xml:space="preserve">Expansion applies each stratum’s audited error rate to every PDE in the stratum and reruns the benefit. Its interval is a delta-method interval: each stratum rate is moved ±1 SE and the benefit rerun each way.</w:t>
+      </w:r>
+    </w:p>
+    <w:p>
+      <w:pPr>
+        <w:numPr>
+          <w:ilvl w:val="0"/>
           <w:numId w:val="1045"/>
         </w:numPr>
         <w:pStyle w:val="Compact"/>
       </w:pPr>
       <w:r>
-        <w:t xml:space="preserve">Used by expansion and by the bootstrap simulation.</w:t>
-      </w:r>
-    </w:p>
-    <w:p>
-      <w:pPr>
-        <w:numPr>
-          <w:ilvl w:val="1"/>
-          <w:numId w:val="1045"/>
-        </w:numPr>
-        <w:pStyle w:val="Compact"/>
-      </w:pPr>
-      <w:r>
-        <w:t xml:space="preserve">Expansion applies each stratum’s audited error rate to every PDE in the stratum and reruns the benefit. Its interval is a delta-method interval: each stratum rate is moved ±1 SE and the benefit rerun each way.</w:t>
-      </w:r>
-    </w:p>
-    <w:p>
-      <w:pPr>
-        <w:numPr>
-          <w:ilvl w:val="0"/>
-          <w:numId w:val="1044"/>
-        </w:numPr>
-        <w:pStyle w:val="Compact"/>
-      </w:pPr>
-      <w:r>
         <w:t xml:space="preserve">Beneficiary audit: an SRS of 990 beneficiaries with every PDE reviewed. Used by ratio and regression.</w:t>
       </w:r>
     </w:p>
@@ -13192,8 +13507,8 @@
         <w:t xml:space="preserve">The two audits differ, so the comparison between methods is between designs as well as estimators.</w:t>
       </w:r>
     </w:p>
-    <w:bookmarkEnd w:id="63"/>
-    <w:bookmarkStart w:id="64" w:name="Xdb2f52ddefcdb666aedc1f19843e31e68133c81"/>
+    <w:bookmarkEnd w:id="64"/>
+    <w:bookmarkStart w:id="65" w:name="Xdb2f52ddefcdb666aedc1f19843e31e68133c81"/>
     <w:p>
       <w:pPr>
         <w:pStyle w:val="Heading3"/>
@@ -13224,7 +13539,7 @@
       <w:pPr>
         <w:numPr>
           <w:ilvl w:val="0"/>
-          <w:numId w:val="1046"/>
+          <w:numId w:val="1047"/>
         </w:numPr>
         <w:pStyle w:val="Compact"/>
       </w:pPr>
@@ -13236,7 +13551,7 @@
       <w:pPr>
         <w:numPr>
           <w:ilvl w:val="0"/>
-          <w:numId w:val="1046"/>
+          <w:numId w:val="1047"/>
         </w:numPr>
         <w:pStyle w:val="Compact"/>
       </w:pPr>
@@ -13280,7 +13595,7 @@
       <w:pPr>
         <w:numPr>
           <w:ilvl w:val="0"/>
-          <w:numId w:val="1047"/>
+          <w:numId w:val="1048"/>
         </w:numPr>
         <w:pStyle w:val="Compact"/>
       </w:pPr>
@@ -13292,7 +13607,7 @@
       <w:pPr>
         <w:numPr>
           <w:ilvl w:val="0"/>
-          <w:numId w:val="1047"/>
+          <w:numId w:val="1048"/>
         </w:numPr>
         <w:pStyle w:val="Compact"/>
       </w:pPr>
@@ -13304,7 +13619,7 @@
       <w:pPr>
         <w:numPr>
           <w:ilvl w:val="0"/>
-          <w:numId w:val="1047"/>
+          <w:numId w:val="1048"/>
         </w:numPr>
         <w:pStyle w:val="Compact"/>
       </w:pPr>
@@ -13316,7 +13631,7 @@
       <w:pPr>
         <w:numPr>
           <w:ilvl w:val="0"/>
-          <w:numId w:val="1047"/>
+          <w:numId w:val="1048"/>
         </w:numPr>
         <w:pStyle w:val="Compact"/>
       </w:pPr>
@@ -13340,7 +13655,7 @@
       <w:pPr>
         <w:numPr>
           <w:ilvl w:val="0"/>
-          <w:numId w:val="1048"/>
+          <w:numId w:val="1049"/>
         </w:numPr>
         <w:pStyle w:val="Compact"/>
       </w:pPr>
@@ -13352,7 +13667,7 @@
       <w:pPr>
         <w:numPr>
           <w:ilvl w:val="0"/>
-          <w:numId w:val="1048"/>
+          <w:numId w:val="1049"/>
         </w:numPr>
         <w:pStyle w:val="Compact"/>
       </w:pPr>
@@ -13364,7 +13679,7 @@
       <w:pPr>
         <w:numPr>
           <w:ilvl w:val="0"/>
-          <w:numId w:val="1048"/>
+          <w:numId w:val="1049"/>
         </w:numPr>
         <w:pStyle w:val="Compact"/>
       </w:pPr>
@@ -13376,7 +13691,7 @@
       <w:pPr>
         <w:numPr>
           <w:ilvl w:val="1"/>
-          <w:numId w:val="1049"/>
+          <w:numId w:val="1050"/>
         </w:numPr>
         <w:pStyle w:val="Compact"/>
       </w:pPr>
@@ -13388,7 +13703,7 @@
       <w:pPr>
         <w:numPr>
           <w:ilvl w:val="1"/>
-          <w:numId w:val="1049"/>
+          <w:numId w:val="1050"/>
         </w:numPr>
         <w:pStyle w:val="Compact"/>
       </w:pPr>
@@ -13412,7 +13727,7 @@
       <w:pPr>
         <w:numPr>
           <w:ilvl w:val="0"/>
-          <w:numId w:val="1050"/>
+          <w:numId w:val="1051"/>
         </w:numPr>
         <w:pStyle w:val="Compact"/>
       </w:pPr>
@@ -13424,7 +13739,7 @@
       <w:pPr>
         <w:numPr>
           <w:ilvl w:val="0"/>
-          <w:numId w:val="1050"/>
+          <w:numId w:val="1051"/>
         </w:numPr>
         <w:pStyle w:val="Compact"/>
       </w:pPr>
@@ -13432,8 +13747,8 @@
         <w:t xml:space="preserve">The eligibility error rate is taken from the audited beneficiaries of the state.</w:t>
       </w:r>
     </w:p>
-    <w:bookmarkEnd w:id="64"/>
-    <w:bookmarkStart w:id="65" w:name="Xf7204db408d31e61aa72fcd11a50c053b22ee8e"/>
+    <w:bookmarkEnd w:id="65"/>
+    <w:bookmarkStart w:id="66" w:name="Xf7204db408d31e61aa72fcd11a50c053b22ee8e"/>
     <w:p>
       <w:pPr>
         <w:pStyle w:val="Heading3"/>
@@ -13464,7 +13779,7 @@
       <w:pPr>
         <w:numPr>
           <w:ilvl w:val="0"/>
-          <w:numId w:val="1051"/>
+          <w:numId w:val="1052"/>
         </w:numPr>
         <w:pStyle w:val="Compact"/>
       </w:pPr>
@@ -13476,7 +13791,7 @@
       <w:pPr>
         <w:numPr>
           <w:ilvl w:val="0"/>
-          <w:numId w:val="1051"/>
+          <w:numId w:val="1052"/>
         </w:numPr>
         <w:pStyle w:val="Compact"/>
       </w:pPr>
@@ -13488,7 +13803,7 @@
       <w:pPr>
         <w:numPr>
           <w:ilvl w:val="0"/>
-          <w:numId w:val="1051"/>
+          <w:numId w:val="1052"/>
         </w:numPr>
         <w:pStyle w:val="Compact"/>
       </w:pPr>
@@ -13512,7 +13827,7 @@
       <w:pPr>
         <w:numPr>
           <w:ilvl w:val="0"/>
-          <w:numId w:val="1052"/>
+          <w:numId w:val="1053"/>
         </w:numPr>
         <w:pStyle w:val="Compact"/>
       </w:pPr>
@@ -13524,7 +13839,7 @@
       <w:pPr>
         <w:numPr>
           <w:ilvl w:val="0"/>
-          <w:numId w:val="1052"/>
+          <w:numId w:val="1053"/>
         </w:numPr>
         <w:pStyle w:val="Compact"/>
       </w:pPr>
@@ -13546,7 +13861,7 @@
       <w:pPr>
         <w:numPr>
           <w:ilvl w:val="0"/>
-          <w:numId w:val="1052"/>
+          <w:numId w:val="1053"/>
         </w:numPr>
         <w:pStyle w:val="Compact"/>
       </w:pPr>
@@ -13568,7 +13883,7 @@
       <w:pPr>
         <w:numPr>
           <w:ilvl w:val="0"/>
-          <w:numId w:val="1052"/>
+          <w:numId w:val="1053"/>
         </w:numPr>
         <w:pStyle w:val="Compact"/>
       </w:pPr>
@@ -13592,7 +13907,7 @@
       <w:pPr>
         <w:numPr>
           <w:ilvl w:val="0"/>
-          <w:numId w:val="1053"/>
+          <w:numId w:val="1054"/>
         </w:numPr>
         <w:pStyle w:val="Compact"/>
       </w:pPr>
@@ -13619,7 +13934,7 @@
       <w:pPr>
         <w:numPr>
           <w:ilvl w:val="0"/>
-          <w:numId w:val="1053"/>
+          <w:numId w:val="1054"/>
         </w:numPr>
         <w:pStyle w:val="Compact"/>
       </w:pPr>
@@ -13643,7 +13958,7 @@
       <w:pPr>
         <w:numPr>
           <w:ilvl w:val="0"/>
-          <w:numId w:val="1054"/>
+          <w:numId w:val="1055"/>
         </w:numPr>
         <w:pStyle w:val="Compact"/>
       </w:pPr>
@@ -13655,7 +13970,7 @@
       <w:pPr>
         <w:numPr>
           <w:ilvl w:val="0"/>
-          <w:numId w:val="1054"/>
+          <w:numId w:val="1055"/>
         </w:numPr>
         <w:pStyle w:val="Compact"/>
       </w:pPr>
@@ -13663,8 +13978,8 @@
         <w:t xml:space="preserve">A monetary error transfers the donor’s ratio of supported to used income, and APTC is recomputed for the recipient, clipped to 100–600% FPL.</w:t>
       </w:r>
     </w:p>
-    <w:bookmarkEnd w:id="65"/>
-    <w:bookmarkStart w:id="66" w:name="b.5-medicare-fee-for-service-cert"/>
+    <w:bookmarkEnd w:id="66"/>
+    <w:bookmarkStart w:id="67" w:name="b.5-medicare-fee-for-service-cert"/>
     <w:p>
       <w:pPr>
         <w:pStyle w:val="Heading3"/>
@@ -13901,7 +14216,7 @@
       <w:pPr>
         <w:numPr>
           <w:ilvl w:val="0"/>
-          <w:numId w:val="1055"/>
+          <w:numId w:val="1056"/>
         </w:numPr>
         <w:pStyle w:val="Compact"/>
       </w:pPr>
@@ -13913,7 +14228,7 @@
       <w:pPr>
         <w:numPr>
           <w:ilvl w:val="0"/>
-          <w:numId w:val="1055"/>
+          <w:numId w:val="1056"/>
         </w:numPr>
         <w:pStyle w:val="Compact"/>
       </w:pPr>
@@ -13937,7 +14252,7 @@
       <w:pPr>
         <w:numPr>
           <w:ilvl w:val="0"/>
-          <w:numId w:val="1056"/>
+          <w:numId w:val="1057"/>
         </w:numPr>
         <w:pStyle w:val="Compact"/>
       </w:pPr>
@@ -13949,7 +14264,7 @@
       <w:pPr>
         <w:numPr>
           <w:ilvl w:val="0"/>
-          <w:numId w:val="1056"/>
+          <w:numId w:val="1057"/>
         </w:numPr>
         <w:pStyle w:val="Compact"/>
       </w:pPr>
@@ -13961,7 +14276,7 @@
       <w:pPr>
         <w:numPr>
           <w:ilvl w:val="0"/>
-          <w:numId w:val="1056"/>
+          <w:numId w:val="1057"/>
         </w:numPr>
         <w:pStyle w:val="Compact"/>
       </w:pPr>
@@ -13973,7 +14288,7 @@
       <w:pPr>
         <w:numPr>
           <w:ilvl w:val="0"/>
-          <w:numId w:val="1056"/>
+          <w:numId w:val="1057"/>
         </w:numPr>
         <w:pStyle w:val="Compact"/>
       </w:pPr>
@@ -13985,7 +14300,7 @@
       <w:pPr>
         <w:numPr>
           <w:ilvl w:val="0"/>
-          <w:numId w:val="1056"/>
+          <w:numId w:val="1057"/>
         </w:numPr>
         <w:pStyle w:val="Compact"/>
       </w:pPr>
@@ -13997,7 +14312,7 @@
       <w:pPr>
         <w:numPr>
           <w:ilvl w:val="0"/>
-          <w:numId w:val="1056"/>
+          <w:numId w:val="1057"/>
         </w:numPr>
         <w:pStyle w:val="Compact"/>
       </w:pPr>
@@ -14021,7 +14336,7 @@
       <w:pPr>
         <w:numPr>
           <w:ilvl w:val="0"/>
-          <w:numId w:val="1057"/>
+          <w:numId w:val="1058"/>
         </w:numPr>
         <w:pStyle w:val="Compact"/>
       </w:pPr>
@@ -14033,7 +14348,7 @@
       <w:pPr>
         <w:numPr>
           <w:ilvl w:val="0"/>
-          <w:numId w:val="1057"/>
+          <w:numId w:val="1058"/>
         </w:numPr>
         <w:pStyle w:val="Compact"/>
       </w:pPr>
@@ -14045,7 +14360,7 @@
       <w:pPr>
         <w:numPr>
           <w:ilvl w:val="0"/>
-          <w:numId w:val="1057"/>
+          <w:numId w:val="1058"/>
         </w:numPr>
         <w:pStyle w:val="Compact"/>
       </w:pPr>
@@ -14057,7 +14372,7 @@
       <w:pPr>
         <w:numPr>
           <w:ilvl w:val="0"/>
-          <w:numId w:val="1057"/>
+          <w:numId w:val="1058"/>
         </w:numPr>
         <w:pStyle w:val="Compact"/>
       </w:pPr>
@@ -14065,8 +14380,8 @@
         <w:t xml:space="preserve">The Part A-to-B rebilling adjustment is out of scope.</w:t>
       </w:r>
     </w:p>
-    <w:bookmarkEnd w:id="66"/>
-    <w:bookmarkStart w:id="67" w:name="b.6-assumptions-common-to-all-programs"/>
+    <w:bookmarkEnd w:id="67"/>
+    <w:bookmarkStart w:id="68" w:name="b.6-assumptions-common-to-all-programs"/>
     <w:p>
       <w:pPr>
         <w:pStyle w:val="Heading3"/>
@@ -14079,7 +14394,7 @@
       <w:pPr>
         <w:numPr>
           <w:ilvl w:val="0"/>
-          <w:numId w:val="1058"/>
+          <w:numId w:val="1059"/>
         </w:numPr>
         <w:pStyle w:val="Compact"/>
       </w:pPr>
@@ -14101,7 +14416,7 @@
       <w:pPr>
         <w:numPr>
           <w:ilvl w:val="0"/>
-          <w:numId w:val="1058"/>
+          <w:numId w:val="1059"/>
         </w:numPr>
         <w:pStyle w:val="Compact"/>
       </w:pPr>
@@ -14123,7 +14438,7 @@
       <w:pPr>
         <w:numPr>
           <w:ilvl w:val="0"/>
-          <w:numId w:val="1058"/>
+          <w:numId w:val="1059"/>
         </w:numPr>
         <w:pStyle w:val="Compact"/>
       </w:pPr>
@@ -14145,7 +14460,7 @@
       <w:pPr>
         <w:numPr>
           <w:ilvl w:val="0"/>
-          <w:numId w:val="1058"/>
+          <w:numId w:val="1059"/>
         </w:numPr>
         <w:pStyle w:val="Compact"/>
       </w:pPr>
@@ -14167,7 +14482,7 @@
       <w:pPr>
         <w:numPr>
           <w:ilvl w:val="0"/>
-          <w:numId w:val="1058"/>
+          <w:numId w:val="1059"/>
         </w:numPr>
         <w:pStyle w:val="Compact"/>
       </w:pPr>
@@ -14189,7 +14504,7 @@
       <w:pPr>
         <w:numPr>
           <w:ilvl w:val="0"/>
-          <w:numId w:val="1058"/>
+          <w:numId w:val="1059"/>
         </w:numPr>
         <w:pStyle w:val="Compact"/>
       </w:pPr>
@@ -14207,9 +14522,9 @@
         <w:t xml:space="preserve">following CMS practice (for example, missing documentation in Part C).</w:t>
       </w:r>
     </w:p>
-    <w:bookmarkEnd w:id="67"/>
     <w:bookmarkEnd w:id="68"/>
-    <w:bookmarkStart w:id="69" w:name="appendix-c.-additional-results"/>
+    <w:bookmarkEnd w:id="69"/>
+    <w:bookmarkStart w:id="70" w:name="appendix-c.-additional-results"/>
     <w:p>
       <w:pPr>
         <w:pStyle w:val="Heading2"/>
@@ -14499,31 +14814,31 @@
               <w:jc w:val="left"/>
             </w:pPr>
             <w:r>
-              <w:t xml:space="preserve">$23.94B</w:t>
-            </w:r>
-          </w:p>
-        </w:tc>
-        <w:tc>
-          <w:tcPr/>
-          <w:p>
-            <w:pPr>
-              <w:pStyle w:val="Compact"/>
-              <w:jc w:val="left"/>
-            </w:pPr>
-            <w:r>
-              <w:t xml:space="preserve">$20.05B</w:t>
-            </w:r>
-          </w:p>
-        </w:tc>
-        <w:tc>
-          <w:tcPr/>
-          <w:p>
-            <w:pPr>
-              <w:pStyle w:val="Compact"/>
-              <w:jc w:val="left"/>
-            </w:pPr>
-            <w:r>
-              <w:t xml:space="preserve">$27.78B</w:t>
+              <w:t xml:space="preserve">$23.70B</w:t>
+            </w:r>
+          </w:p>
+        </w:tc>
+        <w:tc>
+          <w:tcPr/>
+          <w:p>
+            <w:pPr>
+              <w:pStyle w:val="Compact"/>
+              <w:jc w:val="left"/>
+            </w:pPr>
+            <w:r>
+              <w:t xml:space="preserve">$19.97B</w:t>
+            </w:r>
+          </w:p>
+        </w:tc>
+        <w:tc>
+          <w:tcPr/>
+          <w:p>
+            <w:pPr>
+              <w:pStyle w:val="Compact"/>
+              <w:jc w:val="left"/>
+            </w:pPr>
+            <w:r>
+              <w:t xml:space="preserve">$27.64B</w:t>
             </w:r>
           </w:p>
         </w:tc>
@@ -14837,31 +15152,31 @@
               <w:jc w:val="left"/>
             </w:pPr>
             <w:r>
-              <w:t xml:space="preserve">$1.48B</w:t>
-            </w:r>
-          </w:p>
-        </w:tc>
-        <w:tc>
-          <w:tcPr/>
-          <w:p>
-            <w:pPr>
-              <w:pStyle w:val="Compact"/>
-              <w:jc w:val="left"/>
-            </w:pPr>
-            <w:r>
-              <w:t xml:space="preserve">$0.77B</w:t>
-            </w:r>
-          </w:p>
-        </w:tc>
-        <w:tc>
-          <w:tcPr/>
-          <w:p>
-            <w:pPr>
-              <w:pStyle w:val="Compact"/>
-              <w:jc w:val="left"/>
-            </w:pPr>
-            <w:r>
-              <w:t xml:space="preserve">$2.22B</w:t>
+              <w:t xml:space="preserve">$1.52B</w:t>
+            </w:r>
+          </w:p>
+        </w:tc>
+        <w:tc>
+          <w:tcPr/>
+          <w:p>
+            <w:pPr>
+              <w:pStyle w:val="Compact"/>
+              <w:jc w:val="left"/>
+            </w:pPr>
+            <w:r>
+              <w:t xml:space="preserve">$0.89B</w:t>
+            </w:r>
+          </w:p>
+        </w:tc>
+        <w:tc>
+          <w:tcPr/>
+          <w:p>
+            <w:pPr>
+              <w:pStyle w:val="Compact"/>
+              <w:jc w:val="left"/>
+            </w:pPr>
+            <w:r>
+              <w:t xml:space="preserve">$2.19B</w:t>
             </w:r>
           </w:p>
         </w:tc>
@@ -15187,19 +15502,19 @@
               <w:jc w:val="left"/>
             </w:pPr>
             <w:r>
-              <w:t xml:space="preserve">$7.44B</w:t>
-            </w:r>
-          </w:p>
-        </w:tc>
-        <w:tc>
-          <w:tcPr/>
-          <w:p>
-            <w:pPr>
-              <w:pStyle w:val="Compact"/>
-              <w:jc w:val="left"/>
-            </w:pPr>
-            <w:r>
-              <w:t xml:space="preserve">$9.71B</w:t>
+              <w:t xml:space="preserve">$7.43B</w:t>
+            </w:r>
+          </w:p>
+        </w:tc>
+        <w:tc>
+          <w:tcPr/>
+          <w:p>
+            <w:pPr>
+              <w:pStyle w:val="Compact"/>
+              <w:jc w:val="left"/>
+            </w:pPr>
+            <w:r>
+              <w:t xml:space="preserve">$9.67B</w:t>
             </w:r>
           </w:p>
         </w:tc>
@@ -15513,19 +15828,19 @@
               <w:jc w:val="left"/>
             </w:pPr>
             <w:r>
-              <w:t xml:space="preserve">$0.68B</w:t>
-            </w:r>
-          </w:p>
-        </w:tc>
-        <w:tc>
-          <w:tcPr/>
-          <w:p>
-            <w:pPr>
-              <w:pStyle w:val="Compact"/>
-              <w:jc w:val="left"/>
-            </w:pPr>
-            <w:r>
-              <w:t xml:space="preserve">$0.40B</w:t>
+              <w:t xml:space="preserve">$0.69B</w:t>
+            </w:r>
+          </w:p>
+        </w:tc>
+        <w:tc>
+          <w:tcPr/>
+          <w:p>
+            <w:pPr>
+              <w:pStyle w:val="Compact"/>
+              <w:jc w:val="left"/>
+            </w:pPr>
+            <w:r>
+              <w:t xml:space="preserve">$0.41B</w:t>
             </w:r>
           </w:p>
         </w:tc>
@@ -15851,31 +16166,31 @@
               <w:jc w:val="left"/>
             </w:pPr>
             <w:r>
-              <w:t xml:space="preserve">$28.92B</w:t>
-            </w:r>
-          </w:p>
-        </w:tc>
-        <w:tc>
-          <w:tcPr/>
-          <w:p>
-            <w:pPr>
-              <w:pStyle w:val="Compact"/>
-              <w:jc w:val="left"/>
-            </w:pPr>
-            <w:r>
-              <w:t xml:space="preserve">$27.34B</w:t>
-            </w:r>
-          </w:p>
-        </w:tc>
-        <w:tc>
-          <w:tcPr/>
-          <w:p>
-            <w:pPr>
-              <w:pStyle w:val="Compact"/>
-              <w:jc w:val="left"/>
-            </w:pPr>
-            <w:r>
-              <w:t xml:space="preserve">$30.48B</w:t>
+              <w:t xml:space="preserve">$28.95B</w:t>
+            </w:r>
+          </w:p>
+        </w:tc>
+        <w:tc>
+          <w:tcPr/>
+          <w:p>
+            <w:pPr>
+              <w:pStyle w:val="Compact"/>
+              <w:jc w:val="left"/>
+            </w:pPr>
+            <w:r>
+              <w:t xml:space="preserve">$27.35B</w:t>
+            </w:r>
+          </w:p>
+        </w:tc>
+        <w:tc>
+          <w:tcPr/>
+          <w:p>
+            <w:pPr>
+              <w:pStyle w:val="Compact"/>
+              <w:jc w:val="left"/>
+            </w:pPr>
+            <w:r>
+              <w:t xml:space="preserve">$30.50B</w:t>
             </w:r>
           </w:p>
         </w:tc>
@@ -16066,7 +16381,7 @@
         <w:t xml:space="preserve">(all five methods, including fixed rates). Each program’s README reports the analytic methods and the parametric-rate bootstrap.</w:t>
       </w:r>
     </w:p>
-    <w:bookmarkEnd w:id="69"/>
+    <w:bookmarkEnd w:id="70"/>
     <w:sectPr/>
   </w:body>
 </w:document>
@@ -16458,6 +16773,9 @@
     <w:abstractNumId w:val="991"/>
   </w:num>
   <w:num w:numId="1014">
+    <w:abstractNumId w:val="991"/>
+  </w:num>
+  <w:num w:numId="1015">
     <w:abstractNumId w:val="99411"/>
     <w:lvlOverride w:ilvl="0">
       <w:startOverride w:val="1"/>
@@ -16487,9 +16805,6 @@
       <w:startOverride w:val="1"/>
     </w:lvlOverride>
   </w:num>
-  <w:num w:numId="1015">
-    <w:abstractNumId w:val="991"/>
-  </w:num>
   <w:num w:numId="1016">
     <w:abstractNumId w:val="991"/>
   </w:num>
@@ -16506,6 +16821,9 @@
     <w:abstractNumId w:val="991"/>
   </w:num>
   <w:num w:numId="1021">
+    <w:abstractNumId w:val="991"/>
+  </w:num>
+  <w:num w:numId="1022">
     <w:abstractNumId w:val="99411"/>
     <w:lvlOverride w:ilvl="0">
       <w:startOverride w:val="1"/>
@@ -16535,10 +16853,10 @@
       <w:startOverride w:val="1"/>
     </w:lvlOverride>
   </w:num>
-  <w:num w:numId="1022">
+  <w:num w:numId="1023">
     <w:abstractNumId w:val="991"/>
   </w:num>
-  <w:num w:numId="1023">
+  <w:num w:numId="1024">
     <w:abstractNumId w:val="99411"/>
     <w:lvlOverride w:ilvl="0">
       <w:startOverride w:val="1"/>
@@ -16568,10 +16886,10 @@
       <w:startOverride w:val="1"/>
     </w:lvlOverride>
   </w:num>
-  <w:num w:numId="1024">
+  <w:num w:numId="1025">
     <w:abstractNumId w:val="991"/>
   </w:num>
-  <w:num w:numId="1025">
+  <w:num w:numId="1026">
     <w:abstractNumId w:val="99411"/>
     <w:lvlOverride w:ilvl="0">
       <w:startOverride w:val="1"/>
@@ -16601,9 +16919,6 @@
       <w:startOverride w:val="1"/>
     </w:lvlOverride>
   </w:num>
-  <w:num w:numId="1026">
-    <w:abstractNumId w:val="991"/>
-  </w:num>
   <w:num w:numId="1027">
     <w:abstractNumId w:val="991"/>
   </w:num>
@@ -16611,6 +16926,9 @@
     <w:abstractNumId w:val="991"/>
   </w:num>
   <w:num w:numId="1029">
+    <w:abstractNumId w:val="991"/>
+  </w:num>
+  <w:num w:numId="1030">
     <w:abstractNumId w:val="99411"/>
     <w:lvlOverride w:ilvl="0">
       <w:startOverride w:val="1"/>
@@ -16640,9 +16958,6 @@
       <w:startOverride w:val="1"/>
     </w:lvlOverride>
   </w:num>
-  <w:num w:numId="1030">
-    <w:abstractNumId w:val="991"/>
-  </w:num>
   <w:num w:numId="1031">
     <w:abstractNumId w:val="991"/>
   </w:num>
@@ -16656,6 +16971,9 @@
     <w:abstractNumId w:val="991"/>
   </w:num>
   <w:num w:numId="1035">
+    <w:abstractNumId w:val="991"/>
+  </w:num>
+  <w:num w:numId="1036">
     <w:abstractNumId w:val="99411"/>
     <w:lvlOverride w:ilvl="0">
       <w:startOverride w:val="1"/>
@@ -16684,9 +17002,6 @@
     <w:lvlOverride w:ilvl="8">
       <w:startOverride w:val="1"/>
     </w:lvlOverride>
-  </w:num>
-  <w:num w:numId="1036">
-    <w:abstractNumId w:val="991"/>
   </w:num>
   <w:num w:numId="1037">
     <w:abstractNumId w:val="991"/>
@@ -16752,6 +17067,9 @@
     <w:abstractNumId w:val="991"/>
   </w:num>
   <w:num w:numId="1058">
+    <w:abstractNumId w:val="991"/>
+  </w:num>
+  <w:num w:numId="1059">
     <w:abstractNumId w:val="99411"/>
     <w:lvlOverride w:ilvl="0">
       <w:startOverride w:val="1"/>

--- a/manuscripts/manuscript.docx
+++ b/manuscripts/manuscript.docx
@@ -237,7 +237,7 @@
         <w:t xml:space="preserve"> </w:t>
       </w:r>
       <w:r>
-        <w:t xml:space="preserve">about 4,400 (main text, excluding tables and references); abstract about 330; 5 tables, 2 figures; Appendices A–C.</w:t>
+        <w:t xml:space="preserve">about 4,600 (main text, excluding tables and references); abstract about 380; 5 tables, 2 figures; Appendices A–C.</w:t>
       </w:r>
     </w:p>
     <w:bookmarkStart w:id="20" w:name="abstract"/>
@@ -264,7 +264,7 @@
         <w:t xml:space="preserve"> </w:t>
       </w:r>
       <w:r>
-        <w:t xml:space="preserve">CMS estimates improper payments in Medicare Part C, Part D, Medicaid (PERM), Marketplace APTC (EIPM) and Medicare fee-for-service (CERT) from audited samples, with 95% confidence intervals required by law. The available projection methods, the analytic expansion, ratio and regression estimators and audit-finding bootstrap simulation (which assigns audited findings across the population and reruns the payment rules), have not been compared against a known truth.</w:t>
+        <w:t xml:space="preserve">The Centers for Medicare &amp; Medicaid Services (CMS) estimates improper payments in Medicare Part C, Medicare Part D, Medicaid (PERM), Marketplace advance premium tax credits (EIPM), and Medicare fee-for-service (CERT) from audited samples, and the law requires that each estimate include a 95% confidence interval. The available projection methods include the analytic expansion, ratio, and regression estimators and audit-finding bootstrap simulation (which assigns audited findings across the population and reruns the payment rules). These methods have not been compared against a known truth.</w:t>
       </w:r>
     </w:p>
     <w:p>
@@ -282,7 +282,7 @@
         <w:t xml:space="preserve"> </w:t>
       </w:r>
       <w:r>
-        <w:t xml:space="preserve">To answer the question: what is the comparative accuracy of the available methods for estimating improper payments in federal health programs? Accuracy means point accuracy and interval accuracy (coverage at the nominal 95%, then width).</w:t>
+        <w:t xml:space="preserve">The purpose of this study is to answer the question: what is the comparative accuracy of the available methods for estimating improper payments in federal health programs? In this study, accuracy includes both point accuracy and interval accuracy (coverage at the nominal 95% and, after that, width).</w:t>
       </w:r>
     </w:p>
     <w:p>
@@ -300,7 +300,7 @@
         <w:t xml:space="preserve"> </w:t>
       </w:r>
       <w:r>
-        <w:t xml:space="preserve">We built five synthetic populations, one per program, with fabricated errors and calibrated to public FY 2025 aggregates, and drew each program’s production-like audit (990 to 37,651 units) in 25 independent audit years. We compared expansion and ratio estimators with normal intervals and a model-assisted regression estimator (models fit within strata on basic beneficiary variables and the amount paid, residual interval) against bootstrap simulation (1,000 iterations) with error rates held fixed at their audited values or redrawn each iteration from their binomial sampling distributions (parametric rates).</w:t>
+        <w:t xml:space="preserve">This study built five synthetic populations (one per program) with fabricated errors, calibrated each to public FY 2025 aggregates, and drew each program’s production-like audit (990 to 37,651 units) in 25 independent audit years. Expansion and ratio estimators with normal intervals and a model-assisted regression estimator (models fit within strata on basic beneficiary variables and the amount paid, with a residual interval) were compared against bootstrap simulation (1,000 iterations). The bootstrap simulation either held error rates fixed at their audited values or redrew them each iteration from their binomial sampling distributions (parametric rates).</w:t>
       </w:r>
     </w:p>
     <w:p>
@@ -318,7 +318,7 @@
         <w:t xml:space="preserve"> </w:t>
       </w:r>
       <w:r>
-        <w:t xml:space="preserve">Bootstrap point estimates were as accurate as or more accurate than the analytic estimates. Fixed-rate bootstrap intervals were 5–21% as wide as the analytic intervals and contained the true gross rate in 30 of 125 audit-years (24%), because they omit the sampling variance of the audited rates. Parametric-rate intervals contained it in 121 of 125 (96.8%; 23–25 of 25 in every program) and were 11–21% narrower than the ratio estimator’s in four programs and 63% narrower than the same-audit expansion interval in Part D. Measures built from few errors, such as underpayments, were undercovered by every method.</w:t>
+        <w:t xml:space="preserve">Bootstrap point estimates were as accurate as or more accurate than the analytic estimates. Fixed-rate bootstrap intervals were 5–21% as wide as the analytic intervals and contained the true gross rate in only 30 of 125 audit-years (24%) because they omit the sampling variance of the audited rates. Parametric-rate intervals contained the true gross rate in 121 of 125 audit-years (96.8%; 23–25 of 25 in every program). These intervals were also 11–21% narrower than the ratio estimator’s in four programs and 63% narrower than the same-audit expansion interval in Part D. Measures built from few errors (for example, underpayments) were undercovered by every method.</w:t>
       </w:r>
     </w:p>
     <w:p>
@@ -336,7 +336,7 @@
         <w:t xml:space="preserve"> </w:t>
       </w:r>
       <w:r>
-        <w:t xml:space="preserve">Fixed-rate bootstrap intervals should not be used. Bootstrap simulation with parametric rates gives valid, narrower intervals, and we recommend it for PIIA improper payment rates. Its precision would permit audits roughly 20–38% smaller at current precision, reducing review costs without sacrificing accuracy, pending confirmation at reduced sizes.</w:t>
+        <w:t xml:space="preserve">Fixed-rate bootstrap intervals should not be used. Bootstrap simulation with parametric rates produces valid and narrower intervals, and this study recommends it for PIIA improper payment rates. At current precision, this method would permit audits roughly 20–38% smaller, which would reduce review costs without sacrificing accuracy (pending confirmation at reduced sizes).</w:t>
       </w:r>
     </w:p>
     <w:p>
@@ -381,7 +381,7 @@
         <w:pStyle w:val="FirstParagraph"/>
       </w:pPr>
       <w:r>
-        <w:t xml:space="preserve">The Payment Integrity Information Act of 2019 (PIIA) requires a statistically valid estimate of improper payments for every federal program at risk of significant improper payments. OMB’s Appendix C to Circular A-123 sets out how agencies produce it (OMB 2021). The Centers for Medicare &amp; Medicaid Services (CMS) runs five such measurements:</w:t>
+        <w:t xml:space="preserve">The Payment Integrity Information Act of 2019 (PIIA) requires a statistically valid estimate of improper payments for every federal program at risk of significant improper payments. Appendix C to the Office of Management and Budget (OMB) Circular A-123 sets out how agencies produce this estimate (OMB 2021). The Centers for Medicare &amp; Medicaid Services (CMS) runs five such measurements:</w:t>
       </w:r>
     </w:p>
     <w:p>
@@ -499,7 +499,7 @@
         <w:pStyle w:val="FirstParagraph"/>
       </w:pPr>
       <w:r>
-        <w:t xml:space="preserve">Together these programs reported more than $90 billion in improper payments for FY 2025 (CMS 2025a). Each measurement follows the same three steps:</w:t>
+        <w:t xml:space="preserve">Together, these programs reported more than $90 billion in improper payments for FY 2025 (CMS 2025a). Each measurement follows the same three steps:</w:t>
       </w:r>
     </w:p>
     <w:p>
@@ -523,7 +523,7 @@
         <w:pStyle w:val="Compact"/>
       </w:pPr>
       <w:r>
-        <w:t xml:space="preserve">Establish each sampled unit’s payment error by medical or eligibility review.</w:t>
+        <w:t xml:space="preserve">Establish the payment error for each sampled unit through medical or eligibility review.</w:t>
       </w:r>
     </w:p>
     <w:p>
@@ -543,7 +543,7 @@
         <w:pStyle w:val="FirstParagraph"/>
       </w:pPr>
       <w:r>
-        <w:t xml:space="preserve">The interval is not a formality. Inspectors General review sampling and estimation plans every year, and interval accuracy is an auditable item: the Department of Education OIG has found estimates unreliable because their confidence intervals were inaccurate (ED OIG 2025). Interval width also sets the cost of measurement. Medical record review is the dominant cost of every program, and audit sizes are chosen to meet precision targets, for example ±3 percentage points at 95% confidence for CERT (CMS 2025b).</w:t>
+        <w:t xml:space="preserve">The interval is not a formality. Inspectors General review sampling and estimation plans every year, and interval accuracy is an auditable item. For example, the Department of Education Office of Inspector General (OIG) has found estimates unreliable because their confidence intervals were inaccurate (ED OIG 2025). Interval width also sets the cost of measurement. Medical record review is the dominant cost of every program, and audit sizes are chosen to meet precision targets (for example, ±3 percentage points at 95% confidence for CERT; CMS 2025b).</w:t>
       </w:r>
     </w:p>
     <w:bookmarkEnd w:id="21"/>
@@ -635,7 +635,7 @@
         <w:pStyle w:val="FirstParagraph"/>
       </w:pPr>
       <w:r>
-        <w:t xml:space="preserve">Their intervals rely on a central limit argument that is weakest exactly where improper payment data live. Errors are rare, zero-inflated and right-skewed, and often all-or-nothing (Neter and Loebbecke 1975; Kvanli et al. 1998; Edwards et al. 2023).</w:t>
+        <w:t xml:space="preserve">The intervals for these estimators rely on a central limit argument that is weakest exactly where improper payment data are found. Errors are rare, zero-inflated, right-skewed, and often all-or-nothing (Neter and Loebbecke 1975; Kvanli et al. 1998; Edwards et al. 2023).</w:t>
       </w:r>
     </w:p>
     <w:p>
@@ -643,7 +643,7 @@
         <w:pStyle w:val="BodyText"/>
       </w:pPr>
       <w:r>
-        <w:t xml:space="preserve">A second family of methods simulates instead of projecting. The audit’s findings (which HCCs failed, which drug claims were wrong and by how much, which applications were ineligible) are assigned at random to the unaudited units of the whole population, and the program’s payment function is rerun. Repeating this many times gives a distribution of improper payments. We call this</w:t>
+        <w:t xml:space="preserve">A second family of methods simulates (as opposed to projects). The audit findings (which HCCs failed, which drug claims were wrong and by how much, and which applications were ineligible) are assigned at random to the unaudited units of the whole population, and the program’s payment function is rerun. Repeating this process many times produces a distribution of improper payments. This study calls this approach</w:t>
       </w:r>
       <w:r>
         <w:t xml:space="preserve"> </w:t>
@@ -656,7 +656,7 @@
         <w:t xml:space="preserve">audit-finding bootstrap simulation</w:t>
       </w:r>
       <w:r>
-        <w:t xml:space="preserve">. Part D’s published interval is already simulation based (CMS 2023, 2025c).</w:t>
+        <w:t xml:space="preserve">. The published Part D interval is already simulation based (CMS 2023, 2025c).</w:t>
       </w:r>
     </w:p>
     <w:p>
@@ -664,7 +664,7 @@
         <w:pStyle w:val="BodyText"/>
       </w:pPr>
       <w:r>
-        <w:t xml:space="preserve">The approach is attractive for three reasons:</w:t>
+        <w:t xml:space="preserve">This approach is attractive for three reasons:</w:t>
       </w:r>
     </w:p>
     <w:p>
@@ -686,7 +686,7 @@
         <w:t xml:space="preserve"> </w:t>
       </w:r>
       <w:r>
-        <w:t xml:space="preserve">It reruns the actual payment rules, so effects such as the Part D benefit phases, risk-score hierarchies and the APTC schedule are handled exactly rather than through a linear approximation.</w:t>
+        <w:t xml:space="preserve">The simulation reruns the actual payment rules, so effects such as the Part D benefit phases, risk-score hierarchies, and the APTC schedule are handled exactly (as opposed to through a linear approximation).</w:t>
       </w:r>
     </w:p>
     <w:p>
@@ -708,7 +708,7 @@
         <w:t xml:space="preserve"> </w:t>
       </w:r>
       <w:r>
-        <w:t xml:space="preserve">It gives over-, under-, gross and net payments, and any subgroup, from one set of iterations.</w:t>
+        <w:t xml:space="preserve">One set of iterations produces over-, under-, gross, and net payments, along with any subgroup.</w:t>
       </w:r>
     </w:p>
     <w:p>
@@ -738,7 +738,7 @@
         <w:pStyle w:val="FirstParagraph"/>
       </w:pPr>
       <w:r>
-        <w:t xml:space="preserve">To our knowledge, the comparative accuracy of these methods, and in particular the validity of the simulation’s intervals, has not been tested against a known truth. A companion narrative review sets out each program’s design and the evidence on interval accuracy in detail (Cistola 2026).</w:t>
+        <w:t xml:space="preserve">To the author’s knowledge, the comparative accuracy of these methods (and in particular the validity of the simulation intervals) has not been tested against a known truth. A companion narrative review describes the design of each program and the evidence on interval accuracy in detail (Cistola 2026).</w:t>
       </w:r>
     </w:p>
     <w:bookmarkEnd w:id="22"/>
@@ -756,7 +756,7 @@
         <w:pStyle w:val="FirstParagraph"/>
       </w:pPr>
       <w:r>
-        <w:t xml:space="preserve">The audit-finding bootstrap differs from the textbook bootstrap (Efron and Tibshirani 1993; Mashreghi et al. 2016) in one respect that matters. It never resamples the audit. Each iteration reuses the same audited findings, and the error rates estimated from them, so the spread across iterations reflects only which unaudited units happen to receive errors. The uncertainty in the rates themselves is not represented, and that is the uncertainty a confidence interval is meant to express: what the audit would have found had a different sample been drawn. Section 4.1 shows that this omission is large and predictable.</w:t>
+        <w:t xml:space="preserve">The audit-finding bootstrap differs from the textbook bootstrap (Efron and Tibshirani 1993; Mashreghi et al. 2016) in one important respect: it never resamples the audit. Each iteration reuses the same audited findings, and the error rates estimated from them, so the spread across iterations reflects only which unaudited units happen to receive errors. The uncertainty in the rates themselves is not represented. However, this is the uncertainty a confidence interval is meant to express, namely what the audit would have found had a different sample been drawn. Section 4.1 shows that this omission is large and predictable.</w:t>
       </w:r>
     </w:p>
     <w:bookmarkEnd w:id="23"/>
@@ -775,7 +775,7 @@
         <w:pStyle w:val="FirstParagraph"/>
       </w:pPr>
       <w:r>
-        <w:t xml:space="preserve">This study asks:</w:t>
+        <w:t xml:space="preserve">The purpose of this study is to answer the question:</w:t>
       </w:r>
       <w:r>
         <w:t xml:space="preserve"> </w:t>
@@ -803,7 +803,7 @@
         <w:pStyle w:val="Compact"/>
       </w:pPr>
       <w:r>
-        <w:t xml:space="preserve">three design-based analytic estimators (expansion, ratio and a model-assisted regression estimator);</w:t>
+        <w:t xml:space="preserve">three design-based analytic estimators (expansion, ratio, and a model-assisted regression estimator);</w:t>
       </w:r>
     </w:p>
     <w:p>
@@ -823,7 +823,7 @@
         <w:pStyle w:val="FirstParagraph"/>
       </w:pPr>
       <w:r>
-        <w:t xml:space="preserve">Accuracy has two parts:</w:t>
+        <w:t xml:space="preserve">In this study, accuracy has two parts:</w:t>
       </w:r>
     </w:p>
     <w:p>
@@ -867,7 +867,7 @@
         <w:t xml:space="preserve"> </w:t>
       </w:r>
       <w:r>
-        <w:t xml:space="preserve">whether the 95% interval contains the truth in about 95% of repeated audits (coverage) and, among intervals that do, how narrow it is (width). A narrower valid interval is more accurate, because the same precision can then be bought with a smaller, cheaper audit.</w:t>
+        <w:t xml:space="preserve">whether the 95% interval contains the truth in about 95% of repeated audits (coverage) and, among intervals that do, how narrow the interval is (width). A narrower valid interval is more accurate because the same precision can then be achieved with a smaller and less costly audit.</w:t>
       </w:r>
     </w:p>
     <w:p>
@@ -875,7 +875,7 @@
         <w:pStyle w:val="FirstParagraph"/>
       </w:pPr>
       <w:r>
-        <w:t xml:space="preserve">The specific aims are to:</w:t>
+        <w:t xml:space="preserve">The specific aims of this study are to:</w:t>
       </w:r>
     </w:p>
     <w:p>
@@ -911,7 +911,7 @@
         <w:pStyle w:val="Compact"/>
       </w:pPr>
       <w:r>
-        <w:t xml:space="preserve">test a parametric alternative that corrects it;</w:t>
+        <w:t xml:space="preserve">test a parametric alternative that corrects this failure;</w:t>
       </w:r>
     </w:p>
     <w:p>
@@ -923,7 +923,7 @@
         <w:pStyle w:val="Compact"/>
       </w:pPr>
       <w:r>
-        <w:t xml:space="preserve">judge whether the most accurate method could support smaller audits.</w:t>
+        <w:t xml:space="preserve">determine whether the most accurate method could support smaller audits.</w:t>
       </w:r>
     </w:p>
     <w:p>
@@ -958,7 +958,7 @@
         <w:pStyle w:val="FirstParagraph"/>
       </w:pPr>
       <w:r>
-        <w:t xml:space="preserve">This is a Monte Carlo validation study in the design of Edwards et al. (2023):</w:t>
+        <w:t xml:space="preserve">This study is a Monte Carlo validation study that follows the design of Edwards et al. (2023):</w:t>
       </w:r>
     </w:p>
     <w:p>
@@ -980,7 +980,7 @@
         <w:t xml:space="preserve"> </w:t>
       </w:r>
       <w:r>
-        <w:t xml:space="preserve">For each program, a synthetic population is built and errors are fabricated on it with stated probabilities. The true improper payment is therefore known to the cent.</w:t>
+        <w:t xml:space="preserve">For each program, a synthetic population is built, and errors are fabricated on it with stated probabilities. The true improper payment is therefore known to the cent.</w:t>
       </w:r>
     </w:p>
     <w:p>
@@ -1037,7 +1037,7 @@
         <w:t xml:space="preserve"> </w:t>
       </w:r>
       <w:r>
-        <w:t xml:space="preserve">Each audit year has exactly one audit, and every method gets only that audit. The analytic methods estimate their variance from it. The bootstrap simulation assigns its findings exactly as audited.</w:t>
+        <w:t xml:space="preserve">Each audit year has exactly one audit, and every method uses only that audit. The analytic methods estimate their variance from this audit. The bootstrap simulation assigns the audit findings exactly as audited.</w:t>
       </w:r>
     </w:p>
     <w:p>
@@ -1098,7 +1098,7 @@
         <w:pStyle w:val="BodyText"/>
       </w:pPr>
       <w:r>
-        <w:t xml:space="preserve">No real data are used. Populations are calibrated only to public aggregate results (Appendix A). Every number in this paper can be regenerated from the public repository (Data and code availability).</w:t>
+        <w:t xml:space="preserve">This study uses no real data. Populations are calibrated only to public aggregate results (Appendix A). Every number in this paper can be regenerated from the public repository (Data and code availability).</w:t>
       </w:r>
     </w:p>
     <w:bookmarkEnd w:id="26"/>
@@ -1116,7 +1116,7 @@
         <w:pStyle w:val="FirstParagraph"/>
       </w:pPr>
       <w:r>
-        <w:t xml:space="preserve">Table 1 summarizes the five populations; Appendix B gives every assumption.</w:t>
+        <w:t xml:space="preserve">Table 1 summarizes the five populations, and Appendix B provides every assumption.</w:t>
       </w:r>
     </w:p>
     <w:p>
@@ -1599,7 +1599,7 @@
         <w:pStyle w:val="BodyText"/>
       </w:pPr>
       <w:r>
-        <w:t xml:space="preserve">Each population is calibrated to its FY 2025 public results where those exist:</w:t>
+        <w:t xml:space="preserve">Each population is calibrated to its FY 2025 public results where those results exist:</w:t>
       </w:r>
     </w:p>
     <w:p>
@@ -1655,7 +1655,7 @@
         <w:pStyle w:val="FirstParagraph"/>
       </w:pPr>
       <w:r>
-        <w:t xml:space="preserve">Part D is set below its published 4.00% so that the method is tested in a lower-error regime. Strata that CMS does not publish are illustrative and labeled as such: the EIPM strata, the Part C IPM strata and CERT’s service-level strata.</w:t>
+        <w:t xml:space="preserve">Part D is set below its published 4.00% so that the methods are tested in a lower-error setting. Strata that CMS does not publish (the EIPM strata, the Part C IPM strata, and the CERT service-level strata) are illustrative and labeled as such.</w:t>
       </w:r>
     </w:p>
     <w:bookmarkEnd w:id="27"/>
@@ -1683,7 +1683,7 @@
         <w:t xml:space="preserve"> </w:t>
       </w:r>
       <w:r>
-        <w:t xml:space="preserve">For each program the payment error is netted within the payment unit first: the enrollee, beneficiary, payment, application or claim. Then:</w:t>
+        <w:t xml:space="preserve">For each program, the payment error is first netted within the payment unit (the enrollee, beneficiary, payment, application, or claim). The measures are then defined as:</w:t>
       </w:r>
     </w:p>
     <w:p>
@@ -1772,7 +1772,7 @@
         <w:t xml:space="preserve">X</w:t>
       </w:r>
       <w:r>
-        <w:t xml:space="preserve">. The gross rate is the PIIA estimand and the primary outcome. PERM and EIPM errors are all overpayments, so their components are reported instead of over and under: eligibility and claims for PERM, technically improper and monetary for EIPM. CERT also reports gross by claim type.</w:t>
+        <w:t xml:space="preserve">. The gross rate is the PIIA estimand and the primary outcome. Because PERM and EIPM errors are all overpayments, their components are reported instead of over and under (eligibility and claims for PERM; technically improper and monetary for EIPM). CERT also reports gross by claim type.</w:t>
       </w:r>
     </w:p>
     <w:bookmarkEnd w:id="28"/>
@@ -1816,10 +1816,7 @@
         <w:t xml:space="preserve">n_h</w:t>
       </w:r>
       <w:r>
-        <w:t xml:space="preserve"> </w:t>
-      </w:r>
-      <w:r>
-        <w:t xml:space="preserve">and</w:t>
+        <w:t xml:space="preserve">, and</w:t>
       </w:r>
       <w:r>
         <w:t xml:space="preserve"> </w:t>
@@ -1835,7 +1832,7 @@
         <w:t xml:space="preserve"> </w:t>
       </w:r>
       <w:r>
-        <w:t xml:space="preserve">be stratum sizes and weights, and let *T̂_y = Σ_h w_h Σ y* and *T̂_x* be the weighted totals. Then:</w:t>
+        <w:t xml:space="preserve">be the stratum sizes and weights, and let *T̂_y = Σ_h w_h Σ y* and *T̂_x* be the weighted totals. The estimators are:</w:t>
       </w:r>
     </w:p>
     <w:p>
@@ -1901,7 +1898,7 @@
         <w:t xml:space="preserve"> </w:t>
       </w:r>
       <w:r>
-        <w:t xml:space="preserve">within each model stratum</w:t>
+        <w:t xml:space="preserve">Within each model stratum</w:t>
       </w:r>
       <w:r>
         <w:t xml:space="preserve"> </w:t>
@@ -1943,7 +1940,10 @@
         <w:t xml:space="preserve">z</w:t>
       </w:r>
       <w:r>
-        <w:t xml:space="preserve">: basic beneficiary variables plus the amount paid. The fitted models predict every population unit, and the estimate adds the weighted audit residuals:</w:t>
+        <w:t xml:space="preserve"> </w:t>
+      </w:r>
+      <w:r>
+        <w:t xml:space="preserve">(basic beneficiary variables plus the amount paid). The fitted models predict every population unit, and the estimate adds the weighted audit residuals:</w:t>
       </w:r>
       <w:r>
         <w:t xml:space="preserve"> </w:t>
@@ -1968,7 +1968,7 @@
         <w:pStyle w:val="Compact"/>
       </w:pPr>
       <w:r>
-        <w:t xml:space="preserve">Part C: payment, demographic score, months enrolled and number of HCCs, within risk-score terciles.</w:t>
+        <w:t xml:space="preserve">Part C: payment, demographic score, months enrolled, and number of HCCs, within risk-score terciles.</w:t>
       </w:r>
     </w:p>
     <w:p>
@@ -1980,7 +1980,7 @@
         <w:pStyle w:val="Compact"/>
       </w:pPr>
       <w:r>
-        <w:t xml:space="preserve">Part D: Medicare payment, gross drug cost, number of PDEs and reaching the catastrophic phase, within post-strata (long-term care, low-income subsidy, other).</w:t>
+        <w:t xml:space="preserve">Part D: Medicare payment, gross drug cost, number of PDEs, and reaching the catastrophic phase, within post-strata (long-term care, low-income subsidy, other).</w:t>
       </w:r>
     </w:p>
     <w:p>
@@ -1992,7 +1992,7 @@
         <w:pStyle w:val="Compact"/>
       </w:pPr>
       <w:r>
-        <w:t xml:space="preserve">PERM: amount paid, month and the beneficiary’s number of payments and total paid.</w:t>
+        <w:t xml:space="preserve">PERM: amount paid, month, and the beneficiary’s number of payments and total paid.</w:t>
       </w:r>
     </w:p>
     <w:p>
@@ -2004,7 +2004,7 @@
         <w:pStyle w:val="Compact"/>
       </w:pPr>
       <w:r>
-        <w:t xml:space="preserve">EIPM: APTC, age, household size, income and months.</w:t>
+        <w:t xml:space="preserve">EIPM: APTC, age, household size, income, and months.</w:t>
       </w:r>
     </w:p>
     <w:p>
@@ -2028,7 +2028,7 @@
         <w:pStyle w:val="Compact"/>
       </w:pPr>
       <w:r>
-        <w:t xml:space="preserve">The model is fit on the same audit as the ratio estimator (for Part D, the 990-beneficiary audit). A stratum with fewer than 10 audited errors, or too few units for the model, uses an intercept-only model, which is expansion within that stratum. The approach follows model-assisted estimation as used in forest inventory (McConville et al. 2020) and model-based extrapolation of random audits in tax-gap estimation (Johns and Rosenbaum 2024).</w:t>
+        <w:t xml:space="preserve">The model is fit on the same audit as the ratio estimator (for Part D, the 990-beneficiary audit). A stratum with fewer than 10 audited errors, or with too few units for the model, uses an intercept-only model, which is equivalent to expansion within that stratum. This approach follows model-assisted estimation as used in forest inventory (McConville et al. 2020) and model-based extrapolation of random audits in tax-gap estimation (Johns and Rosenbaum 2024).</w:t>
       </w:r>
     </w:p>
     <w:p>
@@ -2036,7 +2036,7 @@
         <w:pStyle w:val="FirstParagraph"/>
       </w:pPr>
       <w:r>
-        <w:t xml:space="preserve">Variances use the stratified-SRS formula with finite population correction on</w:t>
+        <w:t xml:space="preserve">Variances use the stratified-SRS formula with a finite population correction applied to</w:t>
       </w:r>
       <w:r>
         <w:t xml:space="preserve"> </w:t>
@@ -2052,7 +2052,7 @@
         <w:t xml:space="preserve"> </w:t>
       </w:r>
       <w:r>
-        <w:t xml:space="preserve">(expansion), on the ratio residual</w:t>
+        <w:t xml:space="preserve">(expansion), to the ratio residual</w:t>
       </w:r>
       <w:r>
         <w:t xml:space="preserve"> </w:t>
@@ -2068,7 +2068,7 @@
         <w:t xml:space="preserve"> </w:t>
       </w:r>
       <w:r>
-        <w:t xml:space="preserve">(ratio), or on the model residual</w:t>
+        <w:t xml:space="preserve">(ratio), or to the model residual</w:t>
       </w:r>
       <w:r>
         <w:t xml:space="preserve"> </w:t>
@@ -2097,7 +2097,7 @@
         <w:t xml:space="preserve">θ̂ ± 1.96·SE</w:t>
       </w:r>
       <w:r>
-        <w:t xml:space="preserve">; regression uses a</w:t>
+        <w:t xml:space="preserve">. Regression uses a</w:t>
       </w:r>
       <w:r>
         <w:t xml:space="preserve"> </w:t>
@@ -2113,7 +2113,7 @@
         <w:t xml:space="preserve"> </w:t>
       </w:r>
       <w:r>
-        <w:t xml:space="preserve">multiplier with degrees of freedom reduced by the strata and model terms fitted.</w:t>
+        <w:t xml:space="preserve">multiplier, with degrees of freedom reduced by the strata and model terms fitted.</w:t>
       </w:r>
     </w:p>
     <w:p>
@@ -2143,7 +2143,7 @@
         <w:t xml:space="preserve"> </w:t>
       </w:r>
       <w:r>
-        <w:t xml:space="preserve">works in risk-score units: the mean audited over- and under-risk-score error in each tercile × the tercile’s size × the national mean county rate × months.</w:t>
+        <w:t xml:space="preserve">works in risk-score units. The mean audited over- and under-risk-score error in each tercile is multiplied by the tercile’s size, the national mean county rate, and months.</w:t>
       </w:r>
     </w:p>
     <w:p>
@@ -2165,7 +2165,7 @@
         <w:t xml:space="preserve"> </w:t>
       </w:r>
       <w:r>
-        <w:t xml:space="preserve">applies each stratum’s audited PDE error rate to every PDE in the population, reruns the benefit, and uses a delta-method interval: each stratum’s rate is moved by ±1 SE and the benefit is rerun each way.</w:t>
+        <w:t xml:space="preserve">applies the audited PDE error rate for each stratum to every PDE in the population, reruns the benefit, and uses a delta-method interval. Each stratum’s rate is moved by ±1 SE, and the benefit is rerun each way.</w:t>
       </w:r>
     </w:p>
     <w:bookmarkEnd w:id="29"/>
@@ -2196,7 +2196,7 @@
         <w:t xml:space="preserve">k</w:t>
       </w:r>
       <w:r>
-        <w:t xml:space="preserve">, take the audit’s</w:t>
+        <w:t xml:space="preserve">, take the</w:t>
       </w:r>
       <w:r>
         <w:t xml:space="preserve"> </w:t>
@@ -2212,7 +2212,7 @@
         <w:t xml:space="preserve"> </w:t>
       </w:r>
       <w:r>
-        <w:t xml:space="preserve">audited units:</w:t>
+        <w:t xml:space="preserve">audited units from the audit:</w:t>
       </w:r>
     </w:p>
     <w:p>
@@ -2277,7 +2277,7 @@
         <w:pStyle w:val="FirstParagraph"/>
       </w:pPr>
       <w:r>
-        <w:t xml:space="preserve">The donor kind is the sampling stratum. In Part C it is the HCC (20 HCC failure rates and 10 family addition rates).</w:t>
+        <w:t xml:space="preserve">The donor kind is the sampling stratum. In Part C, the donor kind is the HCC (20 HCC failure rates and 10 family addition rates).</w:t>
       </w:r>
     </w:p>
     <w:p>
@@ -2338,7 +2338,7 @@
         <w:pStyle w:val="Compact"/>
       </w:pPr>
       <w:r>
-        <w:t xml:space="preserve">Given an error, it is partial with probability</w:t>
+        <w:t xml:space="preserve">Given an error, the unit is partial with probability</w:t>
       </w:r>
       <w:r>
         <w:t xml:space="preserve"> </w:t>
@@ -2351,7 +2351,7 @@
         <w:t xml:space="preserve">q_k = g_k/f_k</w:t>
       </w:r>
       <w:r>
-        <w:t xml:space="preserve">, with its size drawn uniformly from the audited partial sizes. Otherwise it is a whole error.</w:t>
+        <w:t xml:space="preserve">, with its size drawn uniformly from the audited partial sizes. Otherwise, the error is whole.</w:t>
       </w:r>
     </w:p>
     <w:p>
@@ -2383,7 +2383,7 @@
         <w:pStyle w:val="FirstParagraph"/>
       </w:pPr>
       <w:r>
-        <w:t xml:space="preserve">These two steps are the same as giving every unit the finding of a uniformly drawn audited donor of its kind. They only touch units that receive an error, so a 5-million-claim iteration takes milliseconds.</w:t>
+        <w:t xml:space="preserve">Steps 1 and 2 are equivalent to giving every unit the finding of a uniformly drawn audited donor of its kind. These steps only touch units that receive an error, so a 5-million-claim iteration takes milliseconds.</w:t>
       </w:r>
     </w:p>
     <w:p>
@@ -2391,7 +2391,7 @@
         <w:pStyle w:val="BodyText"/>
       </w:pPr>
       <w:r>
-        <w:t xml:space="preserve">The estimate is the mean of the iteration rates, and the interval is their 2.5th and 97.5th percentiles. When every unit is audited, every iteration returns the exact true rate; this is tested. In Part D, all PDEs of the full population are simulated and the benefit is rerun for every beneficiary.</w:t>
+        <w:t xml:space="preserve">The estimate is the mean of the iteration rates, and the interval is their 2.5th and 97.5th percentiles. When every unit is audited, every iteration returns the exact true rate (this property is tested). In Part D, all PDEs of the full population are simulated, and the benefit is rerun for every beneficiary.</w:t>
       </w:r>
     </w:p>
     <w:bookmarkEnd w:id="30"/>
@@ -2442,7 +2442,7 @@
         <w:pStyle w:val="BodyText"/>
       </w:pPr>
       <w:r>
-        <w:t xml:space="preserve">Steps 1–4 then run with *p̃_k* and *q̃_k*. Each iteration therefore represents a different plausible audit outcome as well as a different assignment. Rates with no audited failures stay at zero: no failures are extrapolated to HCCs the audit never saw. Partial sizes are still drawn from the audited list.</w:t>
+        <w:t xml:space="preserve">Steps 1–4 then run with *p̃_k* and *q̃_k*. Each iteration therefore represents a different plausible audit outcome in addition to a different assignment. Rates with no audited failures stay at zero, so no failures are extrapolated to HCCs the audit never observed. Partial sizes are still drawn from the audited list.</w:t>
       </w:r>
     </w:p>
     <w:p>
@@ -2450,7 +2450,7 @@
         <w:pStyle w:val="BodyText"/>
       </w:pPr>
       <w:r>
-        <w:t xml:space="preserve">This is a parametric bootstrap of the rate parameters (Efron and Tibshirani 1993, ch. 6), applied inside the simulation. We call the two versions</w:t>
+        <w:t xml:space="preserve">This version is a parametric bootstrap of the rate parameters (Efron and Tibshirani 1993, ch. 6) applied inside the simulation. This study calls the two versions</w:t>
       </w:r>
       <w:r>
         <w:t xml:space="preserve"> </w:t>
@@ -2479,7 +2479,7 @@
         <w:t xml:space="preserve">bootstrap simulation (parametric rates)</w:t>
       </w:r>
       <w:r>
-        <w:t xml:space="preserve">. It is not a Bayesian bootstrap, and it needs no prior.</w:t>
+        <w:t xml:space="preserve">. The parametric version is not a Bayesian bootstrap and requires no prior.</w:t>
       </w:r>
     </w:p>
     <w:bookmarkEnd w:id="31"/>
@@ -2497,7 +2497,7 @@
         <w:pStyle w:val="FirstParagraph"/>
       </w:pPr>
       <w:r>
-        <w:t xml:space="preserve">For each program, measure and method, over the 25 audit years:</w:t>
+        <w:t xml:space="preserve">For each program, measure, and method, the following outcomes are calculated over the 25 audit years:</w:t>
       </w:r>
     </w:p>
     <w:p>
@@ -2571,7 +2571,7 @@
         <w:pStyle w:val="FirstParagraph"/>
       </w:pPr>
       <w:r>
-        <w:t xml:space="preserve">For the audit-size question, we compare the parametric interval with the analytic interval from the same audit:</w:t>
+        <w:t xml:space="preserve">To address the audit-size question, this study compares the parametric interval with the analytic interval from the same audit:</w:t>
       </w:r>
     </w:p>
     <w:p>
@@ -2583,7 +2583,7 @@
         <w:pStyle w:val="Compact"/>
       </w:pPr>
       <w:r>
-        <w:t xml:space="preserve">the ratio estimator for Part C, PERM, EIPM and CERT;</w:t>
+        <w:t xml:space="preserve">the ratio estimator for Part C, PERM, EIPM, and CERT;</w:t>
       </w:r>
     </w:p>
     <w:p>
@@ -2595,7 +2595,7 @@
         <w:pStyle w:val="Compact"/>
       </w:pPr>
       <w:r>
-        <w:t xml:space="preserve">expansion for Part D, the analytic method that uses the same PDE audit.</w:t>
+        <w:t xml:space="preserve">expansion for Part D (the analytic method that uses the same PDE audit).</w:t>
       </w:r>
     </w:p>
     <w:p>
@@ -2642,7 +2642,7 @@
         <w:pStyle w:val="FirstParagraph"/>
       </w:pPr>
       <w:r>
-        <w:t xml:space="preserve">Table 2 gives, for each program, the gross rate’s median point estimate, median interval half-width and coverage under every method. Figures 1 and 2 summarize width and coverage. National-dollar equivalents are in Appendix Table C1.</w:t>
+        <w:t xml:space="preserve">Table 2 provides, for each program, the median point estimate, median interval half-width, and coverage of the gross rate under every method. Figures 1 and 2 summarize width and coverage. National-dollar equivalents are provided in Appendix Table C1.</w:t>
       </w:r>
     </w:p>
     <w:p>
@@ -4564,7 +4564,7 @@
         <w:pStyle w:val="FirstParagraph"/>
       </w:pPr>
       <w:r>
-        <w:t xml:space="preserve">Before turning to intervals, it is worth establishing what the bootstrap simulation does well. Its point estimate is at least as accurate as the best analytic estimator in every program: it ties in Part C and is more accurate in the other four (Table 3):</w:t>
+        <w:t xml:space="preserve">Before evaluating intervals, it is important to establish what the bootstrap simulation does well. The bootstrap point estimate is at least as accurate as the best analytic estimator in every program. It ties in Part C and is more accurate in the other four programs (Table 3):</w:t>
       </w:r>
     </w:p>
     <w:tbl>
@@ -4873,7 +4873,7 @@
         <w:pStyle w:val="BodyText"/>
       </w:pPr>
       <w:r>
-        <w:t xml:space="preserve">The Part D gap reflects the benefit. A PDE error changes Medicare’s liability by an amount that depends on where the beneficiary sits in the benefit, and only rerunning the benefit captures it. Expansion’s stratum-average rates run 5.7% low.</w:t>
+        <w:t xml:space="preserve">The Part D difference reflects the benefit design. A PDE error changes Medicare’s liability by an amount that depends on where the beneficiary sits in the benefit, and only rerunning the benefit captures this effect. The stratum-average rates used by expansion run 5.7% low.</w:t>
       </w:r>
     </w:p>
     <w:p>
@@ -4881,7 +4881,7 @@
         <w:pStyle w:val="BodyText"/>
       </w:pPr>
       <w:r>
-        <w:t xml:space="preserve">The fixed and parametric versions give the same point estimate to within 0.2 percentage points of relative error, because the binomial redraw is centered on the audited rates. Signed errors are within ±1% of the truth for the bootstrap in every program except EIPM.</w:t>
+        <w:t xml:space="preserve">The fixed and parametric versions produce the same point estimate to within 0.2 percentage points of relative error because the binomial redraw is centered on the audited rates. Signed errors for the bootstrap are within ±1% of the truth in every program except EIPM.</w:t>
       </w:r>
     </w:p>
     <w:p>
@@ -4889,7 +4889,7 @@
         <w:pStyle w:val="BodyText"/>
       </w:pPr>
       <w:r>
-        <w:t xml:space="preserve">In EIPM every method runs 5–8% low. Technically improper errors are rare (about 9 per audit) and large (the whole APTC), so in most audit years the sample holds fewer than the expected number and the median estimate falls below the mean. This is a small-sample property of the data, not of any one method. The bootstrap’s further 2–3% shortfall in EIPM comes from moving a monetary error’s income ratio to an application at a different point of the APTC schedule (Appendix B.4).</w:t>
+        <w:t xml:space="preserve">In EIPM, every method runs 5–8% low. Technically improper errors are rare (about 9 per audit) and large (the whole APTC), so in most audit years the sample contains fewer than the expected number, and the median estimate falls below the mean. This is a small-sample property of the data (as opposed to a property of any one method). The further 2–3% shortfall for the bootstrap in EIPM comes from moving the income ratio of a monetary error to an application at a different point of the APTC schedule (Appendix B.4).</w:t>
       </w:r>
     </w:p>
     <w:p>
@@ -5382,7 +5382,7 @@
         <w:pStyle w:val="FirstParagraph"/>
       </w:pPr>
       <w:r>
-        <w:t xml:space="preserve">The fixed-rate bootstrap interval is far too narrow in every program. Its median half-width is 5% to 21% of the analytic interval’s from the same audit (Table 4), and it contains the true gross rate in only 3 to 10 of 25 audit years (Figure 2). The misses fall on both sides about equally: in Part C, 12 intervals lie entirely above the truth and 10 entirely below. So the problem is not bias. The interval is centered correctly and is simply too short.</w:t>
+        <w:t xml:space="preserve">The fixed-rate bootstrap interval is far too narrow in every program. Its median half-width is 5% to 21% of the half-width of the analytic interval from the same audit (Table 4), and it contains the true gross rate in only 3 to 10 of 25 audit years (Figure 2). The misses fall on both sides about equally. For example, in Part C, 12 intervals lie entirely above the truth and 10 lie entirely below. These results show that the problem is not bias. Rather, the interval is centered correctly and is simply too short.</w:t>
       </w:r>
     </w:p>
     <w:p>
@@ -6011,7 +6011,7 @@
         <w:pStyle w:val="BodyText"/>
       </w:pPr>
       <w:r>
-        <w:t xml:space="preserve">The cause is structural. Write the true sampling variance of an estimated improper total</w:t>
+        <w:t xml:space="preserve">The cause is structural. The true sampling variance of an estimated improper total</w:t>
       </w:r>
       <w:r>
         <w:t xml:space="preserve"> </w:t>
@@ -6027,7 +6027,7 @@
         <w:t xml:space="preserve"> </w:t>
       </w:r>
       <w:r>
-        <w:t xml:space="preserve">by the law of total variance, conditioning on the audit</w:t>
+        <w:t xml:space="preserve">can be written by the law of total variance, conditioning on the audit</w:t>
       </w:r>
       <w:r>
         <w:t xml:space="preserve"> </w:t>
@@ -6147,7 +6147,7 @@
         <w:t xml:space="preserve">q_k</w:t>
       </w:r>
       <w:r>
-        <w:t xml:space="preserve">, fixed. Its iterations vary only in which unaudited units receive errors. Its spread therefore estimates only the first term, the</w:t>
+        <w:t xml:space="preserve">, fixed. Its iterations vary only in which unaudited units receive errors. As a result, its spread estimates only the first term (the</w:t>
       </w:r>
       <w:r>
         <w:t xml:space="preserve"> </w:t>
@@ -6163,7 +6163,7 @@
         <w:t xml:space="preserve"> </w:t>
       </w:r>
       <w:r>
-        <w:t xml:space="preserve">variance. That term grows with the population size</w:t>
+        <w:t xml:space="preserve">variance). This term grows with the population size</w:t>
       </w:r>
       <w:r>
         <w:t xml:space="preserve"> </w:t>
@@ -6176,7 +6176,7 @@
         <w:t xml:space="preserve">N</w:t>
       </w:r>
       <w:r>
-        <w:t xml:space="preserve">, roughly</w:t>
+        <w:t xml:space="preserve">, roughly as</w:t>
       </w:r>
       <w:r>
         <w:t xml:space="preserve"> </w:t>
@@ -6192,7 +6192,7 @@
         <w:t xml:space="preserve"> </w:t>
       </w:r>
       <w:r>
-        <w:t xml:space="preserve">times the mean squared error size. The second term is the variance of the rates themselves across possible audits, the term a confidence interval exists to express. It grows with</w:t>
+        <w:t xml:space="preserve">times the mean squared error size. The second term is the variance of the rates themselves across possible audits, which is the term a confidence interval exists to express. This term grows with</w:t>
       </w:r>
       <w:r>
         <w:t xml:space="preserve"> </w:t>
@@ -6233,7 +6233,7 @@
         <w:t xml:space="preserve">N</w:t>
       </w:r>
       <w:r>
-        <w:t xml:space="preserve">), and the observed ratios follow it:</w:t>
+        <w:t xml:space="preserve">), and the observed ratios follow this pattern:</w:t>
       </w:r>
     </w:p>
     <w:tbl>
@@ -6547,7 +6547,7 @@
         <w:t xml:space="preserve"> </w:t>
       </w:r>
       <w:r>
-        <w:t xml:space="preserve">inpatient claims are sampled at 22%, which inflates the reassignment term there.</w:t>
+        <w:t xml:space="preserve">Inpatient claims are sampled at 22%, which inflates the reassignment term.</w:t>
       </w:r>
     </w:p>
     <w:p>
@@ -6569,7 +6569,7 @@
         <w:t xml:space="preserve"> </w:t>
       </w:r>
       <w:r>
-        <w:t xml:space="preserve">error sizes vary more, because whole payments of very different amounts can be in error and the benefit is nonlinear.</w:t>
+        <w:t xml:space="preserve">Error sizes vary more because whole payments of very different amounts can be in error and the benefit is nonlinear.</w:t>
       </w:r>
     </w:p>
     <w:p>
@@ -6577,7 +6577,7 @@
         <w:pStyle w:val="FirstParagraph"/>
       </w:pPr>
       <w:r>
-        <w:t xml:space="preserve">None comes close to the analytic width.</w:t>
+        <w:t xml:space="preserve">None of these programs comes close to the analytic width.</w:t>
       </w:r>
     </w:p>
     <w:p>
@@ -6585,7 +6585,7 @@
         <w:pStyle w:val="BodyText"/>
       </w:pPr>
       <w:r>
-        <w:t xml:space="preserve">More iterations do not help. They estimate the reassignment spread more precisely; they do not add the missing term. The interval also gets</w:t>
+        <w:t xml:space="preserve">More iterations do not solve this problem. Additional iterations estimate the reassignment spread more precisely but do not add the missing term. In addition, the interval becomes</w:t>
       </w:r>
       <w:r>
         <w:t xml:space="preserve"> </w:t>
@@ -6601,7 +6601,7 @@
         <w:t xml:space="preserve"> </w:t>
       </w:r>
       <w:r>
-        <w:t xml:space="preserve">as the population grows relative to the audit, the opposite of what a sampling interval should do. A larger program with the same audit would report greater precision than a smaller one.</w:t>
+        <w:t xml:space="preserve">as the population grows relative to the audit, which is the opposite of what a sampling interval should do. A larger program with the same audit would report greater precision than a smaller one.</w:t>
       </w:r>
     </w:p>
     <w:bookmarkEnd w:id="41"/>
@@ -6619,7 +6619,7 @@
         <w:pStyle w:val="FirstParagraph"/>
       </w:pPr>
       <w:r>
-        <w:t xml:space="preserve">The parametric version adds the missing term directly. Before each iteration, each rate is redrawn from its binomial sampling distribution given the audit (Section 3.6), so the iteration distribution spans plausible audit outcomes as well as plausible assignments.</w:t>
+        <w:t xml:space="preserve">The parametric version adds the missing term directly. Before each iteration, each rate is redrawn from its binomial sampling distribution given the audit (Section 3.6), so the iteration distribution spans plausible audit outcomes in addition to plausible assignments.</w:t>
       </w:r>
     </w:p>
     <w:p>
@@ -6627,7 +6627,7 @@
         <w:pStyle w:val="BodyText"/>
       </w:pPr>
       <w:r>
-        <w:t xml:space="preserve">The change restores coverage of the gross rate in every program: 24, 25, 24, 23 and 25 of 25 audit years for Part C, Part D, PERM, EIPM and CERT. That is 121 of 125 audit-years in all (96.8%), against 30 of 125 (24%) with fixed rates. No parametric interval for the gross rate lay entirely above the truth; the four misses were below.</w:t>
+        <w:t xml:space="preserve">This change restores coverage of the gross rate in every program: 24, 25, 24, 23, and 25 of 25 audit years for Part C, Part D, PERM, EIPM, and CERT. In total, this is 121 of 125 audit-years (96.8%), as opposed to 30 of 125 (24%) with fixed rates. No parametric interval for the gross rate lay entirely above the truth, and all four misses were below.</w:t>
       </w:r>
     </w:p>
     <w:p>
@@ -6814,7 +6814,7 @@
         <w:pStyle w:val="BodyText"/>
       </w:pPr>
       <w:r>
-        <w:t xml:space="preserve">They achieved equal or higher coverage than the analytic intervals in every program:</w:t>
+        <w:t xml:space="preserve">The parametric intervals also achieved equal or higher coverage than the analytic intervals in every program:</w:t>
       </w:r>
     </w:p>
     <w:tbl>
@@ -7088,7 +7088,7 @@
         <w:t xml:space="preserve"> </w:t>
       </w:r>
       <w:r>
-        <w:t xml:space="preserve">the parametric interval is ±$0.90B around a median $8.46B, against ±$1.13B for the ratio estimator.</w:t>
+        <w:t xml:space="preserve">The parametric interval is ±$0.90B around a median of $8.46B, as opposed to ±$1.13B for the ratio estimator.</w:t>
       </w:r>
     </w:p>
     <w:p>
@@ -7110,7 +7110,7 @@
         <w:t xml:space="preserve"> </w:t>
       </w:r>
       <w:r>
-        <w:t xml:space="preserve">±$1.24B around $28.81B, against ±$1.57B.</w:t>
+        <w:t xml:space="preserve">±$1.24B around $28.81B, as opposed to ±$1.57B.</w:t>
       </w:r>
     </w:p>
     <w:p>
@@ -7132,7 +7132,7 @@
         <w:t xml:space="preserve"> </w:t>
       </w:r>
       <w:r>
-        <w:t xml:space="preserve">±$3.57B around $23.62B, against ±$4.02B.</w:t>
+        <w:t xml:space="preserve">±$3.57B around $23.62B, as opposed to ±$4.02B.</w:t>
       </w:r>
     </w:p>
     <w:p>
@@ -7140,7 +7140,7 @@
         <w:pStyle w:val="FirstParagraph"/>
       </w:pPr>
       <w:r>
-        <w:t xml:space="preserve">The width gain has two sources:</w:t>
+        <w:t xml:space="preserve">The gain in width has two sources:</w:t>
       </w:r>
     </w:p>
     <w:p>
@@ -7156,13 +7156,13 @@
           <w:bCs/>
           <w:b/>
         </w:rPr>
-        <w:t xml:space="preserve">The population’s known structure.</w:t>
-      </w:r>
-      <w:r>
-        <w:t xml:space="preserve"> </w:t>
-      </w:r>
-      <w:r>
-        <w:t xml:space="preserve">The simulation reruns the payment function over every unit’s known payment, HCCs, benefit position or APTC inputs. It is therefore a model-assisted estimator that uses the full population’s auxiliary information, where the ratio estimator uses only total payments.</w:t>
+        <w:t xml:space="preserve">The known structure of the population.</w:t>
+      </w:r>
+      <w:r>
+        <w:t xml:space="preserve"> </w:t>
+      </w:r>
+      <w:r>
+        <w:t xml:space="preserve">The simulation reruns the payment function over the known payment, HCCs, benefit position, or APTC inputs of every unit. The simulation is therefore a model-assisted estimator that uses the auxiliary information of the full population, whereas the ratio estimator uses only total payments.</w:t>
       </w:r>
     </w:p>
     <w:p>
@@ -7178,13 +7178,13 @@
           <w:bCs/>
           <w:b/>
         </w:rPr>
-        <w:t xml:space="preserve">The partial-size list is held fixed.</w:t>
-      </w:r>
-      <w:r>
-        <w:t xml:space="preserve"> </w:t>
-      </w:r>
-      <w:r>
-        <w:t xml:space="preserve">The audited list of partial error sizes is reused rather than resampled, which leaves out some uncertainty in error size. The coverage results suggest this omission is small for the gross rate, but it is a reason to extend the method (Section 6).</w:t>
+        <w:t xml:space="preserve">The list of partial sizes is held fixed.</w:t>
+      </w:r>
+      <w:r>
+        <w:t xml:space="preserve"> </w:t>
+      </w:r>
+      <w:r>
+        <w:t xml:space="preserve">The audited list of partial error sizes is reused (as opposed to resampled), which leaves out some uncertainty in error size. The coverage results suggest that this omission is small for the gross rate, but it is a reason to extend the method (Section 6).</w:t>
       </w:r>
     </w:p>
     <w:p>
@@ -7192,7 +7192,7 @@
         <w:pStyle w:val="FirstParagraph"/>
       </w:pPr>
       <w:r>
-        <w:t xml:space="preserve">The Part D gain is largest and the least certain. The only analytic method on the same PDE audit is expansion. Its delta-method interval is wide and its point estimate runs low, so the 37% understates what a well-specified analytic interval on that audit could achieve.</w:t>
+        <w:t xml:space="preserve">The Part D gain is the largest and the least certain. The only analytic method on the same PDE audit is expansion. Its delta-method interval is wide and its point estimate runs low, so the 37% likely understates what a well-specified analytic interval on that audit could achieve.</w:t>
       </w:r>
     </w:p>
     <w:bookmarkEnd w:id="42"/>
@@ -7210,7 +7210,7 @@
         <w:pStyle w:val="FirstParagraph"/>
       </w:pPr>
       <w:r>
-        <w:t xml:space="preserve">Coverage of every reported measure is in Table 5. For the large components, the parametric version matched or exceeded the analytic methods:</w:t>
+        <w:t xml:space="preserve">Table 5 provides the coverage of every reported measure. For the large components, the parametric version matched or exceeded the analytic methods:</w:t>
       </w:r>
     </w:p>
     <w:p>
@@ -9615,7 +9615,7 @@
         <w:pStyle w:val="FirstParagraph"/>
       </w:pPr>
       <w:r>
-        <w:t xml:space="preserve">The exceptions are the sparse measures, those built from a handful of audited errors:</w:t>
+        <w:t xml:space="preserve">The exceptions are the sparse measures (those built from a handful of audited errors):</w:t>
       </w:r>
     </w:p>
     <w:tbl>
@@ -9939,7 +9939,7 @@
         <w:pStyle w:val="BodyText"/>
       </w:pPr>
       <w:r>
-        <w:t xml:space="preserve">Every method undercovers these measures, and the misses fall mainly below: the interval lies under the truth in audit years whose sample happened to contain few of the rare errors. This is the zero-inflated, right-skewed regime in which normal-theory intervals are known to fail (Kvanli et al. 1998; Hesterberg 2015). The parametric bootstrap does not escape it, because a binomial redraw centered on a low audited rate stays low. The gross rate is protected because the sparse component is a small share of it.</w:t>
+        <w:t xml:space="preserve">Every method undercovers these measures, and the misses fall mainly below the truth. The interval lies under the truth in audit years whose sample happened to contain few of the rare errors. This is the zero-inflated, right-skewed setting in which normal-theory intervals are known to fail (Kvanli et al. 1998; Hesterberg 2015). The parametric bootstrap does not avoid this problem because a binomial redraw centered on a low audited rate remains low. The gross rate is protected because the sparse component is a small share of it.</w:t>
       </w:r>
     </w:p>
     <w:bookmarkEnd w:id="43"/>
@@ -9957,7 +9957,7 @@
         <w:pStyle w:val="FirstParagraph"/>
       </w:pPr>
       <w:r>
-        <w:t xml:space="preserve">The regression estimator fits a least-squares model within each stratum on the ratio estimator’s audit, using basic beneficiary variables and the amount paid. It then predicts every population unit and adds the weighted audit residuals. The extra variables changed little:</w:t>
+        <w:t xml:space="preserve">The regression estimator fits a least-squares model within each stratum on the audit used by the ratio estimator, using basic beneficiary variables and the amount paid. It then predicts every population unit and adds the weighted audit residuals. The additional variables changed little:</w:t>
       </w:r>
       <w:r>
         <w:t xml:space="preserve"> </w:t>
@@ -9973,13 +9973,13 @@
           <w:bCs/>
           <w:b/>
         </w:rPr>
-        <w:t xml:space="preserve">Part C, PERM, EIPM and CERT:</w:t>
-      </w:r>
-      <w:r>
-        <w:t xml:space="preserve"> </w:t>
-      </w:r>
-      <w:r>
-        <w:t xml:space="preserve">coverage of the gross rate was 23, 23, 23 and 24 of 25. Width and point accuracy were within a few percent of the ratio estimator’s.</w:t>
+        <w:t xml:space="preserve">Part C, PERM, EIPM, and CERT:</w:t>
+      </w:r>
+      <w:r>
+        <w:t xml:space="preserve"> </w:t>
+      </w:r>
+      <w:r>
+        <w:t xml:space="preserve">Coverage of the gross rate was 23, 23, 23, and 24 of 25. Width and point accuracy were within a few percent of those of the ratio estimator.</w:t>
       </w:r>
       <w:r>
         <w:t xml:space="preserve"> </w:t>
@@ -10001,7 +10001,7 @@
         <w:t xml:space="preserve"> </w:t>
       </w:r>
       <w:r>
-        <w:t xml:space="preserve">drug cost and reaching the catastrophic phase explain part of the beneficiary payment error, and the interval narrowed from ±0.67 (ratio) to ±0.58 points. But coverage fell to 15 of 25, and the point estimate ran 7.8% high on average.</w:t>
+        <w:t xml:space="preserve">Drug cost and reaching the catastrophic phase explain part of the beneficiary payment error, and the interval narrowed from ±0.67 (ratio) to ±0.58 points. However, coverage fell to 15 of 25, and the point estimate ran 7.8% high on average.</w:t>
       </w:r>
     </w:p>
     <w:p>
@@ -10009,7 +10009,7 @@
         <w:pStyle w:val="BodyText"/>
       </w:pPr>
       <w:r>
-        <w:t xml:space="preserve">With few large errors in a 990-beneficiary audit, a better-fitting model leaves residuals that understate the true sampling variance: the overfitting risk of model-assisted estimation with small samples (McConville et al. 2020). In PERM, all but the largest-payment fee-for-service stratum had too few audited errors for a model and used the intercept-only fallback, which equals expansion within the stratum.</w:t>
+        <w:t xml:space="preserve">With few large errors in a 990-beneficiary audit, a better-fitting model leaves residuals that understate the true sampling variance. This is the overfitting risk of model-assisted estimation with small samples (McConville et al. 2020). In PERM, all but the largest-payment fee-for-service stratum had too few audited errors for a model and used the intercept-only fallback, which is equivalent to expansion within the stratum.</w:t>
       </w:r>
     </w:p>
     <w:p>
@@ -10017,7 +10017,7 @@
         <w:pStyle w:val="BodyText"/>
       </w:pPr>
       <w:r>
-        <w:t xml:space="preserve">Across the five programs, regression covered the true gross rate in 108 of 125 audit years (86.4%), against 111 for the ratio estimator and 121 for the parametric bootstrap.</w:t>
+        <w:t xml:space="preserve">Across the five programs, regression covered the true gross rate in 108 of 125 audit years (86.4%), as opposed to 111 for the ratio estimator and 121 for the parametric bootstrap.</w:t>
       </w:r>
     </w:p>
     <w:bookmarkEnd w:id="44"/>
@@ -10045,7 +10045,7 @@
         <w:pStyle w:val="FirstParagraph"/>
       </w:pPr>
       <w:r>
-        <w:t xml:space="preserve">In five synthetic populations designed after the five CMS improper payment measurements, audit-finding bootstrap simulation gave point estimates as accurate as, or more accurate than, the expansion, ratio and regression estimators. Its fixed-rate interval, however, was invalid in every program, covering the truth in 24% of audit years where 95% was intended. The failure is not a tuning problem. Because the audit is never resampled, the interval measures only how the audited rates scatter across the population, not how much those rates would change with a different audit. Its width shrinks toward zero as the population grows. Any production use of a fixed-rate audit-finding simulation for PIIA intervals should therefore be reviewed.</w:t>
+        <w:t xml:space="preserve">In five synthetic populations designed after the five CMS improper payment measurements, audit-finding bootstrap simulation produced point estimates as accurate as, or more accurate than, the expansion, ratio, and regression estimators. However, its fixed-rate interval was invalid in every program, covering the truth in 24% of audit years when 95% was intended. This failure is not a tuning problem. Because the audit is never resampled, the interval measures only how the audited rates scatter across the population (as opposed to how much those rates would change with a different audit). Its width also shrinks toward zero as the population grows. Given these findings, any production use of a fixed-rate audit-finding simulation for PIIA intervals should be reviewed.</w:t>
       </w:r>
     </w:p>
     <w:p>
@@ -10053,7 +10053,7 @@
         <w:pStyle w:val="BodyText"/>
       </w:pPr>
       <w:r>
-        <w:t xml:space="preserve">Redrawing the rates from their binomial sampling distribution before each iteration fixes the interval with a change of a few lines of code and no additional review. It covered the true gross rate in 96.8% of audit years. Its intervals were 11–21% narrower than the ratio estimator’s in four programs, and much narrower than expansion’s in Part D.</w:t>
+        <w:t xml:space="preserve">Redrawing the rates from their binomial sampling distribution before each iteration corrects the interval with a change of a few lines of code and no additional review. This version covered the true gross rate in 96.8% of audit years. Its intervals were 11–21% narrower than those of the ratio estimator in four programs, and much narrower than those of expansion in Part D.</w:t>
       </w:r>
     </w:p>
     <w:bookmarkEnd w:id="46"/>
@@ -10071,7 +10071,7 @@
         <w:pStyle w:val="FirstParagraph"/>
       </w:pPr>
       <w:r>
-        <w:t xml:space="preserve">We recommend that CMS improper payment measurements adopt</w:t>
+        <w:t xml:space="preserve">This study recommends that CMS improper payment measurements adopt</w:t>
       </w:r>
       <w:r>
         <w:t xml:space="preserve"> </w:t>
@@ -10087,7 +10087,7 @@
         <w:t xml:space="preserve"> </w:t>
       </w:r>
       <w:r>
-        <w:t xml:space="preserve">for the gross improper payment rate and its interval, with the analytic ratio interval reported alongside during a transition period. The recommendation rests on three findings:</w:t>
+        <w:t xml:space="preserve">for the gross improper payment rate and its interval, with the analytic ratio interval reported alongside it during a transition period. This recommendation rests on three findings:</w:t>
       </w:r>
     </w:p>
     <w:p>
@@ -10161,7 +10161,7 @@
         <w:pStyle w:val="FirstParagraph"/>
       </w:pPr>
       <w:r>
-        <w:t xml:space="preserve">Precision is where the cost case lies. A narrower interval at the same coverage means the current precision can be reached with fewer records reviewed. If width scales with 1/√</w:t>
+        <w:t xml:space="preserve">The cost case rests on precision. A narrower interval at the same coverage means that the current precision can be reached with fewer records reviewed. If width scales with 1/√</w:t>
       </w:r>
       <w:r>
         <w:rPr>
@@ -10171,7 +10171,7 @@
         <w:t xml:space="preserve">n</w:t>
       </w:r>
       <w:r>
-        <w:t xml:space="preserve">, the parametric method would match the analytic interval’s current width with about:</w:t>
+        <w:t xml:space="preserve">, the parametric method would match the current width of the analytic interval with about:</w:t>
       </w:r>
     </w:p>
     <w:tbl>
@@ -10385,7 +10385,7 @@
         <w:pStyle w:val="BodyText"/>
       </w:pPr>
       <w:r>
-        <w:t xml:space="preserve">That is a 20–38% reduction in medical record and eligibility reviews, which dominate the cost of each measurement. Part D’s projected reduction is larger still but rests on a weaker comparator (Section 4.3).</w:t>
+        <w:t xml:space="preserve">This represents a 20–38% reduction in medical record and eligibility reviews, which dominate the cost of each measurement. The projected reduction for Part D is larger still but rests on a weaker comparator (Section 4.3).</w:t>
       </w:r>
     </w:p>
     <w:p>
@@ -10393,7 +10393,7 @@
         <w:pStyle w:val="BodyText"/>
       </w:pPr>
       <w:r>
-        <w:t xml:space="preserve">These figures are projections, not demonstrated results, and they apply to the gross rate. Two conditions should precede any reduction:</w:t>
+        <w:t xml:space="preserve">These figures are projections (as opposed to demonstrated results), and they apply only to the gross rate. Two conditions should precede any reduction:</w:t>
       </w:r>
     </w:p>
     <w:p>
@@ -10437,7 +10437,7 @@
         <w:t xml:space="preserve"> </w:t>
       </w:r>
       <w:r>
-        <w:t xml:space="preserve">Components that CMS reports separately and that rest on few errors (underpayments, technically improper payments) need their own precision check, because their coverage was already below nominal under every method.</w:t>
+        <w:t xml:space="preserve">Components that CMS reports separately and that rest on few errors (underpayments and technically improper payments) need their own precision check because their coverage was already below nominal under every method.</w:t>
       </w:r>
     </w:p>
     <w:bookmarkEnd w:id="47"/>
@@ -10463,7 +10463,7 @@
         <w:pStyle w:val="BodyText"/>
       </w:pPr>
       <w:r>
-        <w:t xml:space="preserve">The method is fully specified by the audit and the payment function, so it can be written into a Sampling and Estimation Methodology Plan and tested by an Inspector General with the same census check used here: auditing every unit must return the true rate exactly. Rates with no audited failures stay at zero, a conservative choice that keeps the simulation from inventing errors the audit never observed.</w:t>
+        <w:t xml:space="preserve">The method is fully specified by the audit and the payment function. It can therefore be written into a Sampling and Estimation Methodology Plan and tested by an Inspector General with the same census check used in this study: auditing every unit must return the true rate exactly. Rates with no audited failures stay at zero. This is a conservative choice that keeps the simulation from inventing errors the audit never observed.</w:t>
       </w:r>
     </w:p>
     <w:bookmarkEnd w:id="48"/>
@@ -10517,7 +10517,7 @@
         <w:t xml:space="preserve"> </w:t>
       </w:r>
       <w:r>
-        <w:t xml:space="preserve">The populations are synthetic and calibrated only to public aggregates:</w:t>
+        <w:t xml:space="preserve">The populations are synthetic and calibrated only to public aggregates. It should be clearly noted that:</w:t>
       </w:r>
     </w:p>
     <w:p>
@@ -10529,7 +10529,7 @@
         <w:pStyle w:val="Compact"/>
       </w:pPr>
       <w:r>
-        <w:t xml:space="preserve">Error mechanisms, partial-error shares and the independence of errors from payment size within strata are assumptions.</w:t>
+        <w:t xml:space="preserve">Error mechanisms, partial-error shares, and the independence of errors from payment size within strata are assumptions.</w:t>
       </w:r>
     </w:p>
     <w:p>
@@ -10541,7 +10541,7 @@
         <w:pStyle w:val="Compact"/>
       </w:pPr>
       <w:r>
-        <w:t xml:space="preserve">Strata the agencies do not publish (EIPM, Part C IPM, CERT service-level strata) are illustrative.</w:t>
+        <w:t xml:space="preserve">Strata the agencies do not publish (EIPM, Part C IPM, and CERT service-level strata) are illustrative.</w:t>
       </w:r>
     </w:p>
     <w:p>
@@ -10575,7 +10575,7 @@
         <w:t xml:space="preserve"> </w:t>
       </w:r>
       <w:r>
-        <w:t xml:space="preserve">Review is assumed error-free and final, with no appeals.</w:t>
+        <w:t xml:space="preserve">Review is assumed to be error-free and final, with no appeals.</w:t>
       </w:r>
     </w:p>
     <w:p>
@@ -10597,7 +10597,7 @@
         <w:t xml:space="preserve"> </w:t>
       </w:r>
       <w:r>
-        <w:t xml:space="preserve">Part D’s analytic comparators use a different audit (990 beneficiaries) or a different interval construction (delta method), so its comparisons mix design and estimator.</w:t>
+        <w:t xml:space="preserve">The Part D analytic comparators use a different audit (990 beneficiaries) or a different interval construction (delta method), so the Part D comparisons mix design and estimator.</w:t>
       </w:r>
     </w:p>
     <w:p>
@@ -10619,7 +10619,7 @@
         <w:t xml:space="preserve"> </w:t>
       </w:r>
       <w:r>
-        <w:t xml:space="preserve">The parametric version does not resample the distribution of error sizes. Coverage suggests this matters little for the gross rate, but it may contribute to the undercoverage of sparse components.</w:t>
+        <w:t xml:space="preserve">The parametric version does not resample the distribution of error sizes. Coverage suggests that this matters little for the gross rate, but it may contribute to the undercoverage of sparse components.</w:t>
       </w:r>
     </w:p>
     <w:p>
@@ -10641,7 +10641,7 @@
         <w:t xml:space="preserve"> </w:t>
       </w:r>
       <w:r>
-        <w:t xml:space="preserve">The study addresses two-sided PIIA rate intervals. Recovery uses rely on one-sided lower bounds, which were not tested.</w:t>
+        <w:t xml:space="preserve">This study addresses two-sided PIIA rate intervals. Recovery uses rely on one-sided lower bounds, which were not tested.</w:t>
       </w:r>
     </w:p>
     <w:bookmarkEnd w:id="49"/>
@@ -10687,7 +10687,7 @@
         <w:t xml:space="preserve"> </w:t>
       </w:r>
       <w:r>
-        <w:t xml:space="preserve">scaling. The direct test is to rerun each program’s design at reduced audit sizes (for example 50%, 65% and 80% of current) with at least 200 audit years. This would find the smallest audit at which the parametric interval still covers the truth in 95% of audit years for the gross rate and for the components CMS reports. Allocation should be reconsidered at the same time. Neyman allocation minimizes the variance of the analytic estimator, not of the simulation. The cost of review differs by stratum (an inpatient record costs more to review than a Part B claim), so cost-weighted allocation (</w:t>
+        <w:t xml:space="preserve">scaling. Future research should test these projections directly by rerunning each program’s design at reduced audit sizes (for example, 50%, 65%, and 80% of current) with at least 200 audit years. This would identify the smallest audit at which the parametric interval still covers the truth in 95% of audit years, both for the gross rate and for the components CMS reports. Allocation should be reconsidered at the same time. Neyman allocation minimizes the variance of the analytic estimator (as opposed to the variance of the simulation). In addition, the cost of review differs by stratum (for example, an inpatient record costs more to review than a Part B claim), so cost-weighted allocation (</w:t>
       </w:r>
       <w:r>
         <w:rPr>
@@ -10735,7 +10735,7 @@
         <w:t xml:space="preserve"> </w:t>
       </w:r>
       <w:r>
-        <w:t xml:space="preserve">The parametric version models only the rates. Several extensions are natural:</w:t>
+        <w:t xml:space="preserve">The parametric version models only the rates. Future research should consider several natural extensions:</w:t>
       </w:r>
     </w:p>
     <w:p>
@@ -10757,7 +10757,7 @@
         <w:t xml:space="preserve"> </w:t>
       </w:r>
       <w:r>
-        <w:t xml:space="preserve">Beta-binomial rates pooled across strata, HCCs or states would give zero-failure HCCs and small strata a plausible nonzero rate instead of a fixed zero. Their posterior predictive draws would replace the binomial redraw.</w:t>
+        <w:t xml:space="preserve">Beta-binomial rates pooled across strata, HCCs, or states would give zero-failure HCCs and small strata a plausible nonzero rate (as opposed to a fixed zero). Their posterior predictive draws would replace the binomial redraw.</w:t>
       </w:r>
     </w:p>
     <w:p>
@@ -10779,7 +10779,7 @@
         <w:t xml:space="preserve"> </w:t>
       </w:r>
       <w:r>
-        <w:t xml:space="preserve">Logistic or zero-inflated regression of error probability and error size on unit features (payment amount, provider type, drug class, HCC count) would feed the simulation. This model-assisted microsimulation would use the full population’s auxiliary data and could narrow intervals further where the features predict error.</w:t>
+        <w:t xml:space="preserve">Logistic or zero-inflated regression of error probability and error size on unit features (for example, payment amount, provider type, drug class, or HCC count) would feed the simulation. This model-assisted microsimulation would use the auxiliary data of the full population and could narrow intervals further where the features predict error.</w:t>
       </w:r>
     </w:p>
     <w:p>
@@ -10801,7 +10801,7 @@
         <w:t xml:space="preserve"> </w:t>
       </w:r>
       <w:r>
-        <w:t xml:space="preserve">Partial sizes could be resampled with replacement within each iteration, so that uncertainty in error size enters alongside uncertainty in the rates.</w:t>
+        <w:t xml:space="preserve">Partial sizes could be resampled with replacement within each iteration so that uncertainty in error size enters alongside uncertainty in the rates.</w:t>
       </w:r>
     </w:p>
     <w:p>
@@ -10823,7 +10823,7 @@
         <w:t xml:space="preserve"> </w:t>
       </w:r>
       <w:r>
-        <w:t xml:space="preserve">BCa or double-bootstrap calibration could be applied to the iteration distribution to correct remaining tail imbalance in sparse components (Efron 1987; Hall 1988).</w:t>
+        <w:t xml:space="preserve">BCa or double-bootstrap calibration could be applied to the iteration distribution to correct any remaining tail imbalance in sparse components (Efron 1987; Hall 1988).</w:t>
       </w:r>
     </w:p>
     <w:p>
@@ -10845,7 +10845,7 @@
         <w:t xml:space="preserve"> </w:t>
       </w:r>
       <w:r>
-        <w:t xml:space="preserve">The study can be extended to:</w:t>
+        <w:t xml:space="preserve">This study can be extended to:</w:t>
       </w:r>
     </w:p>
     <w:p>
@@ -10857,7 +10857,7 @@
         <w:pStyle w:val="Compact"/>
       </w:pPr>
       <w:r>
-        <w:t xml:space="preserve">state-level PERM eligibility rates, which carry federal match consequences from FY 2030 (P.L. 119-21);</w:t>
+        <w:t xml:space="preserve">state-level PERM eligibility rates, which carry federal match consequences beginning in FY 2030 (P.L. 119-21);</w:t>
       </w:r>
     </w:p>
     <w:p>
@@ -10869,7 +10869,7 @@
         <w:pStyle w:val="Compact"/>
       </w:pPr>
       <w:r>
-        <w:t xml:space="preserve">State-based Exchange measurement from 2027;</w:t>
+        <w:t xml:space="preserve">State-based Exchange measurement beginning in 2027;</w:t>
       </w:r>
     </w:p>
     <w:p>
@@ -10903,7 +10903,7 @@
         <w:t xml:space="preserve"> </w:t>
       </w:r>
       <w:r>
-        <w:t xml:space="preserve">Under an appropriate data use agreement, the synthetic results can be checked against held-out real audit samples, in particular the share of partial errors and whether error probability depends on payment size, which this study assumes away within strata.</w:t>
+        <w:t xml:space="preserve">Under an appropriate data use agreement, the synthetic results can be checked against held-out real audit samples. In particular, future research should examine the share of partial errors and whether error probability depends on payment size, which this study assumes away within strata.</w:t>
       </w:r>
     </w:p>
     <w:bookmarkEnd w:id="51"/>
@@ -10921,7 +10921,7 @@
         <w:pStyle w:val="FirstParagraph"/>
       </w:pPr>
       <w:r>
-        <w:t xml:space="preserve">On the question of comparative accuracy, the answer is consistent across the five programs studied. In every program, audit-finding bootstrap simulation with fixed rates produces point estimates as accurate as the analytic estimators, but intervals far too narrow to be valid. The cause is structural: the audit is never resampled, so the interval omits the sampling error of the rates. Redrawing the rates from their binomial sampling distribution before each iteration restores nominal coverage for the gross rate in every program. Those intervals are also narrower than the analytic intervals from the same audit in all five programs: 11–21% narrower than the ratio estimator in four, and much narrower than expansion in Part D. We recommend parametric-rate bootstrap simulation for improper payment rate estimation. Its precision gain gives CMS room to reduce audit sizes, and with them review costs, without losing accuracy, subject to direct confirmation at the reduced sizes.</w:t>
+        <w:t xml:space="preserve">On the question of comparative accuracy, the answer is consistent across the five programs studied. In every program, audit-finding bootstrap simulation with fixed rates produces point estimates as accurate as the analytic estimators but intervals far too narrow to be valid. The cause is structural. Because the audit is never resampled, the interval omits the sampling error of the rates. Redrawing the rates from their binomial sampling distribution before each iteration restores nominal coverage for the gross rate in every program. These intervals are also narrower than the analytic intervals from the same audit in all five programs (11–21% narrower than the ratio estimator in four programs, and much narrower than expansion in Part D). This study recommends parametric-rate bootstrap simulation for improper payment rate estimation. The gain in precision gives CMS room to reduce audit sizes (and with them, review costs) without losing accuracy, subject to direct confirmation at the reduced sizes.</w:t>
       </w:r>
     </w:p>
     <w:bookmarkEnd w:id="52"/>
@@ -10939,7 +10939,7 @@
         <w:pStyle w:val="FirstParagraph"/>
       </w:pPr>
       <w:r>
-        <w:t xml:space="preserve">All code, configuration, synthetic populations (or their SHA-256 manifests where a population is too large to commit), results and the scripts that build every table and figure in this paper are in the public repository</w:t>
+        <w:t xml:space="preserve">All code, configuration, synthetic populations (or their SHA-256 manifests where a population is too large to commit), results, and the scripts that build every table and figure in this paper are available in the public repository</w:t>
       </w:r>
       <w:r>
         <w:t xml:space="preserve"> </w:t>
@@ -10953,7 +10953,7 @@
         </w:r>
       </w:hyperlink>
       <w:r>
-        <w:t xml:space="preserve">. The repository contains no protected health information, no unit-level data from any source and no non-public CMS material.</w:t>
+        <w:t xml:space="preserve">. The repository contains no protected health information, no unit-level data from any source, and no non-public CMS material.</w:t>
       </w:r>
     </w:p>
     <w:bookmarkEnd w:id="54"/>
@@ -11613,7 +11613,7 @@
         <w:pStyle w:val="FirstParagraph"/>
       </w:pPr>
       <w:r>
-        <w:t xml:space="preserve">Every number in this study comes from synthetic populations built from stated probability distributions. No protected health information, no unit-level data from any source and no non-public CMS material (contractor methodology plans, internal error data) were used. Populations are calibrated only to public aggregate results: FY 2025 HHS Agency Financial Report figures and the program-specific CMS result pages cited in Appendix B.</w:t>
+        <w:t xml:space="preserve">Every number in this study comes from synthetic populations built from stated probability distributions. This study used no protected health information, no unit-level data from any source, and no non-public CMS material (for example, contractor methodology plans or internal error data). Populations are calibrated only to public aggregate results, namely the FY 2025 HHS Agency Financial Report figures and the program-specific CMS result pages cited in Appendix B.</w:t>
       </w:r>
     </w:p>
     <w:bookmarkStart w:id="57" w:name="a.1-pipeline"/>
@@ -11662,7 +11662,7 @@
         <w:t xml:space="preserve"> </w:t>
       </w:r>
       <w:r>
-        <w:t xml:space="preserve">builds an error-free population, applies fabricated errors, records the truth and checks it against public figures.</w:t>
+        <w:t xml:space="preserve">builds an error-free population, applies fabricated errors, records the truth, and checks it against public figures.</w:t>
       </w:r>
     </w:p>
     <w:p>
@@ -11674,7 +11674,7 @@
         <w:pStyle w:val="Compact"/>
       </w:pPr>
       <w:r>
-        <w:t xml:space="preserve">Population. Units with their payment amounts and the fields each payment function needs: risk scores and HCCs, PDEs and benefit phases, APTC inputs, claims.</w:t>
+        <w:t xml:space="preserve">Population. Units with their payment amounts and the fields each payment function needs: risk scores and HCCs, PDEs and benefit phases, APTC inputs, and claims.</w:t>
       </w:r>
     </w:p>
     <w:p>
@@ -11686,7 +11686,7 @@
         <w:pStyle w:val="Compact"/>
       </w:pPr>
       <w:r>
-        <w:t xml:space="preserve">Errors. Each unit’s candidate error is drawn first, then turned on with a stated probability. Where a public aggregate is used as a target, the probability comes from one closed-form multiplier: the target dollars divided by the expected dollars of the candidates. No iterative tuning is used.</w:t>
+        <w:t xml:space="preserve">Errors. The candidate error for each unit is drawn first and then turned on with a stated probability. Where a public aggregate is used as a target, the probability comes from one closed-form multiplier (the target dollars divided by the expected dollars of the candidates). No iterative tuning is used.</w:t>
       </w:r>
     </w:p>
     <w:p>
@@ -11730,7 +11730,7 @@
         <w:t xml:space="preserve"> </w:t>
       </w:r>
       <w:r>
-        <w:t xml:space="preserve">for every unit, and the true over, under, gross and net totals.</w:t>
+        <w:t xml:space="preserve">for every unit, and the true over, under, gross, and net totals.</w:t>
       </w:r>
     </w:p>
     <w:p>
@@ -11789,7 +11789,7 @@
         <w:pStyle w:val="Compact"/>
       </w:pPr>
       <w:r>
-        <w:t xml:space="preserve">Frame and design. Strata, the allocation (Neyman where stated), and the sample size.</w:t>
+        <w:t xml:space="preserve">Frame and design. The strata, the allocation (Neyman where stated), and the sample size.</w:t>
       </w:r>
     </w:p>
     <w:p>
@@ -11920,6 +11920,12 @@
         <w:pStyle w:val="FirstParagraph"/>
       </w:pPr>
       <w:r>
+        <w:t xml:space="preserve">The file</w:t>
+      </w:r>
+      <w:r>
+        <w:t xml:space="preserve"> </w:t>
+      </w:r>
+      <w:r>
         <w:rPr>
           <w:rStyle w:val="VerbatimChar"/>
         </w:rPr>
@@ -12095,7 +12101,7 @@
         <w:t xml:space="preserve"> </w:t>
       </w:r>
       <w:r>
-        <w:t xml:space="preserve">Reruns give byte-identical files at any thread count. This is tested in</w:t>
+        <w:t xml:space="preserve">Reruns produce byte-identical files at any thread count. This is tested in</w:t>
       </w:r>
       <w:r>
         <w:t xml:space="preserve"> </w:t>
@@ -12144,7 +12150,7 @@
         <w:t xml:space="preserve"> </w:t>
       </w:r>
       <w:r>
-        <w:t xml:space="preserve">Each program’s numpy payment function is tested to reproduce the SQL improper amount to the cent for every unit when given that unit’s own audit finding. A census audit is also tested: when every unit is audited, both bootstrap versions must return the exact true rates (</w:t>
+        <w:t xml:space="preserve">Each program’s numpy payment function is tested to reproduce the SQL improper amount to the cent for every unit when given that unit’s own audit finding. In addition, a census audit is tested. When every unit is audited, both bootstrap versions must return the exact true rates (</w:t>
       </w:r>
       <w:r>
         <w:rPr>
@@ -12415,7 +12421,7 @@
         <w:t xml:space="preserve"> </w:t>
       </w:r>
       <w:r>
-        <w:t xml:space="preserve">Errors are netted within the payment unit first: the enrollee (Part C), the beneficiary (Part D), the payment (PERM), the application (EIPM) and the claim (CERT).</w:t>
+        <w:t xml:space="preserve">Errors are first netted within the payment unit (the enrollee for Part C, the beneficiary for Part D, the payment for PERM, the application for EIPM, and the claim for CERT).</w:t>
       </w:r>
     </w:p>
     <w:p>
@@ -12521,7 +12527,7 @@
         <w:t xml:space="preserve"> </w:t>
       </w:r>
       <w:r>
-        <w:t xml:space="preserve">Each total is estimated in dollars with its interval first, then divided by the known total payments</w:t>
+        <w:t xml:space="preserve">Each total is first estimated in dollars with its interval and then divided by the known total payments</w:t>
       </w:r>
       <w:r>
         <w:t xml:space="preserve"> </w:t>
@@ -12556,7 +12562,7 @@
         <w:t xml:space="preserve"> </w:t>
       </w:r>
       <w:r>
-        <w:t xml:space="preserve">PERM and EIPM have only overpayments, so gross = over = net. Their components are reported instead: eligibility and claims for PERM, technically improper and monetary for EIPM.</w:t>
+        <w:t xml:space="preserve">PERM and EIPM have only overpayments, so gross = over = net. Their components are reported instead (eligibility and claims for PERM; technically improper and monetary for EIPM).</w:t>
       </w:r>
     </w:p>
     <w:p>
@@ -12578,7 +12584,7 @@
         <w:t xml:space="preserve"> </w:t>
       </w:r>
       <w:r>
-        <w:t xml:space="preserve">These estimate the rate directly as *T̂_y / X* (expansion), *T̂_y / T̂_x* (ratio) or</w:t>
+        <w:t xml:space="preserve">The analytic estimators estimate the rate directly as *T̂_y / X* (expansion), *T̂_y / T̂_x* (ratio) or</w:t>
       </w:r>
       <w:r>
         <w:t xml:space="preserve"> </w:t>
@@ -12722,7 +12728,7 @@
         <w:pStyle w:val="Compact"/>
       </w:pPr>
       <w:r>
-        <w:t xml:space="preserve">the list of audited partial sizes (taints, income ratios or HCC losses).</w:t>
+        <w:t xml:space="preserve">the list of audited partial sizes (taints, income ratios, or HCC losses).</w:t>
       </w:r>
     </w:p>
     <w:p>
@@ -12915,7 +12921,7 @@
         <w:t xml:space="preserve">q</w:t>
       </w:r>
       <w:r>
-        <w:t xml:space="preserve">, and its size is drawn uniformly from the audited partial list. Otherwise it is a whole error: the full payment, or the full HCC coefficient.</w:t>
+        <w:t xml:space="preserve">, and its size is drawn uniformly from the audited partial list. Otherwise, it is a whole error (the full payment or the full HCC coefficient).</w:t>
       </w:r>
     </w:p>
     <w:p>
@@ -12959,7 +12965,7 @@
         <w:t xml:space="preserve"> </w:t>
       </w:r>
       <w:r>
-        <w:t xml:space="preserve">for every unit: the risk score × county rate, the Part D benefit, APTC, or claim × taint. Net per unit, then sum to over, under, gross and net, and divide by</w:t>
+        <w:t xml:space="preserve">for every unit (the risk score × county rate, the Part D benefit, APTC, or claim × taint). Errors are netted per unit, summed to over, under, gross, and net, and divided by</w:t>
       </w:r>
       <w:r>
         <w:t xml:space="preserve"> </w:t>
@@ -13015,7 +13021,7 @@
         <w:t xml:space="preserve"> </w:t>
       </w:r>
       <w:r>
-        <w:t xml:space="preserve">are not published by CMS. They are set to plausible levels and labeled as such in the configs.</w:t>
+        <w:t xml:space="preserve">are not published by CMS. These values are set to plausible levels and labeled as such in the configs.</w:t>
       </w:r>
     </w:p>
     <w:bookmarkStart w:id="63" w:name="X7acfe5bb0cd90397973a78cf5f9ea14f2730495"/>
@@ -13114,7 +13120,7 @@
         <w:pStyle w:val="Compact"/>
       </w:pPr>
       <w:r>
-        <w:t xml:space="preserve">Missing documentation: every coded HCC is lost.</w:t>
+        <w:t xml:space="preserve">Missing documentation (every coded HCC is lost).</w:t>
       </w:r>
     </w:p>
     <w:p>
@@ -13126,7 +13132,7 @@
         <w:pStyle w:val="Compact"/>
       </w:pPr>
       <w:r>
-        <w:t xml:space="preserve">HCCs supported by the record but not coded: underpayments.</w:t>
+        <w:t xml:space="preserve">HCCs supported by the record but not coded (underpayments).</w:t>
       </w:r>
     </w:p>
     <w:p>
@@ -13168,7 +13174,7 @@
         <w:t xml:space="preserve"> </w:t>
       </w:r>
       <w:r>
-        <w:t xml:space="preserve">990 enrollees, 330 per national tercile of the submitted risk score (stratified SRS). The real Part C IPM sample size and strata are not public. The terciles follow the 2012 RADV design.</w:t>
+        <w:t xml:space="preserve">990 enrollees, 330 per national tercile of the submitted risk score (stratified SRS). The actual Part C IPM sample size and strata are not public, so the terciles follow the 2012 RADV design.</w:t>
       </w:r>
     </w:p>
     <w:p>
@@ -13204,7 +13210,7 @@
         <w:pStyle w:val="Compact"/>
       </w:pPr>
       <w:r>
-        <w:t xml:space="preserve">Ratio uses the enrollee payment; regression uses payment, demographic score, months enrolled and number of HCCs within each tercile.</w:t>
+        <w:t xml:space="preserve">Ratio uses the enrollee payment. Regression uses payment, demographic score, months enrolled, and number of HCCs within each tercile.</w:t>
       </w:r>
     </w:p>
     <w:p>
@@ -13252,7 +13258,7 @@
         <w:pStyle w:val="Compact"/>
       </w:pPr>
       <w:r>
-        <w:t xml:space="preserve">An HCC with no audited instance never fails. Rates are not extrapolated to unaudited HCCs.</w:t>
+        <w:t xml:space="preserve">An HCC with no audited instance never fails (rates are not extrapolated to unaudited HCCs).</w:t>
       </w:r>
     </w:p>
     <w:bookmarkEnd w:id="63"/>
@@ -13424,7 +13430,7 @@
         <w:pStyle w:val="Compact"/>
       </w:pPr>
       <w:r>
-        <w:t xml:space="preserve">No calibration: the truth is 1.38% gross ($1.46B).</w:t>
+        <w:t xml:space="preserve">This population is not calibrated, and the truth is 1.38% gross ($1.46B).</w:t>
       </w:r>
     </w:p>
     <w:p>
@@ -13504,7 +13510,7 @@
         <w:pStyle w:val="FirstParagraph"/>
       </w:pPr>
       <w:r>
-        <w:t xml:space="preserve">The two audits differ, so the comparison between methods is between designs as well as estimators.</w:t>
+        <w:t xml:space="preserve">Because the two audits differ, the comparison between methods is a comparison between designs as well as estimators.</w:t>
       </w:r>
     </w:p>
     <w:bookmarkEnd w:id="64"/>
@@ -13784,7 +13790,7 @@
         <w:pStyle w:val="Compact"/>
       </w:pPr>
       <w:r>
-        <w:t xml:space="preserve">Households with income, size, age and benchmark premium.</w:t>
+        <w:t xml:space="preserve">Households with income, size, age, and benchmark premium.</w:t>
       </w:r>
     </w:p>
     <w:p>
@@ -13832,7 +13838,7 @@
         <w:pStyle w:val="Compact"/>
       </w:pPr>
       <w:r>
-        <w:t xml:space="preserve">FY 2023–2025 public results report no underpayments, so every error is an overpayment.</w:t>
+        <w:t xml:space="preserve">Because the FY 2023–2025 public results report no underpayments, every error is an overpayment.</w:t>
       </w:r>
     </w:p>
     <w:p>
@@ -14409,7 +14415,7 @@
         <w:t xml:space="preserve"> </w:t>
       </w:r>
       <w:r>
-        <w:t xml:space="preserve">The audit finding equals the truth. There are no reviewer errors and no appeals.</w:t>
+        <w:t xml:space="preserve">The audit finding equals the truth, and there are no reviewer errors and no appeals.</w:t>
       </w:r>
     </w:p>
     <w:p>
@@ -14431,7 +14437,7 @@
         <w:t xml:space="preserve"> </w:t>
       </w:r>
       <w:r>
-        <w:t xml:space="preserve">Each audit year has one audit, and every method gets only that audit.</w:t>
+        <w:t xml:space="preserve">Each audit year has one audit, and every method uses only that audit.</w:t>
       </w:r>
     </w:p>
     <w:p>
@@ -14453,7 +14459,7 @@
         <w:t xml:space="preserve"> </w:t>
       </w:r>
       <w:r>
-        <w:t xml:space="preserve">Within a stratum, error probability does not depend on whether a unit is sampled. In PERM, CERT and EIPM it also does not depend on payment size, except through the strata definitions.</w:t>
+        <w:t xml:space="preserve">Within a stratum, error probability does not depend on whether a unit is sampled. In PERM, CERT, and EIPM, it also does not depend on payment size, except through the strata definitions.</w:t>
       </w:r>
     </w:p>
     <w:p>
@@ -14475,7 +14481,7 @@
         <w:t xml:space="preserve"> </w:t>
       </w:r>
       <w:r>
-        <w:t xml:space="preserve">Allocations use the population’s stratum standard deviations, standing in for prior-year data, which production designs have but this study does not.</w:t>
+        <w:t xml:space="preserve">Allocations use the stratum standard deviations of the population as a stand-in for prior-year data (which production designs have but this study does not).</w:t>
       </w:r>
     </w:p>
     <w:p>
@@ -14497,7 +14503,7 @@
         <w:t xml:space="preserve"> </w:t>
       </w:r>
       <w:r>
-        <w:t xml:space="preserve">PIIA gross rates are the primary estimand. Recovery, contract-level RADV extrapolation and provider demands are out of scope.</w:t>
+        <w:t xml:space="preserve">PIIA gross rates are the primary estimand. Recovery, contract-level RADV extrapolation, and provider demands are out of scope.</w:t>
       </w:r>
     </w:p>
     <w:p>
@@ -16333,7 +16339,7 @@
         <w:pStyle w:val="BodyText"/>
       </w:pPr>
       <w:r>
-        <w:t xml:space="preserve">Results for every program, measure, method and audit year, including overpayments, underpayments and net in dollars, are in</w:t>
+        <w:t xml:space="preserve">Results for every program, measure, method, and audit year (including overpayments, underpayments, and net in dollars) are available in</w:t>
       </w:r>
       <w:r>
         <w:t xml:space="preserve"> </w:t>

--- a/manuscripts/manuscript.docx
+++ b/manuscripts/manuscript.docx
@@ -282,7 +282,7 @@
         <w:t xml:space="preserve"> </w:t>
       </w:r>
       <w:r>
-        <w:t xml:space="preserve">The purpose of this study is to answer the question: what is the comparative accuracy of the available methods for estimating improper payments in federal health programs? In this study, accuracy includes both point accuracy and interval accuracy (coverage at the nominal 95% and, after that, width).</w:t>
+        <w:t xml:space="preserve">The purpose of this study is to compare the accuracy of available methods for estimating improper payments in federal health programs. In this study, accuracy includes both point accuracy and interval accuracy (coverage at the nominal 95% and, after that, width).</w:t>
       </w:r>
     </w:p>
     <w:p>
@@ -775,7 +775,7 @@
         <w:pStyle w:val="FirstParagraph"/>
       </w:pPr>
       <w:r>
-        <w:t xml:space="preserve">The purpose of this study is to answer the question:</w:t>
+        <w:t xml:space="preserve">The purpose of this study is to compare the accuracy of</w:t>
       </w:r>
       <w:r>
         <w:t xml:space="preserve"> </w:t>
@@ -785,13 +785,10 @@
           <w:bCs/>
           <w:b/>
         </w:rPr>
-        <w:t xml:space="preserve">what is the comparative accuracy of the available methods for estimating improper payments in federal health programs?</w:t>
-      </w:r>
-      <w:r>
-        <w:t xml:space="preserve"> </w:t>
-      </w:r>
-      <w:r>
-        <w:t xml:space="preserve">The methods are:</w:t>
+        <w:t xml:space="preserve">available methods for estimating improper payments in federal health programs</w:t>
+      </w:r>
+      <w:r>
+        <w:t xml:space="preserve">. The methods are:</w:t>
       </w:r>
     </w:p>
     <w:p>

--- a/manuscripts/manuscript.docx
+++ b/manuscripts/manuscript.docx
@@ -237,7 +237,7 @@
         <w:t xml:space="preserve"> </w:t>
       </w:r>
       <w:r>
-        <w:t xml:space="preserve">about 7,400 (main text, excluding tables and references); abstract about 350; 5 tables, 2 figures; Appendices A–D.</w:t>
+        <w:t xml:space="preserve">about 8,300 (main text, excluding tables and references); abstract about 330; 5 tables, 2 figures; Appendices A–D.</w:t>
       </w:r>
     </w:p>
     <w:bookmarkStart w:id="20" w:name="abstract"/>
@@ -264,7 +264,7 @@
         <w:t xml:space="preserve"> </w:t>
       </w:r>
       <w:r>
-        <w:t xml:space="preserve">The Centers for Medicare &amp; Medicaid Services (CMS) estimates improper payments in Medicare Part C, Medicare Part D, Medicaid (PERM), Marketplace advance premium tax credits (EIPM), and Medicare fee-for-service (CERT) from audited samples, each with a 95% confidence interval. The available projection methods are the design-based expansion, ratio, and regression estimators and audit-finding simulation, which assigns audited findings across the population and reruns the payment rules. These methods have not been compared against a known truth.</w:t>
+        <w:t xml:space="preserve">The Centers for Medicare &amp; Medicaid Services (CMS) estimates improper payments in Medicare Part C, Medicare Part D, Medicaid (PERM), Marketplace advance premium tax credits (EIPM), and Medicare fee-for-service (CERT) from audited samples, each with a 95% confidence interval, using design-based expansion, ratio, and regression estimators or audit-finding simulation, which assigns audited findings across the population and reruns the payment rules. These methods have not been compared against a known truth.</w:t>
       </w:r>
     </w:p>
     <w:p>
@@ -300,7 +300,7 @@
         <w:t xml:space="preserve"> </w:t>
       </w:r>
       <w:r>
-        <w:t xml:space="preserve">Five synthetic populations with fabricated errors were calibrated to public FY 2025 aggregates, and each program’s production-like audit (990 to 37,651 units) was drawn in 25 independent audit years, with 100 for interval calibration. Expansion, ratio, and regression estimators were compared with simulation that held audited error rates fixed (plug-in) or redrew them from their binomial sampling distributions (parametric bootstrap). Each population was then rebuilt with error probability rising, and falling, with payment size within strata.</w:t>
+        <w:t xml:space="preserve">Five synthetic populations with fabricated errors were calibrated to public FY 2025 aggregates, and each program’s production-like audit (990 to 37,651 units) was drawn in 25 independent audit years, with 100 for interval calibration. Expansion, ratio, and regression estimators were compared with simulation that held audited error rates fixed (plug-in) or redrew them from their binomial sampling distributions (parametric bootstrap). Each population was then rebuilt with error probability rising, and falling, with payment size within strata, and the simulation was rerun with donor kinds post-stratified on payment decile.</w:t>
       </w:r>
     </w:p>
     <w:p>
@@ -318,7 +318,7 @@
         <w:t xml:space="preserve"> </w:t>
       </w:r>
       <w:r>
-        <w:t xml:space="preserve">Plug-in intervals were 5–21% as wide as the analytic intervals and covered the true gross rate in 25% of audit years. Parametric-bootstrap intervals covered in 121 of 125 audit years and were 9–23% narrower than the ratio interval in four programs, but were 5–12% narrower than the estimator’s own sampling variability in four programs over 100 audit years. When error probability depended on payment size, the simulation’s estimate was biased by 2% to 148% and its interval covered in 0 to 24 of 25 audit years; the ratio estimator remained unbiased with coverage of 22 to 25.</w:t>
+        <w:t xml:space="preserve">Plug-in intervals were 5–21% as wide as the analytic intervals and covered the true gross rate in 25% of audit years. Parametric-bootstrap intervals covered in 121 of 125 audit years and were 9–23% narrower than the ratio interval in four programs; the simulation’s standard deviation was 23–72% below the ratio estimator’s in PERM, CERT, and Part D. When error probability depended on payment size, the simulation was biased by 2% to 148% and its interval covered in 0 to 24 of 25 audit years, while the ratio estimator remained unbiased; payment-decile donor kinds removed the bias in PERM and most of it in CERT and Part D.</w:t>
       </w:r>
     </w:p>
     <w:p>
@@ -336,7 +336,7 @@
         <w:t xml:space="preserve"> </w:t>
       </w:r>
       <w:r>
-        <w:t xml:space="preserve">Plug-in simulation intervals are invalid. The parametric-bootstrap simulation restores coverage and is more precise in Part D, PERM, and CERT, but both rest on error incidence being independent of payment size within strata. This study recommends the design-based ratio interval as the primary PIIA interval, with the parametric-bootstrap simulation alongside it, and a test of the independence assumption on real audit data before the simulation’s precision is used to reduce audit sizes.</w:t>
+        <w:t xml:space="preserve">Plug-in simulation intervals are invalid. Parametric-bootstrap simulation restores coverage and is more precise where payment rules are nonlinear, on the assumption that error incidence is independent of payment size within each donor kind. This study recommends it for PIIA improper payment rates with that assumption stated and tested every cycle against the design-based ratio estimate, payment-decile donor kinds where the test fails, and audit-size reductions deferred until the test has passed and coverage has been confirmed at the smaller size.</w:t>
       </w:r>
     </w:p>
     <w:p>
@@ -552,7 +552,7 @@
         <w:pStyle w:val="BodyText"/>
       </w:pPr>
       <w:r>
-        <w:t xml:space="preserve">The specific aims of this study are to (1) measure the point and interval accuracy of each method in five synthetic populations designed after the five CMS measurements; (2) explain any failure of the simulation interval; (3) test the parametric-bootstrap alternative; (4) test whether the results depend on the assumption, built into the synthetic populations, that error probability is independent of payment size within strata; and (5) determine whether the most accurate method could support smaller audits. Recovery uses of extrapolation (contract-level RADV demands and provider overpayment demands) are out of scope.</w:t>
+        <w:t xml:space="preserve">The specific aims of this study are to (1) measure the point and interval accuracy of each method in five synthetic populations designed after the five CMS measurements; (2) explain any failure of the simulation interval; (3) test the parametric-bootstrap alternative; (4) test whether the results depend on the assumption, built into the synthetic populations, that error probability is independent of payment size within strata, and whether post-stratifying the simulation on payment removes that dependence; and (5) determine whether the most accurate method could support smaller audits. Recovery uses of extrapolation (contract-level RADV demands and provider overpayment demands) are out of scope.</w:t>
       </w:r>
     </w:p>
     <w:bookmarkEnd w:id="24"/>
@@ -1721,12 +1721,25 @@
         <w:t xml:space="preserve">size_beta</w:t>
       </w:r>
       <w:r>
-        <w:t xml:space="preserve">, capped at 0.95, before calibration to the same public targets. Values of +0.5 (errors more likely on large payments) and −0.5 (more likely on small payments) are run, and every design and method is re-estimated over 25 audit years. Part D, whose error rates are stated count rates with no dollar target, uses ±0.25 with the count rates rescaled so that its true gross rate stays at 1.38% (at ±0.5 its heavy-tailed drug costs would move the gross rate to 6.8% and 0.6%). The simulation’s implicit model is wrong in both, and the analytic estimators’ is not. The results are in Appendix D.</w:t>
+        <w:t xml:space="preserve">, capped at 0.95, before calibration to the same public targets. Values of +0.5 (errors more likely on large payments) and −0.5 (more likely on small payments) are run, and every design and method is re-estimated over 25 audit years. Part D, whose error rates are stated count rates with no dollar target, uses ±0.25 with the count rates rescaled so that its true gross rate stays at 1.38% (at ±0.5 its heavy-tailed drug costs would move the gross rate to 6.8% and 0.6%). The simulation’s implicit model is wrong in both, and the analytic estimators’ is not. Third, a remedy is tested: the simulation’s donor kinds are post-stratified into ten equal-count quantiles of payment within each design stratum (</w:t>
+      </w:r>
+      <w:r>
+        <w:rPr>
+          <w:iCs/>
+          <w:i/>
+        </w:rPr>
+        <w:t xml:space="preserve">sim_kind_deciles</w:t>
+      </w:r>
+      <w:r>
+        <w:t xml:space="preserve"> </w:t>
+      </w:r>
+      <w:r>
+        <w:t xml:space="preserve">= 10), so that findings are borrowed only among units of similar size; a kind with no audited unit inherits its parent stratum’s pooled rates, and the audit design and the analytic estimators are unchanged. This is run on the base and both size-dependent populations. The results are in Appendix D.</w:t>
       </w:r>
     </w:p>
     <w:bookmarkEnd w:id="33"/>
     <w:bookmarkEnd w:id="34"/>
-    <w:bookmarkStart w:id="48" w:name="results"/>
+    <w:bookmarkStart w:id="49" w:name="results"/>
     <w:p>
       <w:pPr>
         <w:pStyle w:val="Heading2"/>
@@ -8337,27 +8350,17 @@
         <w:pStyle w:val="BodyText"/>
       </w:pPr>
       <w:r>
-        <w:t xml:space="preserve">These results show that the simulation’s point accuracy and its narrower interval in Sections 3.1 and 3.3 are consequences of the independence assumption built into the base populations, not properties of the method as such, and that the design-based ratio estimator does not share this exposure.</w:t>
+        <w:t xml:space="preserve">These results show that the simulation’s point accuracy and its narrower interval in Sections 3.1 and 3.3 depend on the independence assumption built into the base populations, and that the design-based ratio estimator does not share this exposure. Section 3.8 tests whether the dependence can be removed by borrowing findings only among units of similar payment size.</w:t>
       </w:r>
     </w:p>
     <w:bookmarkEnd w:id="47"/>
-    <w:bookmarkEnd w:id="48"/>
-    <w:bookmarkStart w:id="54" w:name="discussion"/>
-    <w:p>
-      <w:pPr>
-        <w:pStyle w:val="Heading2"/>
-      </w:pPr>
-      <w:r>
-        <w:t xml:space="preserve">4. Discussion</w:t>
-      </w:r>
-    </w:p>
-    <w:bookmarkStart w:id="49" w:name="principal-findings"/>
+    <w:bookmarkStart w:id="48" w:name="payment-decile-donor-kinds"/>
     <w:p>
       <w:pPr>
         <w:pStyle w:val="Heading3"/>
       </w:pPr>
       <w:r>
-        <w:t xml:space="preserve">4.1 Principal findings</w:t>
+        <w:t xml:space="preserve">3.8 Payment-decile donor kinds</w:t>
       </w:r>
     </w:p>
     <w:p>
@@ -8365,7 +8368,7 @@
         <w:pStyle w:val="FirstParagraph"/>
       </w:pPr>
       <w:r>
-        <w:t xml:space="preserve">In five synthetic populations designed after the five CMS improper payment measurements, this study compared the expansion, ratio, and model-assisted regression estimators with audit-finding simulation in its plug-in and parametric-bootstrap versions. Four findings stand out.</w:t>
+        <w:t xml:space="preserve">Appendix Tables D4–D6 test the remedy described in Section 2.8: the simulation borrows findings within design stratum × payment decile rather than within the design stratum, with no change to the audit. In PERM the remedy works. With errors concentrated on large payments the simulation’s bias fell from −14% to −4% and coverage rose from 6 to 22 of 25; with errors on small payments, from +7% to +0.4% and from 18 to 25 of 25; on the base population the estimate stayed unbiased and the standard deviation rose only from 0.32 to 0.35 points, still below the ratio estimator’s 0.43. In CERT and Part D the remedy is partial. CERT’s bias fell from −22% to −5% (coverage 0 to 13 of 25) and from +12% to +1.6% (coverage 0 to 20 of 25), but its standard deviation rose from 0.11 to 0.17 points, the ratio estimator’s value, so the precision gain was spent. Part D’s bias fell from −65% to −38% and from +148% to +19%, with coverage of 15 and 23 of 25, and its standard deviation doubled from 0.11 to 0.24 points (the ratio estimator’s is 0.47). EIPM was unaffected in every scenario, as it was without the deciles.</w:t>
       </w:r>
     </w:p>
     <w:p>
@@ -8373,7 +8376,35 @@
         <w:pStyle w:val="BodyText"/>
       </w:pPr>
       <w:r>
-        <w:t xml:space="preserve">First, the plug-in simulation interval is invalid in every program. Because the audit is never resampled, the interval measures only how the audited rates scatter across the population, as opposed to how much those rates would change with a different audit; it covered the true gross rate in 25% of audit years when 95% was intended, and its width shrinks toward zero as the population grows relative to the audit. This is the single-imputation problem of Rubin (1987) in a new setting, and it is not a tuning problem that more iterations can fix.</w:t>
+        <w:t xml:space="preserve">The reason the remedy is partial where it is partial is the shape of the payment distribution. Claim payments and gross drug costs are heavy-tailed, so the top decile of a stratum still spans two orders of magnitude and holds most of the improper dollars (in Part D, 61% of the truth sits in the top decile of the largest stratum); error incidence that depends on size keeps varying within that decile, and the decile’s own rate is estimated from a tenth of the stratum’s audit, which is where the lost precision goes. In PERM, where Medicaid payments within a type × quintile stratum are far less dispersed, a decile is nearly homogeneous and the remedy is almost complete. The Part D base-population mean of −12% in Table D4 is a Monte Carlo accident of these 25 audit years rather than a property of the method: the top-decile kind drew 220 audited failures against 265 expected, and over 300 audit years the same estimator averages 0.99 of the truth (Appendix D).</w:t>
+      </w:r>
+    </w:p>
+    <w:bookmarkEnd w:id="48"/>
+    <w:bookmarkEnd w:id="49"/>
+    <w:bookmarkStart w:id="55" w:name="discussion"/>
+    <w:p>
+      <w:pPr>
+        <w:pStyle w:val="Heading2"/>
+      </w:pPr>
+      <w:r>
+        <w:t xml:space="preserve">4. Discussion</w:t>
+      </w:r>
+    </w:p>
+    <w:bookmarkStart w:id="50" w:name="principal-findings"/>
+    <w:p>
+      <w:pPr>
+        <w:pStyle w:val="Heading3"/>
+      </w:pPr>
+      <w:r>
+        <w:t xml:space="preserve">4.1 Principal findings</w:t>
+      </w:r>
+    </w:p>
+    <w:p>
+      <w:pPr>
+        <w:pStyle w:val="FirstParagraph"/>
+      </w:pPr>
+      <w:r>
+        <w:t xml:space="preserve">In five synthetic populations designed after the five CMS improper payment measurements, this study compared the expansion, ratio, and model-assisted regression estimators with audit-finding simulation in its plug-in and parametric-bootstrap versions. Five findings stand out.</w:t>
       </w:r>
     </w:p>
     <w:p>
@@ -8381,7 +8412,7 @@
         <w:pStyle w:val="BodyText"/>
       </w:pPr>
       <w:r>
-        <w:t xml:space="preserve">Second, redrawing the audited error and partial counts from their binomial sampling distributions before each iteration restores coverage of the gross rate: 121 of 125 audit years over the five programs, and 90 to 99 of 100 in the longer calibration run. The correction is a few lines of code and requires no additional record review. In Part C, Part D, PERM, and EIPM the resulting interval is still 5–12% narrower than the simulation estimator’s own sampling variability, because the error sizes are held fixed and the rates of different donor kinds are redrawn independently; in CERT it is 13% wider.</w:t>
+        <w:t xml:space="preserve">First, the plug-in simulation interval is invalid in every program. Because the audit is never resampled, the interval measures only how the audited rates scatter across the population, as opposed to how much those rates would change with a different audit; it covered the true gross rate in 25% of audit years when 95% was intended, and its width shrinks toward zero as the population grows relative to the audit. This is the single-imputation problem of Rubin (1987) in a new setting, and it is not a tuning problem that more iterations can fix.</w:t>
       </w:r>
     </w:p>
     <w:p>
@@ -8389,7 +8420,7 @@
         <w:pStyle w:val="BodyText"/>
       </w:pPr>
       <w:r>
-        <w:t xml:space="preserve">Third, the simulation’s narrower interval is partly efficiency and partly under-coverage, and the balance differs by program. Over 100 audit years, the standard deviation of the simulation’s point estimate was 3% below the ratio estimator’s in Part C and 4% below in EIPM, so in those programs most of the narrower interval in Table 4 is an interval that is too short. In PERM (23%), CERT (35%), and Part D (72%) the efficiency gain is real. It comes from the simulation using the payments, HCCs, benefit positions, and APTC inputs of every population unit, which makes it a model-based estimator in the sense of Valliant, Dorfman and Royall (2000): it borrows only the audited error counts and takes every unit’s error size from the population.</w:t>
+        <w:t xml:space="preserve">Second, redrawing the audited error and partial counts from their binomial sampling distributions before each iteration restores coverage of the gross rate: 121 of 125 audit years over the five programs, and 90 to 99 of 100 in the longer calibration run. The correction is a few lines of code and requires no additional record review. In Part C, Part D, PERM, and EIPM the resulting interval is still 5–12% narrower than the simulation estimator’s own sampling variability, because the error sizes are held fixed and the rates of different donor kinds are redrawn independently; in CERT it is 13% wider.</w:t>
       </w:r>
     </w:p>
     <w:p>
@@ -8397,11 +8428,27 @@
         <w:pStyle w:val="BodyText"/>
       </w:pPr>
       <w:r>
-        <w:t xml:space="preserve">Fourth, and most important for policy, that model is a condition, not a convenience. When the populations were rebuilt so that error probability rises with payment size within strata, the simulation’s point estimate ran low by 3% in Part C, 8% in EIPM, 14% in PERM, 22% in CERT, and 65% in Part D, and its interval covered the truth in 24, 21, 6, 0, and 0 of 25 audit years. When error probability falls with payment size, the estimate ran high by 9% in Part C, 7% in PERM, and 148% in Part D, with coverage of 18, 18, and 0. The design-based estimators were unaffected: the ratio estimator covered in 22 to 25 of 25 audit years in every scenario, and its bias stayed within 2% except in EIPM (where every method runs 5–6% low in every scenario) and Part D (5–8%). The simulation’s advantage therefore depends on an assumption the analytic estimators do not need, and in the programs where the advantage is largest (Part D, CERT, PERM) the penalty for the assumption failing is also largest. Whether real audit findings satisfy the assumption is an empirical question that the public record does not answer. Pricing discrepancies on specialty drugs, documentation failures on high-cost inpatient stays, and eligibility errors on high-utilization beneficiaries are all plausible mechanisms by which they would not.</w:t>
+        <w:t xml:space="preserve">Third, the simulation is more precise than the analytic estimators where the payment rules are nonlinear or the error dollars are heavy-tailed, and the gain is real rather than an artifact of a short interval. Over 100 audit years, the standard deviation of the simulation’s point estimate was 23% below the ratio estimator’s in PERM, 35% below in CERT, and 72% below in Part D; in Part C and EIPM the gain was 3–4%, and most of the narrower interval there reflects the under-coverage of the second finding. The gain comes from the simulation’s use of the payments, HCCs, benefit positions, and APTC inputs of every population unit, which makes it a model-based estimator in the sense of Valliant, Dorfman and Royall (2000): it borrows only the audited error counts and takes every unit’s error size from the population.</w:t>
       </w:r>
     </w:p>
-    <w:bookmarkEnd w:id="49"/>
-    <w:bookmarkStart w:id="50" w:name="policy-implications"/>
+    <w:p>
+      <w:pPr>
+        <w:pStyle w:val="BodyText"/>
+      </w:pPr>
+      <w:r>
+        <w:t xml:space="preserve">Fourth, that model carries one central assumption, which this study states as such: within each donor kind, error incidence is independent of payment size. The base populations satisfy it by construction. When they were rebuilt so that error probability rises with payment size within strata, the simulation’s point estimate ran low by 3% in Part C, 8% in EIPM, 14% in PERM, 22% in CERT, and 65% in Part D, and its interval covered the truth in 24, 21, 6, 0, and 0 of 25 audit years; when error probability falls with payment size, it ran high by 9% in Part C, 7% in PERM, 12% in CERT, and 148% in Part D, with coverage of 18, 18, 0, and 0. The design-based estimators were unaffected: the ratio estimator covered in 22 to 25 of 25 audit years in every scenario. A design-based estimator pays for an omitted variable in variance; a model-based estimator pays in bias, and because the simulation’s interval is narrow the bias is not visible from the interval itself. The sign of the association does not matter, and a negative association, which the author’s experience of these programs suggests is the more common pattern, overstates the improper payment rate.</w:t>
+      </w:r>
+    </w:p>
+    <w:p>
+      <w:pPr>
+        <w:pStyle w:val="BodyText"/>
+      </w:pPr>
+      <w:r>
+        <w:t xml:space="preserve">Fifth, the assumption can be checked from the audit alone, and where it fails there is a partial remedy. Post-stratifying the simulation’s donor kinds on payment decile within each design stratum removed the bias in PERM at almost no cost in precision (bias −14% → −4% and +7% → +0.4%; standard deviation 0.32 → 0.35 points against 0.43 for the ratio estimator). In CERT and Part D, where payments within a stratum span two orders of magnitude and most of the improper dollars sit in the top decile, the deciles removed between half and seven-eighths of the bias (CERT −22% → −5% and +12% → +1.6%; Part D −65% → −38% and +148% → +19%) and gave back most of the precision gain (CERT’s standard deviation rose to the ratio estimator’s; Part D’s doubled but stayed at half of the ratio estimator’s). The remedy therefore works where the payment distribution within strata is moderately dispersed and runs out where it is heavy-tailed, which is where a smooth unit-level error model (Section 4.3) is needed instead.</w:t>
+      </w:r>
+    </w:p>
+    <w:bookmarkEnd w:id="50"/>
+    <w:bookmarkStart w:id="51" w:name="policy-implications"/>
     <w:p>
       <w:pPr>
         <w:pStyle w:val="Heading3"/>
@@ -8419,13 +8466,13 @@
           <w:bCs/>
           <w:b/>
         </w:rPr>
-        <w:t xml:space="preserve">Recommendation 1 – Discontinue plug-in simulation intervals.</w:t>
+        <w:t xml:space="preserve">Recommendation 1 – Adopt parametric-bootstrap audit-finding simulation for PIIA improper payment rates, under a stated and tested assumption.</w:t>
       </w:r>
       <w:r>
         <w:t xml:space="preserve"> </w:t>
       </w:r>
       <w:r>
-        <w:t xml:space="preserve">Any CMS measurement whose interval comes from a simulation that reuses the audited error rates in every iteration should replace it. The Part D interval algorithm is not public; its Sampling and Estimation Methodology Plan should be checked for this feature, and if present the interval should be recomputed with parametric rates for the current cycle. This change costs nothing in record review and can be verified by the census check used here (auditing every unit must return the true rate exactly).</w:t>
+        <w:t xml:space="preserve">The simulation with parametric rates produced valid intervals for the gross rate, the most accurate point estimates, and, in Part D, PERM, and CERT, materially narrower intervals than the analytic estimators from the same audit. These properties hold on the assumption that error incidence is independent of payment size within each donor kind. Any Sampling and Estimation Methodology Plan that adopts the method should state this assumption explicitly and show the check in Recommendation 2 each cycle. Plug-in intervals that reuse the audited rates in every iteration should be discontinued wherever they are in use; the Part D interval algorithm is not public and should be reviewed for this feature.</w:t>
       </w:r>
     </w:p>
     <w:p>
@@ -8437,13 +8484,13 @@
           <w:bCs/>
           <w:b/>
         </w:rPr>
-        <w:t xml:space="preserve">Recommendation 2 – Report the design-based ratio interval as the primary PIIA interval, with the parametric-bootstrap simulation alongside it.</w:t>
+        <w:t xml:space="preserve">Recommendation 2 – Verify the assumption every cycle from the audit itself.</w:t>
       </w:r>
       <w:r>
         <w:t xml:space="preserve"> </w:t>
       </w:r>
       <w:r>
-        <w:t xml:space="preserve">The ratio estimator was within 2% of the truth and held close to nominal coverage in every population and every robustness scenario, because its validity rests on the sampling design alone. The parametric-bootstrap simulation should be reported with it where a program already simulates, so that the two can be compared: a simulation estimate that drifts from the ratio estimate is itself evidence that error incidence depends on unit characteristics within strata. A program that reports the simulation as its only estimate has no such check.</w:t>
+        <w:t xml:space="preserve">The audit contains what is needed. Within each stratum, the audited error rate and the audited taint should be tabulated across payment quantiles (deciles of the population payment distribution within the stratum), with a trend test or a logistic regression of error on log payment with stratum fixed effects, pooled across strata and across cycles where the per-stratum counts are small. The simplest single diagnostic is the comparison the design already permits: the simulation estimate and the design-based ratio estimate from the same audit, stratum by stratum. Audited errors that sit on larger-than-typical units make the ratio estimate exceed the simulation’s; the drift is the test, and it costs no additional review. Both estimates should be reported together, with the ratio interval as the design-based benchmark, until a program has several cycles of evidence that the assumption holds.</w:t>
       </w:r>
     </w:p>
     <w:p>
@@ -8455,13 +8502,31 @@
           <w:bCs/>
           <w:b/>
         </w:rPr>
-        <w:t xml:space="preserve">Recommendation 3 – Treat the simulation’s precision gain as conditional, and test the condition before relying on it.</w:t>
+        <w:t xml:space="preserve">Recommendation 3 – Where the check shows an association, post-stratify the donor kinds on payment, and judge the remedy by the payment distribution.</w:t>
       </w:r>
       <w:r>
         <w:t xml:space="preserve"> </w:t>
       </w:r>
       <w:r>
-        <w:t xml:space="preserve">The gain is real in PERM, CERT, and Part D under the stated model. Before it is used to justify a smaller audit, three things should be done: (a) compare audited error rates across payment quantiles within each stratum, which the audit data already permit; (b) stratify or post-stratify the simulation’s donor kinds finely enough on payment that the within-stratum dependence is small; and (c) confirm coverage directly at the reduced audit size with a Monte Carlo study on a population built to match the observed dependence. If interval width scales with 1/√</w:t>
+        <w:t xml:space="preserve">For a program whose payments within strata are moderately dispersed, as in the PERM population here, borrowing findings within stratum × payment decile removes the bias and keeps most of the precision gain, and the simulation can proceed on that basis. For a program whose payments are heavy-tailed within strata, as in CERT and Part D here, the deciles are a partial remedy that gives back most of the precision gain; such a program should report the ratio and simulation estimates together, treat the difference between them as the measure of the assumption’s impact, and not reduce its audit on the strength of the simulation until a unit-level error model has been validated.</w:t>
+      </w:r>
+    </w:p>
+    <w:p>
+      <w:pPr>
+        <w:pStyle w:val="BodyText"/>
+      </w:pPr>
+      <w:r>
+        <w:rPr>
+          <w:bCs/>
+          <w:b/>
+        </w:rPr>
+        <w:t xml:space="preserve">Recommendation 4 – Reduce audit sizes only after the assumption has passed and coverage has been confirmed at the smaller size.</w:t>
+      </w:r>
+      <w:r>
+        <w:t xml:space="preserve"> </w:t>
+      </w:r>
+      <w:r>
+        <w:t xml:space="preserve">If interval width scales with 1/√</w:t>
       </w:r>
       <w:r>
         <w:rPr>
@@ -8471,7 +8536,25 @@
         <w:t xml:space="preserve">n</w:t>
       </w:r>
       <w:r>
-        <w:t xml:space="preserve">, the parametric interval would match the current ratio interval at about 83% of the Part C audit, 63% of PERM, 77% of EIPM, and 59% of CERT (Table 4); from the calibrated standard deviations these shares are about 93%, 60%, 93%, and 42%. These figures are projections (as opposed to demonstrated results), apply only to the gross rate, and hold only where the independence assumption does.</w:t>
+        <w:t xml:space="preserve">, the parametric interval would match the current ratio interval at about 83% of the Part C audit, 63% of PERM, 77% of EIPM, and 59% of CERT (Table 4), and from the calibrated standard deviations at about 93%, 60%, 93%, and 42%. In Part D the gain is larger still but rests on the heaviest-tailed population. These are projections (as opposed to demonstrated results), they apply to the gross rate only, and they hold only where Recommendation 2’s check passes. Two steps should precede any reduction: confirm coverage directly at the reduced size with a Monte Carlo study on a population built to match the observed error pattern, and check the sparse components (underpayments, technically improper payments) separately, since every method undercovered them.</w:t>
+      </w:r>
+    </w:p>
+    <w:bookmarkEnd w:id="51"/>
+    <w:bookmarkStart w:id="52" w:name="future-research"/>
+    <w:p>
+      <w:pPr>
+        <w:pStyle w:val="Heading3"/>
+      </w:pPr>
+      <w:r>
+        <w:t xml:space="preserve">4.3 Future research</w:t>
+      </w:r>
+    </w:p>
+    <w:p>
+      <w:pPr>
+        <w:pStyle w:val="FirstParagraph"/>
+      </w:pPr>
+      <w:r>
+        <w:t xml:space="preserve">Future research should first replace the within-kind independence assumption with a model. A unit-level error model (logistic or zero-inflated regression of error probability and size on log payment, provider type, drug class, or HCC count), fit on the audit and used to assign findings in the simulation, would retain the simulation’s use of population structure while removing the assumption that Appendix D shows to be decisive, and would succeed where payment deciles run out, in the heavy-tailed top of the CERT and Part D distributions. Its coverage should be tested on populations built with size-dependent errors, as here. Hierarchical models that pool rates across strata, HCCs, or states would give zero-failure kinds a plausible nonzero rate, and resampling the partial-size list within each iteration, together with a joint rather than independent redraw of correlated rates, would address the 5–12% under-coverage found in the calibration run. BCa or double-bootstrap calibration (Efron 1987; Hall 1988) could be applied to the iteration distribution for sparse components.</w:t>
       </w:r>
     </w:p>
     <w:p>
@@ -8479,27 +8562,64 @@
         <w:pStyle w:val="BodyText"/>
       </w:pPr>
       <w:r>
+        <w:t xml:space="preserve">Second, future research should identify the audit size at which each program’s interval still covers the truth at the nominal rate, by rerunning each design at reduced sizes (for example 50%, 65%, and 80% of current) with at least 200 audit years, for the gross rate and for the components CMS reports. Allocation should be reconsidered at the same time: Neyman allocation minimizes the variance of the analytic estimator (as opposed to the simulation), and the cost of review differs by stratum, so cost-weighted allocation (</w:t>
+      </w:r>
+      <w:r>
         <w:rPr>
-          <w:bCs/>
-          <w:b/>
+          <w:iCs/>
+          <w:i/>
         </w:rPr>
-        <w:t xml:space="preserve">Recommendation 4 – Protect sparse components.</w:t>
+        <w:t xml:space="preserve">n_h</w:t>
       </w:r>
       <w:r>
         <w:t xml:space="preserve"> </w:t>
       </w:r>
       <w:r>
-        <w:t xml:space="preserve">Components that CMS reports separately and that rest on few audited errors (underpayments, technically improper payments) were undercovered by every method, with the misses below the truth. They need their own precision check under any method, and a reduction in audit size for the gross rate should not be taken to extend to them.</w:t>
+        <w:t xml:space="preserve">∝</w:t>
+      </w:r>
+      <w:r>
+        <w:t xml:space="preserve"> </w:t>
+      </w:r>
+      <w:r>
+        <w:rPr>
+          <w:iCs/>
+          <w:i/>
+        </w:rPr>
+        <w:t xml:space="preserve">N_h S_h</w:t>
+      </w:r>
+      <w:r>
+        <w:t xml:space="preserve"> </w:t>
+      </w:r>
+      <w:r>
+        <w:t xml:space="preserve">/ √</w:t>
+      </w:r>
+      <w:r>
+        <w:rPr>
+          <w:iCs/>
+          <w:i/>
+        </w:rPr>
+        <w:t xml:space="preserve">c_h</w:t>
+      </w:r>
+      <w:r>
+        <w:t xml:space="preserve">) belongs in the same study.</w:t>
       </w:r>
     </w:p>
-    <w:bookmarkEnd w:id="50"/>
-    <w:bookmarkStart w:id="51" w:name="future-research"/>
+    <w:p>
+      <w:pPr>
+        <w:pStyle w:val="BodyText"/>
+      </w:pPr>
+      <w:r>
+        <w:t xml:space="preserve">Third, the same design should be extended to the settings where interval accuracy carries dollar consequences: state-level PERM eligibility rates, which carry federal match consequences beginning in FY 2030 (P.L. 119-21); State-based Exchange measurement beginning in 2027; and contract-level RADV, where the interval becomes a one-sided lower bound for recovery. Finally, under an appropriate data use agreement, the two assumptions this study had to make, the share of partial errors and the independence of error probability from payment size within strata, should be measured on held-out real audit samples; the second of these is the check in Recommendation 2, applied retrospectively.</w:t>
+      </w:r>
+    </w:p>
+    <w:bookmarkEnd w:id="52"/>
+    <w:bookmarkStart w:id="53" w:name="limitations"/>
     <w:p>
       <w:pPr>
         <w:pStyle w:val="Heading3"/>
       </w:pPr>
       <w:r>
-        <w:t xml:space="preserve">4.3 Future research</w:t>
+        <w:t xml:space="preserve">4.4 Limitations</w:t>
       </w:r>
     </w:p>
     <w:p>
@@ -8507,46 +8627,7 @@
         <w:pStyle w:val="FirstParagraph"/>
       </w:pPr>
       <w:r>
-        <w:t xml:space="preserve">Future research should first identify the audit size at which each program’s interval still covers the truth at the nominal rate, by rerunning each design at reduced sizes (for example 50%, 65%, and 80% of current) with at least 200 audit years, for the gross rate and for the components CMS reports. Allocation should be reconsidered at the same time: Neyman allocation minimizes the variance of the analytic estimator (as opposed to the simulation), and the cost of review differs by stratum, so cost-weighted allocation (</w:t>
-      </w:r>
-      <w:r>
-        <w:rPr>
-          <w:iCs/>
-          <w:i/>
-        </w:rPr>
-        <w:t xml:space="preserve">n_h</w:t>
-      </w:r>
-      <w:r>
-        <w:t xml:space="preserve"> </w:t>
-      </w:r>
-      <w:r>
-        <w:t xml:space="preserve">∝</w:t>
-      </w:r>
-      <w:r>
-        <w:t xml:space="preserve"> </w:t>
-      </w:r>
-      <w:r>
-        <w:rPr>
-          <w:iCs/>
-          <w:i/>
-        </w:rPr>
-        <w:t xml:space="preserve">N_h S_h</w:t>
-      </w:r>
-      <w:r>
-        <w:t xml:space="preserve"> </w:t>
-      </w:r>
-      <w:r>
-        <w:t xml:space="preserve">/ √</w:t>
-      </w:r>
-      <w:r>
-        <w:rPr>
-          <w:iCs/>
-          <w:i/>
-        </w:rPr>
-        <w:t xml:space="preserve">c_h</w:t>
-      </w:r>
-      <w:r>
-        <w:t xml:space="preserve">) belongs in the same study.</w:t>
+        <w:t xml:space="preserve">The major limitation of this study is that its populations are synthetic. They are calibrated only to public aggregates, and the error mechanisms, partial-error shares, and, in the main results, the independence of errors from payment size within strata are assumptions. Appendix D shows that the last assumption decides the simulation’s accuracy, and the real degree and direction of dependence in each program are not public. Strata and audit sizes that the agencies do not publish (EIPM, Part C IPM, both Part D audits, and CERT’s service-level and jurisdiction strata) are illustrative; MAC jurisdictions, denied claims, and the CERT Part A-to-B rebilling adjustment are not modeled; PERM is one cycle of nine states rather than a three-year rotation of seventeen; Part D’s underpayments are structurally sparser than in production.</w:t>
       </w:r>
     </w:p>
     <w:p>
@@ -8554,7 +8635,7 @@
         <w:pStyle w:val="BodyText"/>
       </w:pPr>
       <w:r>
-        <w:t xml:space="preserve">Second, future research should replace the simulation’s independence assumption with a model. A unit-level error model (logistic or zero-inflated regression of error probability and size on payment, provider type, drug class, or HCC count), fit on the audit and used to assign findings in the simulation, would retain the simulation’s use of population structure while removing the assumption that Appendix D shows to be decisive; its coverage should be tested on populations built with size-dependent errors. Hierarchical models that pool rates across strata, HCCs, or states would give zero-failure strata a plausible nonzero rate, and resampling the partial-size list within each iteration, together with a joint rather than independent redraw of correlated rates, would address the 5–12% under-coverage found in the calibration run. BCa or double-bootstrap calibration (Efron 1987; Hall 1988) could be applied to the iteration distribution for sparse components.</w:t>
+        <w:t xml:space="preserve">Second, the main results rest on 25 audit years per program, for which the Monte Carlo standard error of a coverage estimate is 4.4 points, so coverage counts of 22 to 25 cannot be distinguished. The 100-audit-year calibration run (standard error 2.2 points) and the width-to-standard-deviation ratio are the stronger evidence, and they show the parametric interval to be 5–12% too narrow in four programs. The payment-decile results in Appendix D are also 25-audit-year results, and in Part D the fine kinds make the simulation’s point estimate noisy enough that its base-population mean is 12% low in these 25 years by chance.</w:t>
       </w:r>
     </w:p>
     <w:p>
@@ -8562,17 +8643,41 @@
         <w:pStyle w:val="BodyText"/>
       </w:pPr>
       <w:r>
-        <w:t xml:space="preserve">Third, the same design should be extended to the settings where interval accuracy carries dollar consequences: state-level PERM eligibility rates, which carry federal match consequences beginning in FY 2030 (P.L. 119-21); State-based Exchange measurement beginning in 2027; and contract-level RADV, where the interval becomes a one-sided lower bound for recovery. Finally, under an appropriate data use agreement, the two assumptions this study had to make, the share of partial errors and the independence of error probability from payment size within strata, should be checked against held-out real audit samples.</w:t>
+        <w:t xml:space="preserve">Third, review is assumed to be error-free and final, with no appeals, and every method is given the same perfect findings.</w:t>
       </w:r>
     </w:p>
-    <w:bookmarkEnd w:id="51"/>
-    <w:bookmarkStart w:id="52" w:name="limitations"/>
+    <w:p>
+      <w:pPr>
+        <w:pStyle w:val="BodyText"/>
+      </w:pPr>
+      <w:r>
+        <w:t xml:space="preserve">Fourth, the Part D comparison mixes designs and estimators. The ratio and regression comparators use a different audit that reviews about 41,000 PDEs, the plug-in expansion is biased by construction, and the design-based PDE estimators on the same audit, while unbiased, inherit heavy-tailed audited error dollars that make their normal intervals undercover. No analytic method on the 5,000-PDE audit is a clean benchmark, and the Part D width figures should be read with that in mind.</w:t>
+      </w:r>
+    </w:p>
+    <w:p>
+      <w:pPr>
+        <w:pStyle w:val="BodyText"/>
+      </w:pPr>
+      <w:r>
+        <w:t xml:space="preserve">Fifth, the parametric version redraws the rates of different donor kinds independently and holds the audited error sizes fixed, which is why its interval is somewhat too narrow; it is also only one of several ways the audit’s uncertainty could be propagated, and payment deciles are only one way to define donor kinds.</w:t>
+      </w:r>
+    </w:p>
+    <w:p>
+      <w:pPr>
+        <w:pStyle w:val="BodyText"/>
+      </w:pPr>
+      <w:r>
+        <w:t xml:space="preserve">Sixth, this study addresses two-sided PIIA rate intervals. Recovery uses rely on one-sided lower bounds, which were not tested, and no CMS program is shown here to use a plug-in simulation; the policy case for discontinuing them is conditional on that being so.</w:t>
+      </w:r>
+    </w:p>
+    <w:bookmarkEnd w:id="53"/>
+    <w:bookmarkStart w:id="54" w:name="conclusion"/>
     <w:p>
       <w:pPr>
         <w:pStyle w:val="Heading3"/>
       </w:pPr>
       <w:r>
-        <w:t xml:space="preserve">4.4 Limitations</w:t>
+        <w:t xml:space="preserve">4.5 Conclusion</w:t>
       </w:r>
     </w:p>
     <w:p>
@@ -8580,57 +8685,18 @@
         <w:pStyle w:val="FirstParagraph"/>
       </w:pPr>
       <w:r>
-        <w:t xml:space="preserve">The major limitation of this study is that its populations are synthetic. They are calibrated only to public aggregates, and the error mechanisms, partial-error shares, and, in the main results, the independence of errors from payment size within strata are assumptions. Appendix D shows that the last assumption decides the comparison, and the real degree of dependence is unknown. Strata and audit sizes that the agencies do not publish (EIPM, Part C IPM, both Part D audits, and CERT’s service-level and jurisdiction strata) are illustrative; MAC jurisdictions, denied claims, and the CERT Part A-to-B rebilling adjustment are not modeled; PERM is one cycle of nine states rather than a three-year rotation of seventeen; Part D’s underpayments are structurally sparser than in production.</w:t>
+        <w:t xml:space="preserve">On the question of comparative accuracy, the answer has three parts. Audit-finding simulation with fixed rates produces point estimates as accurate as the analytic estimators but intervals far too narrow to be valid, because the audit is never resampled and the sampling error of the rates is omitted; redrawing the rates from their binomial sampling distribution restores nominal coverage for the gross rate, and in Part D, PERM, and CERT the simulation is then materially more precise than the analytic estimators from the same audit. That precision rests on one assumption that the design-based estimators do not need, that error incidence is independent of payment size within each donor kind; when it fails, the simulation is biased in the direction opposite to the association and its interval does not reveal it. The assumption can be checked from the audit each cycle, and where it fails, borrowing findings within payment deciles removes the bias where payments are moderately dispersed and reduces it where they are heavy-tailed. This study therefore recommends parametric-bootstrap audit-finding simulation for PIIA improper payment rates, with the independence assumption stated in the methodology plan and tested every cycle against the design-based ratio estimate, with payment-decile donor kinds where the test fails, and with any reduction in audit size deferred until the test has passed and coverage has been confirmed at the smaller size.</w:t>
       </w:r>
     </w:p>
+    <w:bookmarkEnd w:id="54"/>
+    <w:bookmarkEnd w:id="55"/>
+    <w:bookmarkStart w:id="57" w:name="data-and-code-availability"/>
     <w:p>
       <w:pPr>
-        <w:pStyle w:val="BodyText"/>
+        <w:pStyle w:val="Heading2"/>
       </w:pPr>
       <w:r>
-        <w:t xml:space="preserve">Second, the main results rest on 25 audit years per program, for which the Monte Carlo standard error of a coverage estimate is 4.4 points, so coverage counts of 22 to 25 cannot be distinguished. The 100-audit-year calibration run (standard error 2.2 points) and the width-to-standard-deviation ratio are the stronger evidence, and they show the parametric interval to be 5–12% too narrow in four programs.</w:t>
-      </w:r>
-    </w:p>
-    <w:p>
-      <w:pPr>
-        <w:pStyle w:val="BodyText"/>
-      </w:pPr>
-      <w:r>
-        <w:t xml:space="preserve">Third, review is assumed to be error-free and final, with no appeals, and every method is given the same perfect findings.</w:t>
-      </w:r>
-    </w:p>
-    <w:p>
-      <w:pPr>
-        <w:pStyle w:val="BodyText"/>
-      </w:pPr>
-      <w:r>
-        <w:t xml:space="preserve">Fourth, the Part D comparison mixes designs and estimators. The ratio and regression comparators use a different audit that reviews about 41,000 PDEs, the plug-in expansion is biased by construction, and the design-based PDE estimators on the same audit, while unbiased, inherit heavy-tailed audited error dollars that make their normal intervals undercover. No analytic method on the 5,000-PDE audit is a clean benchmark, and the Part D width figures should be read with that in mind.</w:t>
-      </w:r>
-    </w:p>
-    <w:p>
-      <w:pPr>
-        <w:pStyle w:val="BodyText"/>
-      </w:pPr>
-      <w:r>
-        <w:t xml:space="preserve">Fifth, the parametric version redraws the rates of different donor kinds independently and holds the audited error sizes fixed, which is why its interval is somewhat too narrow; it is also only one of several ways the audit’s uncertainty could be propagated.</w:t>
-      </w:r>
-    </w:p>
-    <w:p>
-      <w:pPr>
-        <w:pStyle w:val="BodyText"/>
-      </w:pPr>
-      <w:r>
-        <w:t xml:space="preserve">Sixth, this study addresses two-sided PIIA rate intervals. Recovery uses rely on one-sided lower bounds, which were not tested, and no CMS program is shown here to use a plug-in simulation; the policy case for Recommendation 1 is conditional on that being so.</w:t>
-      </w:r>
-    </w:p>
-    <w:bookmarkEnd w:id="52"/>
-    <w:bookmarkStart w:id="53" w:name="conclusion"/>
-    <w:p>
-      <w:pPr>
-        <w:pStyle w:val="Heading3"/>
-      </w:pPr>
-      <w:r>
-        <w:t xml:space="preserve">4.5 Conclusion</w:t>
+        <w:t xml:space="preserve">Data and code availability</w:t>
       </w:r>
     </w:p>
     <w:p>
@@ -8638,31 +8704,12 @@
         <w:pStyle w:val="FirstParagraph"/>
       </w:pPr>
       <w:r>
-        <w:t xml:space="preserve">On the question of comparative accuracy, the answer has two parts. Audit-finding simulation with fixed rates produces point estimates as accurate as the analytic estimators but intervals far too narrow to be valid, because the audit is never resampled and the sampling error of the rates is omitted; redrawing the rates from their binomial sampling distribution restores nominal coverage for the gross rate. However, the simulation’s accuracy and its narrower interval rest on error incidence being independent of payment size within strata, an assumption the populations satisfied by construction and the design-based estimators do not need; when it fails, the simulation is biased and its interval misses, while the ratio estimator does not. This study therefore recommends that CMS programs discontinue any plug-in simulation interval, report the design-based ratio interval as the primary PIIA interval with the parametric-bootstrap simulation alongside it, and treat the simulation’s precision gain, which is real in Part D, PERM, and CERT under the stated model, as a reason to test the independence assumption on real audit data and to develop unit-level error models, rather than as a basis for smaller audits today.</w:t>
-      </w:r>
-    </w:p>
-    <w:bookmarkEnd w:id="53"/>
-    <w:bookmarkEnd w:id="54"/>
-    <w:bookmarkStart w:id="56" w:name="data-and-code-availability"/>
-    <w:p>
-      <w:pPr>
-        <w:pStyle w:val="Heading2"/>
-      </w:pPr>
-      <w:r>
-        <w:t xml:space="preserve">Data and code availability</w:t>
-      </w:r>
-    </w:p>
-    <w:p>
-      <w:pPr>
-        <w:pStyle w:val="FirstParagraph"/>
-      </w:pPr>
-      <w:r>
         <w:t xml:space="preserve">All code, configuration, synthetic populations (or their SHA-256 manifests where a population is too large to commit), results, the robustness and calibration runs, and the scripts that build every table and figure in this paper are available in the public repository</w:t>
       </w:r>
       <w:r>
         <w:t xml:space="preserve"> </w:t>
       </w:r>
-      <w:hyperlink r:id="rId55">
+      <w:hyperlink r:id="rId56">
         <w:r>
           <w:rPr>
             <w:rStyle w:val="Hyperlink"/>
@@ -8689,8 +8736,8 @@
         <w:t xml:space="preserve">folder.</w:t>
       </w:r>
     </w:p>
-    <w:bookmarkEnd w:id="56"/>
-    <w:bookmarkStart w:id="57" w:name="Xd3d8bb680200f6abc7d0382794ec2f20ae7dee3"/>
+    <w:bookmarkEnd w:id="57"/>
+    <w:bookmarkStart w:id="58" w:name="Xd3d8bb680200f6abc7d0382794ec2f20ae7dee3"/>
     <w:p>
       <w:pPr>
         <w:pStyle w:val="Heading2"/>
@@ -8707,8 +8754,8 @@
         <w:t xml:space="preserve">[To be completed by the author before submission: funding source, employer and contract relationships, and a statement that the views are the author’s own and do not represent CMS or any other organization.]</w:t>
       </w:r>
     </w:p>
-    <w:bookmarkEnd w:id="57"/>
-    <w:bookmarkStart w:id="58" w:name="references"/>
+    <w:bookmarkEnd w:id="58"/>
+    <w:bookmarkStart w:id="59" w:name="references"/>
     <w:p>
       <w:pPr>
         <w:pStyle w:val="Heading2"/>
@@ -9511,8 +9558,8 @@
         <w:t xml:space="preserve">45 CFR §155.1605 (State Exchange improper payment measurement, applicability).</w:t>
       </w:r>
     </w:p>
-    <w:bookmarkEnd w:id="58"/>
-    <w:bookmarkStart w:id="64" w:name="appendix-a.-data-process"/>
+    <w:bookmarkEnd w:id="59"/>
+    <w:bookmarkStart w:id="65" w:name="appendix-a.-data-process"/>
     <w:p>
       <w:pPr>
         <w:pStyle w:val="Heading2"/>
@@ -9529,7 +9576,7 @@
         <w:t xml:space="preserve">Every number in this study comes from synthetic populations built from stated probability distributions. This study used no protected health information, no unit-level data from any source, and no non-public CMS material (for example, contractor methodology plans or internal error data). Populations are calibrated only to public aggregate results, namely the FY 2025 figures in the CMS improper payments fact sheet and the program-specific CMS result documents cited in Appendix B.</w:t>
       </w:r>
     </w:p>
-    <w:bookmarkStart w:id="59" w:name="a.1-pipeline"/>
+    <w:bookmarkStart w:id="60" w:name="a.1-pipeline"/>
     <w:p>
       <w:pPr>
         <w:pStyle w:val="Heading3"/>
@@ -9805,8 +9852,8 @@
         <w:t xml:space="preserve">produce Appendix D.</w:t>
       </w:r>
     </w:p>
-    <w:bookmarkEnd w:id="59"/>
-    <w:bookmarkStart w:id="60" w:name="a.2-reproducibility"/>
+    <w:bookmarkEnd w:id="60"/>
+    <w:bookmarkStart w:id="61" w:name="a.2-reproducibility"/>
     <w:p>
       <w:pPr>
         <w:pStyle w:val="Heading3"/>
@@ -9910,8 +9957,8 @@
         <w:t xml:space="preserve">). The Part C kernel is additionally tested to be unbiased for over, under, gross, and net at the production audit size.</w:t>
       </w:r>
     </w:p>
-    <w:bookmarkEnd w:id="60"/>
-    <w:bookmarkStart w:id="61" w:name="a.3-scale"/>
+    <w:bookmarkEnd w:id="61"/>
+    <w:bookmarkStart w:id="62" w:name="a.3-scale"/>
     <w:p>
       <w:pPr>
         <w:pStyle w:val="Heading3"/>
@@ -9957,8 +10004,8 @@
         <w:t xml:space="preserve">.</w:t>
       </w:r>
     </w:p>
-    <w:bookmarkEnd w:id="61"/>
-    <w:bookmarkStart w:id="62" w:name="a.4-estimands-and-netting"/>
+    <w:bookmarkEnd w:id="62"/>
+    <w:bookmarkStart w:id="63" w:name="a.4-estimands-and-netting"/>
     <w:p>
       <w:pPr>
         <w:pStyle w:val="Heading3"/>
@@ -10008,8 +10055,8 @@
         <w:t xml:space="preserve">. PERM and EIPM have only overpayments, so gross = over = net and their components are reported instead. The Part D PDE-level estimators define the measures at the PDE level (Section 2.4).</w:t>
       </w:r>
     </w:p>
-    <w:bookmarkEnd w:id="62"/>
-    <w:bookmarkStart w:id="63" w:name="a.5-simulation-step-by-step"/>
+    <w:bookmarkEnd w:id="63"/>
+    <w:bookmarkStart w:id="64" w:name="a.5-simulation-step-by-step"/>
     <w:p>
       <w:pPr>
         <w:pStyle w:val="Heading3"/>
@@ -10252,9 +10299,9 @@
         <w:t xml:space="preserve">. All four measures share one audit. The estimate is the mean of the 1,000 iteration rates, and the interval runs from the 2.5th to the 97.5th percentile (linear interpolation). The fixed and parametric runs share the scenario seed, so they use identical audits.</w:t>
       </w:r>
     </w:p>
-    <w:bookmarkEnd w:id="63"/>
     <w:bookmarkEnd w:id="64"/>
-    <w:bookmarkStart w:id="71" w:name="X962bf7e6a4e2a58ccbec959ddeada5253fc1d8a"/>
+    <w:bookmarkEnd w:id="65"/>
+    <w:bookmarkStart w:id="72" w:name="X962bf7e6a4e2a58ccbec959ddeada5253fc1d8a"/>
     <w:p>
       <w:pPr>
         <w:pStyle w:val="Heading2"/>
@@ -10302,7 +10349,7 @@
         <w:t xml:space="preserve">and the headers of its SQL files.</w:t>
       </w:r>
     </w:p>
-    <w:bookmarkStart w:id="65" w:name="X7acfe5bb0cd90397973a78cf5f9ea14f2730495"/>
+    <w:bookmarkStart w:id="66" w:name="X7acfe5bb0cd90397973a78cf5f9ea14f2730495"/>
     <w:p>
       <w:pPr>
         <w:pStyle w:val="Heading3"/>
@@ -10383,8 +10430,8 @@
         <w:t xml:space="preserve">expansion works in risk-score units, within each tercile the mean over and under risk-score error × the tercile’s size × one national mean of county rate × months over all enrollees; ratio uses the enrollee payment; regression uses payment, demographic score, months enrolled, and number of HCCs within each tercile. The simulation uses one failure rate per HCC (20) and one addition rate per family (10); a failed audited instance is one that was deleted, moved, or on a record with missing documentation, and it loses its HCC’s mean audited loss; the addition rate’s denominator is audited enrollees lacking the family with no overpayment finding; an HCC with no audited instance never fails; the 30 rates are redrawn independently in the parametric version, although the coding-intensity factor and missing documentation correlate them within an audit.</w:t>
       </w:r>
     </w:p>
-    <w:bookmarkEnd w:id="65"/>
-    <w:bookmarkStart w:id="66" w:name="X503fa4789b3befa0354ab8367b693bd71e3a97c"/>
+    <w:bookmarkEnd w:id="66"/>
+    <w:bookmarkStart w:id="67" w:name="X503fa4789b3befa0354ab8367b693bd71e3a97c"/>
     <w:p>
       <w:pPr>
         <w:pStyle w:val="Heading3"/>
@@ -10447,8 +10494,8 @@
         <w:t xml:space="preserve">(both illustrative; CMS publishes neither): a PDE audit of 5,000 in three strata (LTC; non-LTC in the lowest decile of GDC; other non-LTC) with Neyman allocation, used by the plug-in expansion, the PDE expansion and PDE ratio, and the simulation; the lowest-decile stratum receives about 4 PDEs under Neyman, so its audited rate is usually zero. A beneficiary audit, an SRS of 990 beneficiaries with every PDE reviewed (about 41,000 PDEs), used by ratio and regression. The beneficiary audit therefore reviews about eight times as many PDEs as the PDE audit.</w:t>
       </w:r>
     </w:p>
-    <w:bookmarkEnd w:id="66"/>
-    <w:bookmarkStart w:id="67" w:name="Xdb2f52ddefcdb666aedc1f19843e31e68133c81"/>
+    <w:bookmarkEnd w:id="67"/>
+    <w:bookmarkStart w:id="68" w:name="Xdb2f52ddefcdb666aedc1f19843e31e68133c81"/>
     <w:p>
       <w:pPr>
         <w:pStyle w:val="Heading3"/>
@@ -10549,8 +10596,8 @@
         <w:t xml:space="preserve">claims findings are matched within the payment stratum. The eligibility error rate is taken from the audited beneficiaries of the state, who are selected in proportion to their number of payments, and an audited beneficiary’s whole-year eligibility status is applied to all of that beneficiary’s payments; this is consistent with the population but differs from real PERM, which determines eligibility as of the sampled payment’s month.</w:t>
       </w:r>
     </w:p>
-    <w:bookmarkEnd w:id="67"/>
-    <w:bookmarkStart w:id="68" w:name="Xf7204db408d31e61aa72fcd11a50c053b22ee8e"/>
+    <w:bookmarkEnd w:id="68"/>
+    <w:bookmarkStart w:id="69" w:name="Xf7204db408d31e61aa72fcd11a50c053b22ee8e"/>
     <w:p>
       <w:pPr>
         <w:pStyle w:val="Heading3"/>
@@ -10698,8 +10745,8 @@
         <w:t xml:space="preserve">within each quintile, an error is technical or monetary at the audited shares; a monetary error transfers the donor’s ratio of supported to used income, and APTC is recomputed for the recipient, clipped to 100–600% FPL.</w:t>
       </w:r>
     </w:p>
-    <w:bookmarkEnd w:id="68"/>
-    <w:bookmarkStart w:id="69" w:name="b.5-medicare-fee-for-service-cert"/>
+    <w:bookmarkEnd w:id="69"/>
+    <w:bookmarkStart w:id="70" w:name="b.5-medicare-fee-for-service-cert"/>
     <w:p>
       <w:pPr>
         <w:pStyle w:val="Heading3"/>
@@ -10762,8 +10809,8 @@
         <w:t xml:space="preserve">37,651 claims, the FY 2025 count of claims reviewed per claim type (IPPS 8,750; Part A excluding IPPS 8,651; Part B 11,600; DMEPOS 8,650), with Neyman allocation across five equal-count payment quintiles within each type. These stand in for CERT’s service-level strata within claim type and its MAC-jurisdiction strata, which cannot be rebuilt from public data. The production estimator reduces nationally to a separate ratio estimator (CMS 2026b). The Part A-to-B rebilling adjustment is out of scope.</w:t>
       </w:r>
     </w:p>
-    <w:bookmarkEnd w:id="69"/>
-    <w:bookmarkStart w:id="70" w:name="b.6-assumptions-common-to-all-programs"/>
+    <w:bookmarkEnd w:id="70"/>
+    <w:bookmarkStart w:id="71" w:name="b.6-assumptions-common-to-all-programs"/>
     <w:p>
       <w:pPr>
         <w:pStyle w:val="Heading3"/>
@@ -10926,9 +10973,9 @@
         <w:t xml:space="preserve">to an intercept-only model is decided by the number of audited errors in any measure, so that the same model serves every measure.</w:t>
       </w:r>
     </w:p>
-    <w:bookmarkEnd w:id="70"/>
     <w:bookmarkEnd w:id="71"/>
-    <w:bookmarkStart w:id="72" w:name="appendix-c.-additional-results"/>
+    <w:bookmarkEnd w:id="72"/>
+    <w:bookmarkStart w:id="73" w:name="appendix-c.-additional-results"/>
     <w:p>
       <w:pPr>
         <w:pStyle w:val="Heading2"/>
@@ -12917,19 +12964,48 @@
         <w:t xml:space="preserve">(all methods, including fixed rates). Each program’s README reports the analytic methods and the parametric-rate simulation.</w:t>
       </w:r>
     </w:p>
-    <w:bookmarkEnd w:id="72"/>
-    <w:bookmarkStart w:id="73" w:name="X8efa8cd8befd5aa0e42430f2720bc63e9b99993"/>
+    <w:bookmarkEnd w:id="73"/>
+    <w:bookmarkStart w:id="74" w:name="X434c6e5d05d04e1df686637e41439380a160ab5"/>
     <w:p>
       <w:pPr>
         <w:pStyle w:val="Heading2"/>
       </w:pPr>
       <w:r>
-        <w:t xml:space="preserve">Appendix D. Interval calibration and robustness to size-dependent errors</w:t>
+        <w:t xml:space="preserve">Appendix D. Interval calibration, robustness to size-dependent errors, and payment-decile donor kinds</w:t>
       </w:r>
     </w:p>
     <w:p>
       <w:pPr>
         <w:pStyle w:val="FirstParagraph"/>
+      </w:pPr>
+      <w:r>
+        <w:t xml:space="preserve">Tables D1–D3 are described in Sections 2.8 and 3.6–3.7. Tables D4–D6 repeat the base and size-dependent populations with the simulation’s donor kinds post-stratified into ten payment quantiles within each design stratum (</w:t>
+      </w:r>
+      <w:r>
+        <w:rPr>
+          <w:rStyle w:val="VerbatimChar"/>
+        </w:rPr>
+        <w:t xml:space="preserve">sim_kind_deciles: 10</w:t>
+      </w:r>
+      <w:r>
+        <w:t xml:space="preserve">;</w:t>
+      </w:r>
+      <w:r>
+        <w:t xml:space="preserve"> </w:t>
+      </w:r>
+      <w:r>
+        <w:rPr>
+          <w:rStyle w:val="VerbatimChar"/>
+        </w:rPr>
+        <w:t xml:space="preserve">robustness/run.py --only d4</w:t>
+      </w:r>
+      <w:r>
+        <w:t xml:space="preserve">). Part C is omitted from D4–D6 because its donor kinds are HCCs, whose coefficients do not depend on the enrollee’s payment. In Part D the top GDC decile of the largest stratum holds about 61% of the true improper dollars and its rate is estimated from about ten audited failures per audit year, so the simulation’s standard deviation roughly doubles; in the 25 audit years reported here that kind drew 220 failures against 265 expected, which accounts for the −12% mean in Table D4 (over 300 audit years the same estimator averages 0.99 of the truth).</w:t>
+      </w:r>
+    </w:p>
+    <w:p>
+      <w:pPr>
+        <w:pStyle w:val="BodyText"/>
       </w:pPr>
       <w:r>
         <w:rPr>
@@ -21282,7 +21358,6979 @@
         <w:t xml:space="preserve">Each unit’s error probability is multiplied by (payment / stratum mean payment)^-0.5, capped at 0.95, before calibration to the same public targets; designs, audit sizes and methods are unchanged. Bootstrap simulation run at 500 iterations per audit year.</w:t>
       </w:r>
     </w:p>
-    <w:bookmarkEnd w:id="73"/>
+    <w:p>
+      <w:pPr>
+        <w:pStyle w:val="BodyText"/>
+      </w:pPr>
+      <w:r>
+        <w:rPr>
+          <w:bCs/>
+          <w:b/>
+        </w:rPr>
+        <w:t xml:space="preserve">Table D4. Simulation donor kinds post-stratified by payment decile, sim_kind_deciles = 10, base populations (25 audit years, gross rate)</w:t>
+      </w:r>
+    </w:p>
+    <w:tbl>
+      <w:tblPr>
+        <w:tblStyle w:val="Table"/>
+        <w:tblW w:type="pct" w:w="5000"/>
+        <w:tblLook w:firstRow="1" w:lastRow="0" w:firstColumn="0" w:lastColumn="0" w:noHBand="0" w:noVBand="0" w:val="0020"/>
+        <w:jc w:val="start"/>
+      </w:tblPr>
+      <w:tblGrid>
+        <w:gridCol w:w="792"/>
+        <w:gridCol w:w="792"/>
+        <w:gridCol w:w="792"/>
+        <w:gridCol w:w="792"/>
+        <w:gridCol w:w="792"/>
+        <w:gridCol w:w="792"/>
+        <w:gridCol w:w="792"/>
+        <w:gridCol w:w="792"/>
+        <w:gridCol w:w="792"/>
+        <w:gridCol w:w="792"/>
+      </w:tblGrid>
+      <w:tr>
+        <w:trPr>
+          <w:tblHeader w:val="true"/>
+        </w:trPr>
+        <w:tc>
+          <w:tcPr/>
+          <w:p>
+            <w:pPr>
+              <w:pStyle w:val="Compact"/>
+              <w:jc w:val="left"/>
+            </w:pPr>
+            <w:r>
+              <w:t xml:space="preserve">Program</w:t>
+            </w:r>
+          </w:p>
+        </w:tc>
+        <w:tc>
+          <w:tcPr/>
+          <w:p>
+            <w:pPr>
+              <w:pStyle w:val="Compact"/>
+              <w:jc w:val="left"/>
+            </w:pPr>
+            <w:r>
+              <w:t xml:space="preserve">Method</w:t>
+            </w:r>
+          </w:p>
+        </w:tc>
+        <w:tc>
+          <w:tcPr/>
+          <w:p>
+            <w:pPr>
+              <w:pStyle w:val="Compact"/>
+              <w:jc w:val="left"/>
+            </w:pPr>
+            <w:r>
+              <w:t xml:space="preserve">Audit years</w:t>
+            </w:r>
+          </w:p>
+        </w:tc>
+        <w:tc>
+          <w:tcPr/>
+          <w:p>
+            <w:pPr>
+              <w:pStyle w:val="Compact"/>
+              <w:jc w:val="left"/>
+            </w:pPr>
+            <w:r>
+              <w:t xml:space="preserve">True rate</w:t>
+            </w:r>
+          </w:p>
+        </w:tc>
+        <w:tc>
+          <w:tcPr/>
+          <w:p>
+            <w:pPr>
+              <w:pStyle w:val="Compact"/>
+              <w:jc w:val="left"/>
+            </w:pPr>
+            <w:r>
+              <w:t xml:space="preserve">Mean estimate</w:t>
+            </w:r>
+          </w:p>
+        </w:tc>
+        <w:tc>
+          <w:tcPr/>
+          <w:p>
+            <w:pPr>
+              <w:pStyle w:val="Compact"/>
+              <w:jc w:val="left"/>
+            </w:pPr>
+            <w:r>
+              <w:t xml:space="preserve">MAE (% of truth)</w:t>
+            </w:r>
+          </w:p>
+        </w:tc>
+        <w:tc>
+          <w:tcPr/>
+          <w:p>
+            <w:pPr>
+              <w:pStyle w:val="Compact"/>
+              <w:jc w:val="left"/>
+            </w:pPr>
+            <w:r>
+              <w:t xml:space="preserve">SD of estimate (pts)</w:t>
+            </w:r>
+          </w:p>
+        </w:tc>
+        <w:tc>
+          <w:tcPr/>
+          <w:p>
+            <w:pPr>
+              <w:pStyle w:val="Compact"/>
+              <w:jc w:val="left"/>
+            </w:pPr>
+            <w:r>
+              <w:t xml:space="preserve">Mean half-width (pts)</w:t>
+            </w:r>
+          </w:p>
+        </w:tc>
+        <w:tc>
+          <w:tcPr/>
+          <w:p>
+            <w:pPr>
+              <w:pStyle w:val="Compact"/>
+              <w:jc w:val="left"/>
+            </w:pPr>
+            <w:r>
+              <w:t xml:space="preserve">Half-width ÷ 1.96·SD</w:t>
+            </w:r>
+          </w:p>
+        </w:tc>
+        <w:tc>
+          <w:tcPr/>
+          <w:p>
+            <w:pPr>
+              <w:pStyle w:val="Compact"/>
+              <w:jc w:val="left"/>
+            </w:pPr>
+            <w:r>
+              <w:t xml:space="preserve">Coverage</w:t>
+            </w:r>
+          </w:p>
+        </w:tc>
+      </w:tr>
+      <w:tr>
+        <w:tc>
+          <w:tcPr/>
+          <w:p>
+            <w:pPr>
+              <w:pStyle w:val="Compact"/>
+              <w:jc w:val="left"/>
+            </w:pPr>
+            <w:r>
+              <w:t xml:space="preserve">Part D</w:t>
+            </w:r>
+          </w:p>
+        </w:tc>
+        <w:tc>
+          <w:tcPr/>
+          <w:p>
+            <w:pPr>
+              <w:pStyle w:val="Compact"/>
+              <w:jc w:val="left"/>
+            </w:pPr>
+            <w:r>
+              <w:t xml:space="preserve">Expansion</w:t>
+            </w:r>
+          </w:p>
+        </w:tc>
+        <w:tc>
+          <w:tcPr/>
+          <w:p>
+            <w:pPr>
+              <w:pStyle w:val="Compact"/>
+              <w:jc w:val="left"/>
+            </w:pPr>
+            <w:r>
+              <w:t xml:space="preserve">25</w:t>
+            </w:r>
+          </w:p>
+        </w:tc>
+        <w:tc>
+          <w:tcPr/>
+          <w:p>
+            <w:pPr>
+              <w:pStyle w:val="Compact"/>
+              <w:jc w:val="left"/>
+            </w:pPr>
+            <w:r>
+              <w:t xml:space="preserve">1.38%</w:t>
+            </w:r>
+          </w:p>
+        </w:tc>
+        <w:tc>
+          <w:tcPr/>
+          <w:p>
+            <w:pPr>
+              <w:pStyle w:val="Compact"/>
+              <w:jc w:val="left"/>
+            </w:pPr>
+            <w:r>
+              <w:t xml:space="preserve">1.30%</w:t>
+            </w:r>
+          </w:p>
+        </w:tc>
+        <w:tc>
+          <w:tcPr/>
+          <w:p>
+            <w:pPr>
+              <w:pStyle w:val="Compact"/>
+              <w:jc w:val="left"/>
+            </w:pPr>
+            <w:r>
+              <w:t xml:space="preserve">30.5%</w:t>
+            </w:r>
+          </w:p>
+        </w:tc>
+        <w:tc>
+          <w:tcPr/>
+          <w:p>
+            <w:pPr>
+              <w:pStyle w:val="Compact"/>
+              <w:jc w:val="left"/>
+            </w:pPr>
+            <w:r>
+              <w:t xml:space="preserve">0.543</w:t>
+            </w:r>
+          </w:p>
+        </w:tc>
+        <w:tc>
+          <w:tcPr/>
+          <w:p>
+            <w:pPr>
+              <w:pStyle w:val="Compact"/>
+              <w:jc w:val="left"/>
+            </w:pPr>
+            <w:r>
+              <w:t xml:space="preserve">0.727</w:t>
+            </w:r>
+          </w:p>
+        </w:tc>
+        <w:tc>
+          <w:tcPr/>
+          <w:p>
+            <w:pPr>
+              <w:pStyle w:val="Compact"/>
+              <w:jc w:val="left"/>
+            </w:pPr>
+            <w:r>
+              <w:t xml:space="preserve">0.68</w:t>
+            </w:r>
+          </w:p>
+        </w:tc>
+        <w:tc>
+          <w:tcPr/>
+          <w:p>
+            <w:pPr>
+              <w:pStyle w:val="Compact"/>
+              <w:jc w:val="left"/>
+            </w:pPr>
+            <w:r>
+              <w:t xml:space="preserve">18/25</w:t>
+            </w:r>
+          </w:p>
+        </w:tc>
+      </w:tr>
+      <w:tr>
+        <w:tc>
+          <w:tcPr/>
+          <w:p>
+            <w:pPr>
+              <w:pStyle w:val="Compact"/>
+            </w:pPr>
+          </w:p>
+        </w:tc>
+        <w:tc>
+          <w:tcPr/>
+          <w:p>
+            <w:pPr>
+              <w:pStyle w:val="Compact"/>
+              <w:jc w:val="left"/>
+            </w:pPr>
+            <w:r>
+              <w:t xml:space="preserve">Ratio</w:t>
+            </w:r>
+          </w:p>
+        </w:tc>
+        <w:tc>
+          <w:tcPr/>
+          <w:p>
+            <w:pPr>
+              <w:pStyle w:val="Compact"/>
+              <w:jc w:val="left"/>
+            </w:pPr>
+            <w:r>
+              <w:t xml:space="preserve">25</w:t>
+            </w:r>
+          </w:p>
+        </w:tc>
+        <w:tc>
+          <w:tcPr/>
+          <w:p>
+            <w:pPr>
+              <w:pStyle w:val="Compact"/>
+              <w:jc w:val="left"/>
+            </w:pPr>
+            <w:r>
+              <w:t xml:space="preserve">1.38%</w:t>
+            </w:r>
+          </w:p>
+        </w:tc>
+        <w:tc>
+          <w:tcPr/>
+          <w:p>
+            <w:pPr>
+              <w:pStyle w:val="Compact"/>
+              <w:jc w:val="left"/>
+            </w:pPr>
+            <w:r>
+              <w:t xml:space="preserve">1.38%</w:t>
+            </w:r>
+          </w:p>
+        </w:tc>
+        <w:tc>
+          <w:tcPr/>
+          <w:p>
+            <w:pPr>
+              <w:pStyle w:val="Compact"/>
+              <w:jc w:val="left"/>
+            </w:pPr>
+            <w:r>
+              <w:t xml:space="preserve">23.4%</w:t>
+            </w:r>
+          </w:p>
+        </w:tc>
+        <w:tc>
+          <w:tcPr/>
+          <w:p>
+            <w:pPr>
+              <w:pStyle w:val="Compact"/>
+              <w:jc w:val="left"/>
+            </w:pPr>
+            <w:r>
+              <w:t xml:space="preserve">0.465</w:t>
+            </w:r>
+          </w:p>
+        </w:tc>
+        <w:tc>
+          <w:tcPr/>
+          <w:p>
+            <w:pPr>
+              <w:pStyle w:val="Compact"/>
+              <w:jc w:val="left"/>
+            </w:pPr>
+            <w:r>
+              <w:t xml:space="preserve">0.659</w:t>
+            </w:r>
+          </w:p>
+        </w:tc>
+        <w:tc>
+          <w:tcPr/>
+          <w:p>
+            <w:pPr>
+              <w:pStyle w:val="Compact"/>
+              <w:jc w:val="left"/>
+            </w:pPr>
+            <w:r>
+              <w:t xml:space="preserve">0.72</w:t>
+            </w:r>
+          </w:p>
+        </w:tc>
+        <w:tc>
+          <w:tcPr/>
+          <w:p>
+            <w:pPr>
+              <w:pStyle w:val="Compact"/>
+              <w:jc w:val="left"/>
+            </w:pPr>
+            <w:r>
+              <w:t xml:space="preserve">18/25</w:t>
+            </w:r>
+          </w:p>
+        </w:tc>
+      </w:tr>
+      <w:tr>
+        <w:tc>
+          <w:tcPr/>
+          <w:p>
+            <w:pPr>
+              <w:pStyle w:val="Compact"/>
+            </w:pPr>
+          </w:p>
+        </w:tc>
+        <w:tc>
+          <w:tcPr/>
+          <w:p>
+            <w:pPr>
+              <w:pStyle w:val="Compact"/>
+              <w:jc w:val="left"/>
+            </w:pPr>
+            <w:r>
+              <w:t xml:space="preserve">Regression</w:t>
+            </w:r>
+          </w:p>
+        </w:tc>
+        <w:tc>
+          <w:tcPr/>
+          <w:p>
+            <w:pPr>
+              <w:pStyle w:val="Compact"/>
+              <w:jc w:val="left"/>
+            </w:pPr>
+            <w:r>
+              <w:t xml:space="preserve">25</w:t>
+            </w:r>
+          </w:p>
+        </w:tc>
+        <w:tc>
+          <w:tcPr/>
+          <w:p>
+            <w:pPr>
+              <w:pStyle w:val="Compact"/>
+              <w:jc w:val="left"/>
+            </w:pPr>
+            <w:r>
+              <w:t xml:space="preserve">1.38%</w:t>
+            </w:r>
+          </w:p>
+        </w:tc>
+        <w:tc>
+          <w:tcPr/>
+          <w:p>
+            <w:pPr>
+              <w:pStyle w:val="Compact"/>
+              <w:jc w:val="left"/>
+            </w:pPr>
+            <w:r>
+              <w:t xml:space="preserve">1.49%</w:t>
+            </w:r>
+          </w:p>
+        </w:tc>
+        <w:tc>
+          <w:tcPr/>
+          <w:p>
+            <w:pPr>
+              <w:pStyle w:val="Compact"/>
+              <w:jc w:val="left"/>
+            </w:pPr>
+            <w:r>
+              <w:t xml:space="preserve">27.9%</w:t>
+            </w:r>
+          </w:p>
+        </w:tc>
+        <w:tc>
+          <w:tcPr/>
+          <w:p>
+            <w:pPr>
+              <w:pStyle w:val="Compact"/>
+              <w:jc w:val="left"/>
+            </w:pPr>
+            <w:r>
+              <w:t xml:space="preserve">0.473</w:t>
+            </w:r>
+          </w:p>
+        </w:tc>
+        <w:tc>
+          <w:tcPr/>
+          <w:p>
+            <w:pPr>
+              <w:pStyle w:val="Compact"/>
+              <w:jc w:val="left"/>
+            </w:pPr>
+            <w:r>
+              <w:t xml:space="preserve">0.548</w:t>
+            </w:r>
+          </w:p>
+        </w:tc>
+        <w:tc>
+          <w:tcPr/>
+          <w:p>
+            <w:pPr>
+              <w:pStyle w:val="Compact"/>
+              <w:jc w:val="left"/>
+            </w:pPr>
+            <w:r>
+              <w:t xml:space="preserve">0.59</w:t>
+            </w:r>
+          </w:p>
+        </w:tc>
+        <w:tc>
+          <w:tcPr/>
+          <w:p>
+            <w:pPr>
+              <w:pStyle w:val="Compact"/>
+              <w:jc w:val="left"/>
+            </w:pPr>
+            <w:r>
+              <w:t xml:space="preserve">15/25</w:t>
+            </w:r>
+          </w:p>
+        </w:tc>
+      </w:tr>
+      <w:tr>
+        <w:tc>
+          <w:tcPr/>
+          <w:p>
+            <w:pPr>
+              <w:pStyle w:val="Compact"/>
+            </w:pPr>
+          </w:p>
+        </w:tc>
+        <w:tc>
+          <w:tcPr/>
+          <w:p>
+            <w:pPr>
+              <w:pStyle w:val="Compact"/>
+              <w:jc w:val="left"/>
+            </w:pPr>
+            <w:r>
+              <w:t xml:space="preserve">PDE expansion (marginal)</w:t>
+            </w:r>
+          </w:p>
+        </w:tc>
+        <w:tc>
+          <w:tcPr/>
+          <w:p>
+            <w:pPr>
+              <w:pStyle w:val="Compact"/>
+              <w:jc w:val="left"/>
+            </w:pPr>
+            <w:r>
+              <w:t xml:space="preserve">25</w:t>
+            </w:r>
+          </w:p>
+        </w:tc>
+        <w:tc>
+          <w:tcPr/>
+          <w:p>
+            <w:pPr>
+              <w:pStyle w:val="Compact"/>
+              <w:jc w:val="left"/>
+            </w:pPr>
+            <w:r>
+              <w:t xml:space="preserve">1.38%</w:t>
+            </w:r>
+          </w:p>
+        </w:tc>
+        <w:tc>
+          <w:tcPr/>
+          <w:p>
+            <w:pPr>
+              <w:pStyle w:val="Compact"/>
+              <w:jc w:val="left"/>
+            </w:pPr>
+            <w:r>
+              <w:t xml:space="preserve">1.32%</w:t>
+            </w:r>
+          </w:p>
+        </w:tc>
+        <w:tc>
+          <w:tcPr/>
+          <w:p>
+            <w:pPr>
+              <w:pStyle w:val="Compact"/>
+              <w:jc w:val="left"/>
+            </w:pPr>
+            <w:r>
+              <w:t xml:space="preserve">42.0%</w:t>
+            </w:r>
+          </w:p>
+        </w:tc>
+        <w:tc>
+          <w:tcPr/>
+          <w:p>
+            <w:pPr>
+              <w:pStyle w:val="Compact"/>
+              <w:jc w:val="left"/>
+            </w:pPr>
+            <w:r>
+              <w:t xml:space="preserve">0.735</w:t>
+            </w:r>
+          </w:p>
+        </w:tc>
+        <w:tc>
+          <w:tcPr/>
+          <w:p>
+            <w:pPr>
+              <w:pStyle w:val="Compact"/>
+              <w:jc w:val="left"/>
+            </w:pPr>
+            <w:r>
+              <w:t xml:space="preserve">1.112</w:t>
+            </w:r>
+          </w:p>
+        </w:tc>
+        <w:tc>
+          <w:tcPr/>
+          <w:p>
+            <w:pPr>
+              <w:pStyle w:val="Compact"/>
+              <w:jc w:val="left"/>
+            </w:pPr>
+            <w:r>
+              <w:t xml:space="preserve">0.77</w:t>
+            </w:r>
+          </w:p>
+        </w:tc>
+        <w:tc>
+          <w:tcPr/>
+          <w:p>
+            <w:pPr>
+              <w:pStyle w:val="Compact"/>
+              <w:jc w:val="left"/>
+            </w:pPr>
+            <w:r>
+              <w:t xml:space="preserve">16/25</w:t>
+            </w:r>
+          </w:p>
+        </w:tc>
+      </w:tr>
+      <w:tr>
+        <w:tc>
+          <w:tcPr/>
+          <w:p>
+            <w:pPr>
+              <w:pStyle w:val="Compact"/>
+            </w:pPr>
+          </w:p>
+        </w:tc>
+        <w:tc>
+          <w:tcPr/>
+          <w:p>
+            <w:pPr>
+              <w:pStyle w:val="Compact"/>
+              <w:jc w:val="left"/>
+            </w:pPr>
+            <w:r>
+              <w:t xml:space="preserve">PDE ratio (marginal)</w:t>
+            </w:r>
+          </w:p>
+        </w:tc>
+        <w:tc>
+          <w:tcPr/>
+          <w:p>
+            <w:pPr>
+              <w:pStyle w:val="Compact"/>
+              <w:jc w:val="left"/>
+            </w:pPr>
+            <w:r>
+              <w:t xml:space="preserve">25</w:t>
+            </w:r>
+          </w:p>
+        </w:tc>
+        <w:tc>
+          <w:tcPr/>
+          <w:p>
+            <w:pPr>
+              <w:pStyle w:val="Compact"/>
+              <w:jc w:val="left"/>
+            </w:pPr>
+            <w:r>
+              <w:t xml:space="preserve">1.38%</w:t>
+            </w:r>
+          </w:p>
+        </w:tc>
+        <w:tc>
+          <w:tcPr/>
+          <w:p>
+            <w:pPr>
+              <w:pStyle w:val="Compact"/>
+              <w:jc w:val="left"/>
+            </w:pPr>
+            <w:r>
+              <w:t xml:space="preserve">1.34%</w:t>
+            </w:r>
+          </w:p>
+        </w:tc>
+        <w:tc>
+          <w:tcPr/>
+          <w:p>
+            <w:pPr>
+              <w:pStyle w:val="Compact"/>
+              <w:jc w:val="left"/>
+            </w:pPr>
+            <w:r>
+              <w:t xml:space="preserve">41.9%</w:t>
+            </w:r>
+          </w:p>
+        </w:tc>
+        <w:tc>
+          <w:tcPr/>
+          <w:p>
+            <w:pPr>
+              <w:pStyle w:val="Compact"/>
+              <w:jc w:val="left"/>
+            </w:pPr>
+            <w:r>
+              <w:t xml:space="preserve">0.757</w:t>
+            </w:r>
+          </w:p>
+        </w:tc>
+        <w:tc>
+          <w:tcPr/>
+          <w:p>
+            <w:pPr>
+              <w:pStyle w:val="Compact"/>
+              <w:jc w:val="left"/>
+            </w:pPr>
+            <w:r>
+              <w:t xml:space="preserve">1.107</w:t>
+            </w:r>
+          </w:p>
+        </w:tc>
+        <w:tc>
+          <w:tcPr/>
+          <w:p>
+            <w:pPr>
+              <w:pStyle w:val="Compact"/>
+              <w:jc w:val="left"/>
+            </w:pPr>
+            <w:r>
+              <w:t xml:space="preserve">0.75</w:t>
+            </w:r>
+          </w:p>
+        </w:tc>
+        <w:tc>
+          <w:tcPr/>
+          <w:p>
+            <w:pPr>
+              <w:pStyle w:val="Compact"/>
+              <w:jc w:val="left"/>
+            </w:pPr>
+            <w:r>
+              <w:t xml:space="preserve">17/25</w:t>
+            </w:r>
+          </w:p>
+        </w:tc>
+      </w:tr>
+      <w:tr>
+        <w:tc>
+          <w:tcPr/>
+          <w:p>
+            <w:pPr>
+              <w:pStyle w:val="Compact"/>
+            </w:pPr>
+          </w:p>
+        </w:tc>
+        <w:tc>
+          <w:tcPr/>
+          <w:p>
+            <w:pPr>
+              <w:pStyle w:val="Compact"/>
+              <w:jc w:val="left"/>
+            </w:pPr>
+            <w:r>
+              <w:t xml:space="preserve">Simulation (parametric rates)</w:t>
+            </w:r>
+          </w:p>
+        </w:tc>
+        <w:tc>
+          <w:tcPr/>
+          <w:p>
+            <w:pPr>
+              <w:pStyle w:val="Compact"/>
+              <w:jc w:val="left"/>
+            </w:pPr>
+            <w:r>
+              <w:t xml:space="preserve">25</w:t>
+            </w:r>
+          </w:p>
+        </w:tc>
+        <w:tc>
+          <w:tcPr/>
+          <w:p>
+            <w:pPr>
+              <w:pStyle w:val="Compact"/>
+              <w:jc w:val="left"/>
+            </w:pPr>
+            <w:r>
+              <w:t xml:space="preserve">1.38%</w:t>
+            </w:r>
+          </w:p>
+        </w:tc>
+        <w:tc>
+          <w:tcPr/>
+          <w:p>
+            <w:pPr>
+              <w:pStyle w:val="Compact"/>
+              <w:jc w:val="left"/>
+            </w:pPr>
+            <w:r>
+              <w:t xml:space="preserve">1.22%</w:t>
+            </w:r>
+          </w:p>
+        </w:tc>
+        <w:tc>
+          <w:tcPr/>
+          <w:p>
+            <w:pPr>
+              <w:pStyle w:val="Compact"/>
+              <w:jc w:val="left"/>
+            </w:pPr>
+            <w:r>
+              <w:t xml:space="preserve">15.9%</w:t>
+            </w:r>
+          </w:p>
+        </w:tc>
+        <w:tc>
+          <w:tcPr/>
+          <w:p>
+            <w:pPr>
+              <w:pStyle w:val="Compact"/>
+              <w:jc w:val="left"/>
+            </w:pPr>
+            <w:r>
+              <w:t xml:space="preserve">0.243</w:t>
+            </w:r>
+          </w:p>
+        </w:tc>
+        <w:tc>
+          <w:tcPr/>
+          <w:p>
+            <w:pPr>
+              <w:pStyle w:val="Compact"/>
+              <w:jc w:val="left"/>
+            </w:pPr>
+            <w:r>
+              <w:t xml:space="preserve">0.508</w:t>
+            </w:r>
+          </w:p>
+        </w:tc>
+        <w:tc>
+          <w:tcPr/>
+          <w:p>
+            <w:pPr>
+              <w:pStyle w:val="Compact"/>
+              <w:jc w:val="left"/>
+            </w:pPr>
+            <w:r>
+              <w:t xml:space="preserve">1.07</w:t>
+            </w:r>
+          </w:p>
+        </w:tc>
+        <w:tc>
+          <w:tcPr/>
+          <w:p>
+            <w:pPr>
+              <w:pStyle w:val="Compact"/>
+              <w:jc w:val="left"/>
+            </w:pPr>
+            <w:r>
+              <w:t xml:space="preserve">21/25</w:t>
+            </w:r>
+          </w:p>
+        </w:tc>
+      </w:tr>
+      <w:tr>
+        <w:tc>
+          <w:tcPr/>
+          <w:p>
+            <w:pPr>
+              <w:pStyle w:val="Compact"/>
+              <w:jc w:val="left"/>
+            </w:pPr>
+            <w:r>
+              <w:t xml:space="preserve">PERM</w:t>
+            </w:r>
+          </w:p>
+        </w:tc>
+        <w:tc>
+          <w:tcPr/>
+          <w:p>
+            <w:pPr>
+              <w:pStyle w:val="Compact"/>
+              <w:jc w:val="left"/>
+            </w:pPr>
+            <w:r>
+              <w:t xml:space="preserve">Expansion</w:t>
+            </w:r>
+          </w:p>
+        </w:tc>
+        <w:tc>
+          <w:tcPr/>
+          <w:p>
+            <w:pPr>
+              <w:pStyle w:val="Compact"/>
+              <w:jc w:val="left"/>
+            </w:pPr>
+            <w:r>
+              <w:t xml:space="preserve">25</w:t>
+            </w:r>
+          </w:p>
+        </w:tc>
+        <w:tc>
+          <w:tcPr/>
+          <w:p>
+            <w:pPr>
+              <w:pStyle w:val="Compact"/>
+              <w:jc w:val="left"/>
+            </w:pPr>
+            <w:r>
+              <w:t xml:space="preserve">6.09%</w:t>
+            </w:r>
+          </w:p>
+        </w:tc>
+        <w:tc>
+          <w:tcPr/>
+          <w:p>
+            <w:pPr>
+              <w:pStyle w:val="Compact"/>
+              <w:jc w:val="left"/>
+            </w:pPr>
+            <w:r>
+              <w:t xml:space="preserve">6.00%</w:t>
+            </w:r>
+          </w:p>
+        </w:tc>
+        <w:tc>
+          <w:tcPr/>
+          <w:p>
+            <w:pPr>
+              <w:pStyle w:val="Compact"/>
+              <w:jc w:val="left"/>
+            </w:pPr>
+            <w:r>
+              <w:t xml:space="preserve">5.5%</w:t>
+            </w:r>
+          </w:p>
+        </w:tc>
+        <w:tc>
+          <w:tcPr/>
+          <w:p>
+            <w:pPr>
+              <w:pStyle w:val="Compact"/>
+              <w:jc w:val="left"/>
+            </w:pPr>
+            <w:r>
+              <w:t xml:space="preserve">0.428</w:t>
+            </w:r>
+          </w:p>
+        </w:tc>
+        <w:tc>
+          <w:tcPr/>
+          <w:p>
+            <w:pPr>
+              <w:pStyle w:val="Compact"/>
+              <w:jc w:val="left"/>
+            </w:pPr>
+            <w:r>
+              <w:t xml:space="preserve">0.824</w:t>
+            </w:r>
+          </w:p>
+        </w:tc>
+        <w:tc>
+          <w:tcPr/>
+          <w:p>
+            <w:pPr>
+              <w:pStyle w:val="Compact"/>
+              <w:jc w:val="left"/>
+            </w:pPr>
+            <w:r>
+              <w:t xml:space="preserve">0.98</w:t>
+            </w:r>
+          </w:p>
+        </w:tc>
+        <w:tc>
+          <w:tcPr/>
+          <w:p>
+            <w:pPr>
+              <w:pStyle w:val="Compact"/>
+              <w:jc w:val="left"/>
+            </w:pPr>
+            <w:r>
+              <w:t xml:space="preserve">23/25</w:t>
+            </w:r>
+          </w:p>
+        </w:tc>
+      </w:tr>
+      <w:tr>
+        <w:tc>
+          <w:tcPr/>
+          <w:p>
+            <w:pPr>
+              <w:pStyle w:val="Compact"/>
+            </w:pPr>
+          </w:p>
+        </w:tc>
+        <w:tc>
+          <w:tcPr/>
+          <w:p>
+            <w:pPr>
+              <w:pStyle w:val="Compact"/>
+              <w:jc w:val="left"/>
+            </w:pPr>
+            <w:r>
+              <w:t xml:space="preserve">Ratio</w:t>
+            </w:r>
+          </w:p>
+        </w:tc>
+        <w:tc>
+          <w:tcPr/>
+          <w:p>
+            <w:pPr>
+              <w:pStyle w:val="Compact"/>
+              <w:jc w:val="left"/>
+            </w:pPr>
+            <w:r>
+              <w:t xml:space="preserve">25</w:t>
+            </w:r>
+          </w:p>
+        </w:tc>
+        <w:tc>
+          <w:tcPr/>
+          <w:p>
+            <w:pPr>
+              <w:pStyle w:val="Compact"/>
+              <w:jc w:val="left"/>
+            </w:pPr>
+            <w:r>
+              <w:t xml:space="preserve">6.09%</w:t>
+            </w:r>
+          </w:p>
+        </w:tc>
+        <w:tc>
+          <w:tcPr/>
+          <w:p>
+            <w:pPr>
+              <w:pStyle w:val="Compact"/>
+              <w:jc w:val="left"/>
+            </w:pPr>
+            <w:r>
+              <w:t xml:space="preserve">6.01%</w:t>
+            </w:r>
+          </w:p>
+        </w:tc>
+        <w:tc>
+          <w:tcPr/>
+          <w:p>
+            <w:pPr>
+              <w:pStyle w:val="Compact"/>
+              <w:jc w:val="left"/>
+            </w:pPr>
+            <w:r>
+              <w:t xml:space="preserve">5.6%</w:t>
+            </w:r>
+          </w:p>
+        </w:tc>
+        <w:tc>
+          <w:tcPr/>
+          <w:p>
+            <w:pPr>
+              <w:pStyle w:val="Compact"/>
+              <w:jc w:val="left"/>
+            </w:pPr>
+            <w:r>
+              <w:t xml:space="preserve">0.432</w:t>
+            </w:r>
+          </w:p>
+        </w:tc>
+        <w:tc>
+          <w:tcPr/>
+          <w:p>
+            <w:pPr>
+              <w:pStyle w:val="Compact"/>
+              <w:jc w:val="left"/>
+            </w:pPr>
+            <w:r>
+              <w:t xml:space="preserve">0.813</w:t>
+            </w:r>
+          </w:p>
+        </w:tc>
+        <w:tc>
+          <w:tcPr/>
+          <w:p>
+            <w:pPr>
+              <w:pStyle w:val="Compact"/>
+              <w:jc w:val="left"/>
+            </w:pPr>
+            <w:r>
+              <w:t xml:space="preserve">0.96</w:t>
+            </w:r>
+          </w:p>
+        </w:tc>
+        <w:tc>
+          <w:tcPr/>
+          <w:p>
+            <w:pPr>
+              <w:pStyle w:val="Compact"/>
+              <w:jc w:val="left"/>
+            </w:pPr>
+            <w:r>
+              <w:t xml:space="preserve">23/25</w:t>
+            </w:r>
+          </w:p>
+        </w:tc>
+      </w:tr>
+      <w:tr>
+        <w:tc>
+          <w:tcPr/>
+          <w:p>
+            <w:pPr>
+              <w:pStyle w:val="Compact"/>
+            </w:pPr>
+          </w:p>
+        </w:tc>
+        <w:tc>
+          <w:tcPr/>
+          <w:p>
+            <w:pPr>
+              <w:pStyle w:val="Compact"/>
+              <w:jc w:val="left"/>
+            </w:pPr>
+            <w:r>
+              <w:t xml:space="preserve">Regression</w:t>
+            </w:r>
+          </w:p>
+        </w:tc>
+        <w:tc>
+          <w:tcPr/>
+          <w:p>
+            <w:pPr>
+              <w:pStyle w:val="Compact"/>
+              <w:jc w:val="left"/>
+            </w:pPr>
+            <w:r>
+              <w:t xml:space="preserve">25</w:t>
+            </w:r>
+          </w:p>
+        </w:tc>
+        <w:tc>
+          <w:tcPr/>
+          <w:p>
+            <w:pPr>
+              <w:pStyle w:val="Compact"/>
+              <w:jc w:val="left"/>
+            </w:pPr>
+            <w:r>
+              <w:t xml:space="preserve">6.09%</w:t>
+            </w:r>
+          </w:p>
+        </w:tc>
+        <w:tc>
+          <w:tcPr/>
+          <w:p>
+            <w:pPr>
+              <w:pStyle w:val="Compact"/>
+              <w:jc w:val="left"/>
+            </w:pPr>
+            <w:r>
+              <w:t xml:space="preserve">6.00%</w:t>
+            </w:r>
+          </w:p>
+        </w:tc>
+        <w:tc>
+          <w:tcPr/>
+          <w:p>
+            <w:pPr>
+              <w:pStyle w:val="Compact"/>
+              <w:jc w:val="left"/>
+            </w:pPr>
+            <w:r>
+              <w:t xml:space="preserve">5.3%</w:t>
+            </w:r>
+          </w:p>
+        </w:tc>
+        <w:tc>
+          <w:tcPr/>
+          <w:p>
+            <w:pPr>
+              <w:pStyle w:val="Compact"/>
+              <w:jc w:val="left"/>
+            </w:pPr>
+            <w:r>
+              <w:t xml:space="preserve">0.410</w:t>
+            </w:r>
+          </w:p>
+        </w:tc>
+        <w:tc>
+          <w:tcPr/>
+          <w:p>
+            <w:pPr>
+              <w:pStyle w:val="Compact"/>
+              <w:jc w:val="left"/>
+            </w:pPr>
+            <w:r>
+              <w:t xml:space="preserve">0.785</w:t>
+            </w:r>
+          </w:p>
+        </w:tc>
+        <w:tc>
+          <w:tcPr/>
+          <w:p>
+            <w:pPr>
+              <w:pStyle w:val="Compact"/>
+              <w:jc w:val="left"/>
+            </w:pPr>
+            <w:r>
+              <w:t xml:space="preserve">0.98</w:t>
+            </w:r>
+          </w:p>
+        </w:tc>
+        <w:tc>
+          <w:tcPr/>
+          <w:p>
+            <w:pPr>
+              <w:pStyle w:val="Compact"/>
+              <w:jc w:val="left"/>
+            </w:pPr>
+            <w:r>
+              <w:t xml:space="preserve">23/25</w:t>
+            </w:r>
+          </w:p>
+        </w:tc>
+      </w:tr>
+      <w:tr>
+        <w:tc>
+          <w:tcPr/>
+          <w:p>
+            <w:pPr>
+              <w:pStyle w:val="Compact"/>
+            </w:pPr>
+          </w:p>
+        </w:tc>
+        <w:tc>
+          <w:tcPr/>
+          <w:p>
+            <w:pPr>
+              <w:pStyle w:val="Compact"/>
+              <w:jc w:val="left"/>
+            </w:pPr>
+            <w:r>
+              <w:t xml:space="preserve">Simulation (parametric rates)</w:t>
+            </w:r>
+          </w:p>
+        </w:tc>
+        <w:tc>
+          <w:tcPr/>
+          <w:p>
+            <w:pPr>
+              <w:pStyle w:val="Compact"/>
+              <w:jc w:val="left"/>
+            </w:pPr>
+            <w:r>
+              <w:t xml:space="preserve">25</w:t>
+            </w:r>
+          </w:p>
+        </w:tc>
+        <w:tc>
+          <w:tcPr/>
+          <w:p>
+            <w:pPr>
+              <w:pStyle w:val="Compact"/>
+              <w:jc w:val="left"/>
+            </w:pPr>
+            <w:r>
+              <w:t xml:space="preserve">6.09%</w:t>
+            </w:r>
+          </w:p>
+        </w:tc>
+        <w:tc>
+          <w:tcPr/>
+          <w:p>
+            <w:pPr>
+              <w:pStyle w:val="Compact"/>
+              <w:jc w:val="left"/>
+            </w:pPr>
+            <w:r>
+              <w:t xml:space="preserve">6.05%</w:t>
+            </w:r>
+          </w:p>
+        </w:tc>
+        <w:tc>
+          <w:tcPr/>
+          <w:p>
+            <w:pPr>
+              <w:pStyle w:val="Compact"/>
+              <w:jc w:val="left"/>
+            </w:pPr>
+            <w:r>
+              <w:t xml:space="preserve">4.8%</w:t>
+            </w:r>
+          </w:p>
+        </w:tc>
+        <w:tc>
+          <w:tcPr/>
+          <w:p>
+            <w:pPr>
+              <w:pStyle w:val="Compact"/>
+              <w:jc w:val="left"/>
+            </w:pPr>
+            <w:r>
+              <w:t xml:space="preserve">0.349</w:t>
+            </w:r>
+          </w:p>
+        </w:tc>
+        <w:tc>
+          <w:tcPr/>
+          <w:p>
+            <w:pPr>
+              <w:pStyle w:val="Compact"/>
+              <w:jc w:val="left"/>
+            </w:pPr>
+            <w:r>
+              <w:t xml:space="preserve">0.668</w:t>
+            </w:r>
+          </w:p>
+        </w:tc>
+        <w:tc>
+          <w:tcPr/>
+          <w:p>
+            <w:pPr>
+              <w:pStyle w:val="Compact"/>
+              <w:jc w:val="left"/>
+            </w:pPr>
+            <w:r>
+              <w:t xml:space="preserve">0.98</w:t>
+            </w:r>
+          </w:p>
+        </w:tc>
+        <w:tc>
+          <w:tcPr/>
+          <w:p>
+            <w:pPr>
+              <w:pStyle w:val="Compact"/>
+              <w:jc w:val="left"/>
+            </w:pPr>
+            <w:r>
+              <w:t xml:space="preserve">23/25</w:t>
+            </w:r>
+          </w:p>
+        </w:tc>
+      </w:tr>
+      <w:tr>
+        <w:tc>
+          <w:tcPr/>
+          <w:p>
+            <w:pPr>
+              <w:pStyle w:val="Compact"/>
+              <w:jc w:val="left"/>
+            </w:pPr>
+            <w:r>
+              <w:t xml:space="preserve">EIPM</w:t>
+            </w:r>
+          </w:p>
+        </w:tc>
+        <w:tc>
+          <w:tcPr/>
+          <w:p>
+            <w:pPr>
+              <w:pStyle w:val="Compact"/>
+              <w:jc w:val="left"/>
+            </w:pPr>
+            <w:r>
+              <w:t xml:space="preserve">Expansion</w:t>
+            </w:r>
+          </w:p>
+        </w:tc>
+        <w:tc>
+          <w:tcPr/>
+          <w:p>
+            <w:pPr>
+              <w:pStyle w:val="Compact"/>
+              <w:jc w:val="left"/>
+            </w:pPr>
+            <w:r>
+              <w:t xml:space="preserve">25</w:t>
+            </w:r>
+          </w:p>
+        </w:tc>
+        <w:tc>
+          <w:tcPr/>
+          <w:p>
+            <w:pPr>
+              <w:pStyle w:val="Compact"/>
+              <w:jc w:val="left"/>
+            </w:pPr>
+            <w:r>
+              <w:t xml:space="preserve">0.92%</w:t>
+            </w:r>
+          </w:p>
+        </w:tc>
+        <w:tc>
+          <w:tcPr/>
+          <w:p>
+            <w:pPr>
+              <w:pStyle w:val="Compact"/>
+              <w:jc w:val="left"/>
+            </w:pPr>
+            <w:r>
+              <w:t xml:space="preserve">0.86%</w:t>
+            </w:r>
+          </w:p>
+        </w:tc>
+        <w:tc>
+          <w:tcPr/>
+          <w:p>
+            <w:pPr>
+              <w:pStyle w:val="Compact"/>
+              <w:jc w:val="left"/>
+            </w:pPr>
+            <w:r>
+              <w:t xml:space="preserve">17.7%</w:t>
+            </w:r>
+          </w:p>
+        </w:tc>
+        <w:tc>
+          <w:tcPr/>
+          <w:p>
+            <w:pPr>
+              <w:pStyle w:val="Compact"/>
+              <w:jc w:val="left"/>
+            </w:pPr>
+            <w:r>
+              <w:t xml:space="preserve">0.201</w:t>
+            </w:r>
+          </w:p>
+        </w:tc>
+        <w:tc>
+          <w:tcPr/>
+          <w:p>
+            <w:pPr>
+              <w:pStyle w:val="Compact"/>
+              <w:jc w:val="left"/>
+            </w:pPr>
+            <w:r>
+              <w:t xml:space="preserve">0.351</w:t>
+            </w:r>
+          </w:p>
+        </w:tc>
+        <w:tc>
+          <w:tcPr/>
+          <w:p>
+            <w:pPr>
+              <w:pStyle w:val="Compact"/>
+              <w:jc w:val="left"/>
+            </w:pPr>
+            <w:r>
+              <w:t xml:space="preserve">0.89</w:t>
+            </w:r>
+          </w:p>
+        </w:tc>
+        <w:tc>
+          <w:tcPr/>
+          <w:p>
+            <w:pPr>
+              <w:pStyle w:val="Compact"/>
+              <w:jc w:val="left"/>
+            </w:pPr>
+            <w:r>
+              <w:t xml:space="preserve">22/25</w:t>
+            </w:r>
+          </w:p>
+        </w:tc>
+      </w:tr>
+      <w:tr>
+        <w:tc>
+          <w:tcPr/>
+          <w:p>
+            <w:pPr>
+              <w:pStyle w:val="Compact"/>
+            </w:pPr>
+          </w:p>
+        </w:tc>
+        <w:tc>
+          <w:tcPr/>
+          <w:p>
+            <w:pPr>
+              <w:pStyle w:val="Compact"/>
+              <w:jc w:val="left"/>
+            </w:pPr>
+            <w:r>
+              <w:t xml:space="preserve">Ratio</w:t>
+            </w:r>
+          </w:p>
+        </w:tc>
+        <w:tc>
+          <w:tcPr/>
+          <w:p>
+            <w:pPr>
+              <w:pStyle w:val="Compact"/>
+              <w:jc w:val="left"/>
+            </w:pPr>
+            <w:r>
+              <w:t xml:space="preserve">25</w:t>
+            </w:r>
+          </w:p>
+        </w:tc>
+        <w:tc>
+          <w:tcPr/>
+          <w:p>
+            <w:pPr>
+              <w:pStyle w:val="Compact"/>
+              <w:jc w:val="left"/>
+            </w:pPr>
+            <w:r>
+              <w:t xml:space="preserve">0.92%</w:t>
+            </w:r>
+          </w:p>
+        </w:tc>
+        <w:tc>
+          <w:tcPr/>
+          <w:p>
+            <w:pPr>
+              <w:pStyle w:val="Compact"/>
+              <w:jc w:val="left"/>
+            </w:pPr>
+            <w:r>
+              <w:t xml:space="preserve">0.86%</w:t>
+            </w:r>
+          </w:p>
+        </w:tc>
+        <w:tc>
+          <w:tcPr/>
+          <w:p>
+            <w:pPr>
+              <w:pStyle w:val="Compact"/>
+              <w:jc w:val="left"/>
+            </w:pPr>
+            <w:r>
+              <w:t xml:space="preserve">17.6%</w:t>
+            </w:r>
+          </w:p>
+        </w:tc>
+        <w:tc>
+          <w:tcPr/>
+          <w:p>
+            <w:pPr>
+              <w:pStyle w:val="Compact"/>
+              <w:jc w:val="left"/>
+            </w:pPr>
+            <w:r>
+              <w:t xml:space="preserve">0.200</w:t>
+            </w:r>
+          </w:p>
+        </w:tc>
+        <w:tc>
+          <w:tcPr/>
+          <w:p>
+            <w:pPr>
+              <w:pStyle w:val="Compact"/>
+              <w:jc w:val="left"/>
+            </w:pPr>
+            <w:r>
+              <w:t xml:space="preserve">0.351</w:t>
+            </w:r>
+          </w:p>
+        </w:tc>
+        <w:tc>
+          <w:tcPr/>
+          <w:p>
+            <w:pPr>
+              <w:pStyle w:val="Compact"/>
+              <w:jc w:val="left"/>
+            </w:pPr>
+            <w:r>
+              <w:t xml:space="preserve">0.89</w:t>
+            </w:r>
+          </w:p>
+        </w:tc>
+        <w:tc>
+          <w:tcPr/>
+          <w:p>
+            <w:pPr>
+              <w:pStyle w:val="Compact"/>
+              <w:jc w:val="left"/>
+            </w:pPr>
+            <w:r>
+              <w:t xml:space="preserve">22/25</w:t>
+            </w:r>
+          </w:p>
+        </w:tc>
+      </w:tr>
+      <w:tr>
+        <w:tc>
+          <w:tcPr/>
+          <w:p>
+            <w:pPr>
+              <w:pStyle w:val="Compact"/>
+            </w:pPr>
+          </w:p>
+        </w:tc>
+        <w:tc>
+          <w:tcPr/>
+          <w:p>
+            <w:pPr>
+              <w:pStyle w:val="Compact"/>
+              <w:jc w:val="left"/>
+            </w:pPr>
+            <w:r>
+              <w:t xml:space="preserve">Regression</w:t>
+            </w:r>
+          </w:p>
+        </w:tc>
+        <w:tc>
+          <w:tcPr/>
+          <w:p>
+            <w:pPr>
+              <w:pStyle w:val="Compact"/>
+              <w:jc w:val="left"/>
+            </w:pPr>
+            <w:r>
+              <w:t xml:space="preserve">25</w:t>
+            </w:r>
+          </w:p>
+        </w:tc>
+        <w:tc>
+          <w:tcPr/>
+          <w:p>
+            <w:pPr>
+              <w:pStyle w:val="Compact"/>
+              <w:jc w:val="left"/>
+            </w:pPr>
+            <w:r>
+              <w:t xml:space="preserve">0.92%</w:t>
+            </w:r>
+          </w:p>
+        </w:tc>
+        <w:tc>
+          <w:tcPr/>
+          <w:p>
+            <w:pPr>
+              <w:pStyle w:val="Compact"/>
+              <w:jc w:val="left"/>
+            </w:pPr>
+            <w:r>
+              <w:t xml:space="preserve">0.87%</w:t>
+            </w:r>
+          </w:p>
+        </w:tc>
+        <w:tc>
+          <w:tcPr/>
+          <w:p>
+            <w:pPr>
+              <w:pStyle w:val="Compact"/>
+              <w:jc w:val="left"/>
+            </w:pPr>
+            <w:r>
+              <w:t xml:space="preserve">18.1%</w:t>
+            </w:r>
+          </w:p>
+        </w:tc>
+        <w:tc>
+          <w:tcPr/>
+          <w:p>
+            <w:pPr>
+              <w:pStyle w:val="Compact"/>
+              <w:jc w:val="left"/>
+            </w:pPr>
+            <w:r>
+              <w:t xml:space="preserve">0.204</w:t>
+            </w:r>
+          </w:p>
+        </w:tc>
+        <w:tc>
+          <w:tcPr/>
+          <w:p>
+            <w:pPr>
+              <w:pStyle w:val="Compact"/>
+              <w:jc w:val="left"/>
+            </w:pPr>
+            <w:r>
+              <w:t xml:space="preserve">0.350</w:t>
+            </w:r>
+          </w:p>
+        </w:tc>
+        <w:tc>
+          <w:tcPr/>
+          <w:p>
+            <w:pPr>
+              <w:pStyle w:val="Compact"/>
+              <w:jc w:val="left"/>
+            </w:pPr>
+            <w:r>
+              <w:t xml:space="preserve">0.88</w:t>
+            </w:r>
+          </w:p>
+        </w:tc>
+        <w:tc>
+          <w:tcPr/>
+          <w:p>
+            <w:pPr>
+              <w:pStyle w:val="Compact"/>
+              <w:jc w:val="left"/>
+            </w:pPr>
+            <w:r>
+              <w:t xml:space="preserve">23/25</w:t>
+            </w:r>
+          </w:p>
+        </w:tc>
+      </w:tr>
+      <w:tr>
+        <w:tc>
+          <w:tcPr/>
+          <w:p>
+            <w:pPr>
+              <w:pStyle w:val="Compact"/>
+            </w:pPr>
+          </w:p>
+        </w:tc>
+        <w:tc>
+          <w:tcPr/>
+          <w:p>
+            <w:pPr>
+              <w:pStyle w:val="Compact"/>
+              <w:jc w:val="left"/>
+            </w:pPr>
+            <w:r>
+              <w:t xml:space="preserve">Simulation (parametric rates)</w:t>
+            </w:r>
+          </w:p>
+        </w:tc>
+        <w:tc>
+          <w:tcPr/>
+          <w:p>
+            <w:pPr>
+              <w:pStyle w:val="Compact"/>
+              <w:jc w:val="left"/>
+            </w:pPr>
+            <w:r>
+              <w:t xml:space="preserve">25</w:t>
+            </w:r>
+          </w:p>
+        </w:tc>
+        <w:tc>
+          <w:tcPr/>
+          <w:p>
+            <w:pPr>
+              <w:pStyle w:val="Compact"/>
+              <w:jc w:val="left"/>
+            </w:pPr>
+            <w:r>
+              <w:t xml:space="preserve">0.92%</w:t>
+            </w:r>
+          </w:p>
+        </w:tc>
+        <w:tc>
+          <w:tcPr/>
+          <w:p>
+            <w:pPr>
+              <w:pStyle w:val="Compact"/>
+              <w:jc w:val="left"/>
+            </w:pPr>
+            <w:r>
+              <w:t xml:space="preserve">0.86%</w:t>
+            </w:r>
+          </w:p>
+        </w:tc>
+        <w:tc>
+          <w:tcPr/>
+          <w:p>
+            <w:pPr>
+              <w:pStyle w:val="Compact"/>
+              <w:jc w:val="left"/>
+            </w:pPr>
+            <w:r>
+              <w:t xml:space="preserve">16.7%</w:t>
+            </w:r>
+          </w:p>
+        </w:tc>
+        <w:tc>
+          <w:tcPr/>
+          <w:p>
+            <w:pPr>
+              <w:pStyle w:val="Compact"/>
+              <w:jc w:val="left"/>
+            </w:pPr>
+            <w:r>
+              <w:t xml:space="preserve">0.186</w:t>
+            </w:r>
+          </w:p>
+        </w:tc>
+        <w:tc>
+          <w:tcPr/>
+          <w:p>
+            <w:pPr>
+              <w:pStyle w:val="Compact"/>
+              <w:jc w:val="left"/>
+            </w:pPr>
+            <w:r>
+              <w:t xml:space="preserve">0.326</w:t>
+            </w:r>
+          </w:p>
+        </w:tc>
+        <w:tc>
+          <w:tcPr/>
+          <w:p>
+            <w:pPr>
+              <w:pStyle w:val="Compact"/>
+              <w:jc w:val="left"/>
+            </w:pPr>
+            <w:r>
+              <w:t xml:space="preserve">0.89</w:t>
+            </w:r>
+          </w:p>
+        </w:tc>
+        <w:tc>
+          <w:tcPr/>
+          <w:p>
+            <w:pPr>
+              <w:pStyle w:val="Compact"/>
+              <w:jc w:val="left"/>
+            </w:pPr>
+            <w:r>
+              <w:t xml:space="preserve">22/25</w:t>
+            </w:r>
+          </w:p>
+        </w:tc>
+      </w:tr>
+      <w:tr>
+        <w:tc>
+          <w:tcPr/>
+          <w:p>
+            <w:pPr>
+              <w:pStyle w:val="Compact"/>
+              <w:jc w:val="left"/>
+            </w:pPr>
+            <w:r>
+              <w:t xml:space="preserve">CERT</w:t>
+            </w:r>
+          </w:p>
+        </w:tc>
+        <w:tc>
+          <w:tcPr/>
+          <w:p>
+            <w:pPr>
+              <w:pStyle w:val="Compact"/>
+              <w:jc w:val="left"/>
+            </w:pPr>
+            <w:r>
+              <w:t xml:space="preserve">Expansion</w:t>
+            </w:r>
+          </w:p>
+        </w:tc>
+        <w:tc>
+          <w:tcPr/>
+          <w:p>
+            <w:pPr>
+              <w:pStyle w:val="Compact"/>
+              <w:jc w:val="left"/>
+            </w:pPr>
+            <w:r>
+              <w:t xml:space="preserve">25</w:t>
+            </w:r>
+          </w:p>
+        </w:tc>
+        <w:tc>
+          <w:tcPr/>
+          <w:p>
+            <w:pPr>
+              <w:pStyle w:val="Compact"/>
+              <w:jc w:val="left"/>
+            </w:pPr>
+            <w:r>
+              <w:t xml:space="preserve">6.50%</w:t>
+            </w:r>
+          </w:p>
+        </w:tc>
+        <w:tc>
+          <w:tcPr/>
+          <w:p>
+            <w:pPr>
+              <w:pStyle w:val="Compact"/>
+              <w:jc w:val="left"/>
+            </w:pPr>
+            <w:r>
+              <w:t xml:space="preserve">6.55%</w:t>
+            </w:r>
+          </w:p>
+        </w:tc>
+        <w:tc>
+          <w:tcPr/>
+          <w:p>
+            <w:pPr>
+              <w:pStyle w:val="Compact"/>
+              <w:jc w:val="left"/>
+            </w:pPr>
+            <w:r>
+              <w:t xml:space="preserve">2.2%</w:t>
+            </w:r>
+          </w:p>
+        </w:tc>
+        <w:tc>
+          <w:tcPr/>
+          <w:p>
+            <w:pPr>
+              <w:pStyle w:val="Compact"/>
+              <w:jc w:val="left"/>
+            </w:pPr>
+            <w:r>
+              <w:t xml:space="preserve">0.169</w:t>
+            </w:r>
+          </w:p>
+        </w:tc>
+        <w:tc>
+          <w:tcPr/>
+          <w:p>
+            <w:pPr>
+              <w:pStyle w:val="Compact"/>
+              <w:jc w:val="left"/>
+            </w:pPr>
+            <w:r>
+              <w:t xml:space="preserve">0.382</w:t>
+            </w:r>
+          </w:p>
+        </w:tc>
+        <w:tc>
+          <w:tcPr/>
+          <w:p>
+            <w:pPr>
+              <w:pStyle w:val="Compact"/>
+              <w:jc w:val="left"/>
+            </w:pPr>
+            <w:r>
+              <w:t xml:space="preserve">1.16</w:t>
+            </w:r>
+          </w:p>
+        </w:tc>
+        <w:tc>
+          <w:tcPr/>
+          <w:p>
+            <w:pPr>
+              <w:pStyle w:val="Compact"/>
+              <w:jc w:val="left"/>
+            </w:pPr>
+            <w:r>
+              <w:t xml:space="preserve">25/25</w:t>
+            </w:r>
+          </w:p>
+        </w:tc>
+      </w:tr>
+      <w:tr>
+        <w:tc>
+          <w:tcPr/>
+          <w:p>
+            <w:pPr>
+              <w:pStyle w:val="Compact"/>
+            </w:pPr>
+          </w:p>
+        </w:tc>
+        <w:tc>
+          <w:tcPr/>
+          <w:p>
+            <w:pPr>
+              <w:pStyle w:val="Compact"/>
+              <w:jc w:val="left"/>
+            </w:pPr>
+            <w:r>
+              <w:t xml:space="preserve">Ratio</w:t>
+            </w:r>
+          </w:p>
+        </w:tc>
+        <w:tc>
+          <w:tcPr/>
+          <w:p>
+            <w:pPr>
+              <w:pStyle w:val="Compact"/>
+              <w:jc w:val="left"/>
+            </w:pPr>
+            <w:r>
+              <w:t xml:space="preserve">25</w:t>
+            </w:r>
+          </w:p>
+        </w:tc>
+        <w:tc>
+          <w:tcPr/>
+          <w:p>
+            <w:pPr>
+              <w:pStyle w:val="Compact"/>
+              <w:jc w:val="left"/>
+            </w:pPr>
+            <w:r>
+              <w:t xml:space="preserve">6.50%</w:t>
+            </w:r>
+          </w:p>
+        </w:tc>
+        <w:tc>
+          <w:tcPr/>
+          <w:p>
+            <w:pPr>
+              <w:pStyle w:val="Compact"/>
+              <w:jc w:val="left"/>
+            </w:pPr>
+            <w:r>
+              <w:t xml:space="preserve">6.55%</w:t>
+            </w:r>
+          </w:p>
+        </w:tc>
+        <w:tc>
+          <w:tcPr/>
+          <w:p>
+            <w:pPr>
+              <w:pStyle w:val="Compact"/>
+              <w:jc w:val="left"/>
+            </w:pPr>
+            <w:r>
+              <w:t xml:space="preserve">2.3%</w:t>
+            </w:r>
+          </w:p>
+        </w:tc>
+        <w:tc>
+          <w:tcPr/>
+          <w:p>
+            <w:pPr>
+              <w:pStyle w:val="Compact"/>
+              <w:jc w:val="left"/>
+            </w:pPr>
+            <w:r>
+              <w:t xml:space="preserve">0.171</w:t>
+            </w:r>
+          </w:p>
+        </w:tc>
+        <w:tc>
+          <w:tcPr/>
+          <w:p>
+            <w:pPr>
+              <w:pStyle w:val="Compact"/>
+              <w:jc w:val="left"/>
+            </w:pPr>
+            <w:r>
+              <w:t xml:space="preserve">0.376</w:t>
+            </w:r>
+          </w:p>
+        </w:tc>
+        <w:tc>
+          <w:tcPr/>
+          <w:p>
+            <w:pPr>
+              <w:pStyle w:val="Compact"/>
+              <w:jc w:val="left"/>
+            </w:pPr>
+            <w:r>
+              <w:t xml:space="preserve">1.12</w:t>
+            </w:r>
+          </w:p>
+        </w:tc>
+        <w:tc>
+          <w:tcPr/>
+          <w:p>
+            <w:pPr>
+              <w:pStyle w:val="Compact"/>
+              <w:jc w:val="left"/>
+            </w:pPr>
+            <w:r>
+              <w:t xml:space="preserve">24/25</w:t>
+            </w:r>
+          </w:p>
+        </w:tc>
+      </w:tr>
+      <w:tr>
+        <w:tc>
+          <w:tcPr/>
+          <w:p>
+            <w:pPr>
+              <w:pStyle w:val="Compact"/>
+            </w:pPr>
+          </w:p>
+        </w:tc>
+        <w:tc>
+          <w:tcPr/>
+          <w:p>
+            <w:pPr>
+              <w:pStyle w:val="Compact"/>
+              <w:jc w:val="left"/>
+            </w:pPr>
+            <w:r>
+              <w:t xml:space="preserve">Regression</w:t>
+            </w:r>
+          </w:p>
+        </w:tc>
+        <w:tc>
+          <w:tcPr/>
+          <w:p>
+            <w:pPr>
+              <w:pStyle w:val="Compact"/>
+              <w:jc w:val="left"/>
+            </w:pPr>
+            <w:r>
+              <w:t xml:space="preserve">25</w:t>
+            </w:r>
+          </w:p>
+        </w:tc>
+        <w:tc>
+          <w:tcPr/>
+          <w:p>
+            <w:pPr>
+              <w:pStyle w:val="Compact"/>
+              <w:jc w:val="left"/>
+            </w:pPr>
+            <w:r>
+              <w:t xml:space="preserve">6.50%</w:t>
+            </w:r>
+          </w:p>
+        </w:tc>
+        <w:tc>
+          <w:tcPr/>
+          <w:p>
+            <w:pPr>
+              <w:pStyle w:val="Compact"/>
+              <w:jc w:val="left"/>
+            </w:pPr>
+            <w:r>
+              <w:t xml:space="preserve">6.55%</w:t>
+            </w:r>
+          </w:p>
+        </w:tc>
+        <w:tc>
+          <w:tcPr/>
+          <w:p>
+            <w:pPr>
+              <w:pStyle w:val="Compact"/>
+              <w:jc w:val="left"/>
+            </w:pPr>
+            <w:r>
+              <w:t xml:space="preserve">2.3%</w:t>
+            </w:r>
+          </w:p>
+        </w:tc>
+        <w:tc>
+          <w:tcPr/>
+          <w:p>
+            <w:pPr>
+              <w:pStyle w:val="Compact"/>
+              <w:jc w:val="left"/>
+            </w:pPr>
+            <w:r>
+              <w:t xml:space="preserve">0.169</w:t>
+            </w:r>
+          </w:p>
+        </w:tc>
+        <w:tc>
+          <w:tcPr/>
+          <w:p>
+            <w:pPr>
+              <w:pStyle w:val="Compact"/>
+              <w:jc w:val="left"/>
+            </w:pPr>
+            <w:r>
+              <w:t xml:space="preserve">0.374</w:t>
+            </w:r>
+          </w:p>
+        </w:tc>
+        <w:tc>
+          <w:tcPr/>
+          <w:p>
+            <w:pPr>
+              <w:pStyle w:val="Compact"/>
+              <w:jc w:val="left"/>
+            </w:pPr>
+            <w:r>
+              <w:t xml:space="preserve">1.13</w:t>
+            </w:r>
+          </w:p>
+        </w:tc>
+        <w:tc>
+          <w:tcPr/>
+          <w:p>
+            <w:pPr>
+              <w:pStyle w:val="Compact"/>
+              <w:jc w:val="left"/>
+            </w:pPr>
+            <w:r>
+              <w:t xml:space="preserve">24/25</w:t>
+            </w:r>
+          </w:p>
+        </w:tc>
+      </w:tr>
+      <w:tr>
+        <w:tc>
+          <w:tcPr/>
+          <w:p>
+            <w:pPr>
+              <w:pStyle w:val="Compact"/>
+            </w:pPr>
+          </w:p>
+        </w:tc>
+        <w:tc>
+          <w:tcPr/>
+          <w:p>
+            <w:pPr>
+              <w:pStyle w:val="Compact"/>
+              <w:jc w:val="left"/>
+            </w:pPr>
+            <w:r>
+              <w:t xml:space="preserve">Simulation (parametric rates)</w:t>
+            </w:r>
+          </w:p>
+        </w:tc>
+        <w:tc>
+          <w:tcPr/>
+          <w:p>
+            <w:pPr>
+              <w:pStyle w:val="Compact"/>
+              <w:jc w:val="left"/>
+            </w:pPr>
+            <w:r>
+              <w:t xml:space="preserve">25</w:t>
+            </w:r>
+          </w:p>
+        </w:tc>
+        <w:tc>
+          <w:tcPr/>
+          <w:p>
+            <w:pPr>
+              <w:pStyle w:val="Compact"/>
+              <w:jc w:val="left"/>
+            </w:pPr>
+            <w:r>
+              <w:t xml:space="preserve">6.50%</w:t>
+            </w:r>
+          </w:p>
+        </w:tc>
+        <w:tc>
+          <w:tcPr/>
+          <w:p>
+            <w:pPr>
+              <w:pStyle w:val="Compact"/>
+              <w:jc w:val="left"/>
+            </w:pPr>
+            <w:r>
+              <w:t xml:space="preserve">6.56%</w:t>
+            </w:r>
+          </w:p>
+        </w:tc>
+        <w:tc>
+          <w:tcPr/>
+          <w:p>
+            <w:pPr>
+              <w:pStyle w:val="Compact"/>
+              <w:jc w:val="left"/>
+            </w:pPr>
+            <w:r>
+              <w:t xml:space="preserve">2.0%</w:t>
+            </w:r>
+          </w:p>
+        </w:tc>
+        <w:tc>
+          <w:tcPr/>
+          <w:p>
+            <w:pPr>
+              <w:pStyle w:val="Compact"/>
+              <w:jc w:val="left"/>
+            </w:pPr>
+            <w:r>
+              <w:t xml:space="preserve">0.168</w:t>
+            </w:r>
+          </w:p>
+        </w:tc>
+        <w:tc>
+          <w:tcPr/>
+          <w:p>
+            <w:pPr>
+              <w:pStyle w:val="Compact"/>
+              <w:jc w:val="left"/>
+            </w:pPr>
+            <w:r>
+              <w:t xml:space="preserve">0.335</w:t>
+            </w:r>
+          </w:p>
+        </w:tc>
+        <w:tc>
+          <w:tcPr/>
+          <w:p>
+            <w:pPr>
+              <w:pStyle w:val="Compact"/>
+              <w:jc w:val="left"/>
+            </w:pPr>
+            <w:r>
+              <w:t xml:space="preserve">1.02</w:t>
+            </w:r>
+          </w:p>
+        </w:tc>
+        <w:tc>
+          <w:tcPr/>
+          <w:p>
+            <w:pPr>
+              <w:pStyle w:val="Compact"/>
+              <w:jc w:val="left"/>
+            </w:pPr>
+            <w:r>
+              <w:t xml:space="preserve">23/25</w:t>
+            </w:r>
+          </w:p>
+        </w:tc>
+      </w:tr>
+    </w:tbl>
+    <w:p>
+      <w:pPr>
+        <w:pStyle w:val="BodyText"/>
+      </w:pPr>
+      <w:r>
+        <w:rPr>
+          <w:iCs/>
+          <w:i/>
+        </w:rPr>
+        <w:t xml:space="preserve">Donor-kind post-stratification of the bootstrap simulation (</w:t>
+      </w:r>
+      <w:r>
+        <w:rPr>
+          <w:rStyle w:val="VerbatimChar"/>
+          <w:iCs/>
+          <w:i/>
+        </w:rPr>
+        <w:t xml:space="preserve">sim_kind_deciles = 10</w:t>
+      </w:r>
+      <w:r>
+        <w:rPr>
+          <w:iCs/>
+          <w:i/>
+        </w:rPr>
+        <w:t xml:space="preserve">): each non-audited unit receives findings only from audited units of its own design stratum AND its own payment decile within that stratum (10 equal-count quantiles of the payment variable, computed on the population; Part D: submitted gross drug cost per PDE, PERM: the payment, EIPM: annual APTC, CERT: amount paid), so that error incidence can vary with payment size within a stratum. The audit design, strata, allocation and the analytic estimators are unchanged (their rows equal those of the corresponding table above up to Monte Carlo seeding); Part C is omitted because its HCC donor kinds already carry this structure. A kind with no audited unit borrows its parent stratum’s pooled counts, partial sizes and parametric redraw; a kind with audited units but no failure assigns none, as before. Bootstrap simulation run at 500 iterations per audit year.</w:t>
+      </w:r>
+    </w:p>
+    <w:p>
+      <w:pPr>
+        <w:pStyle w:val="BodyText"/>
+      </w:pPr>
+      <w:r>
+        <w:rPr>
+          <w:bCs/>
+          <w:b/>
+        </w:rPr>
+        <w:t xml:space="preserve">Table D5. Simulation donor kinds post-stratified by payment decile, sim_kind_deciles = 10, size_beta = +0.5 populations (25 audit years, gross rate)</w:t>
+      </w:r>
+    </w:p>
+    <w:tbl>
+      <w:tblPr>
+        <w:tblStyle w:val="Table"/>
+        <w:tblW w:type="pct" w:w="5000"/>
+        <w:tblLook w:firstRow="1" w:lastRow="0" w:firstColumn="0" w:lastColumn="0" w:noHBand="0" w:noVBand="0" w:val="0020"/>
+        <w:jc w:val="start"/>
+      </w:tblPr>
+      <w:tblGrid>
+        <w:gridCol w:w="792"/>
+        <w:gridCol w:w="792"/>
+        <w:gridCol w:w="792"/>
+        <w:gridCol w:w="792"/>
+        <w:gridCol w:w="792"/>
+        <w:gridCol w:w="792"/>
+        <w:gridCol w:w="792"/>
+        <w:gridCol w:w="792"/>
+        <w:gridCol w:w="792"/>
+        <w:gridCol w:w="792"/>
+      </w:tblGrid>
+      <w:tr>
+        <w:trPr>
+          <w:tblHeader w:val="true"/>
+        </w:trPr>
+        <w:tc>
+          <w:tcPr/>
+          <w:p>
+            <w:pPr>
+              <w:pStyle w:val="Compact"/>
+              <w:jc w:val="left"/>
+            </w:pPr>
+            <w:r>
+              <w:t xml:space="preserve">Program</w:t>
+            </w:r>
+          </w:p>
+        </w:tc>
+        <w:tc>
+          <w:tcPr/>
+          <w:p>
+            <w:pPr>
+              <w:pStyle w:val="Compact"/>
+              <w:jc w:val="left"/>
+            </w:pPr>
+            <w:r>
+              <w:t xml:space="preserve">Method</w:t>
+            </w:r>
+          </w:p>
+        </w:tc>
+        <w:tc>
+          <w:tcPr/>
+          <w:p>
+            <w:pPr>
+              <w:pStyle w:val="Compact"/>
+              <w:jc w:val="left"/>
+            </w:pPr>
+            <w:r>
+              <w:t xml:space="preserve">Audit years</w:t>
+            </w:r>
+          </w:p>
+        </w:tc>
+        <w:tc>
+          <w:tcPr/>
+          <w:p>
+            <w:pPr>
+              <w:pStyle w:val="Compact"/>
+              <w:jc w:val="left"/>
+            </w:pPr>
+            <w:r>
+              <w:t xml:space="preserve">True rate</w:t>
+            </w:r>
+          </w:p>
+        </w:tc>
+        <w:tc>
+          <w:tcPr/>
+          <w:p>
+            <w:pPr>
+              <w:pStyle w:val="Compact"/>
+              <w:jc w:val="left"/>
+            </w:pPr>
+            <w:r>
+              <w:t xml:space="preserve">Mean estimate</w:t>
+            </w:r>
+          </w:p>
+        </w:tc>
+        <w:tc>
+          <w:tcPr/>
+          <w:p>
+            <w:pPr>
+              <w:pStyle w:val="Compact"/>
+              <w:jc w:val="left"/>
+            </w:pPr>
+            <w:r>
+              <w:t xml:space="preserve">MAE (% of truth)</w:t>
+            </w:r>
+          </w:p>
+        </w:tc>
+        <w:tc>
+          <w:tcPr/>
+          <w:p>
+            <w:pPr>
+              <w:pStyle w:val="Compact"/>
+              <w:jc w:val="left"/>
+            </w:pPr>
+            <w:r>
+              <w:t xml:space="preserve">SD of estimate (pts)</w:t>
+            </w:r>
+          </w:p>
+        </w:tc>
+        <w:tc>
+          <w:tcPr/>
+          <w:p>
+            <w:pPr>
+              <w:pStyle w:val="Compact"/>
+              <w:jc w:val="left"/>
+            </w:pPr>
+            <w:r>
+              <w:t xml:space="preserve">Mean half-width (pts)</w:t>
+            </w:r>
+          </w:p>
+        </w:tc>
+        <w:tc>
+          <w:tcPr/>
+          <w:p>
+            <w:pPr>
+              <w:pStyle w:val="Compact"/>
+              <w:jc w:val="left"/>
+            </w:pPr>
+            <w:r>
+              <w:t xml:space="preserve">Half-width ÷ 1.96·SD</w:t>
+            </w:r>
+          </w:p>
+        </w:tc>
+        <w:tc>
+          <w:tcPr/>
+          <w:p>
+            <w:pPr>
+              <w:pStyle w:val="Compact"/>
+              <w:jc w:val="left"/>
+            </w:pPr>
+            <w:r>
+              <w:t xml:space="preserve">Coverage</w:t>
+            </w:r>
+          </w:p>
+        </w:tc>
+      </w:tr>
+      <w:tr>
+        <w:tc>
+          <w:tcPr/>
+          <w:p>
+            <w:pPr>
+              <w:pStyle w:val="Compact"/>
+              <w:jc w:val="left"/>
+            </w:pPr>
+            <w:r>
+              <w:t xml:space="preserve">Part D</w:t>
+            </w:r>
+          </w:p>
+        </w:tc>
+        <w:tc>
+          <w:tcPr/>
+          <w:p>
+            <w:pPr>
+              <w:pStyle w:val="Compact"/>
+              <w:jc w:val="left"/>
+            </w:pPr>
+            <w:r>
+              <w:t xml:space="preserve">Expansion</w:t>
+            </w:r>
+          </w:p>
+        </w:tc>
+        <w:tc>
+          <w:tcPr/>
+          <w:p>
+            <w:pPr>
+              <w:pStyle w:val="Compact"/>
+              <w:jc w:val="left"/>
+            </w:pPr>
+            <w:r>
+              <w:t xml:space="preserve">25</w:t>
+            </w:r>
+          </w:p>
+        </w:tc>
+        <w:tc>
+          <w:tcPr/>
+          <w:p>
+            <w:pPr>
+              <w:pStyle w:val="Compact"/>
+              <w:jc w:val="left"/>
+            </w:pPr>
+            <w:r>
+              <w:t xml:space="preserve">1.41%</w:t>
+            </w:r>
+          </w:p>
+        </w:tc>
+        <w:tc>
+          <w:tcPr/>
+          <w:p>
+            <w:pPr>
+              <w:pStyle w:val="Compact"/>
+              <w:jc w:val="left"/>
+            </w:pPr>
+            <w:r>
+              <w:t xml:space="preserve">1.04%</w:t>
+            </w:r>
+          </w:p>
+        </w:tc>
+        <w:tc>
+          <w:tcPr/>
+          <w:p>
+            <w:pPr>
+              <w:pStyle w:val="Compact"/>
+              <w:jc w:val="left"/>
+            </w:pPr>
+            <w:r>
+              <w:t xml:space="preserve">37.6%</w:t>
+            </w:r>
+          </w:p>
+        </w:tc>
+        <w:tc>
+          <w:tcPr/>
+          <w:p>
+            <w:pPr>
+              <w:pStyle w:val="Compact"/>
+              <w:jc w:val="left"/>
+            </w:pPr>
+            <w:r>
+              <w:t xml:space="preserve">0.526</w:t>
+            </w:r>
+          </w:p>
+        </w:tc>
+        <w:tc>
+          <w:tcPr/>
+          <w:p>
+            <w:pPr>
+              <w:pStyle w:val="Compact"/>
+              <w:jc w:val="left"/>
+            </w:pPr>
+            <w:r>
+              <w:t xml:space="preserve">0.762</w:t>
+            </w:r>
+          </w:p>
+        </w:tc>
+        <w:tc>
+          <w:tcPr/>
+          <w:p>
+            <w:pPr>
+              <w:pStyle w:val="Compact"/>
+              <w:jc w:val="left"/>
+            </w:pPr>
+            <w:r>
+              <w:t xml:space="preserve">0.74</w:t>
+            </w:r>
+          </w:p>
+        </w:tc>
+        <w:tc>
+          <w:tcPr/>
+          <w:p>
+            <w:pPr>
+              <w:pStyle w:val="Compact"/>
+              <w:jc w:val="left"/>
+            </w:pPr>
+            <w:r>
+              <w:t xml:space="preserve">15/25</w:t>
+            </w:r>
+          </w:p>
+        </w:tc>
+      </w:tr>
+      <w:tr>
+        <w:tc>
+          <w:tcPr/>
+          <w:p>
+            <w:pPr>
+              <w:pStyle w:val="Compact"/>
+            </w:pPr>
+          </w:p>
+        </w:tc>
+        <w:tc>
+          <w:tcPr/>
+          <w:p>
+            <w:pPr>
+              <w:pStyle w:val="Compact"/>
+              <w:jc w:val="left"/>
+            </w:pPr>
+            <w:r>
+              <w:t xml:space="preserve">Ratio</w:t>
+            </w:r>
+          </w:p>
+        </w:tc>
+        <w:tc>
+          <w:tcPr/>
+          <w:p>
+            <w:pPr>
+              <w:pStyle w:val="Compact"/>
+              <w:jc w:val="left"/>
+            </w:pPr>
+            <w:r>
+              <w:t xml:space="preserve">25</w:t>
+            </w:r>
+          </w:p>
+        </w:tc>
+        <w:tc>
+          <w:tcPr/>
+          <w:p>
+            <w:pPr>
+              <w:pStyle w:val="Compact"/>
+              <w:jc w:val="left"/>
+            </w:pPr>
+            <w:r>
+              <w:t xml:space="preserve">1.41%</w:t>
+            </w:r>
+          </w:p>
+        </w:tc>
+        <w:tc>
+          <w:tcPr/>
+          <w:p>
+            <w:pPr>
+              <w:pStyle w:val="Compact"/>
+              <w:jc w:val="left"/>
+            </w:pPr>
+            <w:r>
+              <w:t xml:space="preserve">1.52%</w:t>
+            </w:r>
+          </w:p>
+        </w:tc>
+        <w:tc>
+          <w:tcPr/>
+          <w:p>
+            <w:pPr>
+              <w:pStyle w:val="Compact"/>
+              <w:jc w:val="left"/>
+            </w:pPr>
+            <w:r>
+              <w:t xml:space="preserve">30.4%</w:t>
+            </w:r>
+          </w:p>
+        </w:tc>
+        <w:tc>
+          <w:tcPr/>
+          <w:p>
+            <w:pPr>
+              <w:pStyle w:val="Compact"/>
+              <w:jc w:val="left"/>
+            </w:pPr>
+            <w:r>
+              <w:t xml:space="preserve">0.567</w:t>
+            </w:r>
+          </w:p>
+        </w:tc>
+        <w:tc>
+          <w:tcPr/>
+          <w:p>
+            <w:pPr>
+              <w:pStyle w:val="Compact"/>
+              <w:jc w:val="left"/>
+            </w:pPr>
+            <w:r>
+              <w:t xml:space="preserve">0.846</w:t>
+            </w:r>
+          </w:p>
+        </w:tc>
+        <w:tc>
+          <w:tcPr/>
+          <w:p>
+            <w:pPr>
+              <w:pStyle w:val="Compact"/>
+              <w:jc w:val="left"/>
+            </w:pPr>
+            <w:r>
+              <w:t xml:space="preserve">0.76</w:t>
+            </w:r>
+          </w:p>
+        </w:tc>
+        <w:tc>
+          <w:tcPr/>
+          <w:p>
+            <w:pPr>
+              <w:pStyle w:val="Compact"/>
+              <w:jc w:val="left"/>
+            </w:pPr>
+            <w:r>
+              <w:t xml:space="preserve">22/25</w:t>
+            </w:r>
+          </w:p>
+        </w:tc>
+      </w:tr>
+      <w:tr>
+        <w:tc>
+          <w:tcPr/>
+          <w:p>
+            <w:pPr>
+              <w:pStyle w:val="Compact"/>
+            </w:pPr>
+          </w:p>
+        </w:tc>
+        <w:tc>
+          <w:tcPr/>
+          <w:p>
+            <w:pPr>
+              <w:pStyle w:val="Compact"/>
+              <w:jc w:val="left"/>
+            </w:pPr>
+            <w:r>
+              <w:t xml:space="preserve">Regression</w:t>
+            </w:r>
+          </w:p>
+        </w:tc>
+        <w:tc>
+          <w:tcPr/>
+          <w:p>
+            <w:pPr>
+              <w:pStyle w:val="Compact"/>
+              <w:jc w:val="left"/>
+            </w:pPr>
+            <w:r>
+              <w:t xml:space="preserve">25</w:t>
+            </w:r>
+          </w:p>
+        </w:tc>
+        <w:tc>
+          <w:tcPr/>
+          <w:p>
+            <w:pPr>
+              <w:pStyle w:val="Compact"/>
+              <w:jc w:val="left"/>
+            </w:pPr>
+            <w:r>
+              <w:t xml:space="preserve">1.41%</w:t>
+            </w:r>
+          </w:p>
+        </w:tc>
+        <w:tc>
+          <w:tcPr/>
+          <w:p>
+            <w:pPr>
+              <w:pStyle w:val="Compact"/>
+              <w:jc w:val="left"/>
+            </w:pPr>
+            <w:r>
+              <w:t xml:space="preserve">1.58%</w:t>
+            </w:r>
+          </w:p>
+        </w:tc>
+        <w:tc>
+          <w:tcPr/>
+          <w:p>
+            <w:pPr>
+              <w:pStyle w:val="Compact"/>
+              <w:jc w:val="left"/>
+            </w:pPr>
+            <w:r>
+              <w:t xml:space="preserve">34.2%</w:t>
+            </w:r>
+          </w:p>
+        </w:tc>
+        <w:tc>
+          <w:tcPr/>
+          <w:p>
+            <w:pPr>
+              <w:pStyle w:val="Compact"/>
+              <w:jc w:val="left"/>
+            </w:pPr>
+            <w:r>
+              <w:t xml:space="preserve">0.597</w:t>
+            </w:r>
+          </w:p>
+        </w:tc>
+        <w:tc>
+          <w:tcPr/>
+          <w:p>
+            <w:pPr>
+              <w:pStyle w:val="Compact"/>
+              <w:jc w:val="left"/>
+            </w:pPr>
+            <w:r>
+              <w:t xml:space="preserve">0.667</w:t>
+            </w:r>
+          </w:p>
+        </w:tc>
+        <w:tc>
+          <w:tcPr/>
+          <w:p>
+            <w:pPr>
+              <w:pStyle w:val="Compact"/>
+              <w:jc w:val="left"/>
+            </w:pPr>
+            <w:r>
+              <w:t xml:space="preserve">0.57</w:t>
+            </w:r>
+          </w:p>
+        </w:tc>
+        <w:tc>
+          <w:tcPr/>
+          <w:p>
+            <w:pPr>
+              <w:pStyle w:val="Compact"/>
+              <w:jc w:val="left"/>
+            </w:pPr>
+            <w:r>
+              <w:t xml:space="preserve">18/25</w:t>
+            </w:r>
+          </w:p>
+        </w:tc>
+      </w:tr>
+      <w:tr>
+        <w:tc>
+          <w:tcPr/>
+          <w:p>
+            <w:pPr>
+              <w:pStyle w:val="Compact"/>
+            </w:pPr>
+          </w:p>
+        </w:tc>
+        <w:tc>
+          <w:tcPr/>
+          <w:p>
+            <w:pPr>
+              <w:pStyle w:val="Compact"/>
+              <w:jc w:val="left"/>
+            </w:pPr>
+            <w:r>
+              <w:t xml:space="preserve">PDE expansion (marginal)</w:t>
+            </w:r>
+          </w:p>
+        </w:tc>
+        <w:tc>
+          <w:tcPr/>
+          <w:p>
+            <w:pPr>
+              <w:pStyle w:val="Compact"/>
+              <w:jc w:val="left"/>
+            </w:pPr>
+            <w:r>
+              <w:t xml:space="preserve">25</w:t>
+            </w:r>
+          </w:p>
+        </w:tc>
+        <w:tc>
+          <w:tcPr/>
+          <w:p>
+            <w:pPr>
+              <w:pStyle w:val="Compact"/>
+              <w:jc w:val="left"/>
+            </w:pPr>
+            <w:r>
+              <w:t xml:space="preserve">1.41%</w:t>
+            </w:r>
+          </w:p>
+        </w:tc>
+        <w:tc>
+          <w:tcPr/>
+          <w:p>
+            <w:pPr>
+              <w:pStyle w:val="Compact"/>
+              <w:jc w:val="left"/>
+            </w:pPr>
+            <w:r>
+              <w:t xml:space="preserve">1.18%</w:t>
+            </w:r>
+          </w:p>
+        </w:tc>
+        <w:tc>
+          <w:tcPr/>
+          <w:p>
+            <w:pPr>
+              <w:pStyle w:val="Compact"/>
+              <w:jc w:val="left"/>
+            </w:pPr>
+            <w:r>
+              <w:t xml:space="preserve">45.0%</w:t>
+            </w:r>
+          </w:p>
+        </w:tc>
+        <w:tc>
+          <w:tcPr/>
+          <w:p>
+            <w:pPr>
+              <w:pStyle w:val="Compact"/>
+              <w:jc w:val="left"/>
+            </w:pPr>
+            <w:r>
+              <w:t xml:space="preserve">0.744</w:t>
+            </w:r>
+          </w:p>
+        </w:tc>
+        <w:tc>
+          <w:tcPr/>
+          <w:p>
+            <w:pPr>
+              <w:pStyle w:val="Compact"/>
+              <w:jc w:val="left"/>
+            </w:pPr>
+            <w:r>
+              <w:t xml:space="preserve">1.225</w:t>
+            </w:r>
+          </w:p>
+        </w:tc>
+        <w:tc>
+          <w:tcPr/>
+          <w:p>
+            <w:pPr>
+              <w:pStyle w:val="Compact"/>
+              <w:jc w:val="left"/>
+            </w:pPr>
+            <w:r>
+              <w:t xml:space="preserve">0.84</w:t>
+            </w:r>
+          </w:p>
+        </w:tc>
+        <w:tc>
+          <w:tcPr/>
+          <w:p>
+            <w:pPr>
+              <w:pStyle w:val="Compact"/>
+              <w:jc w:val="left"/>
+            </w:pPr>
+            <w:r>
+              <w:t xml:space="preserve">17/25</w:t>
+            </w:r>
+          </w:p>
+        </w:tc>
+      </w:tr>
+      <w:tr>
+        <w:tc>
+          <w:tcPr/>
+          <w:p>
+            <w:pPr>
+              <w:pStyle w:val="Compact"/>
+            </w:pPr>
+          </w:p>
+        </w:tc>
+        <w:tc>
+          <w:tcPr/>
+          <w:p>
+            <w:pPr>
+              <w:pStyle w:val="Compact"/>
+              <w:jc w:val="left"/>
+            </w:pPr>
+            <w:r>
+              <w:t xml:space="preserve">PDE ratio (marginal)</w:t>
+            </w:r>
+          </w:p>
+        </w:tc>
+        <w:tc>
+          <w:tcPr/>
+          <w:p>
+            <w:pPr>
+              <w:pStyle w:val="Compact"/>
+              <w:jc w:val="left"/>
+            </w:pPr>
+            <w:r>
+              <w:t xml:space="preserve">25</w:t>
+            </w:r>
+          </w:p>
+        </w:tc>
+        <w:tc>
+          <w:tcPr/>
+          <w:p>
+            <w:pPr>
+              <w:pStyle w:val="Compact"/>
+              <w:jc w:val="left"/>
+            </w:pPr>
+            <w:r>
+              <w:t xml:space="preserve">1.41%</w:t>
+            </w:r>
+          </w:p>
+        </w:tc>
+        <w:tc>
+          <w:tcPr/>
+          <w:p>
+            <w:pPr>
+              <w:pStyle w:val="Compact"/>
+              <w:jc w:val="left"/>
+            </w:pPr>
+            <w:r>
+              <w:t xml:space="preserve">1.20%</w:t>
+            </w:r>
+          </w:p>
+        </w:tc>
+        <w:tc>
+          <w:tcPr/>
+          <w:p>
+            <w:pPr>
+              <w:pStyle w:val="Compact"/>
+              <w:jc w:val="left"/>
+            </w:pPr>
+            <w:r>
+              <w:t xml:space="preserve">45.3%</w:t>
+            </w:r>
+          </w:p>
+        </w:tc>
+        <w:tc>
+          <w:tcPr/>
+          <w:p>
+            <w:pPr>
+              <w:pStyle w:val="Compact"/>
+              <w:jc w:val="left"/>
+            </w:pPr>
+            <w:r>
+              <w:t xml:space="preserve">0.761</w:t>
+            </w:r>
+          </w:p>
+        </w:tc>
+        <w:tc>
+          <w:tcPr/>
+          <w:p>
+            <w:pPr>
+              <w:pStyle w:val="Compact"/>
+              <w:jc w:val="left"/>
+            </w:pPr>
+            <w:r>
+              <w:t xml:space="preserve">1.220</w:t>
+            </w:r>
+          </w:p>
+        </w:tc>
+        <w:tc>
+          <w:tcPr/>
+          <w:p>
+            <w:pPr>
+              <w:pStyle w:val="Compact"/>
+              <w:jc w:val="left"/>
+            </w:pPr>
+            <w:r>
+              <w:t xml:space="preserve">0.82</w:t>
+            </w:r>
+          </w:p>
+        </w:tc>
+        <w:tc>
+          <w:tcPr/>
+          <w:p>
+            <w:pPr>
+              <w:pStyle w:val="Compact"/>
+              <w:jc w:val="left"/>
+            </w:pPr>
+            <w:r>
+              <w:t xml:space="preserve">17/25</w:t>
+            </w:r>
+          </w:p>
+        </w:tc>
+      </w:tr>
+      <w:tr>
+        <w:tc>
+          <w:tcPr/>
+          <w:p>
+            <w:pPr>
+              <w:pStyle w:val="Compact"/>
+            </w:pPr>
+          </w:p>
+        </w:tc>
+        <w:tc>
+          <w:tcPr/>
+          <w:p>
+            <w:pPr>
+              <w:pStyle w:val="Compact"/>
+              <w:jc w:val="left"/>
+            </w:pPr>
+            <w:r>
+              <w:t xml:space="preserve">Simulation (parametric rates)</w:t>
+            </w:r>
+          </w:p>
+        </w:tc>
+        <w:tc>
+          <w:tcPr/>
+          <w:p>
+            <w:pPr>
+              <w:pStyle w:val="Compact"/>
+              <w:jc w:val="left"/>
+            </w:pPr>
+            <w:r>
+              <w:t xml:space="preserve">25</w:t>
+            </w:r>
+          </w:p>
+        </w:tc>
+        <w:tc>
+          <w:tcPr/>
+          <w:p>
+            <w:pPr>
+              <w:pStyle w:val="Compact"/>
+              <w:jc w:val="left"/>
+            </w:pPr>
+            <w:r>
+              <w:t xml:space="preserve">1.41%</w:t>
+            </w:r>
+          </w:p>
+        </w:tc>
+        <w:tc>
+          <w:tcPr/>
+          <w:p>
+            <w:pPr>
+              <w:pStyle w:val="Compact"/>
+              <w:jc w:val="left"/>
+            </w:pPr>
+            <w:r>
+              <w:t xml:space="preserve">0.87%</w:t>
+            </w:r>
+          </w:p>
+        </w:tc>
+        <w:tc>
+          <w:tcPr/>
+          <w:p>
+            <w:pPr>
+              <w:pStyle w:val="Compact"/>
+              <w:jc w:val="left"/>
+            </w:pPr>
+            <w:r>
+              <w:t xml:space="preserve">38.3%</w:t>
+            </w:r>
+          </w:p>
+        </w:tc>
+        <w:tc>
+          <w:tcPr/>
+          <w:p>
+            <w:pPr>
+              <w:pStyle w:val="Compact"/>
+              <w:jc w:val="left"/>
+            </w:pPr>
+            <w:r>
+              <w:t xml:space="preserve">0.235</w:t>
+            </w:r>
+          </w:p>
+        </w:tc>
+        <w:tc>
+          <w:tcPr/>
+          <w:p>
+            <w:pPr>
+              <w:pStyle w:val="Compact"/>
+              <w:jc w:val="left"/>
+            </w:pPr>
+            <w:r>
+              <w:t xml:space="preserve">0.459</w:t>
+            </w:r>
+          </w:p>
+        </w:tc>
+        <w:tc>
+          <w:tcPr/>
+          <w:p>
+            <w:pPr>
+              <w:pStyle w:val="Compact"/>
+              <w:jc w:val="left"/>
+            </w:pPr>
+            <w:r>
+              <w:t xml:space="preserve">1.00</w:t>
+            </w:r>
+          </w:p>
+        </w:tc>
+        <w:tc>
+          <w:tcPr/>
+          <w:p>
+            <w:pPr>
+              <w:pStyle w:val="Compact"/>
+              <w:jc w:val="left"/>
+            </w:pPr>
+            <w:r>
+              <w:t xml:space="preserve">15/25</w:t>
+            </w:r>
+          </w:p>
+        </w:tc>
+      </w:tr>
+      <w:tr>
+        <w:tc>
+          <w:tcPr/>
+          <w:p>
+            <w:pPr>
+              <w:pStyle w:val="Compact"/>
+              <w:jc w:val="left"/>
+            </w:pPr>
+            <w:r>
+              <w:t xml:space="preserve">PERM</w:t>
+            </w:r>
+          </w:p>
+        </w:tc>
+        <w:tc>
+          <w:tcPr/>
+          <w:p>
+            <w:pPr>
+              <w:pStyle w:val="Compact"/>
+              <w:jc w:val="left"/>
+            </w:pPr>
+            <w:r>
+              <w:t xml:space="preserve">Expansion</w:t>
+            </w:r>
+          </w:p>
+        </w:tc>
+        <w:tc>
+          <w:tcPr/>
+          <w:p>
+            <w:pPr>
+              <w:pStyle w:val="Compact"/>
+              <w:jc w:val="left"/>
+            </w:pPr>
+            <w:r>
+              <w:t xml:space="preserve">25</w:t>
+            </w:r>
+          </w:p>
+        </w:tc>
+        <w:tc>
+          <w:tcPr/>
+          <w:p>
+            <w:pPr>
+              <w:pStyle w:val="Compact"/>
+              <w:jc w:val="left"/>
+            </w:pPr>
+            <w:r>
+              <w:t xml:space="preserve">6.10%</w:t>
+            </w:r>
+          </w:p>
+        </w:tc>
+        <w:tc>
+          <w:tcPr/>
+          <w:p>
+            <w:pPr>
+              <w:pStyle w:val="Compact"/>
+              <w:jc w:val="left"/>
+            </w:pPr>
+            <w:r>
+              <w:t xml:space="preserve">6.18%</w:t>
+            </w:r>
+          </w:p>
+        </w:tc>
+        <w:tc>
+          <w:tcPr/>
+          <w:p>
+            <w:pPr>
+              <w:pStyle w:val="Compact"/>
+              <w:jc w:val="left"/>
+            </w:pPr>
+            <w:r>
+              <w:t xml:space="preserve">6.4%</w:t>
+            </w:r>
+          </w:p>
+        </w:tc>
+        <w:tc>
+          <w:tcPr/>
+          <w:p>
+            <w:pPr>
+              <w:pStyle w:val="Compact"/>
+              <w:jc w:val="left"/>
+            </w:pPr>
+            <w:r>
+              <w:t xml:space="preserve">0.511</w:t>
+            </w:r>
+          </w:p>
+        </w:tc>
+        <w:tc>
+          <w:tcPr/>
+          <w:p>
+            <w:pPr>
+              <w:pStyle w:val="Compact"/>
+              <w:jc w:val="left"/>
+            </w:pPr>
+            <w:r>
+              <w:t xml:space="preserve">1.045</w:t>
+            </w:r>
+          </w:p>
+        </w:tc>
+        <w:tc>
+          <w:tcPr/>
+          <w:p>
+            <w:pPr>
+              <w:pStyle w:val="Compact"/>
+              <w:jc w:val="left"/>
+            </w:pPr>
+            <w:r>
+              <w:t xml:space="preserve">1.04</w:t>
+            </w:r>
+          </w:p>
+        </w:tc>
+        <w:tc>
+          <w:tcPr/>
+          <w:p>
+            <w:pPr>
+              <w:pStyle w:val="Compact"/>
+              <w:jc w:val="left"/>
+            </w:pPr>
+            <w:r>
+              <w:t xml:space="preserve">25/25</w:t>
+            </w:r>
+          </w:p>
+        </w:tc>
+      </w:tr>
+      <w:tr>
+        <w:tc>
+          <w:tcPr/>
+          <w:p>
+            <w:pPr>
+              <w:pStyle w:val="Compact"/>
+            </w:pPr>
+          </w:p>
+        </w:tc>
+        <w:tc>
+          <w:tcPr/>
+          <w:p>
+            <w:pPr>
+              <w:pStyle w:val="Compact"/>
+              <w:jc w:val="left"/>
+            </w:pPr>
+            <w:r>
+              <w:t xml:space="preserve">Ratio</w:t>
+            </w:r>
+          </w:p>
+        </w:tc>
+        <w:tc>
+          <w:tcPr/>
+          <w:p>
+            <w:pPr>
+              <w:pStyle w:val="Compact"/>
+              <w:jc w:val="left"/>
+            </w:pPr>
+            <w:r>
+              <w:t xml:space="preserve">25</w:t>
+            </w:r>
+          </w:p>
+        </w:tc>
+        <w:tc>
+          <w:tcPr/>
+          <w:p>
+            <w:pPr>
+              <w:pStyle w:val="Compact"/>
+              <w:jc w:val="left"/>
+            </w:pPr>
+            <w:r>
+              <w:t xml:space="preserve">6.10%</w:t>
+            </w:r>
+          </w:p>
+        </w:tc>
+        <w:tc>
+          <w:tcPr/>
+          <w:p>
+            <w:pPr>
+              <w:pStyle w:val="Compact"/>
+              <w:jc w:val="left"/>
+            </w:pPr>
+            <w:r>
+              <w:t xml:space="preserve">6.18%</w:t>
+            </w:r>
+          </w:p>
+        </w:tc>
+        <w:tc>
+          <w:tcPr/>
+          <w:p>
+            <w:pPr>
+              <w:pStyle w:val="Compact"/>
+              <w:jc w:val="left"/>
+            </w:pPr>
+            <w:r>
+              <w:t xml:space="preserve">6.3%</w:t>
+            </w:r>
+          </w:p>
+        </w:tc>
+        <w:tc>
+          <w:tcPr/>
+          <w:p>
+            <w:pPr>
+              <w:pStyle w:val="Compact"/>
+              <w:jc w:val="left"/>
+            </w:pPr>
+            <w:r>
+              <w:t xml:space="preserve">0.507</w:t>
+            </w:r>
+          </w:p>
+        </w:tc>
+        <w:tc>
+          <w:tcPr/>
+          <w:p>
+            <w:pPr>
+              <w:pStyle w:val="Compact"/>
+              <w:jc w:val="left"/>
+            </w:pPr>
+            <w:r>
+              <w:t xml:space="preserve">1.005</w:t>
+            </w:r>
+          </w:p>
+        </w:tc>
+        <w:tc>
+          <w:tcPr/>
+          <w:p>
+            <w:pPr>
+              <w:pStyle w:val="Compact"/>
+              <w:jc w:val="left"/>
+            </w:pPr>
+            <w:r>
+              <w:t xml:space="preserve">1.01</w:t>
+            </w:r>
+          </w:p>
+        </w:tc>
+        <w:tc>
+          <w:tcPr/>
+          <w:p>
+            <w:pPr>
+              <w:pStyle w:val="Compact"/>
+              <w:jc w:val="left"/>
+            </w:pPr>
+            <w:r>
+              <w:t xml:space="preserve">25/25</w:t>
+            </w:r>
+          </w:p>
+        </w:tc>
+      </w:tr>
+      <w:tr>
+        <w:tc>
+          <w:tcPr/>
+          <w:p>
+            <w:pPr>
+              <w:pStyle w:val="Compact"/>
+            </w:pPr>
+          </w:p>
+        </w:tc>
+        <w:tc>
+          <w:tcPr/>
+          <w:p>
+            <w:pPr>
+              <w:pStyle w:val="Compact"/>
+              <w:jc w:val="left"/>
+            </w:pPr>
+            <w:r>
+              <w:t xml:space="preserve">Regression</w:t>
+            </w:r>
+          </w:p>
+        </w:tc>
+        <w:tc>
+          <w:tcPr/>
+          <w:p>
+            <w:pPr>
+              <w:pStyle w:val="Compact"/>
+              <w:jc w:val="left"/>
+            </w:pPr>
+            <w:r>
+              <w:t xml:space="preserve">25</w:t>
+            </w:r>
+          </w:p>
+        </w:tc>
+        <w:tc>
+          <w:tcPr/>
+          <w:p>
+            <w:pPr>
+              <w:pStyle w:val="Compact"/>
+              <w:jc w:val="left"/>
+            </w:pPr>
+            <w:r>
+              <w:t xml:space="preserve">6.10%</w:t>
+            </w:r>
+          </w:p>
+        </w:tc>
+        <w:tc>
+          <w:tcPr/>
+          <w:p>
+            <w:pPr>
+              <w:pStyle w:val="Compact"/>
+              <w:jc w:val="left"/>
+            </w:pPr>
+            <w:r>
+              <w:t xml:space="preserve">6.16%</w:t>
+            </w:r>
+          </w:p>
+        </w:tc>
+        <w:tc>
+          <w:tcPr/>
+          <w:p>
+            <w:pPr>
+              <w:pStyle w:val="Compact"/>
+              <w:jc w:val="left"/>
+            </w:pPr>
+            <w:r>
+              <w:t xml:space="preserve">6.4%</w:t>
+            </w:r>
+          </w:p>
+        </w:tc>
+        <w:tc>
+          <w:tcPr/>
+          <w:p>
+            <w:pPr>
+              <w:pStyle w:val="Compact"/>
+              <w:jc w:val="left"/>
+            </w:pPr>
+            <w:r>
+              <w:t xml:space="preserve">0.516</w:t>
+            </w:r>
+          </w:p>
+        </w:tc>
+        <w:tc>
+          <w:tcPr/>
+          <w:p>
+            <w:pPr>
+              <w:pStyle w:val="Compact"/>
+              <w:jc w:val="left"/>
+            </w:pPr>
+            <w:r>
+              <w:t xml:space="preserve">0.906</w:t>
+            </w:r>
+          </w:p>
+        </w:tc>
+        <w:tc>
+          <w:tcPr/>
+          <w:p>
+            <w:pPr>
+              <w:pStyle w:val="Compact"/>
+              <w:jc w:val="left"/>
+            </w:pPr>
+            <w:r>
+              <w:t xml:space="preserve">0.90</w:t>
+            </w:r>
+          </w:p>
+        </w:tc>
+        <w:tc>
+          <w:tcPr/>
+          <w:p>
+            <w:pPr>
+              <w:pStyle w:val="Compact"/>
+              <w:jc w:val="left"/>
+            </w:pPr>
+            <w:r>
+              <w:t xml:space="preserve">23/25</w:t>
+            </w:r>
+          </w:p>
+        </w:tc>
+      </w:tr>
+      <w:tr>
+        <w:tc>
+          <w:tcPr/>
+          <w:p>
+            <w:pPr>
+              <w:pStyle w:val="Compact"/>
+            </w:pPr>
+          </w:p>
+        </w:tc>
+        <w:tc>
+          <w:tcPr/>
+          <w:p>
+            <w:pPr>
+              <w:pStyle w:val="Compact"/>
+              <w:jc w:val="left"/>
+            </w:pPr>
+            <w:r>
+              <w:t xml:space="preserve">Simulation (parametric rates)</w:t>
+            </w:r>
+          </w:p>
+        </w:tc>
+        <w:tc>
+          <w:tcPr/>
+          <w:p>
+            <w:pPr>
+              <w:pStyle w:val="Compact"/>
+              <w:jc w:val="left"/>
+            </w:pPr>
+            <w:r>
+              <w:t xml:space="preserve">25</w:t>
+            </w:r>
+          </w:p>
+        </w:tc>
+        <w:tc>
+          <w:tcPr/>
+          <w:p>
+            <w:pPr>
+              <w:pStyle w:val="Compact"/>
+              <w:jc w:val="left"/>
+            </w:pPr>
+            <w:r>
+              <w:t xml:space="preserve">6.10%</w:t>
+            </w:r>
+          </w:p>
+        </w:tc>
+        <w:tc>
+          <w:tcPr/>
+          <w:p>
+            <w:pPr>
+              <w:pStyle w:val="Compact"/>
+              <w:jc w:val="left"/>
+            </w:pPr>
+            <w:r>
+              <w:t xml:space="preserve">5.88%</w:t>
+            </w:r>
+          </w:p>
+        </w:tc>
+        <w:tc>
+          <w:tcPr/>
+          <w:p>
+            <w:pPr>
+              <w:pStyle w:val="Compact"/>
+              <w:jc w:val="left"/>
+            </w:pPr>
+            <w:r>
+              <w:t xml:space="preserve">5.9%</w:t>
+            </w:r>
+          </w:p>
+        </w:tc>
+        <w:tc>
+          <w:tcPr/>
+          <w:p>
+            <w:pPr>
+              <w:pStyle w:val="Compact"/>
+              <w:jc w:val="left"/>
+            </w:pPr>
+            <w:r>
+              <w:t xml:space="preserve">0.394</w:t>
+            </w:r>
+          </w:p>
+        </w:tc>
+        <w:tc>
+          <w:tcPr/>
+          <w:p>
+            <w:pPr>
+              <w:pStyle w:val="Compact"/>
+              <w:jc w:val="left"/>
+            </w:pPr>
+            <w:r>
+              <w:t xml:space="preserve">0.691</w:t>
+            </w:r>
+          </w:p>
+        </w:tc>
+        <w:tc>
+          <w:tcPr/>
+          <w:p>
+            <w:pPr>
+              <w:pStyle w:val="Compact"/>
+              <w:jc w:val="left"/>
+            </w:pPr>
+            <w:r>
+              <w:t xml:space="preserve">0.90</w:t>
+            </w:r>
+          </w:p>
+        </w:tc>
+        <w:tc>
+          <w:tcPr/>
+          <w:p>
+            <w:pPr>
+              <w:pStyle w:val="Compact"/>
+              <w:jc w:val="left"/>
+            </w:pPr>
+            <w:r>
+              <w:t xml:space="preserve">22/25</w:t>
+            </w:r>
+          </w:p>
+        </w:tc>
+      </w:tr>
+      <w:tr>
+        <w:tc>
+          <w:tcPr/>
+          <w:p>
+            <w:pPr>
+              <w:pStyle w:val="Compact"/>
+              <w:jc w:val="left"/>
+            </w:pPr>
+            <w:r>
+              <w:t xml:space="preserve">EIPM</w:t>
+            </w:r>
+          </w:p>
+        </w:tc>
+        <w:tc>
+          <w:tcPr/>
+          <w:p>
+            <w:pPr>
+              <w:pStyle w:val="Compact"/>
+              <w:jc w:val="left"/>
+            </w:pPr>
+            <w:r>
+              <w:t xml:space="preserve">Expansion</w:t>
+            </w:r>
+          </w:p>
+        </w:tc>
+        <w:tc>
+          <w:tcPr/>
+          <w:p>
+            <w:pPr>
+              <w:pStyle w:val="Compact"/>
+              <w:jc w:val="left"/>
+            </w:pPr>
+            <w:r>
+              <w:t xml:space="preserve">25</w:t>
+            </w:r>
+          </w:p>
+        </w:tc>
+        <w:tc>
+          <w:tcPr/>
+          <w:p>
+            <w:pPr>
+              <w:pStyle w:val="Compact"/>
+              <w:jc w:val="left"/>
+            </w:pPr>
+            <w:r>
+              <w:t xml:space="preserve">0.93%</w:t>
+            </w:r>
+          </w:p>
+        </w:tc>
+        <w:tc>
+          <w:tcPr/>
+          <w:p>
+            <w:pPr>
+              <w:pStyle w:val="Compact"/>
+              <w:jc w:val="left"/>
+            </w:pPr>
+            <w:r>
+              <w:t xml:space="preserve">0.87%</w:t>
+            </w:r>
+          </w:p>
+        </w:tc>
+        <w:tc>
+          <w:tcPr/>
+          <w:p>
+            <w:pPr>
+              <w:pStyle w:val="Compact"/>
+              <w:jc w:val="left"/>
+            </w:pPr>
+            <w:r>
+              <w:t xml:space="preserve">17.6%</w:t>
+            </w:r>
+          </w:p>
+        </w:tc>
+        <w:tc>
+          <w:tcPr/>
+          <w:p>
+            <w:pPr>
+              <w:pStyle w:val="Compact"/>
+              <w:jc w:val="left"/>
+            </w:pPr>
+            <w:r>
+              <w:t xml:space="preserve">0.190</w:t>
+            </w:r>
+          </w:p>
+        </w:tc>
+        <w:tc>
+          <w:tcPr/>
+          <w:p>
+            <w:pPr>
+              <w:pStyle w:val="Compact"/>
+              <w:jc w:val="left"/>
+            </w:pPr>
+            <w:r>
+              <w:t xml:space="preserve">0.351</w:t>
+            </w:r>
+          </w:p>
+        </w:tc>
+        <w:tc>
+          <w:tcPr/>
+          <w:p>
+            <w:pPr>
+              <w:pStyle w:val="Compact"/>
+              <w:jc w:val="left"/>
+            </w:pPr>
+            <w:r>
+              <w:t xml:space="preserve">0.94</w:t>
+            </w:r>
+          </w:p>
+        </w:tc>
+        <w:tc>
+          <w:tcPr/>
+          <w:p>
+            <w:pPr>
+              <w:pStyle w:val="Compact"/>
+              <w:jc w:val="left"/>
+            </w:pPr>
+            <w:r>
+              <w:t xml:space="preserve">23/25</w:t>
+            </w:r>
+          </w:p>
+        </w:tc>
+      </w:tr>
+      <w:tr>
+        <w:tc>
+          <w:tcPr/>
+          <w:p>
+            <w:pPr>
+              <w:pStyle w:val="Compact"/>
+            </w:pPr>
+          </w:p>
+        </w:tc>
+        <w:tc>
+          <w:tcPr/>
+          <w:p>
+            <w:pPr>
+              <w:pStyle w:val="Compact"/>
+              <w:jc w:val="left"/>
+            </w:pPr>
+            <w:r>
+              <w:t xml:space="preserve">Ratio</w:t>
+            </w:r>
+          </w:p>
+        </w:tc>
+        <w:tc>
+          <w:tcPr/>
+          <w:p>
+            <w:pPr>
+              <w:pStyle w:val="Compact"/>
+              <w:jc w:val="left"/>
+            </w:pPr>
+            <w:r>
+              <w:t xml:space="preserve">25</w:t>
+            </w:r>
+          </w:p>
+        </w:tc>
+        <w:tc>
+          <w:tcPr/>
+          <w:p>
+            <w:pPr>
+              <w:pStyle w:val="Compact"/>
+              <w:jc w:val="left"/>
+            </w:pPr>
+            <w:r>
+              <w:t xml:space="preserve">0.93%</w:t>
+            </w:r>
+          </w:p>
+        </w:tc>
+        <w:tc>
+          <w:tcPr/>
+          <w:p>
+            <w:pPr>
+              <w:pStyle w:val="Compact"/>
+              <w:jc w:val="left"/>
+            </w:pPr>
+            <w:r>
+              <w:t xml:space="preserve">0.87%</w:t>
+            </w:r>
+          </w:p>
+        </w:tc>
+        <w:tc>
+          <w:tcPr/>
+          <w:p>
+            <w:pPr>
+              <w:pStyle w:val="Compact"/>
+              <w:jc w:val="left"/>
+            </w:pPr>
+            <w:r>
+              <w:t xml:space="preserve">17.6%</w:t>
+            </w:r>
+          </w:p>
+        </w:tc>
+        <w:tc>
+          <w:tcPr/>
+          <w:p>
+            <w:pPr>
+              <w:pStyle w:val="Compact"/>
+              <w:jc w:val="left"/>
+            </w:pPr>
+            <w:r>
+              <w:t xml:space="preserve">0.190</w:t>
+            </w:r>
+          </w:p>
+        </w:tc>
+        <w:tc>
+          <w:tcPr/>
+          <w:p>
+            <w:pPr>
+              <w:pStyle w:val="Compact"/>
+              <w:jc w:val="left"/>
+            </w:pPr>
+            <w:r>
+              <w:t xml:space="preserve">0.350</w:t>
+            </w:r>
+          </w:p>
+        </w:tc>
+        <w:tc>
+          <w:tcPr/>
+          <w:p>
+            <w:pPr>
+              <w:pStyle w:val="Compact"/>
+              <w:jc w:val="left"/>
+            </w:pPr>
+            <w:r>
+              <w:t xml:space="preserve">0.94</w:t>
+            </w:r>
+          </w:p>
+        </w:tc>
+        <w:tc>
+          <w:tcPr/>
+          <w:p>
+            <w:pPr>
+              <w:pStyle w:val="Compact"/>
+              <w:jc w:val="left"/>
+            </w:pPr>
+            <w:r>
+              <w:t xml:space="preserve">23/25</w:t>
+            </w:r>
+          </w:p>
+        </w:tc>
+      </w:tr>
+      <w:tr>
+        <w:tc>
+          <w:tcPr/>
+          <w:p>
+            <w:pPr>
+              <w:pStyle w:val="Compact"/>
+            </w:pPr>
+          </w:p>
+        </w:tc>
+        <w:tc>
+          <w:tcPr/>
+          <w:p>
+            <w:pPr>
+              <w:pStyle w:val="Compact"/>
+              <w:jc w:val="left"/>
+            </w:pPr>
+            <w:r>
+              <w:t xml:space="preserve">Regression</w:t>
+            </w:r>
+          </w:p>
+        </w:tc>
+        <w:tc>
+          <w:tcPr/>
+          <w:p>
+            <w:pPr>
+              <w:pStyle w:val="Compact"/>
+              <w:jc w:val="left"/>
+            </w:pPr>
+            <w:r>
+              <w:t xml:space="preserve">25</w:t>
+            </w:r>
+          </w:p>
+        </w:tc>
+        <w:tc>
+          <w:tcPr/>
+          <w:p>
+            <w:pPr>
+              <w:pStyle w:val="Compact"/>
+              <w:jc w:val="left"/>
+            </w:pPr>
+            <w:r>
+              <w:t xml:space="preserve">0.93%</w:t>
+            </w:r>
+          </w:p>
+        </w:tc>
+        <w:tc>
+          <w:tcPr/>
+          <w:p>
+            <w:pPr>
+              <w:pStyle w:val="Compact"/>
+              <w:jc w:val="left"/>
+            </w:pPr>
+            <w:r>
+              <w:t xml:space="preserve">0.87%</w:t>
+            </w:r>
+          </w:p>
+        </w:tc>
+        <w:tc>
+          <w:tcPr/>
+          <w:p>
+            <w:pPr>
+              <w:pStyle w:val="Compact"/>
+              <w:jc w:val="left"/>
+            </w:pPr>
+            <w:r>
+              <w:t xml:space="preserve">17.6%</w:t>
+            </w:r>
+          </w:p>
+        </w:tc>
+        <w:tc>
+          <w:tcPr/>
+          <w:p>
+            <w:pPr>
+              <w:pStyle w:val="Compact"/>
+              <w:jc w:val="left"/>
+            </w:pPr>
+            <w:r>
+              <w:t xml:space="preserve">0.190</w:t>
+            </w:r>
+          </w:p>
+        </w:tc>
+        <w:tc>
+          <w:tcPr/>
+          <w:p>
+            <w:pPr>
+              <w:pStyle w:val="Compact"/>
+              <w:jc w:val="left"/>
+            </w:pPr>
+            <w:r>
+              <w:t xml:space="preserve">0.350</w:t>
+            </w:r>
+          </w:p>
+        </w:tc>
+        <w:tc>
+          <w:tcPr/>
+          <w:p>
+            <w:pPr>
+              <w:pStyle w:val="Compact"/>
+              <w:jc w:val="left"/>
+            </w:pPr>
+            <w:r>
+              <w:t xml:space="preserve">0.94</w:t>
+            </w:r>
+          </w:p>
+        </w:tc>
+        <w:tc>
+          <w:tcPr/>
+          <w:p>
+            <w:pPr>
+              <w:pStyle w:val="Compact"/>
+              <w:jc w:val="left"/>
+            </w:pPr>
+            <w:r>
+              <w:t xml:space="preserve">23/25</w:t>
+            </w:r>
+          </w:p>
+        </w:tc>
+      </w:tr>
+      <w:tr>
+        <w:tc>
+          <w:tcPr/>
+          <w:p>
+            <w:pPr>
+              <w:pStyle w:val="Compact"/>
+            </w:pPr>
+          </w:p>
+        </w:tc>
+        <w:tc>
+          <w:tcPr/>
+          <w:p>
+            <w:pPr>
+              <w:pStyle w:val="Compact"/>
+              <w:jc w:val="left"/>
+            </w:pPr>
+            <w:r>
+              <w:t xml:space="preserve">Simulation (parametric rates)</w:t>
+            </w:r>
+          </w:p>
+        </w:tc>
+        <w:tc>
+          <w:tcPr/>
+          <w:p>
+            <w:pPr>
+              <w:pStyle w:val="Compact"/>
+              <w:jc w:val="left"/>
+            </w:pPr>
+            <w:r>
+              <w:t xml:space="preserve">25</w:t>
+            </w:r>
+          </w:p>
+        </w:tc>
+        <w:tc>
+          <w:tcPr/>
+          <w:p>
+            <w:pPr>
+              <w:pStyle w:val="Compact"/>
+              <w:jc w:val="left"/>
+            </w:pPr>
+            <w:r>
+              <w:t xml:space="preserve">0.93%</w:t>
+            </w:r>
+          </w:p>
+        </w:tc>
+        <w:tc>
+          <w:tcPr/>
+          <w:p>
+            <w:pPr>
+              <w:pStyle w:val="Compact"/>
+              <w:jc w:val="left"/>
+            </w:pPr>
+            <w:r>
+              <w:t xml:space="preserve">0.85%</w:t>
+            </w:r>
+          </w:p>
+        </w:tc>
+        <w:tc>
+          <w:tcPr/>
+          <w:p>
+            <w:pPr>
+              <w:pStyle w:val="Compact"/>
+              <w:jc w:val="left"/>
+            </w:pPr>
+            <w:r>
+              <w:t xml:space="preserve">17.6%</w:t>
+            </w:r>
+          </w:p>
+        </w:tc>
+        <w:tc>
+          <w:tcPr/>
+          <w:p>
+            <w:pPr>
+              <w:pStyle w:val="Compact"/>
+              <w:jc w:val="left"/>
+            </w:pPr>
+            <w:r>
+              <w:t xml:space="preserve">0.178</w:t>
+            </w:r>
+          </w:p>
+        </w:tc>
+        <w:tc>
+          <w:tcPr/>
+          <w:p>
+            <w:pPr>
+              <w:pStyle w:val="Compact"/>
+              <w:jc w:val="left"/>
+            </w:pPr>
+            <w:r>
+              <w:t xml:space="preserve">0.317</w:t>
+            </w:r>
+          </w:p>
+        </w:tc>
+        <w:tc>
+          <w:tcPr/>
+          <w:p>
+            <w:pPr>
+              <w:pStyle w:val="Compact"/>
+              <w:jc w:val="left"/>
+            </w:pPr>
+            <w:r>
+              <w:t xml:space="preserve">0.91</w:t>
+            </w:r>
+          </w:p>
+        </w:tc>
+        <w:tc>
+          <w:tcPr/>
+          <w:p>
+            <w:pPr>
+              <w:pStyle w:val="Compact"/>
+              <w:jc w:val="left"/>
+            </w:pPr>
+            <w:r>
+              <w:t xml:space="preserve">23/25</w:t>
+            </w:r>
+          </w:p>
+        </w:tc>
+      </w:tr>
+      <w:tr>
+        <w:tc>
+          <w:tcPr/>
+          <w:p>
+            <w:pPr>
+              <w:pStyle w:val="Compact"/>
+              <w:jc w:val="left"/>
+            </w:pPr>
+            <w:r>
+              <w:t xml:space="preserve">CERT</w:t>
+            </w:r>
+          </w:p>
+        </w:tc>
+        <w:tc>
+          <w:tcPr/>
+          <w:p>
+            <w:pPr>
+              <w:pStyle w:val="Compact"/>
+              <w:jc w:val="left"/>
+            </w:pPr>
+            <w:r>
+              <w:t xml:space="preserve">Expansion</w:t>
+            </w:r>
+          </w:p>
+        </w:tc>
+        <w:tc>
+          <w:tcPr/>
+          <w:p>
+            <w:pPr>
+              <w:pStyle w:val="Compact"/>
+              <w:jc w:val="left"/>
+            </w:pPr>
+            <w:r>
+              <w:t xml:space="preserve">25</w:t>
+            </w:r>
+          </w:p>
+        </w:tc>
+        <w:tc>
+          <w:tcPr/>
+          <w:p>
+            <w:pPr>
+              <w:pStyle w:val="Compact"/>
+              <w:jc w:val="left"/>
+            </w:pPr>
+            <w:r>
+              <w:t xml:space="preserve">6.44%</w:t>
+            </w:r>
+          </w:p>
+        </w:tc>
+        <w:tc>
+          <w:tcPr/>
+          <w:p>
+            <w:pPr>
+              <w:pStyle w:val="Compact"/>
+              <w:jc w:val="left"/>
+            </w:pPr>
+            <w:r>
+              <w:t xml:space="preserve">6.45%</w:t>
+            </w:r>
+          </w:p>
+        </w:tc>
+        <w:tc>
+          <w:tcPr/>
+          <w:p>
+            <w:pPr>
+              <w:pStyle w:val="Compact"/>
+              <w:jc w:val="left"/>
+            </w:pPr>
+            <w:r>
+              <w:t xml:space="preserve">2.5%</w:t>
+            </w:r>
+          </w:p>
+        </w:tc>
+        <w:tc>
+          <w:tcPr/>
+          <w:p>
+            <w:pPr>
+              <w:pStyle w:val="Compact"/>
+              <w:jc w:val="left"/>
+            </w:pPr>
+            <w:r>
+              <w:t xml:space="preserve">0.199</w:t>
+            </w:r>
+          </w:p>
+        </w:tc>
+        <w:tc>
+          <w:tcPr/>
+          <w:p>
+            <w:pPr>
+              <w:pStyle w:val="Compact"/>
+              <w:jc w:val="left"/>
+            </w:pPr>
+            <w:r>
+              <w:t xml:space="preserve">0.494</w:t>
+            </w:r>
+          </w:p>
+        </w:tc>
+        <w:tc>
+          <w:tcPr/>
+          <w:p>
+            <w:pPr>
+              <w:pStyle w:val="Compact"/>
+              <w:jc w:val="left"/>
+            </w:pPr>
+            <w:r>
+              <w:t xml:space="preserve">1.27</w:t>
+            </w:r>
+          </w:p>
+        </w:tc>
+        <w:tc>
+          <w:tcPr/>
+          <w:p>
+            <w:pPr>
+              <w:pStyle w:val="Compact"/>
+              <w:jc w:val="left"/>
+            </w:pPr>
+            <w:r>
+              <w:t xml:space="preserve">25/25</w:t>
+            </w:r>
+          </w:p>
+        </w:tc>
+      </w:tr>
+      <w:tr>
+        <w:tc>
+          <w:tcPr/>
+          <w:p>
+            <w:pPr>
+              <w:pStyle w:val="Compact"/>
+            </w:pPr>
+          </w:p>
+        </w:tc>
+        <w:tc>
+          <w:tcPr/>
+          <w:p>
+            <w:pPr>
+              <w:pStyle w:val="Compact"/>
+              <w:jc w:val="left"/>
+            </w:pPr>
+            <w:r>
+              <w:t xml:space="preserve">Ratio</w:t>
+            </w:r>
+          </w:p>
+        </w:tc>
+        <w:tc>
+          <w:tcPr/>
+          <w:p>
+            <w:pPr>
+              <w:pStyle w:val="Compact"/>
+              <w:jc w:val="left"/>
+            </w:pPr>
+            <w:r>
+              <w:t xml:space="preserve">25</w:t>
+            </w:r>
+          </w:p>
+        </w:tc>
+        <w:tc>
+          <w:tcPr/>
+          <w:p>
+            <w:pPr>
+              <w:pStyle w:val="Compact"/>
+              <w:jc w:val="left"/>
+            </w:pPr>
+            <w:r>
+              <w:t xml:space="preserve">6.44%</w:t>
+            </w:r>
+          </w:p>
+        </w:tc>
+        <w:tc>
+          <w:tcPr/>
+          <w:p>
+            <w:pPr>
+              <w:pStyle w:val="Compact"/>
+              <w:jc w:val="left"/>
+            </w:pPr>
+            <w:r>
+              <w:t xml:space="preserve">6.45%</w:t>
+            </w:r>
+          </w:p>
+        </w:tc>
+        <w:tc>
+          <w:tcPr/>
+          <w:p>
+            <w:pPr>
+              <w:pStyle w:val="Compact"/>
+              <w:jc w:val="left"/>
+            </w:pPr>
+            <w:r>
+              <w:t xml:space="preserve">2.5%</w:t>
+            </w:r>
+          </w:p>
+        </w:tc>
+        <w:tc>
+          <w:tcPr/>
+          <w:p>
+            <w:pPr>
+              <w:pStyle w:val="Compact"/>
+              <w:jc w:val="left"/>
+            </w:pPr>
+            <w:r>
+              <w:t xml:space="preserve">0.199</w:t>
+            </w:r>
+          </w:p>
+        </w:tc>
+        <w:tc>
+          <w:tcPr/>
+          <w:p>
+            <w:pPr>
+              <w:pStyle w:val="Compact"/>
+              <w:jc w:val="left"/>
+            </w:pPr>
+            <w:r>
+              <w:t xml:space="preserve">0.474</w:t>
+            </w:r>
+          </w:p>
+        </w:tc>
+        <w:tc>
+          <w:tcPr/>
+          <w:p>
+            <w:pPr>
+              <w:pStyle w:val="Compact"/>
+              <w:jc w:val="left"/>
+            </w:pPr>
+            <w:r>
+              <w:t xml:space="preserve">1.22</w:t>
+            </w:r>
+          </w:p>
+        </w:tc>
+        <w:tc>
+          <w:tcPr/>
+          <w:p>
+            <w:pPr>
+              <w:pStyle w:val="Compact"/>
+              <w:jc w:val="left"/>
+            </w:pPr>
+            <w:r>
+              <w:t xml:space="preserve">25/25</w:t>
+            </w:r>
+          </w:p>
+        </w:tc>
+      </w:tr>
+      <w:tr>
+        <w:tc>
+          <w:tcPr/>
+          <w:p>
+            <w:pPr>
+              <w:pStyle w:val="Compact"/>
+            </w:pPr>
+          </w:p>
+        </w:tc>
+        <w:tc>
+          <w:tcPr/>
+          <w:p>
+            <w:pPr>
+              <w:pStyle w:val="Compact"/>
+              <w:jc w:val="left"/>
+            </w:pPr>
+            <w:r>
+              <w:t xml:space="preserve">Regression</w:t>
+            </w:r>
+          </w:p>
+        </w:tc>
+        <w:tc>
+          <w:tcPr/>
+          <w:p>
+            <w:pPr>
+              <w:pStyle w:val="Compact"/>
+              <w:jc w:val="left"/>
+            </w:pPr>
+            <w:r>
+              <w:t xml:space="preserve">25</w:t>
+            </w:r>
+          </w:p>
+        </w:tc>
+        <w:tc>
+          <w:tcPr/>
+          <w:p>
+            <w:pPr>
+              <w:pStyle w:val="Compact"/>
+              <w:jc w:val="left"/>
+            </w:pPr>
+            <w:r>
+              <w:t xml:space="preserve">6.44%</w:t>
+            </w:r>
+          </w:p>
+        </w:tc>
+        <w:tc>
+          <w:tcPr/>
+          <w:p>
+            <w:pPr>
+              <w:pStyle w:val="Compact"/>
+              <w:jc w:val="left"/>
+            </w:pPr>
+            <w:r>
+              <w:t xml:space="preserve">6.46%</w:t>
+            </w:r>
+          </w:p>
+        </w:tc>
+        <w:tc>
+          <w:tcPr/>
+          <w:p>
+            <w:pPr>
+              <w:pStyle w:val="Compact"/>
+              <w:jc w:val="left"/>
+            </w:pPr>
+            <w:r>
+              <w:t xml:space="preserve">2.5%</w:t>
+            </w:r>
+          </w:p>
+        </w:tc>
+        <w:tc>
+          <w:tcPr/>
+          <w:p>
+            <w:pPr>
+              <w:pStyle w:val="Compact"/>
+              <w:jc w:val="left"/>
+            </w:pPr>
+            <w:r>
+              <w:t xml:space="preserve">0.206</w:t>
+            </w:r>
+          </w:p>
+        </w:tc>
+        <w:tc>
+          <w:tcPr/>
+          <w:p>
+            <w:pPr>
+              <w:pStyle w:val="Compact"/>
+              <w:jc w:val="left"/>
+            </w:pPr>
+            <w:r>
+              <w:t xml:space="preserve">0.452</w:t>
+            </w:r>
+          </w:p>
+        </w:tc>
+        <w:tc>
+          <w:tcPr/>
+          <w:p>
+            <w:pPr>
+              <w:pStyle w:val="Compact"/>
+              <w:jc w:val="left"/>
+            </w:pPr>
+            <w:r>
+              <w:t xml:space="preserve">1.12</w:t>
+            </w:r>
+          </w:p>
+        </w:tc>
+        <w:tc>
+          <w:tcPr/>
+          <w:p>
+            <w:pPr>
+              <w:pStyle w:val="Compact"/>
+              <w:jc w:val="left"/>
+            </w:pPr>
+            <w:r>
+              <w:t xml:space="preserve">25/25</w:t>
+            </w:r>
+          </w:p>
+        </w:tc>
+      </w:tr>
+      <w:tr>
+        <w:tc>
+          <w:tcPr/>
+          <w:p>
+            <w:pPr>
+              <w:pStyle w:val="Compact"/>
+            </w:pPr>
+          </w:p>
+        </w:tc>
+        <w:tc>
+          <w:tcPr/>
+          <w:p>
+            <w:pPr>
+              <w:pStyle w:val="Compact"/>
+              <w:jc w:val="left"/>
+            </w:pPr>
+            <w:r>
+              <w:t xml:space="preserve">Simulation (parametric rates)</w:t>
+            </w:r>
+          </w:p>
+        </w:tc>
+        <w:tc>
+          <w:tcPr/>
+          <w:p>
+            <w:pPr>
+              <w:pStyle w:val="Compact"/>
+              <w:jc w:val="left"/>
+            </w:pPr>
+            <w:r>
+              <w:t xml:space="preserve">25</w:t>
+            </w:r>
+          </w:p>
+        </w:tc>
+        <w:tc>
+          <w:tcPr/>
+          <w:p>
+            <w:pPr>
+              <w:pStyle w:val="Compact"/>
+              <w:jc w:val="left"/>
+            </w:pPr>
+            <w:r>
+              <w:t xml:space="preserve">6.44%</w:t>
+            </w:r>
+          </w:p>
+        </w:tc>
+        <w:tc>
+          <w:tcPr/>
+          <w:p>
+            <w:pPr>
+              <w:pStyle w:val="Compact"/>
+              <w:jc w:val="left"/>
+            </w:pPr>
+            <w:r>
+              <w:t xml:space="preserve">6.10%</w:t>
+            </w:r>
+          </w:p>
+        </w:tc>
+        <w:tc>
+          <w:tcPr/>
+          <w:p>
+            <w:pPr>
+              <w:pStyle w:val="Compact"/>
+              <w:jc w:val="left"/>
+            </w:pPr>
+            <w:r>
+              <w:t xml:space="preserve">5.3%</w:t>
+            </w:r>
+          </w:p>
+        </w:tc>
+        <w:tc>
+          <w:tcPr/>
+          <w:p>
+            <w:pPr>
+              <w:pStyle w:val="Compact"/>
+              <w:jc w:val="left"/>
+            </w:pPr>
+            <w:r>
+              <w:t xml:space="preserve">0.149</w:t>
+            </w:r>
+          </w:p>
+        </w:tc>
+        <w:tc>
+          <w:tcPr/>
+          <w:p>
+            <w:pPr>
+              <w:pStyle w:val="Compact"/>
+              <w:jc w:val="left"/>
+            </w:pPr>
+            <w:r>
+              <w:t xml:space="preserve">0.350</w:t>
+            </w:r>
+          </w:p>
+        </w:tc>
+        <w:tc>
+          <w:tcPr/>
+          <w:p>
+            <w:pPr>
+              <w:pStyle w:val="Compact"/>
+              <w:jc w:val="left"/>
+            </w:pPr>
+            <w:r>
+              <w:t xml:space="preserve">1.19</w:t>
+            </w:r>
+          </w:p>
+        </w:tc>
+        <w:tc>
+          <w:tcPr/>
+          <w:p>
+            <w:pPr>
+              <w:pStyle w:val="Compact"/>
+              <w:jc w:val="left"/>
+            </w:pPr>
+            <w:r>
+              <w:t xml:space="preserve">13/25</w:t>
+            </w:r>
+          </w:p>
+        </w:tc>
+      </w:tr>
+    </w:tbl>
+    <w:p>
+      <w:pPr>
+        <w:pStyle w:val="BodyText"/>
+      </w:pPr>
+      <w:r>
+        <w:rPr>
+          <w:iCs/>
+          <w:i/>
+        </w:rPr>
+        <w:t xml:space="preserve">Donor-kind post-stratification of the bootstrap simulation (</w:t>
+      </w:r>
+      <w:r>
+        <w:rPr>
+          <w:rStyle w:val="VerbatimChar"/>
+          <w:iCs/>
+          <w:i/>
+        </w:rPr>
+        <w:t xml:space="preserve">sim_kind_deciles = 10</w:t>
+      </w:r>
+      <w:r>
+        <w:rPr>
+          <w:iCs/>
+          <w:i/>
+        </w:rPr>
+        <w:t xml:space="preserve">): each non-audited unit receives findings only from audited units of its own design stratum AND its own payment decile within that stratum (10 equal-count quantiles of the payment variable, computed on the population; Part D: submitted gross drug cost per PDE, PERM: the payment, EIPM: annual APTC, CERT: amount paid), so that error incidence can vary with payment size within a stratum. The audit design, strata, allocation and the analytic estimators are unchanged (their rows equal those of the corresponding table above up to Monte Carlo seeding); Part C is omitted because its HCC donor kinds already carry this structure. A kind with no audited unit borrows its parent stratum’s pooled counts, partial sizes and parametric redraw; a kind with audited units but no failure assigns none, as before. Bootstrap simulation run at 500 iterations per audit year.</w:t>
+      </w:r>
+    </w:p>
+    <w:p>
+      <w:pPr>
+        <w:pStyle w:val="BodyText"/>
+      </w:pPr>
+      <w:r>
+        <w:rPr>
+          <w:bCs/>
+          <w:b/>
+        </w:rPr>
+        <w:t xml:space="preserve">Table D6. Simulation donor kinds post-stratified by payment decile, sim_kind_deciles = 10, size_beta = -0.5 populations (25 audit years, gross rate)</w:t>
+      </w:r>
+    </w:p>
+    <w:tbl>
+      <w:tblPr>
+        <w:tblStyle w:val="Table"/>
+        <w:tblW w:type="pct" w:w="5000"/>
+        <w:tblLook w:firstRow="1" w:lastRow="0" w:firstColumn="0" w:lastColumn="0" w:noHBand="0" w:noVBand="0" w:val="0020"/>
+        <w:jc w:val="start"/>
+      </w:tblPr>
+      <w:tblGrid>
+        <w:gridCol w:w="792"/>
+        <w:gridCol w:w="792"/>
+        <w:gridCol w:w="792"/>
+        <w:gridCol w:w="792"/>
+        <w:gridCol w:w="792"/>
+        <w:gridCol w:w="792"/>
+        <w:gridCol w:w="792"/>
+        <w:gridCol w:w="792"/>
+        <w:gridCol w:w="792"/>
+        <w:gridCol w:w="792"/>
+      </w:tblGrid>
+      <w:tr>
+        <w:trPr>
+          <w:tblHeader w:val="true"/>
+        </w:trPr>
+        <w:tc>
+          <w:tcPr/>
+          <w:p>
+            <w:pPr>
+              <w:pStyle w:val="Compact"/>
+              <w:jc w:val="left"/>
+            </w:pPr>
+            <w:r>
+              <w:t xml:space="preserve">Program</w:t>
+            </w:r>
+          </w:p>
+        </w:tc>
+        <w:tc>
+          <w:tcPr/>
+          <w:p>
+            <w:pPr>
+              <w:pStyle w:val="Compact"/>
+              <w:jc w:val="left"/>
+            </w:pPr>
+            <w:r>
+              <w:t xml:space="preserve">Method</w:t>
+            </w:r>
+          </w:p>
+        </w:tc>
+        <w:tc>
+          <w:tcPr/>
+          <w:p>
+            <w:pPr>
+              <w:pStyle w:val="Compact"/>
+              <w:jc w:val="left"/>
+            </w:pPr>
+            <w:r>
+              <w:t xml:space="preserve">Audit years</w:t>
+            </w:r>
+          </w:p>
+        </w:tc>
+        <w:tc>
+          <w:tcPr/>
+          <w:p>
+            <w:pPr>
+              <w:pStyle w:val="Compact"/>
+              <w:jc w:val="left"/>
+            </w:pPr>
+            <w:r>
+              <w:t xml:space="preserve">True rate</w:t>
+            </w:r>
+          </w:p>
+        </w:tc>
+        <w:tc>
+          <w:tcPr/>
+          <w:p>
+            <w:pPr>
+              <w:pStyle w:val="Compact"/>
+              <w:jc w:val="left"/>
+            </w:pPr>
+            <w:r>
+              <w:t xml:space="preserve">Mean estimate</w:t>
+            </w:r>
+          </w:p>
+        </w:tc>
+        <w:tc>
+          <w:tcPr/>
+          <w:p>
+            <w:pPr>
+              <w:pStyle w:val="Compact"/>
+              <w:jc w:val="left"/>
+            </w:pPr>
+            <w:r>
+              <w:t xml:space="preserve">MAE (% of truth)</w:t>
+            </w:r>
+          </w:p>
+        </w:tc>
+        <w:tc>
+          <w:tcPr/>
+          <w:p>
+            <w:pPr>
+              <w:pStyle w:val="Compact"/>
+              <w:jc w:val="left"/>
+            </w:pPr>
+            <w:r>
+              <w:t xml:space="preserve">SD of estimate (pts)</w:t>
+            </w:r>
+          </w:p>
+        </w:tc>
+        <w:tc>
+          <w:tcPr/>
+          <w:p>
+            <w:pPr>
+              <w:pStyle w:val="Compact"/>
+              <w:jc w:val="left"/>
+            </w:pPr>
+            <w:r>
+              <w:t xml:space="preserve">Mean half-width (pts)</w:t>
+            </w:r>
+          </w:p>
+        </w:tc>
+        <w:tc>
+          <w:tcPr/>
+          <w:p>
+            <w:pPr>
+              <w:pStyle w:val="Compact"/>
+              <w:jc w:val="left"/>
+            </w:pPr>
+            <w:r>
+              <w:t xml:space="preserve">Half-width ÷ 1.96·SD</w:t>
+            </w:r>
+          </w:p>
+        </w:tc>
+        <w:tc>
+          <w:tcPr/>
+          <w:p>
+            <w:pPr>
+              <w:pStyle w:val="Compact"/>
+              <w:jc w:val="left"/>
+            </w:pPr>
+            <w:r>
+              <w:t xml:space="preserve">Coverage</w:t>
+            </w:r>
+          </w:p>
+        </w:tc>
+      </w:tr>
+      <w:tr>
+        <w:tc>
+          <w:tcPr/>
+          <w:p>
+            <w:pPr>
+              <w:pStyle w:val="Compact"/>
+              <w:jc w:val="left"/>
+            </w:pPr>
+            <w:r>
+              <w:t xml:space="preserve">Part D</w:t>
+            </w:r>
+          </w:p>
+        </w:tc>
+        <w:tc>
+          <w:tcPr/>
+          <w:p>
+            <w:pPr>
+              <w:pStyle w:val="Compact"/>
+              <w:jc w:val="left"/>
+            </w:pPr>
+            <w:r>
+              <w:t xml:space="preserve">Expansion</w:t>
+            </w:r>
+          </w:p>
+        </w:tc>
+        <w:tc>
+          <w:tcPr/>
+          <w:p>
+            <w:pPr>
+              <w:pStyle w:val="Compact"/>
+              <w:jc w:val="left"/>
+            </w:pPr>
+            <w:r>
+              <w:t xml:space="preserve">25</w:t>
+            </w:r>
+          </w:p>
+        </w:tc>
+        <w:tc>
+          <w:tcPr/>
+          <w:p>
+            <w:pPr>
+              <w:pStyle w:val="Compact"/>
+              <w:jc w:val="left"/>
+            </w:pPr>
+            <w:r>
+              <w:t xml:space="preserve">1.39%</w:t>
+            </w:r>
+          </w:p>
+        </w:tc>
+        <w:tc>
+          <w:tcPr/>
+          <w:p>
+            <w:pPr>
+              <w:pStyle w:val="Compact"/>
+              <w:jc w:val="left"/>
+            </w:pPr>
+            <w:r>
+              <w:t xml:space="preserve">1.60%</w:t>
+            </w:r>
+          </w:p>
+        </w:tc>
+        <w:tc>
+          <w:tcPr/>
+          <w:p>
+            <w:pPr>
+              <w:pStyle w:val="Compact"/>
+              <w:jc w:val="left"/>
+            </w:pPr>
+            <w:r>
+              <w:t xml:space="preserve">26.5%</w:t>
+            </w:r>
+          </w:p>
+        </w:tc>
+        <w:tc>
+          <w:tcPr/>
+          <w:p>
+            <w:pPr>
+              <w:pStyle w:val="Compact"/>
+              <w:jc w:val="left"/>
+            </w:pPr>
+            <w:r>
+              <w:t xml:space="preserve">0.502</w:t>
+            </w:r>
+          </w:p>
+        </w:tc>
+        <w:tc>
+          <w:tcPr/>
+          <w:p>
+            <w:pPr>
+              <w:pStyle w:val="Compact"/>
+              <w:jc w:val="left"/>
+            </w:pPr>
+            <w:r>
+              <w:t xml:space="preserve">0.622</w:t>
+            </w:r>
+          </w:p>
+        </w:tc>
+        <w:tc>
+          <w:tcPr/>
+          <w:p>
+            <w:pPr>
+              <w:pStyle w:val="Compact"/>
+              <w:jc w:val="left"/>
+            </w:pPr>
+            <w:r>
+              <w:t xml:space="preserve">0.63</w:t>
+            </w:r>
+          </w:p>
+        </w:tc>
+        <w:tc>
+          <w:tcPr/>
+          <w:p>
+            <w:pPr>
+              <w:pStyle w:val="Compact"/>
+              <w:jc w:val="left"/>
+            </w:pPr>
+            <w:r>
+              <w:t xml:space="preserve">22/25</w:t>
+            </w:r>
+          </w:p>
+        </w:tc>
+      </w:tr>
+      <w:tr>
+        <w:tc>
+          <w:tcPr/>
+          <w:p>
+            <w:pPr>
+              <w:pStyle w:val="Compact"/>
+            </w:pPr>
+          </w:p>
+        </w:tc>
+        <w:tc>
+          <w:tcPr/>
+          <w:p>
+            <w:pPr>
+              <w:pStyle w:val="Compact"/>
+              <w:jc w:val="left"/>
+            </w:pPr>
+            <w:r>
+              <w:t xml:space="preserve">Ratio</w:t>
+            </w:r>
+          </w:p>
+        </w:tc>
+        <w:tc>
+          <w:tcPr/>
+          <w:p>
+            <w:pPr>
+              <w:pStyle w:val="Compact"/>
+              <w:jc w:val="left"/>
+            </w:pPr>
+            <w:r>
+              <w:t xml:space="preserve">25</w:t>
+            </w:r>
+          </w:p>
+        </w:tc>
+        <w:tc>
+          <w:tcPr/>
+          <w:p>
+            <w:pPr>
+              <w:pStyle w:val="Compact"/>
+              <w:jc w:val="left"/>
+            </w:pPr>
+            <w:r>
+              <w:t xml:space="preserve">1.39%</w:t>
+            </w:r>
+          </w:p>
+        </w:tc>
+        <w:tc>
+          <w:tcPr/>
+          <w:p>
+            <w:pPr>
+              <w:pStyle w:val="Compact"/>
+              <w:jc w:val="left"/>
+            </w:pPr>
+            <w:r>
+              <w:t xml:space="preserve">1.32%</w:t>
+            </w:r>
+          </w:p>
+        </w:tc>
+        <w:tc>
+          <w:tcPr/>
+          <w:p>
+            <w:pPr>
+              <w:pStyle w:val="Compact"/>
+              <w:jc w:val="left"/>
+            </w:pPr>
+            <w:r>
+              <w:t xml:space="preserve">16.4%</w:t>
+            </w:r>
+          </w:p>
+        </w:tc>
+        <w:tc>
+          <w:tcPr/>
+          <w:p>
+            <w:pPr>
+              <w:pStyle w:val="Compact"/>
+              <w:jc w:val="left"/>
+            </w:pPr>
+            <w:r>
+              <w:t xml:space="preserve">0.295</w:t>
+            </w:r>
+          </w:p>
+        </w:tc>
+        <w:tc>
+          <w:tcPr/>
+          <w:p>
+            <w:pPr>
+              <w:pStyle w:val="Compact"/>
+              <w:jc w:val="left"/>
+            </w:pPr>
+            <w:r>
+              <w:t xml:space="preserve">0.489</w:t>
+            </w:r>
+          </w:p>
+        </w:tc>
+        <w:tc>
+          <w:tcPr/>
+          <w:p>
+            <w:pPr>
+              <w:pStyle w:val="Compact"/>
+              <w:jc w:val="left"/>
+            </w:pPr>
+            <w:r>
+              <w:t xml:space="preserve">0.85</w:t>
+            </w:r>
+          </w:p>
+        </w:tc>
+        <w:tc>
+          <w:tcPr/>
+          <w:p>
+            <w:pPr>
+              <w:pStyle w:val="Compact"/>
+              <w:jc w:val="left"/>
+            </w:pPr>
+            <w:r>
+              <w:t xml:space="preserve">22/25</w:t>
+            </w:r>
+          </w:p>
+        </w:tc>
+      </w:tr>
+      <w:tr>
+        <w:tc>
+          <w:tcPr/>
+          <w:p>
+            <w:pPr>
+              <w:pStyle w:val="Compact"/>
+            </w:pPr>
+          </w:p>
+        </w:tc>
+        <w:tc>
+          <w:tcPr/>
+          <w:p>
+            <w:pPr>
+              <w:pStyle w:val="Compact"/>
+              <w:jc w:val="left"/>
+            </w:pPr>
+            <w:r>
+              <w:t xml:space="preserve">Regression</w:t>
+            </w:r>
+          </w:p>
+        </w:tc>
+        <w:tc>
+          <w:tcPr/>
+          <w:p>
+            <w:pPr>
+              <w:pStyle w:val="Compact"/>
+              <w:jc w:val="left"/>
+            </w:pPr>
+            <w:r>
+              <w:t xml:space="preserve">25</w:t>
+            </w:r>
+          </w:p>
+        </w:tc>
+        <w:tc>
+          <w:tcPr/>
+          <w:p>
+            <w:pPr>
+              <w:pStyle w:val="Compact"/>
+              <w:jc w:val="left"/>
+            </w:pPr>
+            <w:r>
+              <w:t xml:space="preserve">1.39%</w:t>
+            </w:r>
+          </w:p>
+        </w:tc>
+        <w:tc>
+          <w:tcPr/>
+          <w:p>
+            <w:pPr>
+              <w:pStyle w:val="Compact"/>
+              <w:jc w:val="left"/>
+            </w:pPr>
+            <w:r>
+              <w:t xml:space="preserve">1.47%</w:t>
+            </w:r>
+          </w:p>
+        </w:tc>
+        <w:tc>
+          <w:tcPr/>
+          <w:p>
+            <w:pPr>
+              <w:pStyle w:val="Compact"/>
+              <w:jc w:val="left"/>
+            </w:pPr>
+            <w:r>
+              <w:t xml:space="preserve">20.0%</w:t>
+            </w:r>
+          </w:p>
+        </w:tc>
+        <w:tc>
+          <w:tcPr/>
+          <w:p>
+            <w:pPr>
+              <w:pStyle w:val="Compact"/>
+              <w:jc w:val="left"/>
+            </w:pPr>
+            <w:r>
+              <w:t xml:space="preserve">0.347</w:t>
+            </w:r>
+          </w:p>
+        </w:tc>
+        <w:tc>
+          <w:tcPr/>
+          <w:p>
+            <w:pPr>
+              <w:pStyle w:val="Compact"/>
+              <w:jc w:val="left"/>
+            </w:pPr>
+            <w:r>
+              <w:t xml:space="preserve">0.405</w:t>
+            </w:r>
+          </w:p>
+        </w:tc>
+        <w:tc>
+          <w:tcPr/>
+          <w:p>
+            <w:pPr>
+              <w:pStyle w:val="Compact"/>
+              <w:jc w:val="left"/>
+            </w:pPr>
+            <w:r>
+              <w:t xml:space="preserve">0.60</w:t>
+            </w:r>
+          </w:p>
+        </w:tc>
+        <w:tc>
+          <w:tcPr/>
+          <w:p>
+            <w:pPr>
+              <w:pStyle w:val="Compact"/>
+              <w:jc w:val="left"/>
+            </w:pPr>
+            <w:r>
+              <w:t xml:space="preserve">19/25</w:t>
+            </w:r>
+          </w:p>
+        </w:tc>
+      </w:tr>
+      <w:tr>
+        <w:tc>
+          <w:tcPr/>
+          <w:p>
+            <w:pPr>
+              <w:pStyle w:val="Compact"/>
+            </w:pPr>
+          </w:p>
+        </w:tc>
+        <w:tc>
+          <w:tcPr/>
+          <w:p>
+            <w:pPr>
+              <w:pStyle w:val="Compact"/>
+              <w:jc w:val="left"/>
+            </w:pPr>
+            <w:r>
+              <w:t xml:space="preserve">PDE expansion (marginal)</w:t>
+            </w:r>
+          </w:p>
+        </w:tc>
+        <w:tc>
+          <w:tcPr/>
+          <w:p>
+            <w:pPr>
+              <w:pStyle w:val="Compact"/>
+              <w:jc w:val="left"/>
+            </w:pPr>
+            <w:r>
+              <w:t xml:space="preserve">25</w:t>
+            </w:r>
+          </w:p>
+        </w:tc>
+        <w:tc>
+          <w:tcPr/>
+          <w:p>
+            <w:pPr>
+              <w:pStyle w:val="Compact"/>
+              <w:jc w:val="left"/>
+            </w:pPr>
+            <w:r>
+              <w:t xml:space="preserve">1.39%</w:t>
+            </w:r>
+          </w:p>
+        </w:tc>
+        <w:tc>
+          <w:tcPr/>
+          <w:p>
+            <w:pPr>
+              <w:pStyle w:val="Compact"/>
+              <w:jc w:val="left"/>
+            </w:pPr>
+            <w:r>
+              <w:t xml:space="preserve">1.36%</w:t>
+            </w:r>
+          </w:p>
+        </w:tc>
+        <w:tc>
+          <w:tcPr/>
+          <w:p>
+            <w:pPr>
+              <w:pStyle w:val="Compact"/>
+              <w:jc w:val="left"/>
+            </w:pPr>
+            <w:r>
+              <w:t xml:space="preserve">40.2%</w:t>
+            </w:r>
+          </w:p>
+        </w:tc>
+        <w:tc>
+          <w:tcPr/>
+          <w:p>
+            <w:pPr>
+              <w:pStyle w:val="Compact"/>
+              <w:jc w:val="left"/>
+            </w:pPr>
+            <w:r>
+              <w:t xml:space="preserve">0.698</w:t>
+            </w:r>
+          </w:p>
+        </w:tc>
+        <w:tc>
+          <w:tcPr/>
+          <w:p>
+            <w:pPr>
+              <w:pStyle w:val="Compact"/>
+              <w:jc w:val="left"/>
+            </w:pPr>
+            <w:r>
+              <w:t xml:space="preserve">0.810</w:t>
+            </w:r>
+          </w:p>
+        </w:tc>
+        <w:tc>
+          <w:tcPr/>
+          <w:p>
+            <w:pPr>
+              <w:pStyle w:val="Compact"/>
+              <w:jc w:val="left"/>
+            </w:pPr>
+            <w:r>
+              <w:t xml:space="preserve">0.59</w:t>
+            </w:r>
+          </w:p>
+        </w:tc>
+        <w:tc>
+          <w:tcPr/>
+          <w:p>
+            <w:pPr>
+              <w:pStyle w:val="Compact"/>
+              <w:jc w:val="left"/>
+            </w:pPr>
+            <w:r>
+              <w:t xml:space="preserve">16/25</w:t>
+            </w:r>
+          </w:p>
+        </w:tc>
+      </w:tr>
+      <w:tr>
+        <w:tc>
+          <w:tcPr/>
+          <w:p>
+            <w:pPr>
+              <w:pStyle w:val="Compact"/>
+            </w:pPr>
+          </w:p>
+        </w:tc>
+        <w:tc>
+          <w:tcPr/>
+          <w:p>
+            <w:pPr>
+              <w:pStyle w:val="Compact"/>
+              <w:jc w:val="left"/>
+            </w:pPr>
+            <w:r>
+              <w:t xml:space="preserve">PDE ratio (marginal)</w:t>
+            </w:r>
+          </w:p>
+        </w:tc>
+        <w:tc>
+          <w:tcPr/>
+          <w:p>
+            <w:pPr>
+              <w:pStyle w:val="Compact"/>
+              <w:jc w:val="left"/>
+            </w:pPr>
+            <w:r>
+              <w:t xml:space="preserve">25</w:t>
+            </w:r>
+          </w:p>
+        </w:tc>
+        <w:tc>
+          <w:tcPr/>
+          <w:p>
+            <w:pPr>
+              <w:pStyle w:val="Compact"/>
+              <w:jc w:val="left"/>
+            </w:pPr>
+            <w:r>
+              <w:t xml:space="preserve">1.39%</w:t>
+            </w:r>
+          </w:p>
+        </w:tc>
+        <w:tc>
+          <w:tcPr/>
+          <w:p>
+            <w:pPr>
+              <w:pStyle w:val="Compact"/>
+              <w:jc w:val="left"/>
+            </w:pPr>
+            <w:r>
+              <w:t xml:space="preserve">1.37%</w:t>
+            </w:r>
+          </w:p>
+        </w:tc>
+        <w:tc>
+          <w:tcPr/>
+          <w:p>
+            <w:pPr>
+              <w:pStyle w:val="Compact"/>
+              <w:jc w:val="left"/>
+            </w:pPr>
+            <w:r>
+              <w:t xml:space="preserve">38.9%</w:t>
+            </w:r>
+          </w:p>
+        </w:tc>
+        <w:tc>
+          <w:tcPr/>
+          <w:p>
+            <w:pPr>
+              <w:pStyle w:val="Compact"/>
+              <w:jc w:val="left"/>
+            </w:pPr>
+            <w:r>
+              <w:t xml:space="preserve">0.695</w:t>
+            </w:r>
+          </w:p>
+        </w:tc>
+        <w:tc>
+          <w:tcPr/>
+          <w:p>
+            <w:pPr>
+              <w:pStyle w:val="Compact"/>
+              <w:jc w:val="left"/>
+            </w:pPr>
+            <w:r>
+              <w:t xml:space="preserve">0.817</w:t>
+            </w:r>
+          </w:p>
+        </w:tc>
+        <w:tc>
+          <w:tcPr/>
+          <w:p>
+            <w:pPr>
+              <w:pStyle w:val="Compact"/>
+              <w:jc w:val="left"/>
+            </w:pPr>
+            <w:r>
+              <w:t xml:space="preserve">0.60</w:t>
+            </w:r>
+          </w:p>
+        </w:tc>
+        <w:tc>
+          <w:tcPr/>
+          <w:p>
+            <w:pPr>
+              <w:pStyle w:val="Compact"/>
+              <w:jc w:val="left"/>
+            </w:pPr>
+            <w:r>
+              <w:t xml:space="preserve">16/25</w:t>
+            </w:r>
+          </w:p>
+        </w:tc>
+      </w:tr>
+      <w:tr>
+        <w:tc>
+          <w:tcPr/>
+          <w:p>
+            <w:pPr>
+              <w:pStyle w:val="Compact"/>
+            </w:pPr>
+          </w:p>
+        </w:tc>
+        <w:tc>
+          <w:tcPr/>
+          <w:p>
+            <w:pPr>
+              <w:pStyle w:val="Compact"/>
+              <w:jc w:val="left"/>
+            </w:pPr>
+            <w:r>
+              <w:t xml:space="preserve">Simulation (parametric rates)</w:t>
+            </w:r>
+          </w:p>
+        </w:tc>
+        <w:tc>
+          <w:tcPr/>
+          <w:p>
+            <w:pPr>
+              <w:pStyle w:val="Compact"/>
+              <w:jc w:val="left"/>
+            </w:pPr>
+            <w:r>
+              <w:t xml:space="preserve">25</w:t>
+            </w:r>
+          </w:p>
+        </w:tc>
+        <w:tc>
+          <w:tcPr/>
+          <w:p>
+            <w:pPr>
+              <w:pStyle w:val="Compact"/>
+              <w:jc w:val="left"/>
+            </w:pPr>
+            <w:r>
+              <w:t xml:space="preserve">1.39%</w:t>
+            </w:r>
+          </w:p>
+        </w:tc>
+        <w:tc>
+          <w:tcPr/>
+          <w:p>
+            <w:pPr>
+              <w:pStyle w:val="Compact"/>
+              <w:jc w:val="left"/>
+            </w:pPr>
+            <w:r>
+              <w:t xml:space="preserve">1.64%</w:t>
+            </w:r>
+          </w:p>
+        </w:tc>
+        <w:tc>
+          <w:tcPr/>
+          <w:p>
+            <w:pPr>
+              <w:pStyle w:val="Compact"/>
+              <w:jc w:val="left"/>
+            </w:pPr>
+            <w:r>
+              <w:t xml:space="preserve">23.0%</w:t>
+            </w:r>
+          </w:p>
+        </w:tc>
+        <w:tc>
+          <w:tcPr/>
+          <w:p>
+            <w:pPr>
+              <w:pStyle w:val="Compact"/>
+              <w:jc w:val="left"/>
+            </w:pPr>
+            <w:r>
+              <w:t xml:space="preserve">0.288</w:t>
+            </w:r>
+          </w:p>
+        </w:tc>
+        <w:tc>
+          <w:tcPr/>
+          <w:p>
+            <w:pPr>
+              <w:pStyle w:val="Compact"/>
+              <w:jc w:val="left"/>
+            </w:pPr>
+            <w:r>
+              <w:t xml:space="preserve">0.556</w:t>
+            </w:r>
+          </w:p>
+        </w:tc>
+        <w:tc>
+          <w:tcPr/>
+          <w:p>
+            <w:pPr>
+              <w:pStyle w:val="Compact"/>
+              <w:jc w:val="left"/>
+            </w:pPr>
+            <w:r>
+              <w:t xml:space="preserve">0.98</w:t>
+            </w:r>
+          </w:p>
+        </w:tc>
+        <w:tc>
+          <w:tcPr/>
+          <w:p>
+            <w:pPr>
+              <w:pStyle w:val="Compact"/>
+              <w:jc w:val="left"/>
+            </w:pPr>
+            <w:r>
+              <w:t xml:space="preserve">23/25</w:t>
+            </w:r>
+          </w:p>
+        </w:tc>
+      </w:tr>
+      <w:tr>
+        <w:tc>
+          <w:tcPr/>
+          <w:p>
+            <w:pPr>
+              <w:pStyle w:val="Compact"/>
+              <w:jc w:val="left"/>
+            </w:pPr>
+            <w:r>
+              <w:t xml:space="preserve">PERM</w:t>
+            </w:r>
+          </w:p>
+        </w:tc>
+        <w:tc>
+          <w:tcPr/>
+          <w:p>
+            <w:pPr>
+              <w:pStyle w:val="Compact"/>
+              <w:jc w:val="left"/>
+            </w:pPr>
+            <w:r>
+              <w:t xml:space="preserve">Expansion</w:t>
+            </w:r>
+          </w:p>
+        </w:tc>
+        <w:tc>
+          <w:tcPr/>
+          <w:p>
+            <w:pPr>
+              <w:pStyle w:val="Compact"/>
+              <w:jc w:val="left"/>
+            </w:pPr>
+            <w:r>
+              <w:t xml:space="preserve">25</w:t>
+            </w:r>
+          </w:p>
+        </w:tc>
+        <w:tc>
+          <w:tcPr/>
+          <w:p>
+            <w:pPr>
+              <w:pStyle w:val="Compact"/>
+              <w:jc w:val="left"/>
+            </w:pPr>
+            <w:r>
+              <w:t xml:space="preserve">6.10%</w:t>
+            </w:r>
+          </w:p>
+        </w:tc>
+        <w:tc>
+          <w:tcPr/>
+          <w:p>
+            <w:pPr>
+              <w:pStyle w:val="Compact"/>
+              <w:jc w:val="left"/>
+            </w:pPr>
+            <w:r>
+              <w:t xml:space="preserve">6.14%</w:t>
+            </w:r>
+          </w:p>
+        </w:tc>
+        <w:tc>
+          <w:tcPr/>
+          <w:p>
+            <w:pPr>
+              <w:pStyle w:val="Compact"/>
+              <w:jc w:val="left"/>
+            </w:pPr>
+            <w:r>
+              <w:t xml:space="preserve">5.5%</w:t>
+            </w:r>
+          </w:p>
+        </w:tc>
+        <w:tc>
+          <w:tcPr/>
+          <w:p>
+            <w:pPr>
+              <w:pStyle w:val="Compact"/>
+              <w:jc w:val="left"/>
+            </w:pPr>
+            <w:r>
+              <w:t xml:space="preserve">0.419</w:t>
+            </w:r>
+          </w:p>
+        </w:tc>
+        <w:tc>
+          <w:tcPr/>
+          <w:p>
+            <w:pPr>
+              <w:pStyle w:val="Compact"/>
+              <w:jc w:val="left"/>
+            </w:pPr>
+            <w:r>
+              <w:t xml:space="preserve">0.787</w:t>
+            </w:r>
+          </w:p>
+        </w:tc>
+        <w:tc>
+          <w:tcPr/>
+          <w:p>
+            <w:pPr>
+              <w:pStyle w:val="Compact"/>
+              <w:jc w:val="left"/>
+            </w:pPr>
+            <w:r>
+              <w:t xml:space="preserve">0.96</w:t>
+            </w:r>
+          </w:p>
+        </w:tc>
+        <w:tc>
+          <w:tcPr/>
+          <w:p>
+            <w:pPr>
+              <w:pStyle w:val="Compact"/>
+              <w:jc w:val="left"/>
+            </w:pPr>
+            <w:r>
+              <w:t xml:space="preserve">25/25</w:t>
+            </w:r>
+          </w:p>
+        </w:tc>
+      </w:tr>
+      <w:tr>
+        <w:tc>
+          <w:tcPr/>
+          <w:p>
+            <w:pPr>
+              <w:pStyle w:val="Compact"/>
+            </w:pPr>
+          </w:p>
+        </w:tc>
+        <w:tc>
+          <w:tcPr/>
+          <w:p>
+            <w:pPr>
+              <w:pStyle w:val="Compact"/>
+              <w:jc w:val="left"/>
+            </w:pPr>
+            <w:r>
+              <w:t xml:space="preserve">Ratio</w:t>
+            </w:r>
+          </w:p>
+        </w:tc>
+        <w:tc>
+          <w:tcPr/>
+          <w:p>
+            <w:pPr>
+              <w:pStyle w:val="Compact"/>
+              <w:jc w:val="left"/>
+            </w:pPr>
+            <w:r>
+              <w:t xml:space="preserve">25</w:t>
+            </w:r>
+          </w:p>
+        </w:tc>
+        <w:tc>
+          <w:tcPr/>
+          <w:p>
+            <w:pPr>
+              <w:pStyle w:val="Compact"/>
+              <w:jc w:val="left"/>
+            </w:pPr>
+            <w:r>
+              <w:t xml:space="preserve">6.10%</w:t>
+            </w:r>
+          </w:p>
+        </w:tc>
+        <w:tc>
+          <w:tcPr/>
+          <w:p>
+            <w:pPr>
+              <w:pStyle w:val="Compact"/>
+              <w:jc w:val="left"/>
+            </w:pPr>
+            <w:r>
+              <w:t xml:space="preserve">6.14%</w:t>
+            </w:r>
+          </w:p>
+        </w:tc>
+        <w:tc>
+          <w:tcPr/>
+          <w:p>
+            <w:pPr>
+              <w:pStyle w:val="Compact"/>
+              <w:jc w:val="left"/>
+            </w:pPr>
+            <w:r>
+              <w:t xml:space="preserve">5.4%</w:t>
+            </w:r>
+          </w:p>
+        </w:tc>
+        <w:tc>
+          <w:tcPr/>
+          <w:p>
+            <w:pPr>
+              <w:pStyle w:val="Compact"/>
+              <w:jc w:val="left"/>
+            </w:pPr>
+            <w:r>
+              <w:t xml:space="preserve">0.424</w:t>
+            </w:r>
+          </w:p>
+        </w:tc>
+        <w:tc>
+          <w:tcPr/>
+          <w:p>
+            <w:pPr>
+              <w:pStyle w:val="Compact"/>
+              <w:jc w:val="left"/>
+            </w:pPr>
+            <w:r>
+              <w:t xml:space="preserve">0.779</w:t>
+            </w:r>
+          </w:p>
+        </w:tc>
+        <w:tc>
+          <w:tcPr/>
+          <w:p>
+            <w:pPr>
+              <w:pStyle w:val="Compact"/>
+              <w:jc w:val="left"/>
+            </w:pPr>
+            <w:r>
+              <w:t xml:space="preserve">0.94</w:t>
+            </w:r>
+          </w:p>
+        </w:tc>
+        <w:tc>
+          <w:tcPr/>
+          <w:p>
+            <w:pPr>
+              <w:pStyle w:val="Compact"/>
+              <w:jc w:val="left"/>
+            </w:pPr>
+            <w:r>
+              <w:t xml:space="preserve">25/25</w:t>
+            </w:r>
+          </w:p>
+        </w:tc>
+      </w:tr>
+      <w:tr>
+        <w:tc>
+          <w:tcPr/>
+          <w:p>
+            <w:pPr>
+              <w:pStyle w:val="Compact"/>
+            </w:pPr>
+          </w:p>
+        </w:tc>
+        <w:tc>
+          <w:tcPr/>
+          <w:p>
+            <w:pPr>
+              <w:pStyle w:val="Compact"/>
+              <w:jc w:val="left"/>
+            </w:pPr>
+            <w:r>
+              <w:t xml:space="preserve">Regression</w:t>
+            </w:r>
+          </w:p>
+        </w:tc>
+        <w:tc>
+          <w:tcPr/>
+          <w:p>
+            <w:pPr>
+              <w:pStyle w:val="Compact"/>
+              <w:jc w:val="left"/>
+            </w:pPr>
+            <w:r>
+              <w:t xml:space="preserve">25</w:t>
+            </w:r>
+          </w:p>
+        </w:tc>
+        <w:tc>
+          <w:tcPr/>
+          <w:p>
+            <w:pPr>
+              <w:pStyle w:val="Compact"/>
+              <w:jc w:val="left"/>
+            </w:pPr>
+            <w:r>
+              <w:t xml:space="preserve">6.10%</w:t>
+            </w:r>
+          </w:p>
+        </w:tc>
+        <w:tc>
+          <w:tcPr/>
+          <w:p>
+            <w:pPr>
+              <w:pStyle w:val="Compact"/>
+              <w:jc w:val="left"/>
+            </w:pPr>
+            <w:r>
+              <w:t xml:space="preserve">6.15%</w:t>
+            </w:r>
+          </w:p>
+        </w:tc>
+        <w:tc>
+          <w:tcPr/>
+          <w:p>
+            <w:pPr>
+              <w:pStyle w:val="Compact"/>
+              <w:jc w:val="left"/>
+            </w:pPr>
+            <w:r>
+              <w:t xml:space="preserve">5.5%</w:t>
+            </w:r>
+          </w:p>
+        </w:tc>
+        <w:tc>
+          <w:tcPr/>
+          <w:p>
+            <w:pPr>
+              <w:pStyle w:val="Compact"/>
+              <w:jc w:val="left"/>
+            </w:pPr>
+            <w:r>
+              <w:t xml:space="preserve">0.433</w:t>
+            </w:r>
+          </w:p>
+        </w:tc>
+        <w:tc>
+          <w:tcPr/>
+          <w:p>
+            <w:pPr>
+              <w:pStyle w:val="Compact"/>
+              <w:jc w:val="left"/>
+            </w:pPr>
+            <w:r>
+              <w:t xml:space="preserve">0.746</w:t>
+            </w:r>
+          </w:p>
+        </w:tc>
+        <w:tc>
+          <w:tcPr/>
+          <w:p>
+            <w:pPr>
+              <w:pStyle w:val="Compact"/>
+              <w:jc w:val="left"/>
+            </w:pPr>
+            <w:r>
+              <w:t xml:space="preserve">0.88</w:t>
+            </w:r>
+          </w:p>
+        </w:tc>
+        <w:tc>
+          <w:tcPr/>
+          <w:p>
+            <w:pPr>
+              <w:pStyle w:val="Compact"/>
+              <w:jc w:val="left"/>
+            </w:pPr>
+            <w:r>
+              <w:t xml:space="preserve">23/25</w:t>
+            </w:r>
+          </w:p>
+        </w:tc>
+      </w:tr>
+      <w:tr>
+        <w:tc>
+          <w:tcPr/>
+          <w:p>
+            <w:pPr>
+              <w:pStyle w:val="Compact"/>
+            </w:pPr>
+          </w:p>
+        </w:tc>
+        <w:tc>
+          <w:tcPr/>
+          <w:p>
+            <w:pPr>
+              <w:pStyle w:val="Compact"/>
+              <w:jc w:val="left"/>
+            </w:pPr>
+            <w:r>
+              <w:t xml:space="preserve">Simulation (parametric rates)</w:t>
+            </w:r>
+          </w:p>
+        </w:tc>
+        <w:tc>
+          <w:tcPr/>
+          <w:p>
+            <w:pPr>
+              <w:pStyle w:val="Compact"/>
+              <w:jc w:val="left"/>
+            </w:pPr>
+            <w:r>
+              <w:t xml:space="preserve">25</w:t>
+            </w:r>
+          </w:p>
+        </w:tc>
+        <w:tc>
+          <w:tcPr/>
+          <w:p>
+            <w:pPr>
+              <w:pStyle w:val="Compact"/>
+              <w:jc w:val="left"/>
+            </w:pPr>
+            <w:r>
+              <w:t xml:space="preserve">6.10%</w:t>
+            </w:r>
+          </w:p>
+        </w:tc>
+        <w:tc>
+          <w:tcPr/>
+          <w:p>
+            <w:pPr>
+              <w:pStyle w:val="Compact"/>
+              <w:jc w:val="left"/>
+            </w:pPr>
+            <w:r>
+              <w:t xml:space="preserve">6.13%</w:t>
+            </w:r>
+          </w:p>
+        </w:tc>
+        <w:tc>
+          <w:tcPr/>
+          <w:p>
+            <w:pPr>
+              <w:pStyle w:val="Compact"/>
+              <w:jc w:val="left"/>
+            </w:pPr>
+            <w:r>
+              <w:t xml:space="preserve">4.1%</w:t>
+            </w:r>
+          </w:p>
+        </w:tc>
+        <w:tc>
+          <w:tcPr/>
+          <w:p>
+            <w:pPr>
+              <w:pStyle w:val="Compact"/>
+              <w:jc w:val="left"/>
+            </w:pPr>
+            <w:r>
+              <w:t xml:space="preserve">0.317</w:t>
+            </w:r>
+          </w:p>
+        </w:tc>
+        <w:tc>
+          <w:tcPr/>
+          <w:p>
+            <w:pPr>
+              <w:pStyle w:val="Compact"/>
+              <w:jc w:val="left"/>
+            </w:pPr>
+            <w:r>
+              <w:t xml:space="preserve">0.613</w:t>
+            </w:r>
+          </w:p>
+        </w:tc>
+        <w:tc>
+          <w:tcPr/>
+          <w:p>
+            <w:pPr>
+              <w:pStyle w:val="Compact"/>
+              <w:jc w:val="left"/>
+            </w:pPr>
+            <w:r>
+              <w:t xml:space="preserve">0.98</w:t>
+            </w:r>
+          </w:p>
+        </w:tc>
+        <w:tc>
+          <w:tcPr/>
+          <w:p>
+            <w:pPr>
+              <w:pStyle w:val="Compact"/>
+              <w:jc w:val="left"/>
+            </w:pPr>
+            <w:r>
+              <w:t xml:space="preserve">25/25</w:t>
+            </w:r>
+          </w:p>
+        </w:tc>
+      </w:tr>
+      <w:tr>
+        <w:tc>
+          <w:tcPr/>
+          <w:p>
+            <w:pPr>
+              <w:pStyle w:val="Compact"/>
+              <w:jc w:val="left"/>
+            </w:pPr>
+            <w:r>
+              <w:t xml:space="preserve">EIPM</w:t>
+            </w:r>
+          </w:p>
+        </w:tc>
+        <w:tc>
+          <w:tcPr/>
+          <w:p>
+            <w:pPr>
+              <w:pStyle w:val="Compact"/>
+              <w:jc w:val="left"/>
+            </w:pPr>
+            <w:r>
+              <w:t xml:space="preserve">Expansion</w:t>
+            </w:r>
+          </w:p>
+        </w:tc>
+        <w:tc>
+          <w:tcPr/>
+          <w:p>
+            <w:pPr>
+              <w:pStyle w:val="Compact"/>
+              <w:jc w:val="left"/>
+            </w:pPr>
+            <w:r>
+              <w:t xml:space="preserve">25</w:t>
+            </w:r>
+          </w:p>
+        </w:tc>
+        <w:tc>
+          <w:tcPr/>
+          <w:p>
+            <w:pPr>
+              <w:pStyle w:val="Compact"/>
+              <w:jc w:val="left"/>
+            </w:pPr>
+            <w:r>
+              <w:t xml:space="preserve">0.91%</w:t>
+            </w:r>
+          </w:p>
+        </w:tc>
+        <w:tc>
+          <w:tcPr/>
+          <w:p>
+            <w:pPr>
+              <w:pStyle w:val="Compact"/>
+              <w:jc w:val="left"/>
+            </w:pPr>
+            <w:r>
+              <w:t xml:space="preserve">0.87%</w:t>
+            </w:r>
+          </w:p>
+        </w:tc>
+        <w:tc>
+          <w:tcPr/>
+          <w:p>
+            <w:pPr>
+              <w:pStyle w:val="Compact"/>
+              <w:jc w:val="left"/>
+            </w:pPr>
+            <w:r>
+              <w:t xml:space="preserve">16.1%</w:t>
+            </w:r>
+          </w:p>
+        </w:tc>
+        <w:tc>
+          <w:tcPr/>
+          <w:p>
+            <w:pPr>
+              <w:pStyle w:val="Compact"/>
+              <w:jc w:val="left"/>
+            </w:pPr>
+            <w:r>
+              <w:t xml:space="preserve">0.174</w:t>
+            </w:r>
+          </w:p>
+        </w:tc>
+        <w:tc>
+          <w:tcPr/>
+          <w:p>
+            <w:pPr>
+              <w:pStyle w:val="Compact"/>
+              <w:jc w:val="left"/>
+            </w:pPr>
+            <w:r>
+              <w:t xml:space="preserve">0.348</w:t>
+            </w:r>
+          </w:p>
+        </w:tc>
+        <w:tc>
+          <w:tcPr/>
+          <w:p>
+            <w:pPr>
+              <w:pStyle w:val="Compact"/>
+              <w:jc w:val="left"/>
+            </w:pPr>
+            <w:r>
+              <w:t xml:space="preserve">1.02</w:t>
+            </w:r>
+          </w:p>
+        </w:tc>
+        <w:tc>
+          <w:tcPr/>
+          <w:p>
+            <w:pPr>
+              <w:pStyle w:val="Compact"/>
+              <w:jc w:val="left"/>
+            </w:pPr>
+            <w:r>
+              <w:t xml:space="preserve">24/25</w:t>
+            </w:r>
+          </w:p>
+        </w:tc>
+      </w:tr>
+      <w:tr>
+        <w:tc>
+          <w:tcPr/>
+          <w:p>
+            <w:pPr>
+              <w:pStyle w:val="Compact"/>
+            </w:pPr>
+          </w:p>
+        </w:tc>
+        <w:tc>
+          <w:tcPr/>
+          <w:p>
+            <w:pPr>
+              <w:pStyle w:val="Compact"/>
+              <w:jc w:val="left"/>
+            </w:pPr>
+            <w:r>
+              <w:t xml:space="preserve">Ratio</w:t>
+            </w:r>
+          </w:p>
+        </w:tc>
+        <w:tc>
+          <w:tcPr/>
+          <w:p>
+            <w:pPr>
+              <w:pStyle w:val="Compact"/>
+              <w:jc w:val="left"/>
+            </w:pPr>
+            <w:r>
+              <w:t xml:space="preserve">25</w:t>
+            </w:r>
+          </w:p>
+        </w:tc>
+        <w:tc>
+          <w:tcPr/>
+          <w:p>
+            <w:pPr>
+              <w:pStyle w:val="Compact"/>
+              <w:jc w:val="left"/>
+            </w:pPr>
+            <w:r>
+              <w:t xml:space="preserve">0.91%</w:t>
+            </w:r>
+          </w:p>
+        </w:tc>
+        <w:tc>
+          <w:tcPr/>
+          <w:p>
+            <w:pPr>
+              <w:pStyle w:val="Compact"/>
+              <w:jc w:val="left"/>
+            </w:pPr>
+            <w:r>
+              <w:t xml:space="preserve">0.87%</w:t>
+            </w:r>
+          </w:p>
+        </w:tc>
+        <w:tc>
+          <w:tcPr/>
+          <w:p>
+            <w:pPr>
+              <w:pStyle w:val="Compact"/>
+              <w:jc w:val="left"/>
+            </w:pPr>
+            <w:r>
+              <w:t xml:space="preserve">16.1%</w:t>
+            </w:r>
+          </w:p>
+        </w:tc>
+        <w:tc>
+          <w:tcPr/>
+          <w:p>
+            <w:pPr>
+              <w:pStyle w:val="Compact"/>
+              <w:jc w:val="left"/>
+            </w:pPr>
+            <w:r>
+              <w:t xml:space="preserve">0.173</w:t>
+            </w:r>
+          </w:p>
+        </w:tc>
+        <w:tc>
+          <w:tcPr/>
+          <w:p>
+            <w:pPr>
+              <w:pStyle w:val="Compact"/>
+              <w:jc w:val="left"/>
+            </w:pPr>
+            <w:r>
+              <w:t xml:space="preserve">0.348</w:t>
+            </w:r>
+          </w:p>
+        </w:tc>
+        <w:tc>
+          <w:tcPr/>
+          <w:p>
+            <w:pPr>
+              <w:pStyle w:val="Compact"/>
+              <w:jc w:val="left"/>
+            </w:pPr>
+            <w:r>
+              <w:t xml:space="preserve">1.02</w:t>
+            </w:r>
+          </w:p>
+        </w:tc>
+        <w:tc>
+          <w:tcPr/>
+          <w:p>
+            <w:pPr>
+              <w:pStyle w:val="Compact"/>
+              <w:jc w:val="left"/>
+            </w:pPr>
+            <w:r>
+              <w:t xml:space="preserve">24/25</w:t>
+            </w:r>
+          </w:p>
+        </w:tc>
+      </w:tr>
+      <w:tr>
+        <w:tc>
+          <w:tcPr/>
+          <w:p>
+            <w:pPr>
+              <w:pStyle w:val="Compact"/>
+            </w:pPr>
+          </w:p>
+        </w:tc>
+        <w:tc>
+          <w:tcPr/>
+          <w:p>
+            <w:pPr>
+              <w:pStyle w:val="Compact"/>
+              <w:jc w:val="left"/>
+            </w:pPr>
+            <w:r>
+              <w:t xml:space="preserve">Regression</w:t>
+            </w:r>
+          </w:p>
+        </w:tc>
+        <w:tc>
+          <w:tcPr/>
+          <w:p>
+            <w:pPr>
+              <w:pStyle w:val="Compact"/>
+              <w:jc w:val="left"/>
+            </w:pPr>
+            <w:r>
+              <w:t xml:space="preserve">25</w:t>
+            </w:r>
+          </w:p>
+        </w:tc>
+        <w:tc>
+          <w:tcPr/>
+          <w:p>
+            <w:pPr>
+              <w:pStyle w:val="Compact"/>
+              <w:jc w:val="left"/>
+            </w:pPr>
+            <w:r>
+              <w:t xml:space="preserve">0.91%</w:t>
+            </w:r>
+          </w:p>
+        </w:tc>
+        <w:tc>
+          <w:tcPr/>
+          <w:p>
+            <w:pPr>
+              <w:pStyle w:val="Compact"/>
+              <w:jc w:val="left"/>
+            </w:pPr>
+            <w:r>
+              <w:t xml:space="preserve">0.87%</w:t>
+            </w:r>
+          </w:p>
+        </w:tc>
+        <w:tc>
+          <w:tcPr/>
+          <w:p>
+            <w:pPr>
+              <w:pStyle w:val="Compact"/>
+              <w:jc w:val="left"/>
+            </w:pPr>
+            <w:r>
+              <w:t xml:space="preserve">16.1%</w:t>
+            </w:r>
+          </w:p>
+        </w:tc>
+        <w:tc>
+          <w:tcPr/>
+          <w:p>
+            <w:pPr>
+              <w:pStyle w:val="Compact"/>
+              <w:jc w:val="left"/>
+            </w:pPr>
+            <w:r>
+              <w:t xml:space="preserve">0.173</w:t>
+            </w:r>
+          </w:p>
+        </w:tc>
+        <w:tc>
+          <w:tcPr/>
+          <w:p>
+            <w:pPr>
+              <w:pStyle w:val="Compact"/>
+              <w:jc w:val="left"/>
+            </w:pPr>
+            <w:r>
+              <w:t xml:space="preserve">0.346</w:t>
+            </w:r>
+          </w:p>
+        </w:tc>
+        <w:tc>
+          <w:tcPr/>
+          <w:p>
+            <w:pPr>
+              <w:pStyle w:val="Compact"/>
+              <w:jc w:val="left"/>
+            </w:pPr>
+            <w:r>
+              <w:t xml:space="preserve">1.02</w:t>
+            </w:r>
+          </w:p>
+        </w:tc>
+        <w:tc>
+          <w:tcPr/>
+          <w:p>
+            <w:pPr>
+              <w:pStyle w:val="Compact"/>
+              <w:jc w:val="left"/>
+            </w:pPr>
+            <w:r>
+              <w:t xml:space="preserve">24/25</w:t>
+            </w:r>
+          </w:p>
+        </w:tc>
+      </w:tr>
+      <w:tr>
+        <w:tc>
+          <w:tcPr/>
+          <w:p>
+            <w:pPr>
+              <w:pStyle w:val="Compact"/>
+            </w:pPr>
+          </w:p>
+        </w:tc>
+        <w:tc>
+          <w:tcPr/>
+          <w:p>
+            <w:pPr>
+              <w:pStyle w:val="Compact"/>
+              <w:jc w:val="left"/>
+            </w:pPr>
+            <w:r>
+              <w:t xml:space="preserve">Simulation (parametric rates)</w:t>
+            </w:r>
+          </w:p>
+        </w:tc>
+        <w:tc>
+          <w:tcPr/>
+          <w:p>
+            <w:pPr>
+              <w:pStyle w:val="Compact"/>
+              <w:jc w:val="left"/>
+            </w:pPr>
+            <w:r>
+              <w:t xml:space="preserve">25</w:t>
+            </w:r>
+          </w:p>
+        </w:tc>
+        <w:tc>
+          <w:tcPr/>
+          <w:p>
+            <w:pPr>
+              <w:pStyle w:val="Compact"/>
+              <w:jc w:val="left"/>
+            </w:pPr>
+            <w:r>
+              <w:t xml:space="preserve">0.91%</w:t>
+            </w:r>
+          </w:p>
+        </w:tc>
+        <w:tc>
+          <w:tcPr/>
+          <w:p>
+            <w:pPr>
+              <w:pStyle w:val="Compact"/>
+              <w:jc w:val="left"/>
+            </w:pPr>
+            <w:r>
+              <w:t xml:space="preserve">0.86%</w:t>
+            </w:r>
+          </w:p>
+        </w:tc>
+        <w:tc>
+          <w:tcPr/>
+          <w:p>
+            <w:pPr>
+              <w:pStyle w:val="Compact"/>
+              <w:jc w:val="left"/>
+            </w:pPr>
+            <w:r>
+              <w:t xml:space="preserve">14.3%</w:t>
+            </w:r>
+          </w:p>
+        </w:tc>
+        <w:tc>
+          <w:tcPr/>
+          <w:p>
+            <w:pPr>
+              <w:pStyle w:val="Compact"/>
+              <w:jc w:val="left"/>
+            </w:pPr>
+            <w:r>
+              <w:t xml:space="preserve">0.158</w:t>
+            </w:r>
+          </w:p>
+        </w:tc>
+        <w:tc>
+          <w:tcPr/>
+          <w:p>
+            <w:pPr>
+              <w:pStyle w:val="Compact"/>
+              <w:jc w:val="left"/>
+            </w:pPr>
+            <w:r>
+              <w:t xml:space="preserve">0.328</w:t>
+            </w:r>
+          </w:p>
+        </w:tc>
+        <w:tc>
+          <w:tcPr/>
+          <w:p>
+            <w:pPr>
+              <w:pStyle w:val="Compact"/>
+              <w:jc w:val="left"/>
+            </w:pPr>
+            <w:r>
+              <w:t xml:space="preserve">1.06</w:t>
+            </w:r>
+          </w:p>
+        </w:tc>
+        <w:tc>
+          <w:tcPr/>
+          <w:p>
+            <w:pPr>
+              <w:pStyle w:val="Compact"/>
+              <w:jc w:val="left"/>
+            </w:pPr>
+            <w:r>
+              <w:t xml:space="preserve">23/25</w:t>
+            </w:r>
+          </w:p>
+        </w:tc>
+      </w:tr>
+      <w:tr>
+        <w:tc>
+          <w:tcPr/>
+          <w:p>
+            <w:pPr>
+              <w:pStyle w:val="Compact"/>
+              <w:jc w:val="left"/>
+            </w:pPr>
+            <w:r>
+              <w:t xml:space="preserve">CERT</w:t>
+            </w:r>
+          </w:p>
+        </w:tc>
+        <w:tc>
+          <w:tcPr/>
+          <w:p>
+            <w:pPr>
+              <w:pStyle w:val="Compact"/>
+              <w:jc w:val="left"/>
+            </w:pPr>
+            <w:r>
+              <w:t xml:space="preserve">Expansion</w:t>
+            </w:r>
+          </w:p>
+        </w:tc>
+        <w:tc>
+          <w:tcPr/>
+          <w:p>
+            <w:pPr>
+              <w:pStyle w:val="Compact"/>
+              <w:jc w:val="left"/>
+            </w:pPr>
+            <w:r>
+              <w:t xml:space="preserve">25</w:t>
+            </w:r>
+          </w:p>
+        </w:tc>
+        <w:tc>
+          <w:tcPr/>
+          <w:p>
+            <w:pPr>
+              <w:pStyle w:val="Compact"/>
+              <w:jc w:val="left"/>
+            </w:pPr>
+            <w:r>
+              <w:t xml:space="preserve">6.52%</w:t>
+            </w:r>
+          </w:p>
+        </w:tc>
+        <w:tc>
+          <w:tcPr/>
+          <w:p>
+            <w:pPr>
+              <w:pStyle w:val="Compact"/>
+              <w:jc w:val="left"/>
+            </w:pPr>
+            <w:r>
+              <w:t xml:space="preserve">6.57%</w:t>
+            </w:r>
+          </w:p>
+        </w:tc>
+        <w:tc>
+          <w:tcPr/>
+          <w:p>
+            <w:pPr>
+              <w:pStyle w:val="Compact"/>
+              <w:jc w:val="left"/>
+            </w:pPr>
+            <w:r>
+              <w:t xml:space="preserve">1.9%</w:t>
+            </w:r>
+          </w:p>
+        </w:tc>
+        <w:tc>
+          <w:tcPr/>
+          <w:p>
+            <w:pPr>
+              <w:pStyle w:val="Compact"/>
+              <w:jc w:val="left"/>
+            </w:pPr>
+            <w:r>
+              <w:t xml:space="preserve">0.155</w:t>
+            </w:r>
+          </w:p>
+        </w:tc>
+        <w:tc>
+          <w:tcPr/>
+          <w:p>
+            <w:pPr>
+              <w:pStyle w:val="Compact"/>
+              <w:jc w:val="left"/>
+            </w:pPr>
+            <w:r>
+              <w:t xml:space="preserve">0.294</w:t>
+            </w:r>
+          </w:p>
+        </w:tc>
+        <w:tc>
+          <w:tcPr/>
+          <w:p>
+            <w:pPr>
+              <w:pStyle w:val="Compact"/>
+              <w:jc w:val="left"/>
+            </w:pPr>
+            <w:r>
+              <w:t xml:space="preserve">0.97</w:t>
+            </w:r>
+          </w:p>
+        </w:tc>
+        <w:tc>
+          <w:tcPr/>
+          <w:p>
+            <w:pPr>
+              <w:pStyle w:val="Compact"/>
+              <w:jc w:val="left"/>
+            </w:pPr>
+            <w:r>
+              <w:t xml:space="preserve">23/25</w:t>
+            </w:r>
+          </w:p>
+        </w:tc>
+      </w:tr>
+      <w:tr>
+        <w:tc>
+          <w:tcPr/>
+          <w:p>
+            <w:pPr>
+              <w:pStyle w:val="Compact"/>
+            </w:pPr>
+          </w:p>
+        </w:tc>
+        <w:tc>
+          <w:tcPr/>
+          <w:p>
+            <w:pPr>
+              <w:pStyle w:val="Compact"/>
+              <w:jc w:val="left"/>
+            </w:pPr>
+            <w:r>
+              <w:t xml:space="preserve">Ratio</w:t>
+            </w:r>
+          </w:p>
+        </w:tc>
+        <w:tc>
+          <w:tcPr/>
+          <w:p>
+            <w:pPr>
+              <w:pStyle w:val="Compact"/>
+              <w:jc w:val="left"/>
+            </w:pPr>
+            <w:r>
+              <w:t xml:space="preserve">25</w:t>
+            </w:r>
+          </w:p>
+        </w:tc>
+        <w:tc>
+          <w:tcPr/>
+          <w:p>
+            <w:pPr>
+              <w:pStyle w:val="Compact"/>
+              <w:jc w:val="left"/>
+            </w:pPr>
+            <w:r>
+              <w:t xml:space="preserve">6.52%</w:t>
+            </w:r>
+          </w:p>
+        </w:tc>
+        <w:tc>
+          <w:tcPr/>
+          <w:p>
+            <w:pPr>
+              <w:pStyle w:val="Compact"/>
+              <w:jc w:val="left"/>
+            </w:pPr>
+            <w:r>
+              <w:t xml:space="preserve">6.57%</w:t>
+            </w:r>
+          </w:p>
+        </w:tc>
+        <w:tc>
+          <w:tcPr/>
+          <w:p>
+            <w:pPr>
+              <w:pStyle w:val="Compact"/>
+              <w:jc w:val="left"/>
+            </w:pPr>
+            <w:r>
+              <w:t xml:space="preserve">1.9%</w:t>
+            </w:r>
+          </w:p>
+        </w:tc>
+        <w:tc>
+          <w:tcPr/>
+          <w:p>
+            <w:pPr>
+              <w:pStyle w:val="Compact"/>
+              <w:jc w:val="left"/>
+            </w:pPr>
+            <w:r>
+              <w:t xml:space="preserve">0.160</w:t>
+            </w:r>
+          </w:p>
+        </w:tc>
+        <w:tc>
+          <w:tcPr/>
+          <w:p>
+            <w:pPr>
+              <w:pStyle w:val="Compact"/>
+              <w:jc w:val="left"/>
+            </w:pPr>
+            <w:r>
+              <w:t xml:space="preserve">0.300</w:t>
+            </w:r>
+          </w:p>
+        </w:tc>
+        <w:tc>
+          <w:tcPr/>
+          <w:p>
+            <w:pPr>
+              <w:pStyle w:val="Compact"/>
+              <w:jc w:val="left"/>
+            </w:pPr>
+            <w:r>
+              <w:t xml:space="preserve">0.96</w:t>
+            </w:r>
+          </w:p>
+        </w:tc>
+        <w:tc>
+          <w:tcPr/>
+          <w:p>
+            <w:pPr>
+              <w:pStyle w:val="Compact"/>
+              <w:jc w:val="left"/>
+            </w:pPr>
+            <w:r>
+              <w:t xml:space="preserve">23/25</w:t>
+            </w:r>
+          </w:p>
+        </w:tc>
+      </w:tr>
+      <w:tr>
+        <w:tc>
+          <w:tcPr/>
+          <w:p>
+            <w:pPr>
+              <w:pStyle w:val="Compact"/>
+            </w:pPr>
+          </w:p>
+        </w:tc>
+        <w:tc>
+          <w:tcPr/>
+          <w:p>
+            <w:pPr>
+              <w:pStyle w:val="Compact"/>
+              <w:jc w:val="left"/>
+            </w:pPr>
+            <w:r>
+              <w:t xml:space="preserve">Regression</w:t>
+            </w:r>
+          </w:p>
+        </w:tc>
+        <w:tc>
+          <w:tcPr/>
+          <w:p>
+            <w:pPr>
+              <w:pStyle w:val="Compact"/>
+              <w:jc w:val="left"/>
+            </w:pPr>
+            <w:r>
+              <w:t xml:space="preserve">25</w:t>
+            </w:r>
+          </w:p>
+        </w:tc>
+        <w:tc>
+          <w:tcPr/>
+          <w:p>
+            <w:pPr>
+              <w:pStyle w:val="Compact"/>
+              <w:jc w:val="left"/>
+            </w:pPr>
+            <w:r>
+              <w:t xml:space="preserve">6.52%</w:t>
+            </w:r>
+          </w:p>
+        </w:tc>
+        <w:tc>
+          <w:tcPr/>
+          <w:p>
+            <w:pPr>
+              <w:pStyle w:val="Compact"/>
+              <w:jc w:val="left"/>
+            </w:pPr>
+            <w:r>
+              <w:t xml:space="preserve">6.57%</w:t>
+            </w:r>
+          </w:p>
+        </w:tc>
+        <w:tc>
+          <w:tcPr/>
+          <w:p>
+            <w:pPr>
+              <w:pStyle w:val="Compact"/>
+              <w:jc w:val="left"/>
+            </w:pPr>
+            <w:r>
+              <w:t xml:space="preserve">1.9%</w:t>
+            </w:r>
+          </w:p>
+        </w:tc>
+        <w:tc>
+          <w:tcPr/>
+          <w:p>
+            <w:pPr>
+              <w:pStyle w:val="Compact"/>
+              <w:jc w:val="left"/>
+            </w:pPr>
+            <w:r>
+              <w:t xml:space="preserve">0.160</w:t>
+            </w:r>
+          </w:p>
+        </w:tc>
+        <w:tc>
+          <w:tcPr/>
+          <w:p>
+            <w:pPr>
+              <w:pStyle w:val="Compact"/>
+              <w:jc w:val="left"/>
+            </w:pPr>
+            <w:r>
+              <w:t xml:space="preserve">0.293</w:t>
+            </w:r>
+          </w:p>
+        </w:tc>
+        <w:tc>
+          <w:tcPr/>
+          <w:p>
+            <w:pPr>
+              <w:pStyle w:val="Compact"/>
+              <w:jc w:val="left"/>
+            </w:pPr>
+            <w:r>
+              <w:t xml:space="preserve">0.94</w:t>
+            </w:r>
+          </w:p>
+        </w:tc>
+        <w:tc>
+          <w:tcPr/>
+          <w:p>
+            <w:pPr>
+              <w:pStyle w:val="Compact"/>
+              <w:jc w:val="left"/>
+            </w:pPr>
+            <w:r>
+              <w:t xml:space="preserve">23/25</w:t>
+            </w:r>
+          </w:p>
+        </w:tc>
+      </w:tr>
+      <w:tr>
+        <w:tc>
+          <w:tcPr/>
+          <w:p>
+            <w:pPr>
+              <w:pStyle w:val="Compact"/>
+            </w:pPr>
+          </w:p>
+        </w:tc>
+        <w:tc>
+          <w:tcPr/>
+          <w:p>
+            <w:pPr>
+              <w:pStyle w:val="Compact"/>
+              <w:jc w:val="left"/>
+            </w:pPr>
+            <w:r>
+              <w:t xml:space="preserve">Simulation (parametric rates)</w:t>
+            </w:r>
+          </w:p>
+        </w:tc>
+        <w:tc>
+          <w:tcPr/>
+          <w:p>
+            <w:pPr>
+              <w:pStyle w:val="Compact"/>
+              <w:jc w:val="left"/>
+            </w:pPr>
+            <w:r>
+              <w:t xml:space="preserve">25</w:t>
+            </w:r>
+          </w:p>
+        </w:tc>
+        <w:tc>
+          <w:tcPr/>
+          <w:p>
+            <w:pPr>
+              <w:pStyle w:val="Compact"/>
+              <w:jc w:val="left"/>
+            </w:pPr>
+            <w:r>
+              <w:t xml:space="preserve">6.52%</w:t>
+            </w:r>
+          </w:p>
+        </w:tc>
+        <w:tc>
+          <w:tcPr/>
+          <w:p>
+            <w:pPr>
+              <w:pStyle w:val="Compact"/>
+              <w:jc w:val="left"/>
+            </w:pPr>
+            <w:r>
+              <w:t xml:space="preserve">6.63%</w:t>
+            </w:r>
+          </w:p>
+        </w:tc>
+        <w:tc>
+          <w:tcPr/>
+          <w:p>
+            <w:pPr>
+              <w:pStyle w:val="Compact"/>
+              <w:jc w:val="left"/>
+            </w:pPr>
+            <w:r>
+              <w:t xml:space="preserve">2.4%</w:t>
+            </w:r>
+          </w:p>
+        </w:tc>
+        <w:tc>
+          <w:tcPr/>
+          <w:p>
+            <w:pPr>
+              <w:pStyle w:val="Compact"/>
+              <w:jc w:val="left"/>
+            </w:pPr>
+            <w:r>
+              <w:t xml:space="preserve">0.173</w:t>
+            </w:r>
+          </w:p>
+        </w:tc>
+        <w:tc>
+          <w:tcPr/>
+          <w:p>
+            <w:pPr>
+              <w:pStyle w:val="Compact"/>
+              <w:jc w:val="left"/>
+            </w:pPr>
+            <w:r>
+              <w:t xml:space="preserve">0.290</w:t>
+            </w:r>
+          </w:p>
+        </w:tc>
+        <w:tc>
+          <w:tcPr/>
+          <w:p>
+            <w:pPr>
+              <w:pStyle w:val="Compact"/>
+              <w:jc w:val="left"/>
+            </w:pPr>
+            <w:r>
+              <w:t xml:space="preserve">0.86</w:t>
+            </w:r>
+          </w:p>
+        </w:tc>
+        <w:tc>
+          <w:tcPr/>
+          <w:p>
+            <w:pPr>
+              <w:pStyle w:val="Compact"/>
+              <w:jc w:val="left"/>
+            </w:pPr>
+            <w:r>
+              <w:t xml:space="preserve">20/25</w:t>
+            </w:r>
+          </w:p>
+        </w:tc>
+      </w:tr>
+    </w:tbl>
+    <w:p>
+      <w:pPr>
+        <w:pStyle w:val="BodyText"/>
+      </w:pPr>
+      <w:r>
+        <w:rPr>
+          <w:iCs/>
+          <w:i/>
+        </w:rPr>
+        <w:t xml:space="preserve">Donor-kind post-stratification of the bootstrap simulation (</w:t>
+      </w:r>
+      <w:r>
+        <w:rPr>
+          <w:rStyle w:val="VerbatimChar"/>
+          <w:iCs/>
+          <w:i/>
+        </w:rPr>
+        <w:t xml:space="preserve">sim_kind_deciles = 10</w:t>
+      </w:r>
+      <w:r>
+        <w:rPr>
+          <w:iCs/>
+          <w:i/>
+        </w:rPr>
+        <w:t xml:space="preserve">): each non-audited unit receives findings only from audited units of its own design stratum AND its own payment decile within that stratum (10 equal-count quantiles of the payment variable, computed on the population; Part D: submitted gross drug cost per PDE, PERM: the payment, EIPM: annual APTC, CERT: amount paid), so that error incidence can vary with payment size within a stratum. The audit design, strata, allocation and the analytic estimators are unchanged (their rows equal those of the corresponding table above up to Monte Carlo seeding); Part C is omitted because its HCC donor kinds already carry this structure. A kind with no audited unit borrows its parent stratum’s pooled counts, partial sizes and parametric redraw; a kind with audited units but no failure assigns none, as before. Bootstrap simulation run at 500 iterations per audit year.</w:t>
+      </w:r>
+    </w:p>
+    <w:bookmarkEnd w:id="74"/>
     <w:sectPr/>
   </w:body>
 </w:document>

--- a/manuscripts/manuscript.docx
+++ b/manuscripts/manuscript.docx
@@ -237,7 +237,7 @@
         <w:t xml:space="preserve"> </w:t>
       </w:r>
       <w:r>
-        <w:t xml:space="preserve">about 8,300 (main text, excluding tables and references); abstract about 330; 5 tables, 2 figures; Appendices A–D.</w:t>
+        <w:t xml:space="preserve">about 8,300 (main text, excluding tables and references); abstract about 370; 5 tables, 2 figures; Appendices A–D.</w:t>
       </w:r>
     </w:p>
     <w:bookmarkStart w:id="20" w:name="abstract"/>
@@ -336,7 +336,7 @@
         <w:t xml:space="preserve"> </w:t>
       </w:r>
       <w:r>
-        <w:t xml:space="preserve">Plug-in simulation intervals are invalid. Parametric-bootstrap simulation restores coverage and is more precise where payment rules are nonlinear, on the assumption that error incidence is independent of payment size within each donor kind. This study recommends it for PIIA improper payment rates with that assumption stated and tested every cycle against the design-based ratio estimate, payment-decile donor kinds where the test fails, and audit-size reductions deferred until the test has passed and coverage has been confirmed at the smaller size.</w:t>
+        <w:t xml:space="preserve">Plug-in simulation intervals are invalid. Parametric-bootstrap simulation restores coverage and is more precise where payment rules are nonlinear, on the assumption that error incidence is independent of payment size within each donor kind. This study recommends it for PIIA improper payment rates with that assumption stated and tested every cycle (against the design-based ratio estimate where the audit and payment units coincide, and from the within-stratum error pattern where they do not), payment-decile donor kinds where the test fails, and audit-size reductions deferred until the test has passed and coverage has been confirmed at the smaller size.</w:t>
       </w:r>
     </w:p>
     <w:p>
@@ -8490,7 +8490,7 @@
         <w:t xml:space="preserve"> </w:t>
       </w:r>
       <w:r>
-        <w:t xml:space="preserve">The audit contains what is needed. Within each stratum, the audited error rate and the audited taint should be tabulated across payment quantiles (deciles of the population payment distribution within the stratum), with a trend test or a logistic regression of error on log payment with stratum fixed effects, pooled across strata and across cycles where the per-stratum counts are small. The simplest single diagnostic is the comparison the design already permits: the simulation estimate and the design-based ratio estimate from the same audit, stratum by stratum. Audited errors that sit on larger-than-typical units make the ratio estimate exceed the simulation’s; the drift is the test, and it costs no additional review. Both estimates should be reported together, with the ratio interval as the design-based benchmark, until a program has several cycles of evidence that the assumption holds.</w:t>
+        <w:t xml:space="preserve">The audit contains what is needed, and the check takes one of two forms depending on the sampling frame. Where the audit unit is also the unit whose payment the estimand is built from (an enrollee in Part C, a payment in PERM, an application in EIPM, a claim in CERT), the design-based ratio estimate can be computed from the same audit and reported next to the simulation, stratum by stratum; audited errors that sit on larger-than-typical units make the ratio estimate exceed the simulation’s, so the drift between the two is the test, and it costs no additional review. Where the frames differ, as in Part D, whose simulation audits PDEs while Medicare’s payment is a nonlinear function of a beneficiary’s whole year, no design-based estimate from the same audit is a usable benchmark (the PDE-level ratio estimator built here was unbiased but heavy-tailed and undercovered), and the check must come from within the audit: tabulate the audited error rate and the audited taint across payment quantiles within each stratum (deciles of the population payment distribution), with a trend test or a logistic regression of error on log payment with stratum fixed effects, pooled across strata and cycles where the per-stratum counts are small; and run the simulation with and without payment-decile donor kinds, since the two agree when the assumption holds and the difference between them measures its impact when it does not. The first form applies in every program; the second is the only one available where the frames differ.</w:t>
       </w:r>
     </w:p>
     <w:p>
@@ -8508,7 +8508,7 @@
         <w:t xml:space="preserve"> </w:t>
       </w:r>
       <w:r>
-        <w:t xml:space="preserve">For a program whose payments within strata are moderately dispersed, as in the PERM population here, borrowing findings within stratum × payment decile removes the bias and keeps most of the precision gain, and the simulation can proceed on that basis. For a program whose payments are heavy-tailed within strata, as in CERT and Part D here, the deciles are a partial remedy that gives back most of the precision gain; such a program should report the ratio and simulation estimates together, treat the difference between them as the measure of the assumption’s impact, and not reduce its audit on the strength of the simulation until a unit-level error model has been validated.</w:t>
+        <w:t xml:space="preserve">For a program whose payments within strata are moderately dispersed, as in the PERM population here, borrowing findings within stratum × payment decile removes the bias and keeps most of the precision gain, and the simulation can proceed on that basis. For a program whose payments are heavy-tailed within strata, as in CERT and Part D here, the deciles are a partial remedy that gives back most of the precision gain; such a program should report the decile-kind simulation as its estimate, report the stratum-kind simulation (and, where the frame allows, the ratio estimate) beside it as the measure of the assumption’s impact, and not reduce its audit on the strength of the simulation until a unit-level error model has been validated.</w:t>
       </w:r>
     </w:p>
     <w:p>
@@ -8651,7 +8651,7 @@
         <w:pStyle w:val="BodyText"/>
       </w:pPr>
       <w:r>
-        <w:t xml:space="preserve">Fourth, the Part D comparison mixes designs and estimators. The ratio and regression comparators use a different audit that reviews about 41,000 PDEs, the plug-in expansion is biased by construction, and the design-based PDE estimators on the same audit, while unbiased, inherit heavy-tailed audited error dollars that make their normal intervals undercover. No analytic method on the 5,000-PDE audit is a clean benchmark, and the Part D width figures should be read with that in mind.</w:t>
+        <w:t xml:space="preserve">Fourth, the Part D comparison mixes designs and estimators. The ratio and regression comparators use a different audit that reviews about 41,000 PDEs, the plug-in expansion is biased by construction, and the design-based PDE estimators on the same audit, while unbiased, inherit heavy-tailed audited error dollars that make their normal intervals undercover. No analytic method on the 5,000-PDE audit is a clean benchmark, and the Part D width figures should be read with that in mind. The same fact limits Recommendation 2 in Part D: because the audit unit (the PDE) differs from the unit whose payment is estimated (the beneficiary-year), the side-by-side ratio check is not available there, and the within-stratum check must stand alone.</w:t>
       </w:r>
     </w:p>
     <w:p>
@@ -8685,7 +8685,7 @@
         <w:pStyle w:val="FirstParagraph"/>
       </w:pPr>
       <w:r>
-        <w:t xml:space="preserve">On the question of comparative accuracy, the answer has three parts. Audit-finding simulation with fixed rates produces point estimates as accurate as the analytic estimators but intervals far too narrow to be valid, because the audit is never resampled and the sampling error of the rates is omitted; redrawing the rates from their binomial sampling distribution restores nominal coverage for the gross rate, and in Part D, PERM, and CERT the simulation is then materially more precise than the analytic estimators from the same audit. That precision rests on one assumption that the design-based estimators do not need, that error incidence is independent of payment size within each donor kind; when it fails, the simulation is biased in the direction opposite to the association and its interval does not reveal it. The assumption can be checked from the audit each cycle, and where it fails, borrowing findings within payment deciles removes the bias where payments are moderately dispersed and reduces it where they are heavy-tailed. This study therefore recommends parametric-bootstrap audit-finding simulation for PIIA improper payment rates, with the independence assumption stated in the methodology plan and tested every cycle against the design-based ratio estimate, with payment-decile donor kinds where the test fails, and with any reduction in audit size deferred until the test has passed and coverage has been confirmed at the smaller size.</w:t>
+        <w:t xml:space="preserve">On the question of comparative accuracy, the answer has three parts. Audit-finding simulation with fixed rates produces point estimates as accurate as the analytic estimators but intervals far too narrow to be valid, because the audit is never resampled and the sampling error of the rates is omitted; redrawing the rates from their binomial sampling distribution restores nominal coverage for the gross rate, and in Part D, PERM, and CERT the simulation is then materially more precise than the analytic estimators from the same audit. That precision rests on one assumption that the design-based estimators do not need, that error incidence is independent of payment size within each donor kind; when it fails, the simulation is biased in the direction opposite to the association and its interval does not reveal it. The assumption can be checked from the audit each cycle, against the design-based ratio estimate where the audit unit and the payment unit coincide and from the within-stratum error pattern where they do not, as in Part D; where it fails, borrowing findings within payment deciles removes the bias where payments are moderately dispersed and reduces it where they are heavy-tailed. This study therefore recommends parametric-bootstrap audit-finding simulation for PIIA improper payment rates, with the independence assumption stated in the methodology plan and tested every cycle, with payment-decile donor kinds where the test fails, and with any reduction in audit size deferred until the test has passed and coverage has been confirmed at the smaller size.</w:t>
       </w:r>
     </w:p>
     <w:bookmarkEnd w:id="54"/>
